--- a/docs/manuals/Media-Bridge-Integrated-Manual.docx
+++ b/docs/manuals/Media-Bridge-Integrated-Manual.docx
@@ -6910,6 +6910,33 @@
         <w:t>process rate-limit/event sink는 아직 검증하지 않았다.</w:t>
       </w:r>
     </w:p>
+    <w:p>
+      <w:pPr>
+        <w:pStyle w:val="Heading1"/>
+      </w:pPr>
+      <w:r>
+        <w:t>npm 설치 프로그램의 bind 주소 설정</w:t>
+      </w:r>
+    </w:p>
+    <w:p>
+      <w:r>
+        <w:t>Media Bridge npm 패키지는 기본적으로 127.0.0.1에만 bind됩니다. 같은 PC의 Docker 컨테이너가 호출해야 하면 설치한 PC에서 Docker bridge gateway를 확인한 뒤 해당 사설 IPv4를 저장합니다.</w:t>
+      </w:r>
+    </w:p>
+    <w:p>
+      <w:r>
+        <w:t>docker network inspect bridge --format '{{range .IPAM.Config}}{{.Gateway}}{{end}}'</w:t>
+        <w:br/>
+        <w:t>mb init --host 172.17.0.1 --port 8642</w:t>
+        <w:br/>
+        <w:t>mb service restart</w:t>
+      </w:r>
+    </w:p>
+    <w:p>
+      <w:r>
+        <w:t>172.17.0.1은 예시입니다. 첫 명령의 실제 결과를 --host에 사용하며, 127.0.0.1과 10.0.0.0/8, 172.16.0.0/12, 192.168.0.0/16 사설 IPv4만 허용됩니다. MB_HOST와 MB_PORT 환경변수로 비대화식 설정도 가능합니다. 설정은 사용자 홈에 저장되므로 다른 PC에 재설치해도 이 주소가 전역으로 적용되지 않습니다.</w:t>
+      </w:r>
+    </w:p>
     <w:sectPr>
       <w:footerReference w:type="default" r:id="rId9"/>
       <w:pgSz w:w="12240" w:h="15840"/>

--- a/docs/manuals/Media-Bridge-Integrated-Manual.docx
+++ b/docs/manuals/Media-Bridge-Integrated-Manual.docx
@@ -6937,6 +6937,24 @@
         <w:t>172.17.0.1은 예시입니다. 첫 명령의 실제 결과를 --host에 사용하며, 127.0.0.1과 10.0.0.0/8, 172.16.0.0/12, 192.168.0.0/16 사설 IPv4만 허용됩니다. MB_HOST와 MB_PORT 환경변수로 비대화식 설정도 가능합니다. 설정은 사용자 홈에 저장되므로 다른 PC에 재설치해도 이 주소가 전역으로 적용되지 않습니다.</w:t>
       </w:r>
     </w:p>
+    <w:p>
+      <w:pPr>
+        <w:pStyle w:val="Heading1"/>
+      </w:pPr>
+      <w:r>
+        <w:t>설치 순서와 소비자 주소 결정</w:t>
+      </w:r>
+    </w:p>
+    <w:p>
+      <w:r>
+        <w:t>Media Bridge는 먼저 설치할 수 있지만 npm install만으로 네트워크 주소를 추측하거나 변경하지 않습니다. 설치 자동화는 npm 설치 후 실행 환경을 알고 있는 단계에서 mb init --host로 bind 주소를 전달하고, 이어서 Eoul Gateway가 같은 주소의 endpoint를 사용하도록 구성합니다.</w:t>
+      </w:r>
+    </w:p>
+    <w:p>
+      <w:r>
+        <w:t>호스트에서 직접 실행되는 Gateway는 127.0.0.1을 사용합니다. Docker Gateway는 Media Bridge가 실제로 Docker host gateway에서 수신하도록 설정된 경우에만 그 gateway 주소를 사용합니다. 이미 127.0.0.1에 bind된 Media Bridge에 endpoint만 172.17.0.1로 바꾸면 연결되지 않습니다.</w:t>
+      </w:r>
+    </w:p>
     <w:sectPr>
       <w:footerReference w:type="default" r:id="rId9"/>
       <w:pgSz w:w="12240" w:h="15840"/>

--- a/docs/manuals/Media-Bridge-Integrated-Manual.docx
+++ b/docs/manuals/Media-Bridge-Integrated-Manual.docx
@@ -6955,6 +6955,37 @@
         <w:t>호스트에서 직접 실행되는 Gateway는 127.0.0.1을 사용합니다. Docker Gateway는 Media Bridge가 실제로 Docker host gateway에서 수신하도록 설정된 경우에만 그 gateway 주소를 사용합니다. 이미 127.0.0.1에 bind된 Media Bridge에 endpoint만 172.17.0.1로 바꾸면 연결되지 않습니다.</w:t>
       </w:r>
     </w:p>
+    <w:p>
+      <w:pPr>
+        <w:pStyle w:val="Heading1"/>
+      </w:pPr>
+      <w:r>
+        <w:t>권한 없는 Linux 계정의 npm 설치</w:t>
+      </w:r>
+    </w:p>
+    <w:p>
+      <w:r>
+        <w:t>시스템 전역 npm 경로에 쓸 권한이 없는 계정은 사용자 prefix를 지정하고 ~/.local/bin을 PATH에 등록합니다. sudo npm install -g로 우회하지 않습니다.</w:t>
+      </w:r>
+    </w:p>
+    <w:p>
+      <w:r>
+        <w:t>npm config set prefix "$HOME/.local"</w:t>
+        <w:br/>
+        <w:t>npm install -g @cyhuh/media-bridge</w:t>
+        <w:br/>
+        <w:t>echo 'export PATH="$HOME/.local/bin:$PATH"' &gt;&gt; "$HOME/.bashrc"</w:t>
+        <w:br/>
+        <w:t>export PATH="$HOME/.local/bin:$PATH"</w:t>
+        <w:br/>
+        <w:t>command -v mb</w:t>
+      </w:r>
+    </w:p>
+    <w:p>
+      <w:r>
+        <w:t>command -v mb가 경로를 출력하면 설치가 완료된 것입니다.</w:t>
+      </w:r>
+    </w:p>
     <w:sectPr>
       <w:footerReference w:type="default" r:id="rId9"/>
       <w:pgSz w:w="12240" w:h="15840"/>

--- a/docs/manuals/Media-Bridge-Integrated-Manual.docx
+++ b/docs/manuals/Media-Bridge-Integrated-Manual.docx
@@ -8,7 +8,7 @@
         <w:jc w:val="center"/>
       </w:pPr>
       <w:r>
-        <w:t>Media Bridge 통합 운영 메뉴얼</w:t>
+        <w:t>Media Bridge 배포 및 사용 매뉴얼</w:t>
       </w:r>
     </w:p>
     <w:p>
@@ -17,26 +17,19 @@
       </w:pPr>
       <w:r>
         <w:rPr>
-          <w:color w:val="505050"/>
-          <w:sz w:val="28"/>
+          <w:i/>
         </w:rPr>
-        <w:t>설치 · 설정 · 소비자 연동 · 운영 · 개발 참고</w:t>
-      </w:r>
-    </w:p>
-    <w:p>
-      <w:pPr>
-        <w:jc w:val="center"/>
-      </w:pPr>
-      <w:r>
-        <w:rPr>
-          <w:sz w:val="20"/>
-        </w:rPr>
-        <w:t>확인 기준일 2026년 9월 15일</w:t>
+        <w:t>설치형 개인 모드와 ysna-server 배포형 managed 모드의 운영 기준</w:t>
       </w:r>
     </w:p>
     <w:p>
       <w:r>
-        <w:br w:type="page"/>
+        <w:t>작성 기준: main 55e85fa / 2026-09-20</w:t>
+      </w:r>
+    </w:p>
+    <w:p>
+      <w:r>
+        <w:t>이 문서는 Media Bridge의 설치, ysna-server 배포, Provider 설정, Codex·OpenCodex 연결, Test Lab, 장애 대응을 하나의 운영 기준으로 설명합니다. 배포형 운영의 정본은 PostgreSQL의 Provider·credential·routing과 published snapshot입니다.</w:t>
       </w:r>
     </w:p>
     <w:p>
@@ -44,17 +37,408 @@
         <w:pStyle w:val="Heading1"/>
       </w:pPr>
       <w:r>
-        <w:t>문서 안내</w:t>
+        <w:t>1. 실행 모드와 운영 원칙</w:t>
       </w:r>
     </w:p>
     <w:p>
       <w:r>
-        <w:t>이 문서는 Media Bridge의 기존 사용자·운영자·개발자 메뉴얼과 소비자 프로그램 연동 절차를 하나로 묶은 통합본입니다. ysna-server에 설치된 runtime을 기준으로 하며, 확인된 사실과 아직 별도 검증이 필요한 범위를 구분합니다.</w:t>
+        <w:t>설치형 personal 모드는 사용자 PC에서 실행하고, 배포형 managed 모드는 ysna-server의 Control Plane·Data Gateway·PostgreSQL로 운영합니다.</w:t>
       </w:r>
     </w:p>
+    <w:tbl>
+      <w:tblPr>
+        <w:tblStyle w:val="TableGrid"/>
+        <w:tblW w:type="auto" w:w="0"/>
+        <w:tblLook w:firstColumn="1" w:firstRow="1" w:lastColumn="0" w:lastRow="0" w:noHBand="0" w:noVBand="1" w:val="04A0"/>
+      </w:tblPr>
+      <w:tblGrid>
+        <w:gridCol w:w="3312"/>
+        <w:gridCol w:w="3312"/>
+        <w:gridCol w:w="3312"/>
+      </w:tblGrid>
+      <w:tr>
+        <w:trPr>
+          <w:tblHeader w:val="true"/>
+        </w:trPr>
+        <w:tc>
+          <w:tcPr>
+            <w:tcW w:type="dxa" w:w="3312"/>
+            <w:shd w:fill="1F4E78"/>
+            <w:tcBorders>
+              <w:top w:val="single" w:sz="4" w:color="D9D9D9"/>
+              <w:left w:val="single" w:sz="4" w:color="D9D9D9"/>
+              <w:bottom w:val="single" w:sz="4" w:color="D9D9D9"/>
+              <w:right w:val="single" w:sz="4" w:color="D9D9D9"/>
+              <w:insideH w:val="single" w:sz="4" w:color="D9D9D9"/>
+              <w:insideV w:val="single" w:sz="4" w:color="D9D9D9"/>
+            </w:tcBorders>
+          </w:tcPr>
+          <w:p>
+            <w:r>
+              <w:rPr>
+                <w:b/>
+                <w:color w:val="FFFFFF"/>
+              </w:rPr>
+              <w:t>구분</w:t>
+            </w:r>
+          </w:p>
+        </w:tc>
+        <w:tc>
+          <w:tcPr>
+            <w:tcW w:type="dxa" w:w="3312"/>
+            <w:shd w:fill="1F4E78"/>
+            <w:tcBorders>
+              <w:top w:val="single" w:sz="4" w:color="D9D9D9"/>
+              <w:left w:val="single" w:sz="4" w:color="D9D9D9"/>
+              <w:bottom w:val="single" w:sz="4" w:color="D9D9D9"/>
+              <w:right w:val="single" w:sz="4" w:color="D9D9D9"/>
+              <w:insideH w:val="single" w:sz="4" w:color="D9D9D9"/>
+              <w:insideV w:val="single" w:sz="4" w:color="D9D9D9"/>
+            </w:tcBorders>
+          </w:tcPr>
+          <w:p>
+            <w:r>
+              <w:rPr>
+                <w:b/>
+                <w:color w:val="FFFFFF"/>
+              </w:rPr>
+              <w:t>설치형 personal</w:t>
+            </w:r>
+          </w:p>
+        </w:tc>
+        <w:tc>
+          <w:tcPr>
+            <w:tcW w:type="dxa" w:w="3312"/>
+            <w:shd w:fill="1F4E78"/>
+            <w:tcBorders>
+              <w:top w:val="single" w:sz="4" w:color="D9D9D9"/>
+              <w:left w:val="single" w:sz="4" w:color="D9D9D9"/>
+              <w:bottom w:val="single" w:sz="4" w:color="D9D9D9"/>
+              <w:right w:val="single" w:sz="4" w:color="D9D9D9"/>
+              <w:insideH w:val="single" w:sz="4" w:color="D9D9D9"/>
+              <w:insideV w:val="single" w:sz="4" w:color="D9D9D9"/>
+            </w:tcBorders>
+          </w:tcPr>
+          <w:p>
+            <w:r>
+              <w:rPr>
+                <w:b/>
+                <w:color w:val="FFFFFF"/>
+              </w:rPr>
+              <w:t>배포형 managed</w:t>
+            </w:r>
+          </w:p>
+        </w:tc>
+      </w:tr>
+      <w:tr>
+        <w:tc>
+          <w:tcPr>
+            <w:tcW w:type="dxa" w:w="3312"/>
+            <w:vAlign w:val="center"/>
+            <w:shd w:fill="F3F6F9"/>
+            <w:tcBorders>
+              <w:top w:val="single" w:sz="4" w:color="D9D9D9"/>
+              <w:left w:val="single" w:sz="4" w:color="D9D9D9"/>
+              <w:bottom w:val="single" w:sz="4" w:color="D9D9D9"/>
+              <w:right w:val="single" w:sz="4" w:color="D9D9D9"/>
+              <w:insideH w:val="single" w:sz="4" w:color="D9D9D9"/>
+              <w:insideV w:val="single" w:sz="4" w:color="D9D9D9"/>
+            </w:tcBorders>
+          </w:tcPr>
+          <w:p>
+            <w:r>
+              <w:t>실행 위치</w:t>
+            </w:r>
+          </w:p>
+        </w:tc>
+        <w:tc>
+          <w:tcPr>
+            <w:tcW w:type="dxa" w:w="3312"/>
+            <w:vAlign w:val="center"/>
+            <w:shd w:fill="F3F6F9"/>
+            <w:tcBorders>
+              <w:top w:val="single" w:sz="4" w:color="D9D9D9"/>
+              <w:left w:val="single" w:sz="4" w:color="D9D9D9"/>
+              <w:bottom w:val="single" w:sz="4" w:color="D9D9D9"/>
+              <w:right w:val="single" w:sz="4" w:color="D9D9D9"/>
+              <w:insideH w:val="single" w:sz="4" w:color="D9D9D9"/>
+              <w:insideV w:val="single" w:sz="4" w:color="D9D9D9"/>
+            </w:tcBorders>
+          </w:tcPr>
+          <w:p>
+            <w:r>
+              <w:t>사용자 PC</w:t>
+            </w:r>
+          </w:p>
+        </w:tc>
+        <w:tc>
+          <w:tcPr>
+            <w:tcW w:type="dxa" w:w="3312"/>
+            <w:vAlign w:val="center"/>
+            <w:shd w:fill="F3F6F9"/>
+            <w:tcBorders>
+              <w:top w:val="single" w:sz="4" w:color="D9D9D9"/>
+              <w:left w:val="single" w:sz="4" w:color="D9D9D9"/>
+              <w:bottom w:val="single" w:sz="4" w:color="D9D9D9"/>
+              <w:right w:val="single" w:sz="4" w:color="D9D9D9"/>
+              <w:insideH w:val="single" w:sz="4" w:color="D9D9D9"/>
+              <w:insideV w:val="single" w:sz="4" w:color="D9D9D9"/>
+            </w:tcBorders>
+          </w:tcPr>
+          <w:p>
+            <w:r>
+              <w:t>ysna-server 또는 승인 서버</w:t>
+            </w:r>
+          </w:p>
+        </w:tc>
+      </w:tr>
+      <w:tr>
+        <w:tc>
+          <w:tcPr>
+            <w:tcW w:type="dxa" w:w="3312"/>
+            <w:vAlign w:val="center"/>
+            <w:tcBorders>
+              <w:top w:val="single" w:sz="4" w:color="D9D9D9"/>
+              <w:left w:val="single" w:sz="4" w:color="D9D9D9"/>
+              <w:bottom w:val="single" w:sz="4" w:color="D9D9D9"/>
+              <w:right w:val="single" w:sz="4" w:color="D9D9D9"/>
+              <w:insideH w:val="single" w:sz="4" w:color="D9D9D9"/>
+              <w:insideV w:val="single" w:sz="4" w:color="D9D9D9"/>
+            </w:tcBorders>
+          </w:tcPr>
+          <w:p>
+            <w:r>
+              <w:t>설정 정본</w:t>
+            </w:r>
+          </w:p>
+        </w:tc>
+        <w:tc>
+          <w:tcPr>
+            <w:tcW w:type="dxa" w:w="3312"/>
+            <w:vAlign w:val="center"/>
+            <w:tcBorders>
+              <w:top w:val="single" w:sz="4" w:color="D9D9D9"/>
+              <w:left w:val="single" w:sz="4" w:color="D9D9D9"/>
+              <w:bottom w:val="single" w:sz="4" w:color="D9D9D9"/>
+              <w:right w:val="single" w:sz="4" w:color="D9D9D9"/>
+              <w:insideH w:val="single" w:sz="4" w:color="D9D9D9"/>
+              <w:insideV w:val="single" w:sz="4" w:color="D9D9D9"/>
+            </w:tcBorders>
+          </w:tcPr>
+          <w:p>
+            <w:r>
+              <w:t>$HOME/.media-bridge/config.json</w:t>
+            </w:r>
+          </w:p>
+        </w:tc>
+        <w:tc>
+          <w:tcPr>
+            <w:tcW w:type="dxa" w:w="3312"/>
+            <w:vAlign w:val="center"/>
+            <w:tcBorders>
+              <w:top w:val="single" w:sz="4" w:color="D9D9D9"/>
+              <w:left w:val="single" w:sz="4" w:color="D9D9D9"/>
+              <w:bottom w:val="single" w:sz="4" w:color="D9D9D9"/>
+              <w:right w:val="single" w:sz="4" w:color="D9D9D9"/>
+              <w:insideH w:val="single" w:sz="4" w:color="D9D9D9"/>
+              <w:insideV w:val="single" w:sz="4" w:color="D9D9D9"/>
+            </w:tcBorders>
+          </w:tcPr>
+          <w:p>
+            <w:r>
+              <w:t>PostgreSQL Provider·credential·routing·published snapshot</w:t>
+            </w:r>
+          </w:p>
+        </w:tc>
+      </w:tr>
+      <w:tr>
+        <w:tc>
+          <w:tcPr>
+            <w:tcW w:type="dxa" w:w="3312"/>
+            <w:vAlign w:val="center"/>
+            <w:shd w:fill="F3F6F9"/>
+            <w:tcBorders>
+              <w:top w:val="single" w:sz="4" w:color="D9D9D9"/>
+              <w:left w:val="single" w:sz="4" w:color="D9D9D9"/>
+              <w:bottom w:val="single" w:sz="4" w:color="D9D9D9"/>
+              <w:right w:val="single" w:sz="4" w:color="D9D9D9"/>
+              <w:insideH w:val="single" w:sz="4" w:color="D9D9D9"/>
+              <w:insideV w:val="single" w:sz="4" w:color="D9D9D9"/>
+            </w:tcBorders>
+          </w:tcPr>
+          <w:p>
+            <w:r>
+              <w:t>주소</w:t>
+            </w:r>
+          </w:p>
+        </w:tc>
+        <w:tc>
+          <w:tcPr>
+            <w:tcW w:type="dxa" w:w="3312"/>
+            <w:vAlign w:val="center"/>
+            <w:shd w:fill="F3F6F9"/>
+            <w:tcBorders>
+              <w:top w:val="single" w:sz="4" w:color="D9D9D9"/>
+              <w:left w:val="single" w:sz="4" w:color="D9D9D9"/>
+              <w:bottom w:val="single" w:sz="4" w:color="D9D9D9"/>
+              <w:right w:val="single" w:sz="4" w:color="D9D9D9"/>
+              <w:insideH w:val="single" w:sz="4" w:color="D9D9D9"/>
+              <w:insideV w:val="single" w:sz="4" w:color="D9D9D9"/>
+            </w:tcBorders>
+          </w:tcPr>
+          <w:p>
+            <w:r>
+              <w:t>127.0.0.1:8642</w:t>
+            </w:r>
+          </w:p>
+        </w:tc>
+        <w:tc>
+          <w:tcPr>
+            <w:tcW w:type="dxa" w:w="3312"/>
+            <w:vAlign w:val="center"/>
+            <w:shd w:fill="F3F6F9"/>
+            <w:tcBorders>
+              <w:top w:val="single" w:sz="4" w:color="D9D9D9"/>
+              <w:left w:val="single" w:sz="4" w:color="D9D9D9"/>
+              <w:bottom w:val="single" w:sz="4" w:color="D9D9D9"/>
+              <w:right w:val="single" w:sz="4" w:color="D9D9D9"/>
+              <w:insideH w:val="single" w:sz="4" w:color="D9D9D9"/>
+              <w:insideV w:val="single" w:sz="4" w:color="D9D9D9"/>
+            </w:tcBorders>
+          </w:tcPr>
+          <w:p>
+            <w:r>
+              <w:t>HTTPS reverse proxy /v1</w:t>
+            </w:r>
+          </w:p>
+        </w:tc>
+      </w:tr>
+      <w:tr>
+        <w:tc>
+          <w:tcPr>
+            <w:tcW w:type="dxa" w:w="3312"/>
+            <w:vAlign w:val="center"/>
+            <w:tcBorders>
+              <w:top w:val="single" w:sz="4" w:color="D9D9D9"/>
+              <w:left w:val="single" w:sz="4" w:color="D9D9D9"/>
+              <w:bottom w:val="single" w:sz="4" w:color="D9D9D9"/>
+              <w:right w:val="single" w:sz="4" w:color="D9D9D9"/>
+              <w:insideH w:val="single" w:sz="4" w:color="D9D9D9"/>
+              <w:insideV w:val="single" w:sz="4" w:color="D9D9D9"/>
+            </w:tcBorders>
+          </w:tcPr>
+          <w:p>
+            <w:r>
+              <w:t>인증</w:t>
+            </w:r>
+          </w:p>
+        </w:tc>
+        <w:tc>
+          <w:tcPr>
+            <w:tcW w:type="dxa" w:w="3312"/>
+            <w:vAlign w:val="center"/>
+            <w:tcBorders>
+              <w:top w:val="single" w:sz="4" w:color="D9D9D9"/>
+              <w:left w:val="single" w:sz="4" w:color="D9D9D9"/>
+              <w:bottom w:val="single" w:sz="4" w:color="D9D9D9"/>
+              <w:right w:val="single" w:sz="4" w:color="D9D9D9"/>
+              <w:insideH w:val="single" w:sz="4" w:color="D9D9D9"/>
+              <w:insideV w:val="single" w:sz="4" w:color="D9D9D9"/>
+            </w:tcBorders>
+          </w:tcPr>
+          <w:p>
+            <w:r>
+              <w:t>개인 loopback 기본값</w:t>
+            </w:r>
+          </w:p>
+        </w:tc>
+        <w:tc>
+          <w:tcPr>
+            <w:tcW w:type="dxa" w:w="3312"/>
+            <w:vAlign w:val="center"/>
+            <w:tcBorders>
+              <w:top w:val="single" w:sz="4" w:color="D9D9D9"/>
+              <w:left w:val="single" w:sz="4" w:color="D9D9D9"/>
+              <w:bottom w:val="single" w:sz="4" w:color="D9D9D9"/>
+              <w:right w:val="single" w:sz="4" w:color="D9D9D9"/>
+              <w:insideH w:val="single" w:sz="4" w:color="D9D9D9"/>
+              <w:insideV w:val="single" w:sz="4" w:color="D9D9D9"/>
+            </w:tcBorders>
+          </w:tcPr>
+          <w:p>
+            <w:r>
+              <w:t>client credential·tenant·scope</w:t>
+            </w:r>
+          </w:p>
+        </w:tc>
+      </w:tr>
+      <w:tr>
+        <w:tc>
+          <w:tcPr>
+            <w:tcW w:type="dxa" w:w="3312"/>
+            <w:vAlign w:val="center"/>
+            <w:shd w:fill="F3F6F9"/>
+            <w:tcBorders>
+              <w:top w:val="single" w:sz="4" w:color="D9D9D9"/>
+              <w:left w:val="single" w:sz="4" w:color="D9D9D9"/>
+              <w:bottom w:val="single" w:sz="4" w:color="D9D9D9"/>
+              <w:right w:val="single" w:sz="4" w:color="D9D9D9"/>
+              <w:insideH w:val="single" w:sz="4" w:color="D9D9D9"/>
+              <w:insideV w:val="single" w:sz="4" w:color="D9D9D9"/>
+            </w:tcBorders>
+          </w:tcPr>
+          <w:p>
+            <w:r>
+              <w:t>구성</w:t>
+            </w:r>
+          </w:p>
+        </w:tc>
+        <w:tc>
+          <w:tcPr>
+            <w:tcW w:type="dxa" w:w="3312"/>
+            <w:vAlign w:val="center"/>
+            <w:shd w:fill="F3F6F9"/>
+            <w:tcBorders>
+              <w:top w:val="single" w:sz="4" w:color="D9D9D9"/>
+              <w:left w:val="single" w:sz="4" w:color="D9D9D9"/>
+              <w:bottom w:val="single" w:sz="4" w:color="D9D9D9"/>
+              <w:right w:val="single" w:sz="4" w:color="D9D9D9"/>
+              <w:insideH w:val="single" w:sz="4" w:color="D9D9D9"/>
+              <w:insideV w:val="single" w:sz="4" w:color="D9D9D9"/>
+            </w:tcBorders>
+          </w:tcPr>
+          <w:p>
+            <w:r>
+              <w:t>npm CLI·사용자 service</w:t>
+            </w:r>
+          </w:p>
+        </w:tc>
+        <w:tc>
+          <w:tcPr>
+            <w:tcW w:type="dxa" w:w="3312"/>
+            <w:vAlign w:val="center"/>
+            <w:shd w:fill="F3F6F9"/>
+            <w:tcBorders>
+              <w:top w:val="single" w:sz="4" w:color="D9D9D9"/>
+              <w:left w:val="single" w:sz="4" w:color="D9D9D9"/>
+              <w:bottom w:val="single" w:sz="4" w:color="D9D9D9"/>
+              <w:right w:val="single" w:sz="4" w:color="D9D9D9"/>
+              <w:insideH w:val="single" w:sz="4" w:color="D9D9D9"/>
+              <w:insideV w:val="single" w:sz="4" w:color="D9D9D9"/>
+            </w:tcBorders>
+          </w:tcPr>
+          <w:p>
+            <w:r>
+              <w:t>Docker Compose Control/Data/PostgreSQL</w:t>
+            </w:r>
+          </w:p>
+        </w:tc>
+      </w:tr>
+    </w:tbl>
+    <w:p/>
     <w:p>
       <w:r>
-        <w:t>Daon2, Daon2-RAG, Eoul Gateway, Eoul Agent를 연결할 때는 호출 위치, HTTPS 또는 SSH 터널, Bearer 인증과 tenant 헤더, Provider·Model·역할 매핑 순서를 먼저 확인해야 합니다. Secret 원문은 문서와 소스에 기록하지 않습니다.</w:t>
+        <w:t>배포형에서는 개인용 loopback 주소와 personal 설정 파일을 운영 Endpoint로 사용하지 않습니다. 외부 소비자는 HTTPS reverse proxy 주소만 사용합니다.</w:t>
       </w:r>
     </w:p>
     <w:p>
@@ -62,7 +446,458 @@
         <w:pStyle w:val="Heading1"/>
       </w:pPr>
       <w:r>
-        <w:t>통합 목차</w:t>
+        <w:t>2. 실제 처리 흐름</w:t>
+      </w:r>
+    </w:p>
+    <w:p>
+      <w:pPr>
+        <w:pStyle w:val="NoSpacing"/>
+        <w:spacing w:after="160"/>
+        <w:ind w:left="360"/>
+      </w:pPr>
+      <w:r>
+        <w:rPr>
+          <w:rFonts w:ascii="Consolas" w:hAnsi="Consolas"/>
+          <w:sz w:val="18"/>
+        </w:rPr>
+        <w:t>Codex 또는 OpenCodex 호환 클라이언트</w:t>
+        <w:br/>
+        <w:t xml:space="preserve">  -&gt; Media Bridge POST /v1/responses</w:t>
+        <w:br/>
+        <w:t xml:space="preserve">  -&gt; DB Provider와 published snapshot 확인</w:t>
+        <w:br/>
+        <w:t xml:space="preserve">  -&gt; Upstage Document Parse OCR</w:t>
+        <w:br/>
+        <w:t xml:space="preserve">  -&gt; 원본 image/PDF 제거 및 sanitization</w:t>
+        <w:br/>
+        <w:t xml:space="preserve">  -&gt; Upstage Solar-4 등 Non-Vision LLM</w:t>
+        <w:br/>
+        <w:t xml:space="preserve">  -&gt; 응답 반환</w:t>
+      </w:r>
+    </w:p>
+    <w:p>
+      <w:r>
+        <w:t>Non-Vision 요청의 downstream에는 OCR·정제에 성공한 텍스트만 전달합니다. OCR, sanitization, credential, routing 또는 snapshot 검증이 실패하면 downstream 호출은 0회여야 합니다. Vision capability가 명시적으로 검증된 경우에만 원본 media passthrough를 허용합니다.</w:t>
+      </w:r>
+    </w:p>
+    <w:p>
+      <w:pPr>
+        <w:pStyle w:val="Heading1"/>
+      </w:pPr>
+      <w:r>
+        <w:t>3. DB 정본과 폐기된 개념</w:t>
+      </w:r>
+    </w:p>
+    <w:p>
+      <w:pPr>
+        <w:pStyle w:val="Heading2"/>
+      </w:pPr>
+      <w:r>
+        <w:t>3.1 Provider·credential·snapshot</w:t>
+      </w:r>
+    </w:p>
+    <w:p>
+      <w:r>
+        <w:t>배포형 Provider와 Provider credential은 Control Plane DB가 정본입니다. Provider catalog 선택, Provider 등록, DB 암호화 credential 저장, routing profile 연결, snapshot publish 순서로 Data Gateway가 사용할 실행 상태를 만듭니다.</w:t>
+      </w:r>
+    </w:p>
+    <w:tbl>
+      <w:tblPr>
+        <w:tblStyle w:val="TableGrid"/>
+        <w:tblW w:type="auto" w:w="0"/>
+        <w:tblLook w:firstColumn="1" w:firstRow="1" w:lastColumn="0" w:lastRow="0" w:noHBand="0" w:noVBand="1" w:val="04A0"/>
+      </w:tblPr>
+      <w:tblGrid>
+        <w:gridCol w:w="3312"/>
+        <w:gridCol w:w="3312"/>
+        <w:gridCol w:w="3312"/>
+      </w:tblGrid>
+      <w:tr>
+        <w:trPr>
+          <w:tblHeader w:val="true"/>
+        </w:trPr>
+        <w:tc>
+          <w:tcPr>
+            <w:tcW w:type="dxa" w:w="3312"/>
+            <w:shd w:fill="1F4E78"/>
+            <w:tcBorders>
+              <w:top w:val="single" w:sz="4" w:color="D9D9D9"/>
+              <w:left w:val="single" w:sz="4" w:color="D9D9D9"/>
+              <w:bottom w:val="single" w:sz="4" w:color="D9D9D9"/>
+              <w:right w:val="single" w:sz="4" w:color="D9D9D9"/>
+              <w:insideH w:val="single" w:sz="4" w:color="D9D9D9"/>
+              <w:insideV w:val="single" w:sz="4" w:color="D9D9D9"/>
+            </w:tcBorders>
+          </w:tcPr>
+          <w:p>
+            <w:r>
+              <w:rPr>
+                <w:b/>
+                <w:color w:val="FFFFFF"/>
+              </w:rPr>
+              <w:t>정본</w:t>
+            </w:r>
+          </w:p>
+        </w:tc>
+        <w:tc>
+          <w:tcPr>
+            <w:tcW w:type="dxa" w:w="3312"/>
+            <w:shd w:fill="1F4E78"/>
+            <w:tcBorders>
+              <w:top w:val="single" w:sz="4" w:color="D9D9D9"/>
+              <w:left w:val="single" w:sz="4" w:color="D9D9D9"/>
+              <w:bottom w:val="single" w:sz="4" w:color="D9D9D9"/>
+              <w:right w:val="single" w:sz="4" w:color="D9D9D9"/>
+              <w:insideH w:val="single" w:sz="4" w:color="D9D9D9"/>
+              <w:insideV w:val="single" w:sz="4" w:color="D9D9D9"/>
+            </w:tcBorders>
+          </w:tcPr>
+          <w:p>
+            <w:r>
+              <w:rPr>
+                <w:b/>
+                <w:color w:val="FFFFFF"/>
+              </w:rPr>
+              <w:t>역할</w:t>
+            </w:r>
+          </w:p>
+        </w:tc>
+        <w:tc>
+          <w:tcPr>
+            <w:tcW w:type="dxa" w:w="3312"/>
+            <w:shd w:fill="1F4E78"/>
+            <w:tcBorders>
+              <w:top w:val="single" w:sz="4" w:color="D9D9D9"/>
+              <w:left w:val="single" w:sz="4" w:color="D9D9D9"/>
+              <w:bottom w:val="single" w:sz="4" w:color="D9D9D9"/>
+              <w:right w:val="single" w:sz="4" w:color="D9D9D9"/>
+              <w:insideH w:val="single" w:sz="4" w:color="D9D9D9"/>
+              <w:insideV w:val="single" w:sz="4" w:color="D9D9D9"/>
+            </w:tcBorders>
+          </w:tcPr>
+          <w:p>
+            <w:r>
+              <w:rPr>
+                <w:b/>
+                <w:color w:val="FFFFFF"/>
+              </w:rPr>
+              <w:t>확인</w:t>
+            </w:r>
+          </w:p>
+        </w:tc>
+      </w:tr>
+      <w:tr>
+        <w:tc>
+          <w:tcPr>
+            <w:tcW w:type="dxa" w:w="3312"/>
+            <w:vAlign w:val="center"/>
+            <w:shd w:fill="F3F6F9"/>
+            <w:tcBorders>
+              <w:top w:val="single" w:sz="4" w:color="D9D9D9"/>
+              <w:left w:val="single" w:sz="4" w:color="D9D9D9"/>
+              <w:bottom w:val="single" w:sz="4" w:color="D9D9D9"/>
+              <w:right w:val="single" w:sz="4" w:color="D9D9D9"/>
+              <w:insideH w:val="single" w:sz="4" w:color="D9D9D9"/>
+              <w:insideV w:val="single" w:sz="4" w:color="D9D9D9"/>
+            </w:tcBorders>
+          </w:tcPr>
+          <w:p>
+            <w:r>
+              <w:t>Provider catalog</w:t>
+            </w:r>
+          </w:p>
+        </w:tc>
+        <w:tc>
+          <w:tcPr>
+            <w:tcW w:type="dxa" w:w="3312"/>
+            <w:vAlign w:val="center"/>
+            <w:shd w:fill="F3F6F9"/>
+            <w:tcBorders>
+              <w:top w:val="single" w:sz="4" w:color="D9D9D9"/>
+              <w:left w:val="single" w:sz="4" w:color="D9D9D9"/>
+              <w:bottom w:val="single" w:sz="4" w:color="D9D9D9"/>
+              <w:right w:val="single" w:sz="4" w:color="D9D9D9"/>
+              <w:insideH w:val="single" w:sz="4" w:color="D9D9D9"/>
+              <w:insideV w:val="single" w:sz="4" w:color="D9D9D9"/>
+            </w:tcBorders>
+          </w:tcPr>
+          <w:p>
+            <w:r>
+              <w:t>분석 Provider·Non-Vision LLM 목록과 capability</w:t>
+            </w:r>
+          </w:p>
+        </w:tc>
+        <w:tc>
+          <w:tcPr>
+            <w:tcW w:type="dxa" w:w="3312"/>
+            <w:vAlign w:val="center"/>
+            <w:shd w:fill="F3F6F9"/>
+            <w:tcBorders>
+              <w:top w:val="single" w:sz="4" w:color="D9D9D9"/>
+              <w:left w:val="single" w:sz="4" w:color="D9D9D9"/>
+              <w:bottom w:val="single" w:sz="4" w:color="D9D9D9"/>
+              <w:right w:val="single" w:sz="4" w:color="D9D9D9"/>
+              <w:insideH w:val="single" w:sz="4" w:color="D9D9D9"/>
+              <w:insideV w:val="single" w:sz="4" w:color="D9D9D9"/>
+            </w:tcBorders>
+          </w:tcPr>
+          <w:p>
+            <w:r>
+              <w:t>catalog 선택만으로 활성화 완료가 아님</w:t>
+            </w:r>
+          </w:p>
+        </w:tc>
+      </w:tr>
+      <w:tr>
+        <w:tc>
+          <w:tcPr>
+            <w:tcW w:type="dxa" w:w="3312"/>
+            <w:vAlign w:val="center"/>
+            <w:tcBorders>
+              <w:top w:val="single" w:sz="4" w:color="D9D9D9"/>
+              <w:left w:val="single" w:sz="4" w:color="D9D9D9"/>
+              <w:bottom w:val="single" w:sz="4" w:color="D9D9D9"/>
+              <w:right w:val="single" w:sz="4" w:color="D9D9D9"/>
+              <w:insideH w:val="single" w:sz="4" w:color="D9D9D9"/>
+              <w:insideV w:val="single" w:sz="4" w:color="D9D9D9"/>
+            </w:tcBorders>
+          </w:tcPr>
+          <w:p>
+            <w:r>
+              <w:t>Provider</w:t>
+            </w:r>
+          </w:p>
+        </w:tc>
+        <w:tc>
+          <w:tcPr>
+            <w:tcW w:type="dxa" w:w="3312"/>
+            <w:vAlign w:val="center"/>
+            <w:tcBorders>
+              <w:top w:val="single" w:sz="4" w:color="D9D9D9"/>
+              <w:left w:val="single" w:sz="4" w:color="D9D9D9"/>
+              <w:bottom w:val="single" w:sz="4" w:color="D9D9D9"/>
+              <w:right w:val="single" w:sz="4" w:color="D9D9D9"/>
+              <w:insideH w:val="single" w:sz="4" w:color="D9D9D9"/>
+              <w:insideV w:val="single" w:sz="4" w:color="D9D9D9"/>
+            </w:tcBorders>
+          </w:tcPr>
+          <w:p>
+            <w:r>
+              <w:t>endpoint·protocol·capability·상태</w:t>
+            </w:r>
+          </w:p>
+        </w:tc>
+        <w:tc>
+          <w:tcPr>
+            <w:tcW w:type="dxa" w:w="3312"/>
+            <w:vAlign w:val="center"/>
+            <w:tcBorders>
+              <w:top w:val="single" w:sz="4" w:color="D9D9D9"/>
+              <w:left w:val="single" w:sz="4" w:color="D9D9D9"/>
+              <w:bottom w:val="single" w:sz="4" w:color="D9D9D9"/>
+              <w:right w:val="single" w:sz="4" w:color="D9D9D9"/>
+              <w:insideH w:val="single" w:sz="4" w:color="D9D9D9"/>
+              <w:insideV w:val="single" w:sz="4" w:color="D9D9D9"/>
+            </w:tcBorders>
+          </w:tcPr>
+          <w:p>
+            <w:r>
+              <w:t>active와 model readiness</w:t>
+            </w:r>
+          </w:p>
+        </w:tc>
+      </w:tr>
+      <w:tr>
+        <w:tc>
+          <w:tcPr>
+            <w:tcW w:type="dxa" w:w="3312"/>
+            <w:vAlign w:val="center"/>
+            <w:shd w:fill="F3F6F9"/>
+            <w:tcBorders>
+              <w:top w:val="single" w:sz="4" w:color="D9D9D9"/>
+              <w:left w:val="single" w:sz="4" w:color="D9D9D9"/>
+              <w:bottom w:val="single" w:sz="4" w:color="D9D9D9"/>
+              <w:right w:val="single" w:sz="4" w:color="D9D9D9"/>
+              <w:insideH w:val="single" w:sz="4" w:color="D9D9D9"/>
+              <w:insideV w:val="single" w:sz="4" w:color="D9D9D9"/>
+            </w:tcBorders>
+          </w:tcPr>
+          <w:p>
+            <w:r>
+              <w:t>encrypted credential</w:t>
+            </w:r>
+          </w:p>
+        </w:tc>
+        <w:tc>
+          <w:tcPr>
+            <w:tcW w:type="dxa" w:w="3312"/>
+            <w:vAlign w:val="center"/>
+            <w:shd w:fill="F3F6F9"/>
+            <w:tcBorders>
+              <w:top w:val="single" w:sz="4" w:color="D9D9D9"/>
+              <w:left w:val="single" w:sz="4" w:color="D9D9D9"/>
+              <w:bottom w:val="single" w:sz="4" w:color="D9D9D9"/>
+              <w:right w:val="single" w:sz="4" w:color="D9D9D9"/>
+              <w:insideH w:val="single" w:sz="4" w:color="D9D9D9"/>
+              <w:insideV w:val="single" w:sz="4" w:color="D9D9D9"/>
+            </w:tcBorders>
+          </w:tcPr>
+          <w:p>
+            <w:r>
+              <w:t>Provider 호출용 DB credential</w:t>
+            </w:r>
+          </w:p>
+        </w:tc>
+        <w:tc>
+          <w:tcPr>
+            <w:tcW w:type="dxa" w:w="3312"/>
+            <w:vAlign w:val="center"/>
+            <w:shd w:fill="F3F6F9"/>
+            <w:tcBorders>
+              <w:top w:val="single" w:sz="4" w:color="D9D9D9"/>
+              <w:left w:val="single" w:sz="4" w:color="D9D9D9"/>
+              <w:bottom w:val="single" w:sz="4" w:color="D9D9D9"/>
+              <w:right w:val="single" w:sz="4" w:color="D9D9D9"/>
+              <w:insideH w:val="single" w:sz="4" w:color="D9D9D9"/>
+              <w:insideV w:val="single" w:sz="4" w:color="D9D9D9"/>
+            </w:tcBorders>
+          </w:tcPr>
+          <w:p>
+            <w:r>
+              <w:t>원문은 화면·로그·Git에 없음</w:t>
+            </w:r>
+          </w:p>
+        </w:tc>
+      </w:tr>
+      <w:tr>
+        <w:tc>
+          <w:tcPr>
+            <w:tcW w:type="dxa" w:w="3312"/>
+            <w:vAlign w:val="center"/>
+            <w:tcBorders>
+              <w:top w:val="single" w:sz="4" w:color="D9D9D9"/>
+              <w:left w:val="single" w:sz="4" w:color="D9D9D9"/>
+              <w:bottom w:val="single" w:sz="4" w:color="D9D9D9"/>
+              <w:right w:val="single" w:sz="4" w:color="D9D9D9"/>
+              <w:insideH w:val="single" w:sz="4" w:color="D9D9D9"/>
+              <w:insideV w:val="single" w:sz="4" w:color="D9D9D9"/>
+            </w:tcBorders>
+          </w:tcPr>
+          <w:p>
+            <w:r>
+              <w:t>routing profile</w:t>
+            </w:r>
+          </w:p>
+        </w:tc>
+        <w:tc>
+          <w:tcPr>
+            <w:tcW w:type="dxa" w:w="3312"/>
+            <w:vAlign w:val="center"/>
+            <w:tcBorders>
+              <w:top w:val="single" w:sz="4" w:color="D9D9D9"/>
+              <w:left w:val="single" w:sz="4" w:color="D9D9D9"/>
+              <w:bottom w:val="single" w:sz="4" w:color="D9D9D9"/>
+              <w:right w:val="single" w:sz="4" w:color="D9D9D9"/>
+              <w:insideH w:val="single" w:sz="4" w:color="D9D9D9"/>
+              <w:insideV w:val="single" w:sz="4" w:color="D9D9D9"/>
+            </w:tcBorders>
+          </w:tcPr>
+          <w:p>
+            <w:r>
+              <w:t>분석기와 downstream 연결·우선순위·fallback</w:t>
+            </w:r>
+          </w:p>
+        </w:tc>
+        <w:tc>
+          <w:tcPr>
+            <w:tcW w:type="dxa" w:w="3312"/>
+            <w:vAlign w:val="center"/>
+            <w:tcBorders>
+              <w:top w:val="single" w:sz="4" w:color="D9D9D9"/>
+              <w:left w:val="single" w:sz="4" w:color="D9D9D9"/>
+              <w:bottom w:val="single" w:sz="4" w:color="D9D9D9"/>
+              <w:right w:val="single" w:sz="4" w:color="D9D9D9"/>
+              <w:insideH w:val="single" w:sz="4" w:color="D9D9D9"/>
+              <w:insideV w:val="single" w:sz="4" w:color="D9D9D9"/>
+            </w:tcBorders>
+          </w:tcPr>
+          <w:p>
+            <w:r>
+              <w:t>published snapshot에 반영</w:t>
+            </w:r>
+          </w:p>
+        </w:tc>
+      </w:tr>
+      <w:tr>
+        <w:tc>
+          <w:tcPr>
+            <w:tcW w:type="dxa" w:w="3312"/>
+            <w:vAlign w:val="center"/>
+            <w:shd w:fill="F3F6F9"/>
+            <w:tcBorders>
+              <w:top w:val="single" w:sz="4" w:color="D9D9D9"/>
+              <w:left w:val="single" w:sz="4" w:color="D9D9D9"/>
+              <w:bottom w:val="single" w:sz="4" w:color="D9D9D9"/>
+              <w:right w:val="single" w:sz="4" w:color="D9D9D9"/>
+              <w:insideH w:val="single" w:sz="4" w:color="D9D9D9"/>
+              <w:insideV w:val="single" w:sz="4" w:color="D9D9D9"/>
+            </w:tcBorders>
+          </w:tcPr>
+          <w:p>
+            <w:r>
+              <w:t>published snapshot</w:t>
+            </w:r>
+          </w:p>
+        </w:tc>
+        <w:tc>
+          <w:tcPr>
+            <w:tcW w:type="dxa" w:w="3312"/>
+            <w:vAlign w:val="center"/>
+            <w:shd w:fill="F3F6F9"/>
+            <w:tcBorders>
+              <w:top w:val="single" w:sz="4" w:color="D9D9D9"/>
+              <w:left w:val="single" w:sz="4" w:color="D9D9D9"/>
+              <w:bottom w:val="single" w:sz="4" w:color="D9D9D9"/>
+              <w:right w:val="single" w:sz="4" w:color="D9D9D9"/>
+              <w:insideH w:val="single" w:sz="4" w:color="D9D9D9"/>
+              <w:insideV w:val="single" w:sz="4" w:color="D9D9D9"/>
+            </w:tcBorders>
+          </w:tcPr>
+          <w:p>
+            <w:r>
+              <w:t>Data Gateway 실행 상태</w:t>
+            </w:r>
+          </w:p>
+        </w:tc>
+        <w:tc>
+          <w:tcPr>
+            <w:tcW w:type="dxa" w:w="3312"/>
+            <w:vAlign w:val="center"/>
+            <w:shd w:fill="F3F6F9"/>
+            <w:tcBorders>
+              <w:top w:val="single" w:sz="4" w:color="D9D9D9"/>
+              <w:left w:val="single" w:sz="4" w:color="D9D9D9"/>
+              <w:bottom w:val="single" w:sz="4" w:color="D9D9D9"/>
+              <w:right w:val="single" w:sz="4" w:color="D9D9D9"/>
+              <w:insideH w:val="single" w:sz="4" w:color="D9D9D9"/>
+              <w:insideV w:val="single" w:sz="4" w:color="D9D9D9"/>
+            </w:tcBorders>
+          </w:tcPr>
+          <w:p>
+            <w:r>
+              <w:t>generation과 signature 확인</w:t>
+            </w:r>
+          </w:p>
+        </w:tc>
+      </w:tr>
+    </w:tbl>
+    <w:p/>
+    <w:p>
+      <w:pPr>
+        <w:pStyle w:val="Heading2"/>
+      </w:pPr>
+      <w:r>
+        <w:t>3.2 사용하지 않는 개념</w:t>
       </w:r>
     </w:p>
     <w:p>
@@ -70,7 +905,7 @@
         <w:pStyle w:val="ListBullet"/>
       </w:pPr>
       <w:r>
-        <w:t>consumer integration</w:t>
+        <w:t>중간 연결 객체를 선택·저장·폐기하는 별도 화면</w:t>
       </w:r>
     </w:p>
     <w:p>
@@ -78,7 +913,7 @@
         <w:pStyle w:val="ListBullet"/>
       </w:pPr>
       <w:r>
-        <w:t>connect and test</w:t>
+        <w:t>Control 시험용 별도 gateway credential Secret 파일</w:t>
       </w:r>
     </w:p>
     <w:p>
@@ -86,7 +921,28 @@
         <w:pStyle w:val="ListBullet"/>
       </w:pPr>
       <w:r>
-        <w:t>connect opencodex</w:t>
+        <w:t>Provider credential을 대체하는 환경변수·파일 경로 정본</w:t>
+      </w:r>
+    </w:p>
+    <w:p>
+      <w:r>
+        <w:t>이전 버전의 중간 연결 객체나 식별자는 운영 절차에 포함되지 않습니다. DB Provider와 credential이 있는데 gateway_configuration_missing이 발생하면 새 Secret 파일을 추가하지 않습니다. 실행 이미지의 DB Provider 경로, routing, published snapshot을 확인합니다.</w:t>
+      </w:r>
+    </w:p>
+    <w:p>
+      <w:pPr>
+        <w:pStyle w:val="Heading1"/>
+      </w:pPr>
+      <w:r>
+        <w:t>4. ysna-server 배포</w:t>
+      </w:r>
+    </w:p>
+    <w:p>
+      <w:pPr>
+        <w:pStyle w:val="Heading2"/>
+      </w:pPr>
+      <w:r>
+        <w:t>4.1 사전 조건</w:t>
       </w:r>
     </w:p>
     <w:p>
@@ -94,7 +950,7 @@
         <w:pStyle w:val="ListBullet"/>
       </w:pPr>
       <w:r>
-        <w:t>getting started</w:t>
+        <w:t>승인된 commit 또는 image tag를 배포 대상으로 확정</w:t>
       </w:r>
     </w:p>
     <w:p>
@@ -102,7 +958,7 @@
         <w:pStyle w:val="ListBullet"/>
       </w:pPr>
       <w:r>
-        <w:t>settings</w:t>
+        <w:t>PostgreSQL과 signed snapshot 백업</w:t>
       </w:r>
     </w:p>
     <w:p>
@@ -110,7 +966,7 @@
         <w:pStyle w:val="ListBullet"/>
       </w:pPr>
       <w:r>
-        <w:t>troubleshooting</w:t>
+        <w:t>Compose 파일과 배포 디렉터리 확인</w:t>
       </w:r>
     </w:p>
     <w:p>
@@ -118,7 +974,7 @@
         <w:pStyle w:val="ListBullet"/>
       </w:pPr>
       <w:r>
-        <w:t>windows uat checklist</w:t>
+        <w:t>DB URL·security pepper·snapshot key·gateway auth pepper·receipt secret은 운영 Secret Store 또는 Docker Secret으로 주입</w:t>
       </w:r>
     </w:p>
     <w:p>
@@ -126,7 +982,180 @@
         <w:pStyle w:val="ListBullet"/>
       </w:pPr>
       <w:r>
-        <w:t>adapter operations</w:t>
+        <w:t>Provider API credential은 Control Console에서 DB 정본으로 등록</w:t>
+      </w:r>
+    </w:p>
+    <w:p>
+      <w:pPr>
+        <w:pStyle w:val="Heading2"/>
+      </w:pPr>
+      <w:r>
+        <w:t>4.2 Compose 실행</w:t>
+      </w:r>
+    </w:p>
+    <w:p>
+      <w:r>
+        <w:t>운영 서버에서 source를 임의 수정하지 않고 승인된 commit/image를 사용합니다. 아래는 배포 디렉터리에서 실행하는 기본 형태입니다.</w:t>
+      </w:r>
+    </w:p>
+    <w:p>
+      <w:pPr>
+        <w:pStyle w:val="NoSpacing"/>
+        <w:spacing w:after="160"/>
+        <w:ind w:left="360"/>
+      </w:pPr>
+      <w:r>
+        <w:rPr>
+          <w:rFonts w:ascii="Consolas" w:hAnsi="Consolas"/>
+          <w:sz w:val="18"/>
+        </w:rPr>
+        <w:t>cd /path/to/media-bridge</w:t>
+        <w:br/>
+        <w:t>docker compose -f deploy/compose.yaml config</w:t>
+        <w:br/>
+        <w:t>docker compose -f deploy/compose.yaml up -d</w:t>
+        <w:br/>
+        <w:t>docker compose -f deploy/compose.yaml ps</w:t>
+      </w:r>
+    </w:p>
+    <w:p>
+      <w:r>
+        <w:t>Compose는 PostgreSQL, media-bridge-control, media-bridge-data를 분리합니다. Control은 migration을 확인·적용하고, Data Gateway는 signed snapshot과 DB Provider 경로를 사용합니다.</w:t>
+      </w:r>
+    </w:p>
+    <w:p>
+      <w:pPr>
+        <w:pStyle w:val="Heading2"/>
+      </w:pPr>
+      <w:r>
+        <w:t>4.3 배포 직후 확인</w:t>
+      </w:r>
+    </w:p>
+    <w:p>
+      <w:pPr>
+        <w:pStyle w:val="ListNumber"/>
+      </w:pPr>
+      <w:r>
+        <w:t>Control container가 healthy인지 확인</w:t>
+      </w:r>
+    </w:p>
+    <w:p>
+      <w:pPr>
+        <w:pStyle w:val="ListNumber"/>
+      </w:pPr>
+      <w:r>
+        <w:t>DB migration revision이 현재 코드 head와 일치하는지 확인</w:t>
+      </w:r>
+    </w:p>
+    <w:p>
+      <w:pPr>
+        <w:pStyle w:val="ListNumber"/>
+      </w:pPr>
+      <w:r>
+        <w:t>관리자 로그인·2단계 인증 확인</w:t>
+      </w:r>
+    </w:p>
+    <w:p>
+      <w:pPr>
+        <w:pStyle w:val="ListNumber"/>
+      </w:pPr>
+      <w:r>
+        <w:t>Upstage Document Parse와 Upstage Solar Provider 확인</w:t>
+      </w:r>
+    </w:p>
+    <w:p>
+      <w:pPr>
+        <w:pStyle w:val="ListNumber"/>
+      </w:pPr>
+      <w:r>
+        <w:t>Provider credential DB 등록과 연결 시험</w:t>
+      </w:r>
+    </w:p>
+    <w:p>
+      <w:pPr>
+        <w:pStyle w:val="ListNumber"/>
+      </w:pPr>
+      <w:r>
+        <w:t>routing profile에서 분석기와 Non-Vision LLM 연결</w:t>
+      </w:r>
+    </w:p>
+    <w:p>
+      <w:pPr>
+        <w:pStyle w:val="ListNumber"/>
+      </w:pPr>
+      <w:r>
+        <w:t>model ID·capability 확인 후 snapshot publish</w:t>
+      </w:r>
+    </w:p>
+    <w:p>
+      <w:pPr>
+        <w:pStyle w:val="ListNumber"/>
+      </w:pPr>
+      <w:r>
+        <w:t>Data health·ready·active snapshot generation 확인</w:t>
+      </w:r>
+    </w:p>
+    <w:p>
+      <w:pPr>
+        <w:pStyle w:val="ListNumber"/>
+      </w:pPr>
+      <w:r>
+        <w:t>HTTPS /v1/models와 최소 text /v1/responses 확인</w:t>
+      </w:r>
+    </w:p>
+    <w:p>
+      <w:pPr>
+        <w:pStyle w:val="NoSpacing"/>
+        <w:spacing w:after="160"/>
+        <w:ind w:left="360"/>
+      </w:pPr>
+      <w:r>
+        <w:rPr>
+          <w:rFonts w:ascii="Consolas" w:hAnsi="Consolas"/>
+          <w:sz w:val="18"/>
+        </w:rPr>
+        <w:t>docker compose -f deploy/compose.yaml logs --tail=100 media-bridge-control</w:t>
+        <w:br/>
+        <w:t>docker compose -f deploy/compose.yaml logs --tail=100 media-bridge-data</w:t>
+        <w:br/>
+        <w:t>curl -sS https://&lt;media-bridge-dns&gt;/v1/models</w:t>
+        <w:br/>
+        <w:t>curl -sS -X POST https://&lt;media-bridge-dns&gt;/v1/responses \</w:t>
+        <w:br/>
+        <w:t xml:space="preserve">  -H 'Authorization: Bearer &lt;issued-client-key&gt;' \</w:t>
+        <w:br/>
+        <w:t xml:space="preserve">  -H 'X-Media-Bridge-Tenant: &lt;tenant-id&gt;' \</w:t>
+        <w:br/>
+        <w:t xml:space="preserve">  -H 'Content-Type: application/json' \</w:t>
+        <w:br/>
+        <w:t xml:space="preserve">  -d '{"model":"&lt;published-model-id&gt;","input":"text readiness check"}'</w:t>
+      </w:r>
+    </w:p>
+    <w:p>
+      <w:pPr>
+        <w:pStyle w:val="Heading1"/>
+      </w:pPr>
+      <w:r>
+        <w:t>5. HTTPS와 소비자 연결</w:t>
+      </w:r>
+    </w:p>
+    <w:p>
+      <w:r>
+        <w:t>외부 소비자는 http://127.0.0.1:8642를 사용하지 않습니다. TLS reverse proxy가 내부 Data Gateway로 전달하도록 구성하고 소비자에는 다음 주소를 제공합니다.</w:t>
+      </w:r>
+    </w:p>
+    <w:p>
+      <w:pPr>
+        <w:pStyle w:val="NoSpacing"/>
+        <w:spacing w:after="160"/>
+        <w:ind w:left="360"/>
+      </w:pPr>
+      <w:r>
+        <w:rPr>
+          <w:rFonts w:ascii="Consolas" w:hAnsi="Consolas"/>
+          <w:sz w:val="18"/>
+        </w:rPr>
+        <w:t>https://&lt;media-bridge-dns&gt;/v1</w:t>
       </w:r>
     </w:p>
     <w:p>
@@ -134,7 +1163,7 @@
         <w:pStyle w:val="ListBullet"/>
       </w:pPr>
       <w:r>
-        <w:t>backup upgrade</w:t>
+        <w:t>외부 HTTP 금지</w:t>
       </w:r>
     </w:p>
     <w:p>
@@ -142,7 +1171,7 @@
         <w:pStyle w:val="ListBullet"/>
       </w:pPr>
       <w:r>
-        <w:t>credentials snapshots audit</w:t>
+        <w:t>Authorization Bearer와 X-Media-Bridge-Tenant 보존</w:t>
       </w:r>
     </w:p>
     <w:p>
@@ -150,7 +1179,7 @@
         <w:pStyle w:val="ListBullet"/>
       </w:pPr>
       <w:r>
-        <w:t>enterprise overview</w:t>
+        <w:t>API key·tenant를 URL query나 access log에 기록하지 않음</w:t>
       </w:r>
     </w:p>
     <w:p>
@@ -158,7 +1187,781 @@
         <w:pStyle w:val="ListBullet"/>
       </w:pPr>
       <w:r>
-        <w:t>operations</w:t>
+        <w:t>proxy upstream을 승인된 Data Gateway로 고정</w:t>
+      </w:r>
+    </w:p>
+    <w:p>
+      <w:r>
+        <w:t>예를 들어 운영 주소가 https://media-bridge.sinsan.kr이면 consumer base URL은 https://media-bridge.sinsan.kr/v1입니다. 실제 주소와 인증은 서버별 배포 설정을 기준으로 합니다.</w:t>
+      </w:r>
+    </w:p>
+    <w:p>
+      <w:pPr>
+        <w:pStyle w:val="Heading1"/>
+      </w:pPr>
+      <w:r>
+        <w:t>6. Codex·OpenCodex 연결</w:t>
+      </w:r>
+    </w:p>
+    <w:p>
+      <w:pPr>
+        <w:pStyle w:val="Heading2"/>
+      </w:pPr>
+      <w:r>
+        <w:t>6.1 용어와 호출 방향</w:t>
+      </w:r>
+    </w:p>
+    <w:p>
+      <w:r>
+        <w:t>Codex는 Responses API를 호출하는 코딩 에이전트 또는 Codex CLI를 뜻합니다. OpenCodex는 같은 Responses 계약을 사용하는 별도 호환 클라이언트 또는 adapter를 뜻합니다. Media Bridge가 Codex를 호출하는 것이 아니라 Codex/OpenCodex가 Media Bridge를 호출합니다.</w:t>
+      </w:r>
+    </w:p>
+    <w:p>
+      <w:pPr>
+        <w:pStyle w:val="Heading2"/>
+      </w:pPr>
+      <w:r>
+        <w:t>6.2 personal 모드</w:t>
+      </w:r>
+    </w:p>
+    <w:p>
+      <w:pPr>
+        <w:pStyle w:val="NoSpacing"/>
+        <w:spacing w:after="160"/>
+        <w:ind w:left="360"/>
+      </w:pPr>
+      <w:r>
+        <w:rPr>
+          <w:rFonts w:ascii="Consolas" w:hAnsi="Consolas"/>
+          <w:sz w:val="18"/>
+        </w:rPr>
+        <w:t>npm install -g @cyhuh/media-bridge</w:t>
+        <w:br/>
+        <w:t>mb init</w:t>
+        <w:br/>
+        <w:t>mb start</w:t>
+        <w:br/>
+        <w:t>mb health --json</w:t>
+      </w:r>
+    </w:p>
+    <w:p>
+      <w:r>
+        <w:t>provider base URL은 기본 http://127.0.0.1:8642/v1입니다. personal loopback 모드는 같은 PC에서만 접근하며 managed client credential을 기본 요구하지 않을 수 있습니다.</w:t>
+      </w:r>
+    </w:p>
+    <w:p>
+      <w:pPr>
+        <w:pStyle w:val="Heading2"/>
+      </w:pPr>
+      <w:r>
+        <w:t>6.3 managed 모드</w:t>
+      </w:r>
+    </w:p>
+    <w:p>
+      <w:pPr>
+        <w:pStyle w:val="NoSpacing"/>
+        <w:spacing w:after="160"/>
+        <w:ind w:left="360"/>
+      </w:pPr>
+      <w:r>
+        <w:rPr>
+          <w:rFonts w:ascii="Consolas" w:hAnsi="Consolas"/>
+          <w:sz w:val="18"/>
+        </w:rPr>
+        <w:t>[model_providers.media_bridge]</w:t>
+        <w:br/>
+        <w:t>name = "Media Bridge"</w:t>
+        <w:br/>
+        <w:t>base_url = "https://&lt;media-bridge-dns&gt;/v1"</w:t>
+        <w:br/>
+        <w:t>env_key = "MEDIA_BRIDGE_SERVICE_TOKEN"</w:t>
+        <w:br/>
+        <w:t>env_http_headers = { X-Media-Bridge-Tenant = "MEDIA_BRIDGE_TENANT_ID" }</w:t>
+        <w:br/>
+        <w:t xml:space="preserve">wire_api = "responses" </w:t>
+      </w:r>
+    </w:p>
+    <w:p>
+      <w:r>
+        <w:t>배포형에서는 실제 HTTPS 주소, 발급된 client credential, tenant를 사용합니다. Codex/OpenCodex가 OmniRoute나 Solar를 직접 호출할 수 있으면 Media Bridge를 우회하므로 운영 네트워크에서 직접 접근을 차단합니다.</w:t>
+      </w:r>
+    </w:p>
+    <w:p>
+      <w:pPr>
+        <w:pStyle w:val="Heading2"/>
+      </w:pPr>
+      <w:r>
+        <w:t>6.4 연결 확인</w:t>
+      </w:r>
+    </w:p>
+    <w:p>
+      <w:pPr>
+        <w:pStyle w:val="ListNumber"/>
+      </w:pPr>
+      <w:r>
+        <w:t>text-only /v1/responses와 published model ID 확인</w:t>
+      </w:r>
+    </w:p>
+    <w:p>
+      <w:pPr>
+        <w:pStyle w:val="ListNumber"/>
+      </w:pPr>
+      <w:r>
+        <w:t>image/PDF 요청으로 OCR 결과 확인</w:t>
+      </w:r>
+    </w:p>
+    <w:p>
+      <w:pPr>
+        <w:pStyle w:val="ListNumber"/>
+      </w:pPr>
+      <w:r>
+        <w:t>Solar 응답과 민감정보 없는 receipt·error code 확인</w:t>
+      </w:r>
+    </w:p>
+    <w:p>
+      <w:pPr>
+        <w:pStyle w:val="ListNumber"/>
+      </w:pPr>
+      <w:r>
+        <w:t>OCR/sanitization 실패 시 Solar 호출 0회 확인</w:t>
+      </w:r>
+    </w:p>
+    <w:p>
+      <w:r>
+        <w:t>tool·file·shell·token 단위 streaming은 현재 client와 adapter 계약이 확인되기 전까지 지원 완료로 표시하지 않습니다.</w:t>
+      </w:r>
+    </w:p>
+    <w:p>
+      <w:pPr>
+        <w:pStyle w:val="Heading1"/>
+      </w:pPr>
+      <w:r>
+        <w:t>7. Test Lab과 전체 흐름 시험</w:t>
+      </w:r>
+    </w:p>
+    <w:p>
+      <w:r>
+        <w:t>Test Lab은 published snapshot과 같은 Gateway 실행 코어를 사용해야 합니다. 전체 파이프라인 시험과 OmniRoute 경유 시험은 호출 주체와 credential만 다르고 Provider 선택·OCR·sanitization·downstream 규칙은 동일해야 합니다.</w:t>
+      </w:r>
+    </w:p>
+    <w:tbl>
+      <w:tblPr>
+        <w:tblStyle w:val="TableGrid"/>
+        <w:tblW w:type="auto" w:w="0"/>
+        <w:tblLook w:firstColumn="1" w:firstRow="1" w:lastColumn="0" w:lastRow="0" w:noHBand="0" w:noVBand="1" w:val="04A0"/>
+      </w:tblPr>
+      <w:tblGrid>
+        <w:gridCol w:w="3312"/>
+        <w:gridCol w:w="3312"/>
+        <w:gridCol w:w="3312"/>
+      </w:tblGrid>
+      <w:tr>
+        <w:trPr>
+          <w:tblHeader w:val="true"/>
+        </w:trPr>
+        <w:tc>
+          <w:tcPr>
+            <w:tcW w:type="dxa" w:w="3312"/>
+            <w:shd w:fill="1F4E78"/>
+            <w:tcBorders>
+              <w:top w:val="single" w:sz="4" w:color="D9D9D9"/>
+              <w:left w:val="single" w:sz="4" w:color="D9D9D9"/>
+              <w:bottom w:val="single" w:sz="4" w:color="D9D9D9"/>
+              <w:right w:val="single" w:sz="4" w:color="D9D9D9"/>
+              <w:insideH w:val="single" w:sz="4" w:color="D9D9D9"/>
+              <w:insideV w:val="single" w:sz="4" w:color="D9D9D9"/>
+            </w:tcBorders>
+          </w:tcPr>
+          <w:p>
+            <w:r>
+              <w:rPr>
+                <w:b/>
+                <w:color w:val="FFFFFF"/>
+              </w:rPr>
+              <w:t>시험</w:t>
+            </w:r>
+          </w:p>
+        </w:tc>
+        <w:tc>
+          <w:tcPr>
+            <w:tcW w:type="dxa" w:w="3312"/>
+            <w:shd w:fill="1F4E78"/>
+            <w:tcBorders>
+              <w:top w:val="single" w:sz="4" w:color="D9D9D9"/>
+              <w:left w:val="single" w:sz="4" w:color="D9D9D9"/>
+              <w:bottom w:val="single" w:sz="4" w:color="D9D9D9"/>
+              <w:right w:val="single" w:sz="4" w:color="D9D9D9"/>
+              <w:insideH w:val="single" w:sz="4" w:color="D9D9D9"/>
+              <w:insideV w:val="single" w:sz="4" w:color="D9D9D9"/>
+            </w:tcBorders>
+          </w:tcPr>
+          <w:p>
+            <w:r>
+              <w:rPr>
+                <w:b/>
+                <w:color w:val="FFFFFF"/>
+              </w:rPr>
+              <w:t>호출 경로</w:t>
+            </w:r>
+          </w:p>
+        </w:tc>
+        <w:tc>
+          <w:tcPr>
+            <w:tcW w:type="dxa" w:w="3312"/>
+            <w:shd w:fill="1F4E78"/>
+            <w:tcBorders>
+              <w:top w:val="single" w:sz="4" w:color="D9D9D9"/>
+              <w:left w:val="single" w:sz="4" w:color="D9D9D9"/>
+              <w:bottom w:val="single" w:sz="4" w:color="D9D9D9"/>
+              <w:right w:val="single" w:sz="4" w:color="D9D9D9"/>
+              <w:insideH w:val="single" w:sz="4" w:color="D9D9D9"/>
+              <w:insideV w:val="single" w:sz="4" w:color="D9D9D9"/>
+            </w:tcBorders>
+          </w:tcPr>
+          <w:p>
+            <w:r>
+              <w:rPr>
+                <w:b/>
+                <w:color w:val="FFFFFF"/>
+              </w:rPr>
+              <w:t>확인 항목</w:t>
+            </w:r>
+          </w:p>
+        </w:tc>
+      </w:tr>
+      <w:tr>
+        <w:tc>
+          <w:tcPr>
+            <w:tcW w:type="dxa" w:w="3312"/>
+            <w:vAlign w:val="center"/>
+            <w:shd w:fill="F3F6F9"/>
+            <w:tcBorders>
+              <w:top w:val="single" w:sz="4" w:color="D9D9D9"/>
+              <w:left w:val="single" w:sz="4" w:color="D9D9D9"/>
+              <w:bottom w:val="single" w:sz="4" w:color="D9D9D9"/>
+              <w:right w:val="single" w:sz="4" w:color="D9D9D9"/>
+              <w:insideH w:val="single" w:sz="4" w:color="D9D9D9"/>
+              <w:insideV w:val="single" w:sz="4" w:color="D9D9D9"/>
+            </w:tcBorders>
+          </w:tcPr>
+          <w:p>
+            <w:r>
+              <w:t>전체 파이프라인</w:t>
+            </w:r>
+          </w:p>
+        </w:tc>
+        <w:tc>
+          <w:tcPr>
+            <w:tcW w:type="dxa" w:w="3312"/>
+            <w:vAlign w:val="center"/>
+            <w:shd w:fill="F3F6F9"/>
+            <w:tcBorders>
+              <w:top w:val="single" w:sz="4" w:color="D9D9D9"/>
+              <w:left w:val="single" w:sz="4" w:color="D9D9D9"/>
+              <w:bottom w:val="single" w:sz="4" w:color="D9D9D9"/>
+              <w:right w:val="single" w:sz="4" w:color="D9D9D9"/>
+              <w:insideH w:val="single" w:sz="4" w:color="D9D9D9"/>
+              <w:insideV w:val="single" w:sz="4" w:color="D9D9D9"/>
+            </w:tcBorders>
+          </w:tcPr>
+          <w:p>
+            <w:r>
+              <w:t>Control/Test Lab → Data Gateway → OCR → Solar</w:t>
+            </w:r>
+          </w:p>
+        </w:tc>
+        <w:tc>
+          <w:tcPr>
+            <w:tcW w:type="dxa" w:w="3312"/>
+            <w:vAlign w:val="center"/>
+            <w:shd w:fill="F3F6F9"/>
+            <w:tcBorders>
+              <w:top w:val="single" w:sz="4" w:color="D9D9D9"/>
+              <w:left w:val="single" w:sz="4" w:color="D9D9D9"/>
+              <w:bottom w:val="single" w:sz="4" w:color="D9D9D9"/>
+              <w:right w:val="single" w:sz="4" w:color="D9D9D9"/>
+              <w:insideH w:val="single" w:sz="4" w:color="D9D9D9"/>
+              <w:insideV w:val="single" w:sz="4" w:color="D9D9D9"/>
+            </w:tcBorders>
+          </w:tcPr>
+          <w:p>
+            <w:r>
+              <w:t>DB Provider·snapshot·OCR·sanitization·downstream</w:t>
+            </w:r>
+          </w:p>
+        </w:tc>
+      </w:tr>
+      <w:tr>
+        <w:tc>
+          <w:tcPr>
+            <w:tcW w:type="dxa" w:w="3312"/>
+            <w:vAlign w:val="center"/>
+            <w:tcBorders>
+              <w:top w:val="single" w:sz="4" w:color="D9D9D9"/>
+              <w:left w:val="single" w:sz="4" w:color="D9D9D9"/>
+              <w:bottom w:val="single" w:sz="4" w:color="D9D9D9"/>
+              <w:right w:val="single" w:sz="4" w:color="D9D9D9"/>
+              <w:insideH w:val="single" w:sz="4" w:color="D9D9D9"/>
+              <w:insideV w:val="single" w:sz="4" w:color="D9D9D9"/>
+            </w:tcBorders>
+          </w:tcPr>
+          <w:p>
+            <w:r>
+              <w:t>OmniRoute 전체 흐름</w:t>
+            </w:r>
+          </w:p>
+        </w:tc>
+        <w:tc>
+          <w:tcPr>
+            <w:tcW w:type="dxa" w:w="3312"/>
+            <w:vAlign w:val="center"/>
+            <w:tcBorders>
+              <w:top w:val="single" w:sz="4" w:color="D9D9D9"/>
+              <w:left w:val="single" w:sz="4" w:color="D9D9D9"/>
+              <w:bottom w:val="single" w:sz="4" w:color="D9D9D9"/>
+              <w:right w:val="single" w:sz="4" w:color="D9D9D9"/>
+              <w:insideH w:val="single" w:sz="4" w:color="D9D9D9"/>
+              <w:insideV w:val="single" w:sz="4" w:color="D9D9D9"/>
+            </w:tcBorders>
+          </w:tcPr>
+          <w:p>
+            <w:r>
+              <w:t>OmniRoute → Media Bridge → OCR → Solar</w:t>
+            </w:r>
+          </w:p>
+        </w:tc>
+        <w:tc>
+          <w:tcPr>
+            <w:tcW w:type="dxa" w:w="3312"/>
+            <w:vAlign w:val="center"/>
+            <w:tcBorders>
+              <w:top w:val="single" w:sz="4" w:color="D9D9D9"/>
+              <w:left w:val="single" w:sz="4" w:color="D9D9D9"/>
+              <w:bottom w:val="single" w:sz="4" w:color="D9D9D9"/>
+              <w:right w:val="single" w:sz="4" w:color="D9D9D9"/>
+              <w:insideH w:val="single" w:sz="4" w:color="D9D9D9"/>
+              <w:insideV w:val="single" w:sz="4" w:color="D9D9D9"/>
+            </w:tcBorders>
+          </w:tcPr>
+          <w:p>
+            <w:r>
+              <w:t>HTTPS endpoint·client key·tenant·실제 downstream</w:t>
+            </w:r>
+          </w:p>
+        </w:tc>
+      </w:tr>
+    </w:tbl>
+    <w:p/>
+    <w:p>
+      <w:r>
+        <w:t>결과에는 시험 출처를 표시하고 이전 시험 결과를 재사용하지 않습니다. Test Lab에 중간 연결 선택이나 별도 연결 식별자 입력이 나타나면 현재 구조와 맞지 않습니다.</w:t>
+      </w:r>
+    </w:p>
+    <w:p>
+      <w:pPr>
+        <w:pStyle w:val="Heading1"/>
+      </w:pPr>
+      <w:r>
+        <w:t>8. 오류 대응</w:t>
+      </w:r>
+    </w:p>
+    <w:tbl>
+      <w:tblPr>
+        <w:tblStyle w:val="TableGrid"/>
+        <w:tblW w:type="auto" w:w="0"/>
+        <w:tblLook w:firstColumn="1" w:firstRow="1" w:lastColumn="0" w:lastRow="0" w:noHBand="0" w:noVBand="1" w:val="04A0"/>
+      </w:tblPr>
+      <w:tblGrid>
+        <w:gridCol w:w="3312"/>
+        <w:gridCol w:w="3312"/>
+        <w:gridCol w:w="3312"/>
+      </w:tblGrid>
+      <w:tr>
+        <w:trPr>
+          <w:tblHeader w:val="true"/>
+        </w:trPr>
+        <w:tc>
+          <w:tcPr>
+            <w:tcW w:type="dxa" w:w="3312"/>
+            <w:shd w:fill="1F4E78"/>
+            <w:tcBorders>
+              <w:top w:val="single" w:sz="4" w:color="D9D9D9"/>
+              <w:left w:val="single" w:sz="4" w:color="D9D9D9"/>
+              <w:bottom w:val="single" w:sz="4" w:color="D9D9D9"/>
+              <w:right w:val="single" w:sz="4" w:color="D9D9D9"/>
+              <w:insideH w:val="single" w:sz="4" w:color="D9D9D9"/>
+              <w:insideV w:val="single" w:sz="4" w:color="D9D9D9"/>
+            </w:tcBorders>
+          </w:tcPr>
+          <w:p>
+            <w:r>
+              <w:rPr>
+                <w:b/>
+                <w:color w:val="FFFFFF"/>
+              </w:rPr>
+              <w:t>오류</w:t>
+            </w:r>
+          </w:p>
+        </w:tc>
+        <w:tc>
+          <w:tcPr>
+            <w:tcW w:type="dxa" w:w="3312"/>
+            <w:shd w:fill="1F4E78"/>
+            <w:tcBorders>
+              <w:top w:val="single" w:sz="4" w:color="D9D9D9"/>
+              <w:left w:val="single" w:sz="4" w:color="D9D9D9"/>
+              <w:bottom w:val="single" w:sz="4" w:color="D9D9D9"/>
+              <w:right w:val="single" w:sz="4" w:color="D9D9D9"/>
+              <w:insideH w:val="single" w:sz="4" w:color="D9D9D9"/>
+              <w:insideV w:val="single" w:sz="4" w:color="D9D9D9"/>
+            </w:tcBorders>
+          </w:tcPr>
+          <w:p>
+            <w:r>
+              <w:rPr>
+                <w:b/>
+                <w:color w:val="FFFFFF"/>
+              </w:rPr>
+              <w:t>우선 확인</w:t>
+            </w:r>
+          </w:p>
+        </w:tc>
+        <w:tc>
+          <w:tcPr>
+            <w:tcW w:type="dxa" w:w="3312"/>
+            <w:shd w:fill="1F4E78"/>
+            <w:tcBorders>
+              <w:top w:val="single" w:sz="4" w:color="D9D9D9"/>
+              <w:left w:val="single" w:sz="4" w:color="D9D9D9"/>
+              <w:bottom w:val="single" w:sz="4" w:color="D9D9D9"/>
+              <w:right w:val="single" w:sz="4" w:color="D9D9D9"/>
+              <w:insideH w:val="single" w:sz="4" w:color="D9D9D9"/>
+              <w:insideV w:val="single" w:sz="4" w:color="D9D9D9"/>
+            </w:tcBorders>
+          </w:tcPr>
+          <w:p>
+            <w:r>
+              <w:rPr>
+                <w:b/>
+                <w:color w:val="FFFFFF"/>
+              </w:rPr>
+              <w:t>조치</w:t>
+            </w:r>
+          </w:p>
+        </w:tc>
+      </w:tr>
+      <w:tr>
+        <w:tc>
+          <w:tcPr>
+            <w:tcW w:type="dxa" w:w="3312"/>
+            <w:vAlign w:val="center"/>
+            <w:shd w:fill="F3F6F9"/>
+            <w:tcBorders>
+              <w:top w:val="single" w:sz="4" w:color="D9D9D9"/>
+              <w:left w:val="single" w:sz="4" w:color="D9D9D9"/>
+              <w:bottom w:val="single" w:sz="4" w:color="D9D9D9"/>
+              <w:right w:val="single" w:sz="4" w:color="D9D9D9"/>
+              <w:insideH w:val="single" w:sz="4" w:color="D9D9D9"/>
+              <w:insideV w:val="single" w:sz="4" w:color="D9D9D9"/>
+            </w:tcBorders>
+          </w:tcPr>
+          <w:p>
+            <w:r>
+              <w:t>gateway_configuration_missing</w:t>
+            </w:r>
+          </w:p>
+        </w:tc>
+        <w:tc>
+          <w:tcPr>
+            <w:tcW w:type="dxa" w:w="3312"/>
+            <w:vAlign w:val="center"/>
+            <w:shd w:fill="F3F6F9"/>
+            <w:tcBorders>
+              <w:top w:val="single" w:sz="4" w:color="D9D9D9"/>
+              <w:left w:val="single" w:sz="4" w:color="D9D9D9"/>
+              <w:bottom w:val="single" w:sz="4" w:color="D9D9D9"/>
+              <w:right w:val="single" w:sz="4" w:color="D9D9D9"/>
+              <w:insideH w:val="single" w:sz="4" w:color="D9D9D9"/>
+              <w:insideV w:val="single" w:sz="4" w:color="D9D9D9"/>
+            </w:tcBorders>
+          </w:tcPr>
+          <w:p>
+            <w:r>
+              <w:t>DB Provider·encrypted credential·snapshot</w:t>
+            </w:r>
+          </w:p>
+        </w:tc>
+        <w:tc>
+          <w:tcPr>
+            <w:tcW w:type="dxa" w:w="3312"/>
+            <w:vAlign w:val="center"/>
+            <w:shd w:fill="F3F6F9"/>
+            <w:tcBorders>
+              <w:top w:val="single" w:sz="4" w:color="D9D9D9"/>
+              <w:left w:val="single" w:sz="4" w:color="D9D9D9"/>
+              <w:bottom w:val="single" w:sz="4" w:color="D9D9D9"/>
+              <w:right w:val="single" w:sz="4" w:color="D9D9D9"/>
+              <w:insideH w:val="single" w:sz="4" w:color="D9D9D9"/>
+              <w:insideV w:val="single" w:sz="4" w:color="D9D9D9"/>
+            </w:tcBorders>
+          </w:tcPr>
+          <w:p>
+            <w:r>
+              <w:t>새 Secret 파일 금지; DB 경로와 image 확인</w:t>
+            </w:r>
+          </w:p>
+        </w:tc>
+      </w:tr>
+      <w:tr>
+        <w:tc>
+          <w:tcPr>
+            <w:tcW w:type="dxa" w:w="3312"/>
+            <w:vAlign w:val="center"/>
+            <w:tcBorders>
+              <w:top w:val="single" w:sz="4" w:color="D9D9D9"/>
+              <w:left w:val="single" w:sz="4" w:color="D9D9D9"/>
+              <w:bottom w:val="single" w:sz="4" w:color="D9D9D9"/>
+              <w:right w:val="single" w:sz="4" w:color="D9D9D9"/>
+              <w:insideH w:val="single" w:sz="4" w:color="D9D9D9"/>
+              <w:insideV w:val="single" w:sz="4" w:color="D9D9D9"/>
+            </w:tcBorders>
+          </w:tcPr>
+          <w:p>
+            <w:r>
+              <w:t>gateway_unavailable</w:t>
+            </w:r>
+          </w:p>
+        </w:tc>
+        <w:tc>
+          <w:tcPr>
+            <w:tcW w:type="dxa" w:w="3312"/>
+            <w:vAlign w:val="center"/>
+            <w:tcBorders>
+              <w:top w:val="single" w:sz="4" w:color="D9D9D9"/>
+              <w:left w:val="single" w:sz="4" w:color="D9D9D9"/>
+              <w:bottom w:val="single" w:sz="4" w:color="D9D9D9"/>
+              <w:right w:val="single" w:sz="4" w:color="D9D9D9"/>
+              <w:insideH w:val="single" w:sz="4" w:color="D9D9D9"/>
+              <w:insideV w:val="single" w:sz="4" w:color="D9D9D9"/>
+            </w:tcBorders>
+          </w:tcPr>
+          <w:p>
+            <w:r>
+              <w:t>Data health·snapshot·endpoint·network</w:t>
+            </w:r>
+          </w:p>
+        </w:tc>
+        <w:tc>
+          <w:tcPr>
+            <w:tcW w:type="dxa" w:w="3312"/>
+            <w:vAlign w:val="center"/>
+            <w:tcBorders>
+              <w:top w:val="single" w:sz="4" w:color="D9D9D9"/>
+              <w:left w:val="single" w:sz="4" w:color="D9D9D9"/>
+              <w:bottom w:val="single" w:sz="4" w:color="D9D9D9"/>
+              <w:right w:val="single" w:sz="4" w:color="D9D9D9"/>
+              <w:insideH w:val="single" w:sz="4" w:color="D9D9D9"/>
+              <w:insideV w:val="single" w:sz="4" w:color="D9D9D9"/>
+            </w:tcBorders>
+          </w:tcPr>
+          <w:p>
+            <w:r>
+              <w:t>Data와 active generation 확인 후 HTTPS 재시험</w:t>
+            </w:r>
+          </w:p>
+        </w:tc>
+      </w:tr>
+      <w:tr>
+        <w:tc>
+          <w:tcPr>
+            <w:tcW w:type="dxa" w:w="3312"/>
+            <w:vAlign w:val="center"/>
+            <w:shd w:fill="F3F6F9"/>
+            <w:tcBorders>
+              <w:top w:val="single" w:sz="4" w:color="D9D9D9"/>
+              <w:left w:val="single" w:sz="4" w:color="D9D9D9"/>
+              <w:bottom w:val="single" w:sz="4" w:color="D9D9D9"/>
+              <w:right w:val="single" w:sz="4" w:color="D9D9D9"/>
+              <w:insideH w:val="single" w:sz="4" w:color="D9D9D9"/>
+              <w:insideV w:val="single" w:sz="4" w:color="D9D9D9"/>
+            </w:tcBorders>
+          </w:tcPr>
+          <w:p>
+            <w:r>
+              <w:t>ocr_failed</w:t>
+            </w:r>
+          </w:p>
+        </w:tc>
+        <w:tc>
+          <w:tcPr>
+            <w:tcW w:type="dxa" w:w="3312"/>
+            <w:vAlign w:val="center"/>
+            <w:shd w:fill="F3F6F9"/>
+            <w:tcBorders>
+              <w:top w:val="single" w:sz="4" w:color="D9D9D9"/>
+              <w:left w:val="single" w:sz="4" w:color="D9D9D9"/>
+              <w:bottom w:val="single" w:sz="4" w:color="D9D9D9"/>
+              <w:right w:val="single" w:sz="4" w:color="D9D9D9"/>
+              <w:insideH w:val="single" w:sz="4" w:color="D9D9D9"/>
+              <w:insideV w:val="single" w:sz="4" w:color="D9D9D9"/>
+            </w:tcBorders>
+          </w:tcPr>
+          <w:p>
+            <w:r>
+              <w:t>Document Parse Provider·credential·응답</w:t>
+            </w:r>
+          </w:p>
+        </w:tc>
+        <w:tc>
+          <w:tcPr>
+            <w:tcW w:type="dxa" w:w="3312"/>
+            <w:vAlign w:val="center"/>
+            <w:shd w:fill="F3F6F9"/>
+            <w:tcBorders>
+              <w:top w:val="single" w:sz="4" w:color="D9D9D9"/>
+              <w:left w:val="single" w:sz="4" w:color="D9D9D9"/>
+              <w:bottom w:val="single" w:sz="4" w:color="D9D9D9"/>
+              <w:right w:val="single" w:sz="4" w:color="D9D9D9"/>
+              <w:insideH w:val="single" w:sz="4" w:color="D9D9D9"/>
+              <w:insideV w:val="single" w:sz="4" w:color="D9D9D9"/>
+            </w:tcBorders>
+          </w:tcPr>
+          <w:p>
+            <w:r>
+              <w:t>DB credential과 Provider 상태 확인; Solar 0회</w:t>
+            </w:r>
+          </w:p>
+        </w:tc>
+      </w:tr>
+      <w:tr>
+        <w:tc>
+          <w:tcPr>
+            <w:tcW w:type="dxa" w:w="3312"/>
+            <w:vAlign w:val="center"/>
+            <w:tcBorders>
+              <w:top w:val="single" w:sz="4" w:color="D9D9D9"/>
+              <w:left w:val="single" w:sz="4" w:color="D9D9D9"/>
+              <w:bottom w:val="single" w:sz="4" w:color="D9D9D9"/>
+              <w:right w:val="single" w:sz="4" w:color="D9D9D9"/>
+              <w:insideH w:val="single" w:sz="4" w:color="D9D9D9"/>
+              <w:insideV w:val="single" w:sz="4" w:color="D9D9D9"/>
+            </w:tcBorders>
+          </w:tcPr>
+          <w:p>
+            <w:r>
+              <w:t>sanitization_failed</w:t>
+            </w:r>
+          </w:p>
+        </w:tc>
+        <w:tc>
+          <w:tcPr>
+            <w:tcW w:type="dxa" w:w="3312"/>
+            <w:vAlign w:val="center"/>
+            <w:tcBorders>
+              <w:top w:val="single" w:sz="4" w:color="D9D9D9"/>
+              <w:left w:val="single" w:sz="4" w:color="D9D9D9"/>
+              <w:bottom w:val="single" w:sz="4" w:color="D9D9D9"/>
+              <w:right w:val="single" w:sz="4" w:color="D9D9D9"/>
+              <w:insideH w:val="single" w:sz="4" w:color="D9D9D9"/>
+              <w:insideV w:val="single" w:sz="4" w:color="D9D9D9"/>
+            </w:tcBorders>
+          </w:tcPr>
+          <w:p>
+            <w:r>
+              <w:t>OCR 출력·원본 제거</w:t>
+            </w:r>
+          </w:p>
+        </w:tc>
+        <w:tc>
+          <w:tcPr>
+            <w:tcW w:type="dxa" w:w="3312"/>
+            <w:vAlign w:val="center"/>
+            <w:tcBorders>
+              <w:top w:val="single" w:sz="4" w:color="D9D9D9"/>
+              <w:left w:val="single" w:sz="4" w:color="D9D9D9"/>
+              <w:bottom w:val="single" w:sz="4" w:color="D9D9D9"/>
+              <w:right w:val="single" w:sz="4" w:color="D9D9D9"/>
+              <w:insideH w:val="single" w:sz="4" w:color="D9D9D9"/>
+              <w:insideV w:val="single" w:sz="4" w:color="D9D9D9"/>
+            </w:tcBorders>
+          </w:tcPr>
+          <w:p>
+            <w:r>
+              <w:t>sanitizer와 downstream payload 확인</w:t>
+            </w:r>
+          </w:p>
+        </w:tc>
+      </w:tr>
+      <w:tr>
+        <w:tc>
+          <w:tcPr>
+            <w:tcW w:type="dxa" w:w="3312"/>
+            <w:vAlign w:val="center"/>
+            <w:shd w:fill="F3F6F9"/>
+            <w:tcBorders>
+              <w:top w:val="single" w:sz="4" w:color="D9D9D9"/>
+              <w:left w:val="single" w:sz="4" w:color="D9D9D9"/>
+              <w:bottom w:val="single" w:sz="4" w:color="D9D9D9"/>
+              <w:right w:val="single" w:sz="4" w:color="D9D9D9"/>
+              <w:insideH w:val="single" w:sz="4" w:color="D9D9D9"/>
+              <w:insideV w:val="single" w:sz="4" w:color="D9D9D9"/>
+            </w:tcBorders>
+          </w:tcPr>
+          <w:p>
+            <w:r>
+              <w:t>downstream_configuration</w:t>
+            </w:r>
+          </w:p>
+        </w:tc>
+        <w:tc>
+          <w:tcPr>
+            <w:tcW w:type="dxa" w:w="3312"/>
+            <w:vAlign w:val="center"/>
+            <w:shd w:fill="F3F6F9"/>
+            <w:tcBorders>
+              <w:top w:val="single" w:sz="4" w:color="D9D9D9"/>
+              <w:left w:val="single" w:sz="4" w:color="D9D9D9"/>
+              <w:bottom w:val="single" w:sz="4" w:color="D9D9D9"/>
+              <w:right w:val="single" w:sz="4" w:color="D9D9D9"/>
+              <w:insideH w:val="single" w:sz="4" w:color="D9D9D9"/>
+              <w:insideV w:val="single" w:sz="4" w:color="D9D9D9"/>
+            </w:tcBorders>
+          </w:tcPr>
+          <w:p>
+            <w:r>
+              <w:t>Solar Provider·model·route·snapshot</w:t>
+            </w:r>
+          </w:p>
+        </w:tc>
+        <w:tc>
+          <w:tcPr>
+            <w:tcW w:type="dxa" w:w="3312"/>
+            <w:vAlign w:val="center"/>
+            <w:shd w:fill="F3F6F9"/>
+            <w:tcBorders>
+              <w:top w:val="single" w:sz="4" w:color="D9D9D9"/>
+              <w:left w:val="single" w:sz="4" w:color="D9D9D9"/>
+              <w:bottom w:val="single" w:sz="4" w:color="D9D9D9"/>
+              <w:right w:val="single" w:sz="4" w:color="D9D9D9"/>
+              <w:insideH w:val="single" w:sz="4" w:color="D9D9D9"/>
+              <w:insideV w:val="single" w:sz="4" w:color="D9D9D9"/>
+            </w:tcBorders>
+          </w:tcPr>
+          <w:p>
+            <w:r>
+              <w:t>active mapping 확인 후 snapshot 재발행</w:t>
+            </w:r>
+          </w:p>
+        </w:tc>
+      </w:tr>
+    </w:tbl>
+    <w:p/>
+    <w:p>
+      <w:pPr>
+        <w:pStyle w:val="Heading2"/>
+      </w:pPr>
+      <w:r>
+        <w:t>운영 로그 원칙</w:t>
       </w:r>
     </w:p>
     <w:p>
@@ -166,7 +1969,7 @@
         <w:pStyle w:val="ListBullet"/>
       </w:pPr>
       <w:r>
-        <w:t>adapter sdk</w:t>
+        <w:t>request ID·error code·model ID·snapshot generation·latency bucket만 기록</w:t>
       </w:r>
     </w:p>
     <w:p>
@@ -174,7 +1977,7 @@
         <w:pStyle w:val="ListBullet"/>
       </w:pPr>
       <w:r>
-        <w:t>adapters</w:t>
+        <w:t>API key·credential·request body·media·OCR 원문·provider response 원문 기록 금지</w:t>
       </w:r>
     </w:p>
     <w:p>
@@ -182,7 +1985,76 @@
         <w:pStyle w:val="ListBullet"/>
       </w:pPr>
       <w:r>
-        <w:t>core mcp gateway</w:t>
+        <w:t>health 200만으로 전체 흐름 PASS 판정 금지</w:t>
+      </w:r>
+    </w:p>
+    <w:p>
+      <w:pPr>
+        <w:pStyle w:val="Heading1"/>
+      </w:pPr>
+      <w:r>
+        <w:t>9. 백업·업그레이드·rollback</w:t>
+      </w:r>
+    </w:p>
+    <w:p>
+      <w:pPr>
+        <w:pStyle w:val="ListNumber"/>
+      </w:pPr>
+      <w:r>
+        <w:t>image tag/commit·migration revision·snapshot generation 기록</w:t>
+      </w:r>
+    </w:p>
+    <w:p>
+      <w:pPr>
+        <w:pStyle w:val="ListNumber"/>
+      </w:pPr>
+      <w:r>
+        <w:t>PostgreSQL과 signed snapshot 백업</w:t>
+      </w:r>
+    </w:p>
+    <w:p>
+      <w:pPr>
+        <w:pStyle w:val="ListNumber"/>
+      </w:pPr>
+      <w:r>
+        <w:t>새 image와 Control/Data health 확인</w:t>
+      </w:r>
+    </w:p>
+    <w:p>
+      <w:pPr>
+        <w:pStyle w:val="ListNumber"/>
+      </w:pPr>
+      <w:r>
+        <w:t>migration 후 Provider·routing·snapshot 확인</w:t>
+      </w:r>
+    </w:p>
+    <w:p>
+      <w:pPr>
+        <w:pStyle w:val="ListNumber"/>
+      </w:pPr>
+      <w:r>
+        <w:t>text와 media 요청 실행</w:t>
+      </w:r>
+    </w:p>
+    <w:p>
+      <w:pPr>
+        <w:pStyle w:val="ListNumber"/>
+      </w:pPr>
+      <w:r>
+        <w:t>문제 발생 시 승인된 이전 image와 last-known-good snapshot으로 복구</w:t>
+      </w:r>
+    </w:p>
+    <w:p>
+      <w:r>
+        <w:t>Secret 원문과 snapshot private key를 Git이나 문서에 저장하지 않습니다. 운영 서버에서 source를 직접 수정하지 않습니다.</w:t>
+      </w:r>
+    </w:p>
+    <w:p>
+      <w:pPr>
+        <w:pStyle w:val="Heading1"/>
+      </w:pPr>
+      <w:r>
+        <w:t>10. 운영 인수 체크리스트</w:t>
       </w:r>
     </w:p>
     <w:p>
@@ -190,12 +2062,87 @@
         <w:pStyle w:val="ListBullet"/>
       </w:pPr>
       <w:r>
-        <w:t>gateway</w:t>
+        <w:t>[ ] 승인된 release commit/image 배포</w:t>
       </w:r>
     </w:p>
     <w:p>
+      <w:pPr>
+        <w:pStyle w:val="ListBullet"/>
+      </w:pPr>
       <w:r>
-        <w:br w:type="page"/>
+        <w:t>[ ] Control/Data/PostgreSQL healthy</w:t>
+      </w:r>
+    </w:p>
+    <w:p>
+      <w:pPr>
+        <w:pStyle w:val="ListBullet"/>
+      </w:pPr>
+      <w:r>
+        <w:t>[ ] migration revision과 active snapshot generation 기록</w:t>
+      </w:r>
+    </w:p>
+    <w:p>
+      <w:pPr>
+        <w:pStyle w:val="ListBullet"/>
+      </w:pPr>
+      <w:r>
+        <w:t>[ ] DB Provider credential 확인</w:t>
+      </w:r>
+    </w:p>
+    <w:p>
+      <w:pPr>
+        <w:pStyle w:val="ListBullet"/>
+      </w:pPr>
+      <w:r>
+        <w:t>[ ] routing profile과 published model 확인</w:t>
+      </w:r>
+    </w:p>
+    <w:p>
+      <w:pPr>
+        <w:pStyle w:val="ListBullet"/>
+      </w:pPr>
+      <w:r>
+        <w:t>[ ] HTTPS /v1/models 성공</w:t>
+      </w:r>
+    </w:p>
+    <w:p>
+      <w:pPr>
+        <w:pStyle w:val="ListBullet"/>
+      </w:pPr>
+      <w:r>
+        <w:t>[ ] text-only /v1/responses 성공</w:t>
+      </w:r>
+    </w:p>
+    <w:p>
+      <w:pPr>
+        <w:pStyle w:val="ListBullet"/>
+      </w:pPr>
+      <w:r>
+        <w:t>[ ] image/PDF → OCR → Solar 성공</w:t>
+      </w:r>
+    </w:p>
+    <w:p>
+      <w:pPr>
+        <w:pStyle w:val="ListBullet"/>
+      </w:pPr>
+      <w:r>
+        <w:t>[ ] OCR/sanitization 실패 시 downstream 0회</w:t>
+      </w:r>
+    </w:p>
+    <w:p>
+      <w:pPr>
+        <w:pStyle w:val="ListBullet"/>
+      </w:pPr>
+      <w:r>
+        <w:t>[ ] Codex/OpenCodex가 Media Bridge만 호출</w:t>
+      </w:r>
+    </w:p>
+    <w:p>
+      <w:pPr>
+        <w:pStyle w:val="ListBullet"/>
+      </w:pPr>
+      <w:r>
+        <w:t>[ ] backup과 rollback 확인</w:t>
       </w:r>
     </w:p>
     <w:p>
@@ -203,100 +2150,71 @@
         <w:pStyle w:val="Heading1"/>
       </w:pPr>
       <w:r>
-        <w:t>1. consumer integration</w:t>
+        <w:t>11. 관련 문서와 적용 범위</w:t>
       </w:r>
     </w:p>
     <w:p>
-      <w:pPr>
-        <w:pStyle w:val="Heading1"/>
-      </w:pPr>
       <w:r>
-        <w:t>소비자 프로그램 연동 메뉴얼</w:t>
-      </w:r>
-    </w:p>
-    <w:p>
-      <w:pPr>
-        <w:spacing w:after="100"/>
-      </w:pPr>
-      <w:r>
-        <w:t>상태: 2026-09-15 확인 기준</w:t>
-      </w:r>
-    </w:p>
-    <w:p>
-      <w:pPr>
-        <w:spacing w:after="100"/>
-      </w:pPr>
-      <w:r>
-        <w:t>이 문서는 Media Bridge 소스를 변경하지 않고, ysna-server에 설치된 Media Bridge를 다른 프로그램에서 호출하기 위한 소비자 측 설정 절차를 설명합니다. 대상은 Daon2, Daon2-RAG, Eoul Agent, Eoul Gateway입니다.</w:t>
-      </w:r>
-    </w:p>
-    <w:p>
-      <w:pPr>
-        <w:pStyle w:val="Heading2"/>
-      </w:pPr>
-      <w:r>
-        <w:t>1. 현재 서버 연결 정보</w:t>
-      </w:r>
-    </w:p>
-    <w:p>
-      <w:pPr>
-        <w:spacing w:after="100"/>
-      </w:pPr>
-      <w:r>
-        <w:t>ysna-server에서 확인된 Media Bridge는 다음 주소에 바인딩되어 있습니다.</w:t>
+        <w:t>이 문서는 배포·사용 절차를 담당합니다. 내부 Gateway 계약, Adapter SDK, Provider catalog 설계는 저장소 개발자 문서를 참조합니다. 실제 Provider 비용, 외부 OmniRoute 연결, 사용자 acceptance는 실제 증거를 별도로 기록해야 합니다.</w:t>
       </w:r>
     </w:p>
     <w:tbl>
       <w:tblPr>
         <w:tblStyle w:val="TableGrid"/>
         <w:tblW w:type="auto" w:w="0"/>
-        <w:jc w:val="center"/>
         <w:tblLook w:firstColumn="1" w:firstRow="1" w:lastColumn="0" w:lastRow="0" w:noHBand="0" w:noVBand="1" w:val="04A0"/>
-        <w:tblBorders>
-          <w:top w:val="single" w:sz="4" w:color="D9D9D9"/>
-          <w:left w:val="single" w:sz="4" w:color="D9D9D9"/>
-          <w:bottom w:val="single" w:sz="4" w:color="D9D9D9"/>
-          <w:right w:val="single" w:sz="4" w:color="D9D9D9"/>
-          <w:insideH w:val="single" w:sz="4" w:color="D9D9D9"/>
-          <w:insideV w:val="single" w:sz="4" w:color="D9D9D9"/>
-        </w:tblBorders>
       </w:tblPr>
       <w:tblGrid>
-        <w:gridCol w:w="4997"/>
-        <w:gridCol w:w="4997"/>
+        <w:gridCol w:w="4968"/>
+        <w:gridCol w:w="4968"/>
       </w:tblGrid>
       <w:tr>
+        <w:trPr>
+          <w:tblHeader w:val="true"/>
+        </w:trPr>
         <w:tc>
           <w:tcPr>
-            <w:tcW w:type="dxa" w:w="4997"/>
+            <w:tcW w:type="dxa" w:w="4968"/>
             <w:shd w:fill="1F4E78"/>
-            <w:vAlign w:val="center"/>
+            <w:tcBorders>
+              <w:top w:val="single" w:sz="4" w:color="D9D9D9"/>
+              <w:left w:val="single" w:sz="4" w:color="D9D9D9"/>
+              <w:bottom w:val="single" w:sz="4" w:color="D9D9D9"/>
+              <w:right w:val="single" w:sz="4" w:color="D9D9D9"/>
+              <w:insideH w:val="single" w:sz="4" w:color="D9D9D9"/>
+              <w:insideV w:val="single" w:sz="4" w:color="D9D9D9"/>
+            </w:tcBorders>
           </w:tcPr>
           <w:p>
             <w:r>
               <w:rPr>
                 <w:b/>
                 <w:color w:val="FFFFFF"/>
-                <w:sz w:val="18"/>
               </w:rPr>
-              <w:t>항목</w:t>
+              <w:t>문서</w:t>
             </w:r>
           </w:p>
         </w:tc>
         <w:tc>
           <w:tcPr>
-            <w:tcW w:type="dxa" w:w="4997"/>
+            <w:tcW w:type="dxa" w:w="4968"/>
             <w:shd w:fill="1F4E78"/>
-            <w:vAlign w:val="center"/>
+            <w:tcBorders>
+              <w:top w:val="single" w:sz="4" w:color="D9D9D9"/>
+              <w:left w:val="single" w:sz="4" w:color="D9D9D9"/>
+              <w:bottom w:val="single" w:sz="4" w:color="D9D9D9"/>
+              <w:right w:val="single" w:sz="4" w:color="D9D9D9"/>
+              <w:insideH w:val="single" w:sz="4" w:color="D9D9D9"/>
+              <w:insideV w:val="single" w:sz="4" w:color="D9D9D9"/>
+            </w:tcBorders>
           </w:tcPr>
           <w:p>
             <w:r>
               <w:rPr>
                 <w:b/>
                 <w:color w:val="FFFFFF"/>
-                <w:sz w:val="18"/>
               </w:rPr>
-              <w:t>값</w:t>
+              <w:t>용도</w:t>
             </w:r>
           </w:p>
         </w:tc>
@@ -304,29 +2222,41 @@
       <w:tr>
         <w:tc>
           <w:tcPr>
-            <w:tcW w:type="dxa" w:w="4997"/>
+            <w:tcW w:type="dxa" w:w="4968"/>
             <w:vAlign w:val="center"/>
+            <w:shd w:fill="F3F6F9"/>
+            <w:tcBorders>
+              <w:top w:val="single" w:sz="4" w:color="D9D9D9"/>
+              <w:left w:val="single" w:sz="4" w:color="D9D9D9"/>
+              <w:bottom w:val="single" w:sz="4" w:color="D9D9D9"/>
+              <w:right w:val="single" w:sz="4" w:color="D9D9D9"/>
+              <w:insideH w:val="single" w:sz="4" w:color="D9D9D9"/>
+              <w:insideV w:val="single" w:sz="4" w:color="D9D9D9"/>
+            </w:tcBorders>
           </w:tcPr>
           <w:p>
             <w:r>
-              <w:rPr>
-                <w:sz w:val="18"/>
-              </w:rPr>
-              <w:t>주소</w:t>
+              <w:t>docs/install/docker-compose.md</w:t>
             </w:r>
           </w:p>
         </w:tc>
         <w:tc>
           <w:tcPr>
-            <w:tcW w:type="dxa" w:w="4997"/>
+            <w:tcW w:type="dxa" w:w="4968"/>
             <w:vAlign w:val="center"/>
+            <w:shd w:fill="F3F6F9"/>
+            <w:tcBorders>
+              <w:top w:val="single" w:sz="4" w:color="D9D9D9"/>
+              <w:left w:val="single" w:sz="4" w:color="D9D9D9"/>
+              <w:bottom w:val="single" w:sz="4" w:color="D9D9D9"/>
+              <w:right w:val="single" w:sz="4" w:color="D9D9D9"/>
+              <w:insideH w:val="single" w:sz="4" w:color="D9D9D9"/>
+              <w:insideV w:val="single" w:sz="4" w:color="D9D9D9"/>
+            </w:tcBorders>
           </w:tcPr>
           <w:p>
             <w:r>
-              <w:rPr>
-                <w:sz w:val="18"/>
-              </w:rPr>
-              <w:t>127.0.0.1:8642</w:t>
+              <w:t>Compose 배포</w:t>
             </w:r>
           </w:p>
         </w:tc>
@@ -334,31 +2264,39 @@
       <w:tr>
         <w:tc>
           <w:tcPr>
-            <w:tcW w:type="dxa" w:w="4997"/>
+            <w:tcW w:type="dxa" w:w="4968"/>
             <w:vAlign w:val="center"/>
-            <w:shd w:fill="F3F6F9"/>
+            <w:tcBorders>
+              <w:top w:val="single" w:sz="4" w:color="D9D9D9"/>
+              <w:left w:val="single" w:sz="4" w:color="D9D9D9"/>
+              <w:bottom w:val="single" w:sz="4" w:color="D9D9D9"/>
+              <w:right w:val="single" w:sz="4" w:color="D9D9D9"/>
+              <w:insideH w:val="single" w:sz="4" w:color="D9D9D9"/>
+              <w:insideV w:val="single" w:sz="4" w:color="D9D9D9"/>
+            </w:tcBorders>
           </w:tcPr>
           <w:p>
             <w:r>
-              <w:rPr>
-                <w:sz w:val="18"/>
-              </w:rPr>
-              <w:t>Responses endpoint</w:t>
+              <w:t>docs/install/https-reverse-proxy.md</w:t>
             </w:r>
           </w:p>
         </w:tc>
         <w:tc>
           <w:tcPr>
-            <w:tcW w:type="dxa" w:w="4997"/>
+            <w:tcW w:type="dxa" w:w="4968"/>
             <w:vAlign w:val="center"/>
-            <w:shd w:fill="F3F6F9"/>
+            <w:tcBorders>
+              <w:top w:val="single" w:sz="4" w:color="D9D9D9"/>
+              <w:left w:val="single" w:sz="4" w:color="D9D9D9"/>
+              <w:bottom w:val="single" w:sz="4" w:color="D9D9D9"/>
+              <w:right w:val="single" w:sz="4" w:color="D9D9D9"/>
+              <w:insideH w:val="single" w:sz="4" w:color="D9D9D9"/>
+              <w:insideV w:val="single" w:sz="4" w:color="D9D9D9"/>
+            </w:tcBorders>
           </w:tcPr>
           <w:p>
             <w:r>
-              <w:rPr>
-                <w:sz w:val="18"/>
-              </w:rPr>
-              <w:t>http://127.0.0.1:8642/v1/responses</w:t>
+              <w:t>HTTPS reverse proxy</w:t>
             </w:r>
           </w:p>
         </w:tc>
@@ -366,29 +2304,41 @@
       <w:tr>
         <w:tc>
           <w:tcPr>
-            <w:tcW w:type="dxa" w:w="4997"/>
+            <w:tcW w:type="dxa" w:w="4968"/>
             <w:vAlign w:val="center"/>
+            <w:shd w:fill="F3F6F9"/>
+            <w:tcBorders>
+              <w:top w:val="single" w:sz="4" w:color="D9D9D9"/>
+              <w:left w:val="single" w:sz="4" w:color="D9D9D9"/>
+              <w:bottom w:val="single" w:sz="4" w:color="D9D9D9"/>
+              <w:right w:val="single" w:sz="4" w:color="D9D9D9"/>
+              <w:insideH w:val="single" w:sz="4" w:color="D9D9D9"/>
+              <w:insideV w:val="single" w:sz="4" w:color="D9D9D9"/>
+            </w:tcBorders>
           </w:tcPr>
           <w:p>
             <w:r>
-              <w:rPr>
-                <w:sz w:val="18"/>
-              </w:rPr>
-              <w:t>API base URL</w:t>
+              <w:t>docs/manuals/operator/consumer-integration.md</w:t>
             </w:r>
           </w:p>
         </w:tc>
         <w:tc>
           <w:tcPr>
-            <w:tcW w:type="dxa" w:w="4997"/>
+            <w:tcW w:type="dxa" w:w="4968"/>
             <w:vAlign w:val="center"/>
+            <w:shd w:fill="F3F6F9"/>
+            <w:tcBorders>
+              <w:top w:val="single" w:sz="4" w:color="D9D9D9"/>
+              <w:left w:val="single" w:sz="4" w:color="D9D9D9"/>
+              <w:bottom w:val="single" w:sz="4" w:color="D9D9D9"/>
+              <w:right w:val="single" w:sz="4" w:color="D9D9D9"/>
+              <w:insideH w:val="single" w:sz="4" w:color="D9D9D9"/>
+              <w:insideV w:val="single" w:sz="4" w:color="D9D9D9"/>
+            </w:tcBorders>
           </w:tcPr>
           <w:p>
             <w:r>
-              <w:rPr>
-                <w:sz w:val="18"/>
-              </w:rPr>
-              <w:t>http://127.0.0.1:8642/v1</w:t>
+              <w:t>소비자 Endpoint 연결</w:t>
             </w:r>
           </w:p>
         </w:tc>
@@ -396,31 +2346,39 @@
       <w:tr>
         <w:tc>
           <w:tcPr>
-            <w:tcW w:type="dxa" w:w="4997"/>
+            <w:tcW w:type="dxa" w:w="4968"/>
             <w:vAlign w:val="center"/>
-            <w:shd w:fill="F3F6F9"/>
+            <w:tcBorders>
+              <w:top w:val="single" w:sz="4" w:color="D9D9D9"/>
+              <w:left w:val="single" w:sz="4" w:color="D9D9D9"/>
+              <w:bottom w:val="single" w:sz="4" w:color="D9D9D9"/>
+              <w:right w:val="single" w:sz="4" w:color="D9D9D9"/>
+              <w:insideH w:val="single" w:sz="4" w:color="D9D9D9"/>
+              <w:insideV w:val="single" w:sz="4" w:color="D9D9D9"/>
+            </w:tcBorders>
           </w:tcPr>
           <w:p>
             <w:r>
-              <w:rPr>
-                <w:sz w:val="18"/>
-              </w:rPr>
-              <w:t>상태 확인</w:t>
+              <w:t>docs/manuals/user/npm-cli.md</w:t>
             </w:r>
           </w:p>
         </w:tc>
         <w:tc>
           <w:tcPr>
-            <w:tcW w:type="dxa" w:w="4997"/>
+            <w:tcW w:type="dxa" w:w="4968"/>
             <w:vAlign w:val="center"/>
-            <w:shd w:fill="F3F6F9"/>
+            <w:tcBorders>
+              <w:top w:val="single" w:sz="4" w:color="D9D9D9"/>
+              <w:left w:val="single" w:sz="4" w:color="D9D9D9"/>
+              <w:bottom w:val="single" w:sz="4" w:color="D9D9D9"/>
+              <w:right w:val="single" w:sz="4" w:color="D9D9D9"/>
+              <w:insideH w:val="single" w:sz="4" w:color="D9D9D9"/>
+              <w:insideV w:val="single" w:sz="4" w:color="D9D9D9"/>
+            </w:tcBorders>
           </w:tcPr>
           <w:p>
             <w:r>
-              <w:rPr>
-                <w:sz w:val="18"/>
-              </w:rPr>
-              <w:t>mb status, mb health --json, mb ready</w:t>
+              <w:t>personal npm CLI</w:t>
             </w:r>
           </w:p>
         </w:tc>
@@ -428,398 +2386,41 @@
       <w:tr>
         <w:tc>
           <w:tcPr>
-            <w:tcW w:type="dxa" w:w="4997"/>
+            <w:tcW w:type="dxa" w:w="4968"/>
             <w:vAlign w:val="center"/>
+            <w:shd w:fill="F3F6F9"/>
+            <w:tcBorders>
+              <w:top w:val="single" w:sz="4" w:color="D9D9D9"/>
+              <w:left w:val="single" w:sz="4" w:color="D9D9D9"/>
+              <w:bottom w:val="single" w:sz="4" w:color="D9D9D9"/>
+              <w:right w:val="single" w:sz="4" w:color="D9D9D9"/>
+              <w:insideH w:val="single" w:sz="4" w:color="D9D9D9"/>
+              <w:insideV w:val="single" w:sz="4" w:color="D9D9D9"/>
+            </w:tcBorders>
           </w:tcPr>
           <w:p>
             <w:r>
-              <w:rPr>
-                <w:sz w:val="18"/>
-              </w:rPr>
-              <w:t>현재 설치 버전</w:t>
+              <w:t>docs/manuals/developer/gateway.md</w:t>
             </w:r>
           </w:p>
         </w:tc>
         <w:tc>
           <w:tcPr>
-            <w:tcW w:type="dxa" w:w="4997"/>
+            <w:tcW w:type="dxa" w:w="4968"/>
             <w:vAlign w:val="center"/>
+            <w:shd w:fill="F3F6F9"/>
+            <w:tcBorders>
+              <w:top w:val="single" w:sz="4" w:color="D9D9D9"/>
+              <w:left w:val="single" w:sz="4" w:color="D9D9D9"/>
+              <w:bottom w:val="single" w:sz="4" w:color="D9D9D9"/>
+              <w:right w:val="single" w:sz="4" w:color="D9D9D9"/>
+              <w:insideH w:val="single" w:sz="4" w:color="D9D9D9"/>
+              <w:insideV w:val="single" w:sz="4" w:color="D9D9D9"/>
+            </w:tcBorders>
           </w:tcPr>
           <w:p>
             <w:r>
-              <w:rPr>
-                <w:sz w:val="18"/>
-              </w:rPr>
-              <w:t>@cyhuh/media-bridge@0.1.12</w:t>
-            </w:r>
-          </w:p>
-        </w:tc>
-      </w:tr>
-    </w:tbl>
-    <w:p>
-      <w:pPr>
-        <w:spacing w:after="40"/>
-      </w:pPr>
-    </w:p>
-    <w:p>
-      <w:pPr>
-        <w:spacing w:after="100"/>
-      </w:pPr>
-      <w:r>
-        <w:t>Media Bridge가 loopback(127.0.0.1)에만 열려 있으므로, 호출하는 프로그램이 ysna-server에서 실행될 때만 위 주소를 그대로 사용합니다. 노트북에서 연 SSH 터널(ssh -L 18765:127.0.0.1:8642 ...)은 노트북의 브라우저나 노트북에서 실행하는 시험 클라이언트용입니다. ysna-server에서 실행되는 Daon2나 Gateway의 설정값을 18765로 넣으면 안 됩니다.</w:t>
-      </w:r>
-    </w:p>
-    <w:p>
-      <w:pPr>
-        <w:pStyle w:val="Heading3"/>
-      </w:pPr>
-      <w:r>
-        <w:t>다른 PC에서 지속적으로 사용하는 경우</w:t>
-      </w:r>
-    </w:p>
-    <w:p>
-      <w:pPr>
-        <w:spacing w:after="100"/>
-      </w:pPr>
-      <w:r>
-        <w:t>SSH 터널은 임시 점검이나 단기 사용에는 적합하지만, 프로세스 종료·네트워크 단절·재부팅 때 다시 열어야 합니다. 여러 PC의 Daon2, Daon2-RAG, Eoul Gateway 또는 Eoul Agent가 지속적으로 사용해야 한다면 ysna-server에 HTTPS Reverse Proxy를 등록하는 운영 구성이 적합합니다.</w:t>
-      </w:r>
-    </w:p>
-    <w:p>
-      <w:pPr>
-        <w:spacing w:before="60" w:after="120"/>
-        <w:ind w:left="259"/>
-        <w:shd w:fill="F3F3F3"/>
-      </w:pPr>
-      <w:r>
-        <w:rPr>
-          <w:rFonts w:ascii="Cascadia Mono" w:hAnsi="Cascadia Mono" w:eastAsia="맑은 고딕"/>
-          <w:color w:val="2D2D2D"/>
-          <w:sz w:val="17"/>
-        </w:rPr>
-        <w:t>다른 PC의 소비자 프로그램\n</w:t>
-      </w:r>
-      <w:r>
-        <w:rPr>
-          <w:rFonts w:ascii="Cascadia Mono" w:hAnsi="Cascadia Mono" w:eastAsia="맑은 고딕"/>
-          <w:color w:val="2D2D2D"/>
-          <w:sz w:val="17"/>
-        </w:rPr>
-        <w:t xml:space="preserve">  -&gt; HTTPS Reverse Proxy (허용된 DNS 이름과 TLS)\n</w:t>
-      </w:r>
-      <w:r>
-        <w:rPr>
-          <w:rFonts w:ascii="Cascadia Mono" w:hAnsi="Cascadia Mono" w:eastAsia="맑은 고딕"/>
-          <w:color w:val="2D2D2D"/>
-          <w:sz w:val="17"/>
-        </w:rPr>
-        <w:t xml:space="preserve">  -&gt; ysna-server의 127.0.0.1:8642\n</w:t>
-      </w:r>
-      <w:r>
-        <w:rPr>
-          <w:rFonts w:ascii="Cascadia Mono" w:hAnsi="Cascadia Mono" w:eastAsia="맑은 고딕"/>
-          <w:color w:val="2D2D2D"/>
-          <w:sz w:val="17"/>
-        </w:rPr>
-        <w:t xml:space="preserve">  -&gt; Media Bridge /v1/responses</w:t>
-      </w:r>
-    </w:p>
-    <w:p>
-      <w:pPr>
-        <w:spacing w:after="100"/>
-      </w:pPr>
-      <w:r>
-        <w:t>Reverse Proxy를 사용할 때 소비자 프로그램의 API base URL은 http://127.0.0.1:8642/v1이 아니라 다음처럼 Proxy의 HTTPS 주소를 사용합니다.</w:t>
-      </w:r>
-    </w:p>
-    <w:p>
-      <w:pPr>
-        <w:spacing w:before="60" w:after="120"/>
-        <w:ind w:left="259"/>
-        <w:shd w:fill="F3F3F3"/>
-      </w:pPr>
-      <w:r>
-        <w:rPr>
-          <w:rFonts w:ascii="Cascadia Mono" w:hAnsi="Cascadia Mono" w:eastAsia="맑은 고딕"/>
-          <w:color w:val="2D2D2D"/>
-          <w:sz w:val="17"/>
-        </w:rPr>
-        <w:t>https://&lt;Media-Bridge-허용-DNS&gt;/v1</w:t>
-      </w:r>
-    </w:p>
-    <w:p>
-      <w:pPr>
-        <w:spacing w:after="100"/>
-      </w:pPr>
-      <w:r>
-        <w:t>운영 등록 시 다음 조건을 지킵니다.</w:t>
-      </w:r>
-    </w:p>
-    <w:p>
-      <w:pPr>
-        <w:pStyle w:val="ListBullet"/>
-      </w:pPr>
-      <w:r>
-        <w:t>TLS 인증서를 사용하고 HTTP 평문 외부 공개는 허용하지 않습니다.</w:t>
-      </w:r>
-    </w:p>
-    <w:p>
-      <w:pPr>
-        <w:pStyle w:val="ListBullet"/>
-      </w:pPr>
-      <w:r>
-        <w:t>방화벽은 승인된 소비자 PC 또는 사설망만 Proxy 포트에 접근하도록 제한합니다.</w:t>
-      </w:r>
-    </w:p>
-    <w:p>
-      <w:pPr>
-        <w:pStyle w:val="ListBullet"/>
-      </w:pPr>
-      <w:r>
-        <w:t>Proxy는 내부 upstream을 http://127.0.0.1:8642로 고정하고 임의 upstream 전달을 허용하지 않습니다.</w:t>
-      </w:r>
-    </w:p>
-    <w:p>
-      <w:pPr>
-        <w:pStyle w:val="ListBullet"/>
-      </w:pPr>
-      <w:r>
-        <w:t>요청 본문, Authorization 헤더, tenant 헤더를 Proxy access log에 기록하지 않습니다.</w:t>
-      </w:r>
-    </w:p>
-    <w:p>
-      <w:pPr>
-        <w:pStyle w:val="ListBullet"/>
-      </w:pPr>
-      <w:r>
-        <w:t>Media Bridge의 Bearer 토큰과 X-Media-Bridge-Tenant 헤더를 소비자에서 그대로 전달하되, 토큰을 URL query나 문서에 넣지 않습니다.</w:t>
-      </w:r>
-    </w:p>
-    <w:p>
-      <w:pPr>
-        <w:pStyle w:val="ListBullet"/>
-      </w:pPr>
-      <w:r>
-        <w:t>Proxy 등록 후 각 소비자에서 /v1/responses 최소 text 요청과 실제 Provider readiness를 별도로 확인합니다.</w:t>
-      </w:r>
-    </w:p>
-    <w:p>
-      <w:pPr>
-        <w:spacing w:after="100"/>
-      </w:pPr>
-      <w:r>
-        <w:t>Media Bridge의 HTTPS 경계와 예시 profile은 [docs/install/https-reverse-proxy.md](../../install/https-reverse-proxy.md)를 따릅니다. 이 구성은 Media Bridge 소스를 변경하는 작업이 아니라 ysna-server의 배포·네트워크 계층을 설정하는 작업입니다.</w:t>
-      </w:r>
-    </w:p>
-    <w:p>
-      <w:pPr>
-        <w:pStyle w:val="Heading2"/>
-      </w:pPr>
-      <w:r>
-        <w:t>2. 공통 인증 설정</w:t>
-      </w:r>
-    </w:p>
-    <w:p>
-      <w:pPr>
-        <w:spacing w:after="100"/>
-      </w:pPr>
-      <w:r>
-        <w:t>HTTP 호출에는 두 값이 필요합니다.</w:t>
-      </w:r>
-    </w:p>
-    <w:p>
-      <w:pPr>
-        <w:spacing w:before="60" w:after="120"/>
-        <w:ind w:left="259"/>
-        <w:shd w:fill="F3F3F3"/>
-      </w:pPr>
-      <w:r>
-        <w:rPr>
-          <w:rFonts w:ascii="Cascadia Mono" w:hAnsi="Cascadia Mono" w:eastAsia="맑은 고딕"/>
-          <w:color w:val="2D2D2D"/>
-          <w:sz w:val="17"/>
-        </w:rPr>
-        <w:t>Authorization: Bearer &lt;Media Bridge service token&gt;\n</w:t>
-      </w:r>
-      <w:r>
-        <w:rPr>
-          <w:rFonts w:ascii="Cascadia Mono" w:hAnsi="Cascadia Mono" w:eastAsia="맑은 고딕"/>
-          <w:color w:val="2D2D2D"/>
-          <w:sz w:val="17"/>
-        </w:rPr>
-        <w:t>X-Media-Bridge-Tenant: &lt;tenant id&gt;</w:t>
-      </w:r>
-    </w:p>
-    <w:p>
-      <w:pPr>
-        <w:spacing w:after="100"/>
-      </w:pPr>
-      <w:r>
-        <w:t>서비스 토큰 원문은 ysna-server의 Media Bridge runtime secret 저장 위치에서 읽어야 합니다. 토큰을 소스, Git, DB의 일반 문자열, 화면 캡처, 문서에 넣지 않습니다. 소비자 프로그램은 각 제품이 지원하는 Secret file 또는 Secret Store 참조로 주입합니다.</w:t>
-      </w:r>
-    </w:p>
-    <w:p>
-      <w:pPr>
-        <w:spacing w:after="100"/>
-      </w:pPr>
-      <w:r>
-        <w:t>최소 호출 형태는 다음과 같습니다.</w:t>
-      </w:r>
-    </w:p>
-    <w:p>
-      <w:pPr>
-        <w:spacing w:before="60" w:after="120"/>
-        <w:ind w:left="259"/>
-        <w:shd w:fill="F3F3F3"/>
-      </w:pPr>
-      <w:r>
-        <w:rPr>
-          <w:rFonts w:ascii="Cascadia Mono" w:hAnsi="Cascadia Mono" w:eastAsia="맑은 고딕"/>
-          <w:color w:val="2D2D2D"/>
-          <w:sz w:val="17"/>
-        </w:rPr>
-        <w:t>curl -sS -X POST http://127.0.0.1:8642/v1/responses \\n</w:t>
-      </w:r>
-      <w:r>
-        <w:rPr>
-          <w:rFonts w:ascii="Cascadia Mono" w:hAnsi="Cascadia Mono" w:eastAsia="맑은 고딕"/>
-          <w:color w:val="2D2D2D"/>
-          <w:sz w:val="17"/>
-        </w:rPr>
-        <w:t xml:space="preserve">  -H "Authorization: Bearer ${MEDIA_BRIDGE_SERVICE_TOKEN}" \\n</w:t>
-      </w:r>
-      <w:r>
-        <w:rPr>
-          <w:rFonts w:ascii="Cascadia Mono" w:hAnsi="Cascadia Mono" w:eastAsia="맑은 고딕"/>
-          <w:color w:val="2D2D2D"/>
-          <w:sz w:val="17"/>
-        </w:rPr>
-        <w:t xml:space="preserve">  -H "X-Media-Bridge-Tenant: ${MEDIA_BRIDGE_TENANT_ID}" \\n</w:t>
-      </w:r>
-      <w:r>
-        <w:rPr>
-          <w:rFonts w:ascii="Cascadia Mono" w:hAnsi="Cascadia Mono" w:eastAsia="맑은 고딕"/>
-          <w:color w:val="2D2D2D"/>
-          <w:sz w:val="17"/>
-        </w:rPr>
-        <w:t xml:space="preserve">  -H 'Content-Type: application/json' \\n</w:t>
-      </w:r>
-      <w:r>
-        <w:rPr>
-          <w:rFonts w:ascii="Cascadia Mono" w:hAnsi="Cascadia Mono" w:eastAsia="맑은 고딕"/>
-          <w:color w:val="2D2D2D"/>
-          <w:sz w:val="17"/>
-        </w:rPr>
-        <w:t xml:space="preserve">  -d '{"model":"&lt;실제 Media Bridge 모델 ID&gt;","input":"연결 확인"}'</w:t>
-      </w:r>
-    </w:p>
-    <w:p>
-      <w:pPr>
-        <w:spacing w:after="100"/>
-      </w:pPr>
-      <w:r>
-        <w:t>&lt;실제 Media Bridge 모델 ID&gt;는 설치된 runtime의 모델 원장과 외부 Provider 계약으로 확인한 값을 사용합니다. 모델명을 추측해 문서나 설정에 고정하지 않습니다.</w:t>
-      </w:r>
-    </w:p>
-    <w:p>
-      <w:pPr>
-        <w:pStyle w:val="Heading2"/>
-      </w:pPr>
-      <w:r>
-        <w:t>3. Daon2 설정</w:t>
-      </w:r>
-    </w:p>
-    <w:p>
-      <w:pPr>
-        <w:pStyle w:val="Heading3"/>
-      </w:pPr>
-      <w:r>
-        <w:t>현재 코드 기준의 제한</w:t>
-      </w:r>
-    </w:p>
-    <w:p>
-      <w:pPr>
-        <w:spacing w:after="100"/>
-      </w:pPr>
-      <w:r>
-        <w:t>Daon2 Admin의 Model Registry Provider 등록 화면은 승인된 카탈로그만 선택하도록 되어 있습니다. 현재 카탈로그에는 cerebras, groq, mistral, openrouter, upstage, gemini, claude, openai, ollama가 있고 mediabridge는 없습니다. Provider 생성 API도 providercode만 받고 서버의 승인된 baseline에서 baseurl과 secretref를 채웁니다.</w:t>
-      </w:r>
-    </w:p>
-    <w:p>
-      <w:pPr>
-        <w:spacing w:after="100"/>
-      </w:pPr>
-      <w:r>
-        <w:t>따라서 현재 화면에서 임의로 mediabridge를 입력하는 것만으로는 등록되지 않습니다. 이것은 Media Bridge의 문제나 서버 장애가 아니라 Daon2 소비자 측 Provider 카탈로그·baseline이 Media Bridge를 아직 정의하지 않은 상태라는 뜻입니다. Daon2 소스에 소비자용 Provider profile을 추가하는 작업이 필요한 경우, 별도 개발·검증 절차로 처리해야 합니다.</w:t>
-      </w:r>
-    </w:p>
-    <w:p>
-      <w:pPr>
-        <w:pStyle w:val="Heading3"/>
-      </w:pPr>
-      <w:r>
-        <w:t>소비자 측에 추가해야 할 Provider 계약</w:t>
-      </w:r>
-    </w:p>
-    <w:p>
-      <w:pPr>
-        <w:spacing w:after="100"/>
-      </w:pPr>
-      <w:r>
-        <w:t>Daon2의 Provider profile에 다음 의미를 등록합니다.</w:t>
-      </w:r>
-    </w:p>
-    <w:tbl>
-      <w:tblPr>
-        <w:tblStyle w:val="TableGrid"/>
-        <w:tblW w:type="auto" w:w="0"/>
-        <w:jc w:val="center"/>
-        <w:tblLook w:firstColumn="1" w:firstRow="1" w:lastColumn="0" w:lastRow="0" w:noHBand="0" w:noVBand="1" w:val="04A0"/>
-        <w:tblBorders>
-          <w:top w:val="single" w:sz="4" w:color="D9D9D9"/>
-          <w:left w:val="single" w:sz="4" w:color="D9D9D9"/>
-          <w:bottom w:val="single" w:sz="4" w:color="D9D9D9"/>
-          <w:right w:val="single" w:sz="4" w:color="D9D9D9"/>
-          <w:insideH w:val="single" w:sz="4" w:color="D9D9D9"/>
-          <w:insideV w:val="single" w:sz="4" w:color="D9D9D9"/>
-        </w:tblBorders>
-      </w:tblPr>
-      <w:tblGrid>
-        <w:gridCol w:w="4997"/>
-        <w:gridCol w:w="4997"/>
-      </w:tblGrid>
-      <w:tr>
-        <w:tc>
-          <w:tcPr>
-            <w:tcW w:type="dxa" w:w="4997"/>
-            <w:shd w:fill="1F4E78"/>
-            <w:vAlign w:val="center"/>
-          </w:tcPr>
-          <w:p>
-            <w:r>
-              <w:rPr>
-                <w:b/>
-                <w:color w:val="FFFFFF"/>
-                <w:sz w:val="18"/>
-              </w:rPr>
-              <w:t>필드</w:t>
-            </w:r>
-          </w:p>
-        </w:tc>
-        <w:tc>
-          <w:tcPr>
-            <w:tcW w:type="dxa" w:w="4997"/>
-            <w:shd w:fill="1F4E78"/>
-            <w:vAlign w:val="center"/>
-          </w:tcPr>
-          <w:p>
-            <w:r>
-              <w:rPr>
-                <w:b/>
-                <w:color w:val="FFFFFF"/>
-                <w:sz w:val="18"/>
-              </w:rPr>
-              <w:t>Media Bridge용 값</w:t>
+              <w:t>Gateway API·보안 계약</w:t>
             </w:r>
           </w:p>
         </w:tc>
@@ -827,6189 +2428,58 @@
       <w:tr>
         <w:tc>
           <w:tcPr>
-            <w:tcW w:type="dxa" w:w="4997"/>
+            <w:tcW w:type="dxa" w:w="4968"/>
             <w:vAlign w:val="center"/>
+            <w:tcBorders>
+              <w:top w:val="single" w:sz="4" w:color="D9D9D9"/>
+              <w:left w:val="single" w:sz="4" w:color="D9D9D9"/>
+              <w:bottom w:val="single" w:sz="4" w:color="D9D9D9"/>
+              <w:right w:val="single" w:sz="4" w:color="D9D9D9"/>
+              <w:insideH w:val="single" w:sz="4" w:color="D9D9D9"/>
+              <w:insideV w:val="single" w:sz="4" w:color="D9D9D9"/>
+            </w:tcBorders>
           </w:tcPr>
           <w:p>
             <w:r>
-              <w:rPr>
-                <w:sz w:val="18"/>
-              </w:rPr>
-              <w:t>provider code</w:t>
+              <w:t>docs/design/DESIGN.md</w:t>
             </w:r>
           </w:p>
         </w:tc>
         <w:tc>
           <w:tcPr>
-            <w:tcW w:type="dxa" w:w="4997"/>
+            <w:tcW w:type="dxa" w:w="4968"/>
             <w:vAlign w:val="center"/>
+            <w:tcBorders>
+              <w:top w:val="single" w:sz="4" w:color="D9D9D9"/>
+              <w:left w:val="single" w:sz="4" w:color="D9D9D9"/>
+              <w:bottom w:val="single" w:sz="4" w:color="D9D9D9"/>
+              <w:right w:val="single" w:sz="4" w:color="D9D9D9"/>
+              <w:insideH w:val="single" w:sz="4" w:color="D9D9D9"/>
+              <w:insideV w:val="single" w:sz="4" w:color="D9D9D9"/>
+            </w:tcBorders>
           </w:tcPr>
           <w:p>
             <w:r>
-              <w:rPr>
-                <w:sz w:val="18"/>
-              </w:rPr>
-              <w:t>mediabridge (소비자 측에서 승인할 내부 식별자)</w:t>
-            </w:r>
-          </w:p>
-        </w:tc>
-      </w:tr>
-      <w:tr>
-        <w:tc>
-          <w:tcPr>
-            <w:tcW w:type="dxa" w:w="4997"/>
-            <w:vAlign w:val="center"/>
-            <w:shd w:fill="F3F6F9"/>
-          </w:tcPr>
-          <w:p>
-            <w:r>
-              <w:rPr>
-                <w:sz w:val="18"/>
-              </w:rPr>
-              <w:t>provider type</w:t>
-            </w:r>
-          </w:p>
-        </w:tc>
-        <w:tc>
-          <w:tcPr>
-            <w:tcW w:type="dxa" w:w="4997"/>
-            <w:vAlign w:val="center"/>
-            <w:shd w:fill="F3F6F9"/>
-          </w:tcPr>
-          <w:p>
-            <w:r>
-              <w:rPr>
-                <w:sz w:val="18"/>
-              </w:rPr>
-              <w:t>externalapi</w:t>
-            </w:r>
-          </w:p>
-        </w:tc>
-      </w:tr>
-      <w:tr>
-        <w:tc>
-          <w:tcPr>
-            <w:tcW w:type="dxa" w:w="4997"/>
-            <w:vAlign w:val="center"/>
-          </w:tcPr>
-          <w:p>
-            <w:r>
-              <w:rPr>
-                <w:sz w:val="18"/>
-              </w:rPr>
-              <w:t>base URL</w:t>
-            </w:r>
-          </w:p>
-        </w:tc>
-        <w:tc>
-          <w:tcPr>
-            <w:tcW w:type="dxa" w:w="4997"/>
-            <w:vAlign w:val="center"/>
-          </w:tcPr>
-          <w:p>
-            <w:r>
-              <w:rPr>
-                <w:sz w:val="18"/>
-              </w:rPr>
-              <w:t>http://127.0.0.1:8642/v1 (Daon2가 ysna-server에서 실행될 때)</w:t>
-            </w:r>
-          </w:p>
-        </w:tc>
-      </w:tr>
-      <w:tr>
-        <w:tc>
-          <w:tcPr>
-            <w:tcW w:type="dxa" w:w="4997"/>
-            <w:vAlign w:val="center"/>
-            <w:shd w:fill="F3F6F9"/>
-          </w:tcPr>
-          <w:p>
-            <w:r>
-              <w:rPr>
-                <w:sz w:val="18"/>
-              </w:rPr>
-              <w:t>Responses 경로</w:t>
-            </w:r>
-          </w:p>
-        </w:tc>
-        <w:tc>
-          <w:tcPr>
-            <w:tcW w:type="dxa" w:w="4997"/>
-            <w:vAlign w:val="center"/>
-            <w:shd w:fill="F3F6F9"/>
-          </w:tcPr>
-          <w:p>
-            <w:r>
-              <w:rPr>
-                <w:sz w:val="18"/>
-              </w:rPr>
-              <w:t>/responses (POST /v1/responses)</w:t>
-            </w:r>
-          </w:p>
-        </w:tc>
-      </w:tr>
-      <w:tr>
-        <w:tc>
-          <w:tcPr>
-            <w:tcW w:type="dxa" w:w="4997"/>
-            <w:vAlign w:val="center"/>
-          </w:tcPr>
-          <w:p>
-            <w:r>
-              <w:rPr>
-                <w:sz w:val="18"/>
-              </w:rPr>
-              <w:t>인증</w:t>
-            </w:r>
-          </w:p>
-        </w:tc>
-        <w:tc>
-          <w:tcPr>
-            <w:tcW w:type="dxa" w:w="4997"/>
-            <w:vAlign w:val="center"/>
-          </w:tcPr>
-          <w:p>
-            <w:r>
-              <w:rPr>
-                <w:sz w:val="18"/>
-              </w:rPr>
-              <w:t>Bearer service token + X-Media-Bridge-Tenant 헤더</w:t>
-            </w:r>
-          </w:p>
-        </w:tc>
-      </w:tr>
-      <w:tr>
-        <w:tc>
-          <w:tcPr>
-            <w:tcW w:type="dxa" w:w="4997"/>
-            <w:vAlign w:val="center"/>
-            <w:shd w:fill="F3F6F9"/>
-          </w:tcPr>
-          <w:p>
-            <w:r>
-              <w:rPr>
-                <w:sz w:val="18"/>
-              </w:rPr>
-              <w:t>후보 역할</w:t>
-            </w:r>
-          </w:p>
-        </w:tc>
-        <w:tc>
-          <w:tcPr>
-            <w:tcW w:type="dxa" w:w="4997"/>
-            <w:vAlign w:val="center"/>
-            <w:shd w:fill="F3F6F9"/>
-          </w:tcPr>
-          <w:p>
-            <w:r>
-              <w:rPr>
-                <w:sz w:val="18"/>
-              </w:rPr>
-              <w:t>우선 text; Media 입력 계약을 검증한 뒤 필요한 역할만 추가</w:t>
-            </w:r>
-          </w:p>
-        </w:tc>
-      </w:tr>
-      <w:tr>
-        <w:tc>
-          <w:tcPr>
-            <w:tcW w:type="dxa" w:w="4997"/>
-            <w:vAlign w:val="center"/>
-          </w:tcPr>
-          <w:p>
-            <w:r>
-              <w:rPr>
-                <w:sz w:val="18"/>
-              </w:rPr>
-              <w:t>execution policy</w:t>
-            </w:r>
-          </w:p>
-        </w:tc>
-        <w:tc>
-          <w:tcPr>
-            <w:tcW w:type="dxa" w:w="4997"/>
-            <w:vAlign w:val="center"/>
-          </w:tcPr>
-          <w:p>
-            <w:r>
-              <w:rPr>
-                <w:sz w:val="18"/>
-              </w:rPr>
-              <w:t>externalprovider</w:t>
-            </w:r>
-          </w:p>
-        </w:tc>
-      </w:tr>
-      <w:tr>
-        <w:tc>
-          <w:tcPr>
-            <w:tcW w:type="dxa" w:w="4997"/>
-            <w:vAlign w:val="center"/>
-            <w:shd w:fill="F3F6F9"/>
-          </w:tcPr>
-          <w:p>
-            <w:r>
-              <w:rPr>
-                <w:sz w:val="18"/>
-              </w:rPr>
-              <w:t>contract version</w:t>
-            </w:r>
-          </w:p>
-        </w:tc>
-        <w:tc>
-          <w:tcPr>
-            <w:tcW w:type="dxa" w:w="4997"/>
-            <w:vAlign w:val="center"/>
-            <w:shd w:fill="F3F6F9"/>
-          </w:tcPr>
-          <w:p>
-            <w:r>
-              <w:rPr>
-                <w:sz w:val="18"/>
-              </w:rPr>
-              <w:t>Daon2가 요구하는 v1</w:t>
-            </w:r>
-          </w:p>
-        </w:tc>
-      </w:tr>
-      <w:tr>
-        <w:tc>
-          <w:tcPr>
-            <w:tcW w:type="dxa" w:w="4997"/>
-            <w:vAlign w:val="center"/>
-          </w:tcPr>
-          <w:p>
-            <w:r>
-              <w:rPr>
-                <w:sz w:val="18"/>
-              </w:rPr>
-              <w:t>secret reference</w:t>
-            </w:r>
-          </w:p>
-        </w:tc>
-        <w:tc>
-          <w:tcPr>
-            <w:tcW w:type="dxa" w:w="4997"/>
-            <w:vAlign w:val="center"/>
-          </w:tcPr>
-          <w:p>
-            <w:r>
-              <w:rPr>
-                <w:sz w:val="18"/>
-              </w:rPr>
-              <w:t>토큰 원문이 아닌 Daon2가 읽을 수 있는 Secret 참조</w:t>
+              <w:t>배포형 설계와 승인 경계</w:t>
             </w:r>
           </w:p>
         </w:tc>
       </w:tr>
     </w:tbl>
-    <w:p>
-      <w:pPr>
-        <w:spacing w:after="40"/>
-      </w:pPr>
-    </w:p>
-    <w:p>
-      <w:pPr>
-        <w:spacing w:after="100"/>
-      </w:pPr>
-      <w:r>
-        <w:t>Daon2의 기존 OpenAI baseline을 Media Bridge 주소로 바꾸어 우회하는 방식은 권장하지 않습니다. OpenAI baseline은 공식 OpenAI 주소와 Chat Completions 경로를 전제로 하므로 Responses endpoint와 헤더 계약을 정확히 표현하지 못할 수 있습니다.</w:t>
-      </w:r>
-    </w:p>
-    <w:p>
-      <w:pPr>
-        <w:pStyle w:val="Heading3"/>
-      </w:pPr>
-      <w:r>
-        <w:t>Provider·Model·역할 매핑 순서</w:t>
-      </w:r>
-    </w:p>
-    <w:p>
-      <w:pPr>
-        <w:spacing w:after="100"/>
-      </w:pPr>
-      <w:r>
-        <w:t>Media Bridge용 Provider profile이 소비자 코드에 반영된 뒤 Admin 화면에서 다음 순서로 처리합니다.</w:t>
-      </w:r>
-    </w:p>
-    <w:p>
-      <w:pPr>
-        <w:pStyle w:val="ListNumber"/>
-      </w:pPr>
-      <w:r>
-        <w:t>Provider 등록: Provider 등록에서 mediabridge를 선택합니다.</w:t>
-      </w:r>
-    </w:p>
-    <w:p>
-      <w:pPr>
-        <w:pStyle w:val="ListNumber"/>
-      </w:pPr>
-      <w:r>
-        <w:t>연결 검증: Provider connection test 또는 activation readiness 재검증을 실행합니다. 127.0.0.1:8642 연결, Bearer 인증, tenant 헤더가 모두 성공해야 합니다.</w:t>
-      </w:r>
-    </w:p>
-    <w:p>
-      <w:pPr>
-        <w:pStyle w:val="ListNumber"/>
-      </w:pPr>
-      <w:r>
-        <w:t>Provider 활성화: 현재 상태가 inactive인지 확인한 뒤 active로 변경합니다.</w:t>
-      </w:r>
-    </w:p>
-    <w:p>
-      <w:pPr>
-        <w:pStyle w:val="ListNumber"/>
-      </w:pPr>
-      <w:r>
-        <w:t>Model 등록: Media Bridge가 실제로 제공하는 모델 ID를 modelcode와 modelname으로 등록하고 taskrole=text, executionpolicy=externalprovider, contractversion=v1를 사용합니다.</w:t>
-      </w:r>
-    </w:p>
-    <w:p>
-      <w:pPr>
-        <w:pStyle w:val="ListNumber"/>
-      </w:pPr>
-      <w:r>
-        <w:t>Model 활성화: 연결 검증이 성공한 뒤 모델을 active로 변경합니다.</w:t>
-      </w:r>
-    </w:p>
-    <w:p>
-      <w:pPr>
-        <w:pStyle w:val="ListNumber"/>
-      </w:pPr>
-      <w:r>
-        <w:t>역할 매핑 활성화: text 역할의 active mapping 대상으로 해당 모델을 선택하고 우선순위를 지정합니다.</w:t>
-      </w:r>
-    </w:p>
-    <w:p>
-      <w:pPr>
-        <w:pStyle w:val="ListNumber"/>
-      </w:pPr>
-      <w:r>
-        <w:t>실제 Daon2 요청: Daon2가 직접 Provider API를 호출하는지, 또는 내부 adapter를 거치는지 확인한 뒤 최소 text 요청 1건을 실행합니다.</w:t>
-      </w:r>
-    </w:p>
-    <w:p>
-      <w:pPr>
-        <w:spacing w:after="100"/>
-      </w:pPr>
-      <w:r>
-        <w:t>역할 매핑은 모델 활성화보다 먼저 할 수 없습니다. Provider·Model이 모두 active가 아니거나 readiness evidence가 없으면 매핑을 활성화하지 않습니다.</w:t>
-      </w:r>
-    </w:p>
-    <w:p>
-      <w:pPr>
-        <w:pStyle w:val="Heading2"/>
-      </w:pPr>
-      <w:r>
-        <w:t>4. Daon2-RAG 설정</w:t>
-      </w:r>
-    </w:p>
-    <w:p>
-      <w:pPr>
-        <w:spacing w:after="100"/>
-      </w:pPr>
-      <w:r>
-        <w:t>Daon2-RAG도 같은 Provider→Model→역할 매핑 원칙을 사용하지만, 역할별로 Media Bridge를 구분해야 합니다.</w:t>
-      </w:r>
-    </w:p>
-    <w:p>
-      <w:pPr>
-        <w:pStyle w:val="ListBullet"/>
-      </w:pPr>
-      <w:r>
-        <w:t>text: Media Bridge Responses 계약으로 연결할 수 있는 후보입니다.</w:t>
-      </w:r>
-    </w:p>
-    <w:p>
-      <w:pPr>
-        <w:pStyle w:val="ListBullet"/>
-      </w:pPr>
-      <w:r>
-        <w:t>embedding: Media Bridge의 /v1/responses는 embedding endpoint가 아니므로 매핑하지 않습니다. 기존 embedding Provider와 /embeddings 계약을 유지합니다.</w:t>
-      </w:r>
-    </w:p>
-    <w:p>
-      <w:pPr>
-        <w:pStyle w:val="ListBullet"/>
-      </w:pPr>
-      <w:r>
-        <w:t>reranker: Media Bridge Responses만으로 대체할 수 있다고 확인되지 않았으므로 기존 reranker 계약을 유지합니다.</w:t>
-      </w:r>
-    </w:p>
-    <w:p>
-      <w:pPr>
-        <w:pStyle w:val="ListBullet"/>
-      </w:pPr>
-      <w:r>
-        <w:t>vision: 이미지 입력을 실제로 Media Bridge가 처리하는 소비자 경로와 모델 capability를 별도 검증한 뒤에만 사용합니다.</w:t>
-      </w:r>
-    </w:p>
-    <w:p>
-      <w:pPr>
-        <w:spacing w:after="100"/>
-      </w:pPr>
-      <w:r>
-        <w:t>따라서 RAG 전체를 Media Bridge 하나로 바꾸는 설정은 현재 계약으로 확인되지 않았습니다. 우선 text 역할만 연결하고, 검색용 embedding·reranker는 기존 Provider를 유지하는 구성이 안전한 기본값입니다.</w:t>
-      </w:r>
-    </w:p>
-    <w:p>
-      <w:pPr>
-        <w:pStyle w:val="Heading2"/>
-      </w:pPr>
-      <w:r>
-        <w:t>5. Eoul Gateway 설정</w:t>
-      </w:r>
-    </w:p>
-    <w:p>
-      <w:pPr>
-        <w:spacing w:after="100"/>
-      </w:pPr>
-      <w:r>
-        <w:t>Eoul Gateway는 Provider·Model·Route·Policy를 순서대로 구성합니다. Media Bridge는 Gateway가 호출하는 내부 Provider endpoint로 등록합니다.</w:t>
-      </w:r>
-    </w:p>
-    <w:p>
-      <w:pPr>
-        <w:pStyle w:val="Heading3"/>
-      </w:pPr>
-      <w:r>
-        <w:t>Provider</w:t>
-      </w:r>
-    </w:p>
-    <w:p>
-      <w:pPr>
-        <w:spacing w:after="100"/>
-      </w:pPr>
-      <w:r>
-        <w:t>Gateway Console의 Provider 등록에서 다음 개념을 사용합니다.</w:t>
-      </w:r>
-    </w:p>
-    <w:tbl>
-      <w:tblPr>
-        <w:tblStyle w:val="TableGrid"/>
-        <w:tblW w:type="auto" w:w="0"/>
-        <w:jc w:val="center"/>
-        <w:tblLook w:firstColumn="1" w:firstRow="1" w:lastColumn="0" w:lastRow="0" w:noHBand="0" w:noVBand="1" w:val="04A0"/>
-        <w:tblBorders>
-          <w:top w:val="single" w:sz="4" w:color="D9D9D9"/>
-          <w:left w:val="single" w:sz="4" w:color="D9D9D9"/>
-          <w:bottom w:val="single" w:sz="4" w:color="D9D9D9"/>
-          <w:right w:val="single" w:sz="4" w:color="D9D9D9"/>
-          <w:insideH w:val="single" w:sz="4" w:color="D9D9D9"/>
-          <w:insideV w:val="single" w:sz="4" w:color="D9D9D9"/>
-        </w:tblBorders>
-      </w:tblPr>
-      <w:tblGrid>
-        <w:gridCol w:w="4997"/>
-        <w:gridCol w:w="4997"/>
-      </w:tblGrid>
-      <w:tr>
-        <w:tc>
-          <w:tcPr>
-            <w:tcW w:type="dxa" w:w="4997"/>
-            <w:shd w:fill="1F4E78"/>
-            <w:vAlign w:val="center"/>
-          </w:tcPr>
-          <w:p>
-            <w:r>
-              <w:rPr>
-                <w:b/>
-                <w:color w:val="FFFFFF"/>
-                <w:sz w:val="18"/>
-              </w:rPr>
-              <w:t>필드</w:t>
-            </w:r>
-          </w:p>
-        </w:tc>
-        <w:tc>
-          <w:tcPr>
-            <w:tcW w:type="dxa" w:w="4997"/>
-            <w:shd w:fill="1F4E78"/>
-            <w:vAlign w:val="center"/>
-          </w:tcPr>
-          <w:p>
-            <w:r>
-              <w:rPr>
-                <w:b/>
-                <w:color w:val="FFFFFF"/>
-                <w:sz w:val="18"/>
-              </w:rPr>
-              <w:t>값 또는 규칙</w:t>
-            </w:r>
-          </w:p>
-        </w:tc>
-      </w:tr>
-      <w:tr>
-        <w:tc>
-          <w:tcPr>
-            <w:tcW w:type="dxa" w:w="4997"/>
-            <w:vAlign w:val="center"/>
-          </w:tcPr>
-          <w:p>
-            <w:r>
-              <w:rPr>
-                <w:sz w:val="18"/>
-              </w:rPr>
-              <w:t>adapterId</w:t>
-            </w:r>
-          </w:p>
-        </w:tc>
-        <w:tc>
-          <w:tcPr>
-            <w:tcW w:type="dxa" w:w="4997"/>
-            <w:vAlign w:val="center"/>
-          </w:tcPr>
-          <w:p>
-            <w:r>
-              <w:rPr>
-                <w:sz w:val="18"/>
-              </w:rPr>
-              <w:t>openai-compatible 또는 Responses를 지원하는 Gateway adapter의 실제 ID</w:t>
-            </w:r>
-          </w:p>
-        </w:tc>
-      </w:tr>
-      <w:tr>
-        <w:tc>
-          <w:tcPr>
-            <w:tcW w:type="dxa" w:w="4997"/>
-            <w:vAlign w:val="center"/>
-            <w:shd w:fill="F3F6F9"/>
-          </w:tcPr>
-          <w:p>
-            <w:r>
-              <w:rPr>
-                <w:sz w:val="18"/>
-              </w:rPr>
-              <w:t>endpoint/base URL</w:t>
-            </w:r>
-          </w:p>
-        </w:tc>
-        <w:tc>
-          <w:tcPr>
-            <w:tcW w:type="dxa" w:w="4997"/>
-            <w:vAlign w:val="center"/>
-            <w:shd w:fill="F3F6F9"/>
-          </w:tcPr>
-          <w:p>
-            <w:r>
-              <w:rPr>
-                <w:sz w:val="18"/>
-              </w:rPr>
-              <w:t>http://127.0.0.1:8642/v1 (Gateway가 ysna-server에서 실행될 때)</w:t>
-            </w:r>
-          </w:p>
-        </w:tc>
-      </w:tr>
-      <w:tr>
-        <w:tc>
-          <w:tcPr>
-            <w:tcW w:type="dxa" w:w="4997"/>
-            <w:vAlign w:val="center"/>
-          </w:tcPr>
-          <w:p>
-            <w:r>
-              <w:rPr>
-                <w:sz w:val="18"/>
-              </w:rPr>
-              <w:t>protocol</w:t>
-            </w:r>
-          </w:p>
-        </w:tc>
-        <w:tc>
-          <w:tcPr>
-            <w:tcW w:type="dxa" w:w="4997"/>
-            <w:vAlign w:val="center"/>
-          </w:tcPr>
-          <w:p>
-            <w:r>
-              <w:rPr>
-                <w:sz w:val="18"/>
-              </w:rPr>
-              <w:t>Media Bridge의 Responses 계약과 일치하는 값</w:t>
-            </w:r>
-          </w:p>
-        </w:tc>
-      </w:tr>
-      <w:tr>
-        <w:tc>
-          <w:tcPr>
-            <w:tcW w:type="dxa" w:w="4997"/>
-            <w:vAlign w:val="center"/>
-            <w:shd w:fill="F3F6F9"/>
-          </w:tcPr>
-          <w:p>
-            <w:r>
-              <w:rPr>
-                <w:sz w:val="18"/>
-              </w:rPr>
-              <w:t>secretRef</w:t>
-            </w:r>
-          </w:p>
-        </w:tc>
-        <w:tc>
-          <w:tcPr>
-            <w:tcW w:type="dxa" w:w="4997"/>
-            <w:vAlign w:val="center"/>
-            <w:shd w:fill="F3F6F9"/>
-          </w:tcPr>
-          <w:p>
-            <w:r>
-              <w:rPr>
-                <w:sz w:val="18"/>
-              </w:rPr>
-              <w:t>Media Bridge service token을 가리키는 Secret reference</w:t>
-            </w:r>
-          </w:p>
-        </w:tc>
-      </w:tr>
-      <w:tr>
-        <w:tc>
-          <w:tcPr>
-            <w:tcW w:type="dxa" w:w="4997"/>
-            <w:vAlign w:val="center"/>
-          </w:tcPr>
-          <w:p>
-            <w:r>
-              <w:rPr>
-                <w:sz w:val="18"/>
-              </w:rPr>
-              <w:t>local network</w:t>
-            </w:r>
-          </w:p>
-        </w:tc>
-        <w:tc>
-          <w:tcPr>
-            <w:tcW w:type="dxa" w:w="4997"/>
-            <w:vAlign w:val="center"/>
-          </w:tcPr>
-          <w:p>
-            <w:r>
-              <w:rPr>
-                <w:sz w:val="18"/>
-              </w:rPr>
-              <w:t>loopback 127.0.0.1, TCP port 8642, http를 명시적으로 허용</w:t>
-            </w:r>
-          </w:p>
-        </w:tc>
-      </w:tr>
-      <w:tr>
-        <w:tc>
-          <w:tcPr>
-            <w:tcW w:type="dxa" w:w="4997"/>
-            <w:vAlign w:val="center"/>
-            <w:shd w:fill="F3F6F9"/>
-          </w:tcPr>
-          <w:p>
-            <w:r>
-              <w:rPr>
-                <w:sz w:val="18"/>
-              </w:rPr>
-              <w:t>status</w:t>
-            </w:r>
-          </w:p>
-        </w:tc>
-        <w:tc>
-          <w:tcPr>
-            <w:tcW w:type="dxa" w:w="4997"/>
-            <w:vAlign w:val="center"/>
-            <w:shd w:fill="F3F6F9"/>
-          </w:tcPr>
-          <w:p>
-            <w:r>
-              <w:rPr>
-                <w:sz w:val="18"/>
-              </w:rPr>
-              <w:t>연결 시험 성공 후 ACTIVE</w:t>
-            </w:r>
-          </w:p>
-        </w:tc>
-      </w:tr>
-    </w:tbl>
-    <w:p>
-      <w:pPr>
-        <w:spacing w:after="40"/>
-      </w:pPr>
-    </w:p>
-    <w:p>
-      <w:pPr>
-        <w:spacing w:after="100"/>
-      </w:pPr>
-      <w:r>
-        <w:t>Gateway의 현재 사용자 메뉴얼은 Provider에 API key 원문을 저장하지 않고 Secret reference를 사용하도록 규정합니다. Media Bridge 토큰도 같은 방식으로 등록합니다.</w:t>
-      </w:r>
-    </w:p>
-    <w:p>
-      <w:pPr>
-        <w:pStyle w:val="Heading3"/>
-      </w:pPr>
-      <w:r>
-        <w:t>Model·Route·Policy</w:t>
-      </w:r>
-    </w:p>
-    <w:p>
-      <w:pPr>
-        <w:pStyle w:val="ListNumber"/>
-      </w:pPr>
-      <w:r>
-        <w:t>Provider에 속한 실제 Media Bridge 모델 ID로 Model draft를 만듭니다.</w:t>
-      </w:r>
-    </w:p>
-    <w:p>
-      <w:pPr>
-        <w:pStyle w:val="ListNumber"/>
-      </w:pPr>
-      <w:r>
-        <w:t>Provider ID와 Model ID를 참조하는 Route를 만듭니다.</w:t>
-      </w:r>
-    </w:p>
-    <w:p>
-      <w:pPr>
-        <w:pStyle w:val="ListNumber"/>
-      </w:pPr>
-      <w:r>
-        <w:t>Route의 text/Responses 연결 시험을 실행해 VERIFIED 상태를 확인합니다.</w:t>
-      </w:r>
-    </w:p>
-    <w:p>
-      <w:pPr>
-        <w:pStyle w:val="ListNumber"/>
-      </w:pPr>
-      <w:r>
-        <w:t>해당 Route를 포함하는 Policy를 만들고 발행합니다.</w:t>
-      </w:r>
-    </w:p>
-    <w:p>
-      <w:pPr>
-        <w:pStyle w:val="ListNumber"/>
-      </w:pPr>
-      <w:r>
-        <w:t>발행된 logical model ID를 사용하는 Gateway /v1/responses 요청으로 최소 text 요청을 실행합니다.</w:t>
-      </w:r>
-    </w:p>
-    <w:p>
-      <w:pPr>
-        <w:spacing w:after="100"/>
-      </w:pPr>
-      <w:r>
-        <w:t>Gateway의 외부 공개 API와 Media Bridge의 내부 API는 별개입니다. 애플리케이션은 Gateway URL을 호출하고, Gateway만 Media Bridge loopback 주소를 호출하도록 구성합니다.</w:t>
-      </w:r>
-    </w:p>
-    <w:p>
-      <w:pPr>
-        <w:pStyle w:val="Heading2"/>
-      </w:pPr>
-      <w:r>
-        <w:t>6. Eoul Agent 설정</w:t>
-      </w:r>
-    </w:p>
-    <w:p>
-      <w:pPr>
-        <w:spacing w:after="100"/>
-      </w:pPr>
-      <w:r>
-        <w:t>현재 Eoul Agent의 설정 예시에는 Media Bridge 전용 환경변수나 OpenAI Responses Provider 항목이 확인되지 않았고, 기본 Connector 모드는 recorded입니다. 따라서 .env.example에 주소만 추가한다고 Eoul Agent가 Media Bridge를 사용하게 되지는 않습니다.</w:t>
-      </w:r>
-    </w:p>
-    <w:p>
-      <w:pPr>
-        <w:spacing w:after="100"/>
-      </w:pPr>
-      <w:r>
-        <w:t>권장 소비자 경로는 다음과 같습니다.</w:t>
-      </w:r>
-    </w:p>
-    <w:p>
-      <w:pPr>
-        <w:spacing w:before="60" w:after="120"/>
-        <w:ind w:left="259"/>
-        <w:shd w:fill="F3F3F3"/>
-      </w:pPr>
-      <w:r>
-        <w:rPr>
-          <w:rFonts w:ascii="Cascadia Mono" w:hAnsi="Cascadia Mono" w:eastAsia="맑은 고딕"/>
-          <w:color w:val="2D2D2D"/>
-          <w:sz w:val="17"/>
-        </w:rPr>
-        <w:t>Eoul Agent → Eoul Gateway의 발행된 logical model → Gateway의 Media Bridge Route → Media Bridge /v1/responses</w:t>
-      </w:r>
-    </w:p>
-    <w:p>
-      <w:pPr>
-        <w:spacing w:after="100"/>
-      </w:pPr>
-      <w:r>
-        <w:t>Eoul Agent를 직접 Media Bridge에 연결하려면 Eoul Agent에 Responses client/connector와 다음 계약을 구현해야 합니다.</w:t>
-      </w:r>
-    </w:p>
-    <w:p>
-      <w:pPr>
-        <w:pStyle w:val="ListBullet"/>
-      </w:pPr>
-      <w:r>
-        <w:t>base URL과 /v1/responses 경로</w:t>
-      </w:r>
-    </w:p>
-    <w:p>
-      <w:pPr>
-        <w:pStyle w:val="ListBullet"/>
-      </w:pPr>
-      <w:r>
-        <w:t>Bearer service token Secret file 주입</w:t>
-      </w:r>
-    </w:p>
-    <w:p>
-      <w:pPr>
-        <w:pStyle w:val="ListBullet"/>
-      </w:pPr>
-      <w:r>
-        <w:t>X-Media-Bridge-Tenant 헤더</w:t>
-      </w:r>
-    </w:p>
-    <w:p>
-      <w:pPr>
-        <w:pStyle w:val="ListBullet"/>
-      </w:pPr>
-      <w:r>
-        <w:t>Responses 요청·streaming 응답 처리</w:t>
-      </w:r>
-    </w:p>
-    <w:p>
-      <w:pPr>
-        <w:pStyle w:val="ListBullet"/>
-      </w:pPr>
-      <w:r>
-        <w:t>tool·follow-up 상태의 보존과 미지원 기능의 명시적 오류 처리</w:t>
-      </w:r>
-    </w:p>
-    <w:p>
-      <w:pPr>
-        <w:spacing w:after="100"/>
-      </w:pPr>
-      <w:r>
-        <w:t>이 구현이 없으면 Agent의 EOUL 포트 설정이나 recorded Connector 설정만 바꾸어도 Media Bridge 호출이 발생하지 않습니다. 직접 연결을 선택할 경우에는 Eoul Agent의 계획 승인, 구현, 실제 ysna-server E2E 검증이 별도 작업입니다.</w:t>
-      </w:r>
-    </w:p>
-    <w:p>
-      <w:pPr>
-        <w:pStyle w:val="Heading2"/>
-      </w:pPr>
-      <w:r>
-        <w:t>7. 연결 확인 순서</w:t>
-      </w:r>
-    </w:p>
-    <w:p>
-      <w:pPr>
-        <w:spacing w:after="100"/>
-      </w:pPr>
-      <w:r>
-        <w:t>각 소비자에서 다음 순서로 확인합니다.</w:t>
-      </w:r>
-    </w:p>
-    <w:p>
-      <w:pPr>
-        <w:pStyle w:val="ListNumber"/>
-      </w:pPr>
-      <w:r>
-        <w:t>ysna-server에서 mb status, mb health --json, mb ready가 성공하는지 확인합니다.</w:t>
-      </w:r>
-    </w:p>
-    <w:p>
-      <w:pPr>
-        <w:pStyle w:val="ListNumber"/>
-      </w:pPr>
-      <w:r>
-        <w:t>호출 프로세스가 ysna-server에서 실행되는지 확인합니다. 다른 호스트이면 127.0.0.1을 사용하지 않습니다.</w:t>
-      </w:r>
-    </w:p>
-    <w:p>
-      <w:pPr>
-        <w:pStyle w:val="ListNumber"/>
-      </w:pPr>
-      <w:r>
-        <w:t>Secret file이 존재하고 호출 프로세스가 읽을 수 있는지만 확인합니다. 원문은 출력하지 않습니다.</w:t>
-      </w:r>
-    </w:p>
-    <w:p>
-      <w:pPr>
-        <w:pStyle w:val="ListNumber"/>
-      </w:pPr>
-      <w:r>
-        <w:t>최소 text Responses 요청을 1회 실행합니다.</w:t>
-      </w:r>
-    </w:p>
-    <w:p>
-      <w:pPr>
-        <w:pStyle w:val="ListNumber"/>
-      </w:pPr>
-      <w:r>
-        <w:t>소비자 쪽 Provider connection test/readiness가 성공하는지 확인합니다.</w:t>
-      </w:r>
-    </w:p>
-    <w:p>
-      <w:pPr>
-        <w:pStyle w:val="ListNumber"/>
-      </w:pPr>
-      <w:r>
-        <w:t>Provider active → Model active → 역할 mapping active 순서를 확인합니다.</w:t>
-      </w:r>
-    </w:p>
-    <w:p>
-      <w:pPr>
-        <w:pStyle w:val="ListNumber"/>
-      </w:pPr>
-      <w:r>
-        <w:t>실제 애플리케이션 요청에서 사용한 Provider, Model, Route/logical model ID를 기록합니다.</w:t>
-      </w:r>
-    </w:p>
-    <w:p>
-      <w:pPr>
-        <w:pStyle w:val="Heading3"/>
-      </w:pPr>
-      <w:r>
-        <w:t>오류별 판별</w:t>
-      </w:r>
-    </w:p>
-    <w:tbl>
-      <w:tblPr>
-        <w:tblStyle w:val="TableGrid"/>
-        <w:tblW w:type="auto" w:w="0"/>
-        <w:jc w:val="center"/>
-        <w:tblLook w:firstColumn="1" w:firstRow="1" w:lastColumn="0" w:lastRow="0" w:noHBand="0" w:noVBand="1" w:val="04A0"/>
-        <w:tblBorders>
-          <w:top w:val="single" w:sz="4" w:color="D9D9D9"/>
-          <w:left w:val="single" w:sz="4" w:color="D9D9D9"/>
-          <w:bottom w:val="single" w:sz="4" w:color="D9D9D9"/>
-          <w:right w:val="single" w:sz="4" w:color="D9D9D9"/>
-          <w:insideH w:val="single" w:sz="4" w:color="D9D9D9"/>
-          <w:insideV w:val="single" w:sz="4" w:color="D9D9D9"/>
-        </w:tblBorders>
-      </w:tblPr>
-      <w:tblGrid>
-        <w:gridCol w:w="4997"/>
-        <w:gridCol w:w="4997"/>
-      </w:tblGrid>
-      <w:tr>
-        <w:tc>
-          <w:tcPr>
-            <w:tcW w:type="dxa" w:w="4997"/>
-            <w:shd w:fill="1F4E78"/>
-            <w:vAlign w:val="center"/>
-          </w:tcPr>
-          <w:p>
-            <w:r>
-              <w:rPr>
-                <w:b/>
-                <w:color w:val="FFFFFF"/>
-                <w:sz w:val="18"/>
-              </w:rPr>
-              <w:t>증상</w:t>
-            </w:r>
-          </w:p>
-        </w:tc>
-        <w:tc>
-          <w:tcPr>
-            <w:tcW w:type="dxa" w:w="4997"/>
-            <w:shd w:fill="1F4E78"/>
-            <w:vAlign w:val="center"/>
-          </w:tcPr>
-          <w:p>
-            <w:r>
-              <w:rPr>
-                <w:b/>
-                <w:color w:val="FFFFFF"/>
-                <w:sz w:val="18"/>
-              </w:rPr>
-              <w:t>우선 확인할 것</w:t>
-            </w:r>
-          </w:p>
-        </w:tc>
-      </w:tr>
-      <w:tr>
-        <w:tc>
-          <w:tcPr>
-            <w:tcW w:type="dxa" w:w="4997"/>
-            <w:vAlign w:val="center"/>
-          </w:tcPr>
-          <w:p>
-            <w:r>
-              <w:rPr>
-                <w:sz w:val="18"/>
-              </w:rPr>
-              <w:t>연결 거부</w:t>
-            </w:r>
-          </w:p>
-        </w:tc>
-        <w:tc>
-          <w:tcPr>
-            <w:tcW w:type="dxa" w:w="4997"/>
-            <w:vAlign w:val="center"/>
-          </w:tcPr>
-          <w:p>
-            <w:r>
-              <w:rPr>
-                <w:sz w:val="18"/>
-              </w:rPr>
-              <w:t>호출 프로세스 위치, 127.0.0.1:8642, Media Bridge runtime 상태</w:t>
-            </w:r>
-          </w:p>
-        </w:tc>
-      </w:tr>
-      <w:tr>
-        <w:tc>
-          <w:tcPr>
-            <w:tcW w:type="dxa" w:w="4997"/>
-            <w:vAlign w:val="center"/>
-            <w:shd w:fill="F3F6F9"/>
-          </w:tcPr>
-          <w:p>
-            <w:r>
-              <w:rPr>
-                <w:sz w:val="18"/>
-              </w:rPr>
-              <w:t>401/403</w:t>
-            </w:r>
-          </w:p>
-        </w:tc>
-        <w:tc>
-          <w:tcPr>
-            <w:tcW w:type="dxa" w:w="4997"/>
-            <w:vAlign w:val="center"/>
-            <w:shd w:fill="F3F6F9"/>
-          </w:tcPr>
-          <w:p>
-            <w:r>
-              <w:rPr>
-                <w:sz w:val="18"/>
-              </w:rPr>
-              <w:t>Bearer 토큰 주입, tenant 헤더, Secret reference</w:t>
-            </w:r>
-          </w:p>
-        </w:tc>
-      </w:tr>
-      <w:tr>
-        <w:tc>
-          <w:tcPr>
-            <w:tcW w:type="dxa" w:w="4997"/>
-            <w:vAlign w:val="center"/>
-          </w:tcPr>
-          <w:p>
-            <w:r>
-              <w:rPr>
-                <w:sz w:val="18"/>
-              </w:rPr>
-              <w:t>Provider 등록 거부</w:t>
-            </w:r>
-          </w:p>
-        </w:tc>
-        <w:tc>
-          <w:tcPr>
-            <w:tcW w:type="dxa" w:w="4997"/>
-            <w:vAlign w:val="center"/>
-          </w:tcPr>
-          <w:p>
-            <w:r>
-              <w:rPr>
-                <w:sz w:val="18"/>
-              </w:rPr>
-              <w:t>소비자 Provider catalog/baseline에 mediabridge가 정의되었는지</w:t>
-            </w:r>
-          </w:p>
-        </w:tc>
-      </w:tr>
-      <w:tr>
-        <w:tc>
-          <w:tcPr>
-            <w:tcW w:type="dxa" w:w="4997"/>
-            <w:vAlign w:val="center"/>
-            <w:shd w:fill="F3F6F9"/>
-          </w:tcPr>
-          <w:p>
-            <w:r>
-              <w:rPr>
-                <w:sz w:val="18"/>
-              </w:rPr>
-              <w:t>Model 활성화 거부</w:t>
-            </w:r>
-          </w:p>
-        </w:tc>
-        <w:tc>
-          <w:tcPr>
-            <w:tcW w:type="dxa" w:w="4997"/>
-            <w:vAlign w:val="center"/>
-            <w:shd w:fill="F3F6F9"/>
-          </w:tcPr>
-          <w:p>
-            <w:r>
-              <w:rPr>
-                <w:sz w:val="18"/>
-              </w:rPr>
-              <w:t>Provider active 여부, 실제 모델 ID, readiness evidence</w:t>
-            </w:r>
-          </w:p>
-        </w:tc>
-      </w:tr>
-      <w:tr>
-        <w:tc>
-          <w:tcPr>
-            <w:tcW w:type="dxa" w:w="4997"/>
-            <w:vAlign w:val="center"/>
-          </w:tcPr>
-          <w:p>
-            <w:r>
-              <w:rPr>
-                <w:sz w:val="18"/>
-              </w:rPr>
-              <w:t>RAG embedding 실패</w:t>
-            </w:r>
-          </w:p>
-        </w:tc>
-        <w:tc>
-          <w:tcPr>
-            <w:tcW w:type="dxa" w:w="4997"/>
-            <w:vAlign w:val="center"/>
-          </w:tcPr>
-          <w:p>
-            <w:r>
-              <w:rPr>
-                <w:sz w:val="18"/>
-              </w:rPr>
-              <w:t>embedding 역할을 Media Bridge에 잘못 매핑했는지</w:t>
-            </w:r>
-          </w:p>
-        </w:tc>
-      </w:tr>
-      <w:tr>
-        <w:tc>
-          <w:tcPr>
-            <w:tcW w:type="dxa" w:w="4997"/>
-            <w:vAlign w:val="center"/>
-            <w:shd w:fill="F3F6F9"/>
-          </w:tcPr>
-          <w:p>
-            <w:r>
-              <w:rPr>
-                <w:sz w:val="18"/>
-              </w:rPr>
-              <w:t>요청은 성공하지만 Media Bridge 로그가 없음</w:t>
-            </w:r>
-          </w:p>
-        </w:tc>
-        <w:tc>
-          <w:tcPr>
-            <w:tcW w:type="dxa" w:w="4997"/>
-            <w:vAlign w:val="center"/>
-            <w:shd w:fill="F3F6F9"/>
-          </w:tcPr>
-          <w:p>
-            <w:r>
-              <w:rPr>
-                <w:sz w:val="18"/>
-              </w:rPr>
-              <w:t>애플리케이션이 Gateway 또는 다른 Provider를 호출하는지</w:t>
-            </w:r>
-          </w:p>
-        </w:tc>
-      </w:tr>
-      <w:tr>
-        <w:tc>
-          <w:tcPr>
-            <w:tcW w:type="dxa" w:w="4997"/>
-            <w:vAlign w:val="center"/>
-          </w:tcPr>
-          <w:p>
-            <w:r>
-              <w:rPr>
-                <w:sz w:val="18"/>
-              </w:rPr>
-              <w:t>노트북에서만 접속 실패</w:t>
-            </w:r>
-          </w:p>
-        </w:tc>
-        <w:tc>
-          <w:tcPr>
-            <w:tcW w:type="dxa" w:w="4997"/>
-            <w:vAlign w:val="center"/>
-          </w:tcPr>
-          <w:p>
-            <w:r>
-              <w:rPr>
-                <w:sz w:val="18"/>
-              </w:rPr>
-              <w:t>SSH 터널 사용 여부와 포트 18765를 시험 클라이언트에만 사용했는지</w:t>
-            </w:r>
-          </w:p>
-        </w:tc>
-      </w:tr>
-    </w:tbl>
-    <w:p>
-      <w:pPr>
-        <w:spacing w:after="40"/>
-      </w:pPr>
-    </w:p>
-    <w:p>
-      <w:pPr>
-        <w:pStyle w:val="Heading2"/>
-      </w:pPr>
-      <w:r>
-        <w:t>8. 현재 판정</w:t>
-      </w:r>
-    </w:p>
-    <w:p>
-      <w:pPr>
-        <w:pStyle w:val="ListBullet"/>
-      </w:pPr>
-      <w:r>
-        <w:t>ysna-server의 Media Bridge runtime은 실행 중이며 health는 200입니다.</w:t>
-      </w:r>
-    </w:p>
-    <w:p>
-      <w:pPr>
-        <w:pStyle w:val="ListBullet"/>
-      </w:pPr>
-      <w:r>
-        <w:t>Daon2/Daon2-RAG의 현재 Provider 카탈로그에는 Media Bridge가 없어 UI만으로 등록할 수 없습니다.</w:t>
-      </w:r>
-    </w:p>
-    <w:p>
-      <w:pPr>
-        <w:pStyle w:val="ListBullet"/>
-      </w:pPr>
-      <w:r>
-        <w:t>Daon2-RAG의 embedding·reranker 역할은 Media Bridge Responses endpoint로 대체된다고 확인되지 않았습니다.</w:t>
-      </w:r>
-    </w:p>
-    <w:p>
-      <w:pPr>
-        <w:pStyle w:val="ListBullet"/>
-      </w:pPr>
-      <w:r>
-        <w:t>Eoul Gateway는 Provider/Route 계층에서 Media Bridge를 소비하도록 구성하는 경로가 정합적입니다.</w:t>
-      </w:r>
-    </w:p>
-    <w:p>
-      <w:pPr>
-        <w:pStyle w:val="ListBullet"/>
-      </w:pPr>
-      <w:r>
-        <w:t>Eoul Agent는 현재 설정 파일만으로 직접 연결된다는 근거가 없으며, Gateway 경유 또는 별도 Responses connector 구현이 필요합니다.</w:t>
-      </w:r>
-    </w:p>
-    <w:p>
-      <w:pPr>
-        <w:spacing w:after="100"/>
-      </w:pPr>
-      <w:r>
-        <w:t>이 문서는 소비자 측 설정 절차를 기록한 것이며 Media Bridge 소스·배포·런타임 설정을 변경하지 않습니다.</w:t>
-      </w:r>
-    </w:p>
+    <w:p/>
     <w:p>
       <w:r>
-        <w:br w:type="page"/>
-      </w:r>
-    </w:p>
-    <w:p>
-      <w:pPr>
-        <w:pStyle w:val="Heading1"/>
-      </w:pPr>
-      <w:r>
-        <w:t>2. connect and test</w:t>
-      </w:r>
-    </w:p>
-    <w:p>
-      <w:pPr>
-        <w:pStyle w:val="Heading1"/>
-      </w:pPr>
-      <w:r>
-        <w:t>연결과 실제 기능 시험</w:t>
-      </w:r>
-    </w:p>
-    <w:p>
-      <w:pPr>
-        <w:pStyle w:val="Heading2"/>
-      </w:pPr>
-      <w:r>
-        <w:t>1. 프로세스 확인</w:t>
-      </w:r>
-    </w:p>
-    <w:p>
-      <w:pPr>
-        <w:spacing w:before="60" w:after="120"/>
-        <w:ind w:left="259"/>
-        <w:shd w:fill="F3F3F3"/>
-      </w:pPr>
-      <w:r>
-        <w:rPr>
-          <w:rFonts w:ascii="Cascadia Mono" w:hAnsi="Cascadia Mono" w:eastAsia="맑은 고딕"/>
-          <w:color w:val="2D2D2D"/>
-          <w:sz w:val="17"/>
-        </w:rPr>
-        <w:t>mb start\n</w:t>
-      </w:r>
-      <w:r>
-        <w:rPr>
-          <w:rFonts w:ascii="Cascadia Mono" w:hAnsi="Cascadia Mono" w:eastAsia="맑은 고딕"/>
-          <w:color w:val="2D2D2D"/>
-          <w:sz w:val="17"/>
-        </w:rPr>
-        <w:t>mb ready --wait --timeout 60\n</w:t>
-      </w:r>
-      <w:r>
-        <w:rPr>
-          <w:rFonts w:ascii="Cascadia Mono" w:hAnsi="Cascadia Mono" w:eastAsia="맑은 고딕"/>
-          <w:color w:val="2D2D2D"/>
-          <w:sz w:val="17"/>
-        </w:rPr>
-        <w:t>mb health --json\n</w:t>
-      </w:r>
-      <w:r>
-        <w:rPr>
-          <w:rFonts w:ascii="Cascadia Mono" w:hAnsi="Cascadia Mono" w:eastAsia="맑은 고딕"/>
-          <w:color w:val="2D2D2D"/>
-          <w:sz w:val="17"/>
-        </w:rPr>
-        <w:t>mb status --json</w:t>
-      </w:r>
-    </w:p>
-    <w:p>
-      <w:pPr>
-        <w:pStyle w:val="Heading2"/>
-      </w:pPr>
-      <w:r>
-        <w:t>2. 텍스트 시험</w:t>
-      </w:r>
-    </w:p>
-    <w:p>
-      <w:pPr>
-        <w:spacing w:before="60" w:after="120"/>
-        <w:ind w:left="259"/>
-        <w:shd w:fill="F3F3F3"/>
-      </w:pPr>
-      <w:r>
-        <w:rPr>
-          <w:rFonts w:ascii="Cascadia Mono" w:hAnsi="Cascadia Mono" w:eastAsia="맑은 고딕"/>
-          <w:color w:val="2D2D2D"/>
-          <w:sz w:val="17"/>
-        </w:rPr>
-        <w:t>curl -sS -w '\nHTTP_STATUS=%{http_code}\n' \\n</w:t>
-      </w:r>
-      <w:r>
-        <w:rPr>
-          <w:rFonts w:ascii="Cascadia Mono" w:hAnsi="Cascadia Mono" w:eastAsia="맑은 고딕"/>
-          <w:color w:val="2D2D2D"/>
-          <w:sz w:val="17"/>
-        </w:rPr>
-        <w:t xml:space="preserve">  http://127.0.0.1:8642/v1/responses \\n</w:t>
-      </w:r>
-      <w:r>
-        <w:rPr>
-          <w:rFonts w:ascii="Cascadia Mono" w:hAnsi="Cascadia Mono" w:eastAsia="맑은 고딕"/>
-          <w:color w:val="2D2D2D"/>
-          <w:sz w:val="17"/>
-        </w:rPr>
-        <w:t xml:space="preserve">  -H 'Content-Type: application/json' \\n</w:t>
-      </w:r>
-      <w:r>
-        <w:rPr>
-          <w:rFonts w:ascii="Cascadia Mono" w:hAnsi="Cascadia Mono" w:eastAsia="맑은 고딕"/>
-          <w:color w:val="2D2D2D"/>
-          <w:sz w:val="17"/>
-        </w:rPr>
-        <w:t xml:space="preserve">  -d '{"model":"solar-pro4","input":"텍스트 연결 시험입니다. 짧게 응답해 주세요.","stream":false}'</w:t>
-      </w:r>
-    </w:p>
-    <w:p>
-      <w:pPr>
-        <w:pStyle w:val="Heading2"/>
-      </w:pPr>
-      <w:r>
-        <w:t>3. 이미지 시험</w:t>
-      </w:r>
-    </w:p>
-    <w:p>
-      <w:pPr>
-        <w:spacing w:after="100"/>
-      </w:pPr>
-      <w:r>
-        <w:t>mb gui의 전체 흐름 시험 또는 Codex CLI의 --image 요청을 사용한다.</w:t>
-      </w:r>
-    </w:p>
-    <w:p>
-      <w:pPr>
-        <w:spacing w:before="60" w:after="120"/>
-        <w:ind w:left="259"/>
-        <w:shd w:fill="F3F3F3"/>
-      </w:pPr>
-      <w:r>
-        <w:rPr>
-          <w:rFonts w:ascii="Cascadia Mono" w:hAnsi="Cascadia Mono" w:eastAsia="맑은 고딕"/>
-          <w:color w:val="2D2D2D"/>
-          <w:sz w:val="17"/>
-        </w:rPr>
-        <w:t>이미지 입력 → Media Bridge → OCR/Document Parse → 변환 텍스트 → Solar-4 → 응답</w:t>
-      </w:r>
-    </w:p>
-    <w:p>
-      <w:pPr>
-        <w:pStyle w:val="Heading2"/>
-      </w:pPr>
-      <w:r>
-        <w:t>판정 기준</w:t>
-      </w:r>
-    </w:p>
-    <w:tbl>
-      <w:tblPr>
-        <w:tblStyle w:val="TableGrid"/>
-        <w:tblW w:type="auto" w:w="0"/>
-        <w:jc w:val="center"/>
-        <w:tblLook w:firstColumn="1" w:firstRow="1" w:lastColumn="0" w:lastRow="0" w:noHBand="0" w:noVBand="1" w:val="04A0"/>
-        <w:tblBorders>
-          <w:top w:val="single" w:sz="4" w:color="D9D9D9"/>
-          <w:left w:val="single" w:sz="4" w:color="D9D9D9"/>
-          <w:bottom w:val="single" w:sz="4" w:color="D9D9D9"/>
-          <w:right w:val="single" w:sz="4" w:color="D9D9D9"/>
-          <w:insideH w:val="single" w:sz="4" w:color="D9D9D9"/>
-          <w:insideV w:val="single" w:sz="4" w:color="D9D9D9"/>
-        </w:tblBorders>
-      </w:tblPr>
-      <w:tblGrid>
-        <w:gridCol w:w="4997"/>
-        <w:gridCol w:w="4997"/>
-      </w:tblGrid>
-      <w:tr>
-        <w:tc>
-          <w:tcPr>
-            <w:tcW w:type="dxa" w:w="4997"/>
-            <w:shd w:fill="1F4E78"/>
-            <w:vAlign w:val="center"/>
-          </w:tcPr>
-          <w:p>
-            <w:r>
-              <w:rPr>
-                <w:b/>
-                <w:color w:val="FFFFFF"/>
-                <w:sz w:val="18"/>
-              </w:rPr>
-              <w:t>결과</w:t>
-            </w:r>
-          </w:p>
-        </w:tc>
-        <w:tc>
-          <w:tcPr>
-            <w:tcW w:type="dxa" w:w="4997"/>
-            <w:shd w:fill="1F4E78"/>
-            <w:vAlign w:val="center"/>
-          </w:tcPr>
-          <w:p>
-            <w:r>
-              <w:rPr>
-                <w:b/>
-                <w:color w:val="FFFFFF"/>
-                <w:sz w:val="18"/>
-              </w:rPr>
-              <w:t>의미</w:t>
-            </w:r>
-          </w:p>
-        </w:tc>
-      </w:tr>
-      <w:tr>
-        <w:tc>
-          <w:tcPr>
-            <w:tcW w:type="dxa" w:w="4997"/>
-            <w:vAlign w:val="center"/>
-          </w:tcPr>
-          <w:p>
-            <w:r>
-              <w:rPr>
-                <w:sz w:val="18"/>
-              </w:rPr>
-              <w:t>health 200</w:t>
-            </w:r>
-          </w:p>
-        </w:tc>
-        <w:tc>
-          <w:tcPr>
-            <w:tcW w:type="dxa" w:w="4997"/>
-            <w:vAlign w:val="center"/>
-          </w:tcPr>
-          <w:p>
-            <w:r>
-              <w:rPr>
-                <w:sz w:val="18"/>
-              </w:rPr>
-              <w:t>Media Bridge 프로세스가 요청을 받을 수 있음</w:t>
-            </w:r>
-          </w:p>
-        </w:tc>
-      </w:tr>
-      <w:tr>
-        <w:tc>
-          <w:tcPr>
-            <w:tcW w:type="dxa" w:w="4997"/>
-            <w:vAlign w:val="center"/>
-            <w:shd w:fill="F3F6F9"/>
-          </w:tcPr>
-          <w:p>
-            <w:r>
-              <w:rPr>
-                <w:sz w:val="18"/>
-              </w:rPr>
-              <w:t>text HTTP 200</w:t>
-            </w:r>
-          </w:p>
-        </w:tc>
-        <w:tc>
-          <w:tcPr>
-            <w:tcW w:type="dxa" w:w="4997"/>
-            <w:vAlign w:val="center"/>
-            <w:shd w:fill="F3F6F9"/>
-          </w:tcPr>
-          <w:p>
-            <w:r>
-              <w:rPr>
-                <w:sz w:val="18"/>
-              </w:rPr>
-              <w:t>downstream LLM 텍스트 경로 정상</w:t>
-            </w:r>
-          </w:p>
-        </w:tc>
-      </w:tr>
-      <w:tr>
-        <w:tc>
-          <w:tcPr>
-            <w:tcW w:type="dxa" w:w="4997"/>
-            <w:vAlign w:val="center"/>
-          </w:tcPr>
-          <w:p>
-            <w:r>
-              <w:rPr>
-                <w:sz w:val="18"/>
-              </w:rPr>
-              <w:t>이미지 응답</w:t>
-            </w:r>
-          </w:p>
-        </w:tc>
-        <w:tc>
-          <w:tcPr>
-            <w:tcW w:type="dxa" w:w="4997"/>
-            <w:vAlign w:val="center"/>
-          </w:tcPr>
-          <w:p>
-            <w:r>
-              <w:rPr>
-                <w:sz w:val="18"/>
-              </w:rPr>
-              <w:t>이미지 입력·변환·downstream 전달 경로 정상</w:t>
-            </w:r>
-          </w:p>
-        </w:tc>
-      </w:tr>
-      <w:tr>
-        <w:tc>
-          <w:tcPr>
-            <w:tcW w:type="dxa" w:w="4997"/>
-            <w:vAlign w:val="center"/>
-            <w:shd w:fill="F3F6F9"/>
-          </w:tcPr>
-          <w:p>
-            <w:r>
-              <w:rPr>
-                <w:sz w:val="18"/>
-              </w:rPr>
-              <w:t>OCR 오인식</w:t>
-            </w:r>
-          </w:p>
-        </w:tc>
-        <w:tc>
-          <w:tcPr>
-            <w:tcW w:type="dxa" w:w="4997"/>
-            <w:vAlign w:val="center"/>
-            <w:shd w:fill="F3F6F9"/>
-          </w:tcPr>
-          <w:p>
-            <w:r>
-              <w:rPr>
-                <w:sz w:val="18"/>
-              </w:rPr>
-              <w:t>OCR 엔진 또는 원본 품질 문제. 연결 실패와 별도</w:t>
-            </w:r>
-          </w:p>
-        </w:tc>
-      </w:tr>
-      <w:tr>
-        <w:tc>
-          <w:tcPr>
-            <w:tcW w:type="dxa" w:w="4997"/>
-            <w:vAlign w:val="center"/>
-          </w:tcPr>
-          <w:p>
-            <w:r>
-              <w:rPr>
-                <w:sz w:val="18"/>
-              </w:rPr>
-              <w:t>Codex CLI 응답</w:t>
-            </w:r>
-          </w:p>
-        </w:tc>
-        <w:tc>
-          <w:tcPr>
-            <w:tcW w:type="dxa" w:w="4997"/>
-            <w:vAlign w:val="center"/>
-          </w:tcPr>
-          <w:p>
-            <w:r>
-              <w:rPr>
-                <w:sz w:val="18"/>
-              </w:rPr>
-              <w:t>CLI Provider 연결 정상</w:t>
-            </w:r>
-          </w:p>
-        </w:tc>
-      </w:tr>
-      <w:tr>
-        <w:tc>
-          <w:tcPr>
-            <w:tcW w:type="dxa" w:w="4997"/>
-            <w:vAlign w:val="center"/>
-            <w:shd w:fill="F3F6F9"/>
-          </w:tcPr>
-          <w:p>
-            <w:r>
-              <w:rPr>
-                <w:sz w:val="18"/>
-              </w:rPr>
-              <w:t>Codex 데스크톱 응답</w:t>
-            </w:r>
-          </w:p>
-        </w:tc>
-        <w:tc>
-          <w:tcPr>
-            <w:tcW w:type="dxa" w:w="4997"/>
-            <w:vAlign w:val="center"/>
-            <w:shd w:fill="F3F6F9"/>
-          </w:tcPr>
-          <w:p>
-            <w:r>
-              <w:rPr>
-                <w:sz w:val="18"/>
-              </w:rPr>
-              <w:t>OpenCodex 경유 route까지 별도 검증 필요</w:t>
-            </w:r>
-          </w:p>
-        </w:tc>
-      </w:tr>
-    </w:tbl>
-    <w:p>
-      <w:pPr>
-        <w:spacing w:after="40"/>
-      </w:pPr>
-    </w:p>
-    <w:p>
-      <w:pPr>
-        <w:pStyle w:val="Heading2"/>
-      </w:pPr>
-      <w:r>
-        <w:t>주요 오류</w:t>
-      </w:r>
-    </w:p>
-    <w:p>
-      <w:pPr>
-        <w:pStyle w:val="Heading3"/>
-      </w:pPr>
-      <w:r>
-        <w:t>Solar credentials are not configured</w:t>
-      </w:r>
-    </w:p>
-    <w:p>
-      <w:pPr>
-        <w:spacing w:after="100"/>
-      </w:pPr>
-      <w:r>
-        <w:t>Media Bridge를 시작한 같은 셸에 key를 설정한 뒤 재시작한다.</w:t>
-      </w:r>
-    </w:p>
-    <w:p>
-      <w:pPr>
-        <w:spacing w:before="60" w:after="120"/>
-        <w:ind w:left="259"/>
-        <w:shd w:fill="F3F3F3"/>
-      </w:pPr>
-      <w:r>
-        <w:rPr>
-          <w:rFonts w:ascii="Cascadia Mono" w:hAnsi="Cascadia Mono" w:eastAsia="맑은 고딕"/>
-          <w:color w:val="2D2D2D"/>
-          <w:sz w:val="17"/>
-        </w:rPr>
-        <w:t>export SOLAR_API_KEY='실제키'\n</w:t>
-      </w:r>
-      <w:r>
-        <w:rPr>
-          <w:rFonts w:ascii="Cascadia Mono" w:hAnsi="Cascadia Mono" w:eastAsia="맑은 고딕"/>
-          <w:color w:val="2D2D2D"/>
-          <w:sz w:val="17"/>
-        </w:rPr>
-        <w:t>mb stop\n</w:t>
-      </w:r>
-      <w:r>
-        <w:rPr>
-          <w:rFonts w:ascii="Cascadia Mono" w:hAnsi="Cascadia Mono" w:eastAsia="맑은 고딕"/>
-          <w:color w:val="2D2D2D"/>
-          <w:sz w:val="17"/>
-        </w:rPr>
-        <w:t>mb start</w:t>
-      </w:r>
-    </w:p>
-    <w:p>
-      <w:pPr>
-        <w:pStyle w:val="Heading3"/>
-      </w:pPr>
-      <w:r>
-        <w:t>runtime artifact is not available</w:t>
-      </w:r>
-    </w:p>
-    <w:p>
-      <w:pPr>
-        <w:spacing w:after="100"/>
-      </w:pPr>
-      <w:r>
-        <w:t>현재 OS/CPU용 runtime이 없거나 package와 runtime manifest가 맞지 않는 상태다. 공개 버전을 다시 설치하고 임의 파일을 복사하지 않는다.</w:t>
-      </w:r>
-    </w:p>
-    <w:p>
-      <w:pPr>
-        <w:pStyle w:val="Heading3"/>
-      </w:pPr>
-      <w:r>
-        <w:t>Solar rejected the request</w:t>
-      </w:r>
-    </w:p>
-    <w:p>
-      <w:pPr>
-        <w:spacing w:after="100"/>
-      </w:pPr>
-      <w:r>
-        <w:t>모델명·endpoint·key·upstream API 계약을 확인한다. Media Bridge 프로세스가 살아 있어도 upstream 거부는 발생할 수 있다.</w:t>
-      </w:r>
-    </w:p>
-    <w:p>
-      <w:pPr>
-        <w:pStyle w:val="Heading3"/>
-      </w:pPr>
-      <w:r>
-        <w:t>OCR 결과가 부정확함</w:t>
-      </w:r>
-    </w:p>
-    <w:p>
-      <w:pPr>
-        <w:spacing w:after="100"/>
-      </w:pPr>
-      <w:r>
-        <w:t>Media Bridge 연결은 성공했을 수 있다. 원본 해상도·기울기·배경·언어 설정과 OCR 엔진 품질을 별도로 확인한다.</w:t>
-      </w:r>
-    </w:p>
-    <w:p>
-      <w:pPr>
-        <w:pStyle w:val="Heading2"/>
-      </w:pPr>
-      <w:r>
-        <w:t>데스크톱 판정 주의</w:t>
-      </w:r>
-    </w:p>
-    <w:p>
-      <w:pPr>
-        <w:spacing w:before="60" w:after="120"/>
-        <w:ind w:left="259"/>
-        <w:shd w:fill="F3F3F3"/>
-      </w:pPr>
-      <w:r>
-        <w:rPr>
-          <w:rFonts w:ascii="Cascadia Mono" w:hAnsi="Cascadia Mono" w:eastAsia="맑은 고딕"/>
-          <w:color w:val="2D2D2D"/>
-          <w:sz w:val="17"/>
-        </w:rPr>
-        <w:t>Codex CLI       → Media Bridge 직접 연결 가능\n</w:t>
-      </w:r>
-      <w:r>
-        <w:rPr>
-          <w:rFonts w:ascii="Cascadia Mono" w:hAnsi="Cascadia Mono" w:eastAsia="맑은 고딕"/>
-          <w:color w:val="2D2D2D"/>
-          <w:sz w:val="17"/>
-        </w:rPr>
-        <w:t>Codex 데스크톱  → 직접 Provider 설정 불가\n</w:t>
-      </w:r>
-      <w:r>
-        <w:rPr>
-          <w:rFonts w:ascii="Cascadia Mono" w:hAnsi="Cascadia Mono" w:eastAsia="맑은 고딕"/>
-          <w:color w:val="2D2D2D"/>
-          <w:sz w:val="17"/>
-        </w:rPr>
-        <w:t>Codex 데스크톱  → OpenCodex route를 통한 간접 연결만 별도 검증\n</w:t>
-      </w:r>
-      <w:r>
-        <w:rPr>
-          <w:rFonts w:ascii="Cascadia Mono" w:hAnsi="Cascadia Mono" w:eastAsia="맑은 고딕"/>
-          <w:color w:val="2D2D2D"/>
-          <w:sz w:val="17"/>
-        </w:rPr>
-        <w:t>Claude Code     → Messages API adapter 별도 필요</w:t>
-      </w:r>
-    </w:p>
-    <w:p>
-      <w:r>
-        <w:br w:type="page"/>
-      </w:r>
-    </w:p>
-    <w:p>
-      <w:pPr>
-        <w:pStyle w:val="Heading1"/>
-      </w:pPr>
-      <w:r>
-        <w:t>3. connect opencodex</w:t>
-      </w:r>
-    </w:p>
-    <w:p>
-      <w:pPr>
-        <w:pStyle w:val="Heading1"/>
-      </w:pPr>
-      <w:r>
-        <w:t>Codex·OpenCodex 연결</w:t>
-      </w:r>
-    </w:p>
-    <w:p>
-      <w:pPr>
-        <w:pStyle w:val="Heading2"/>
-      </w:pPr>
-      <w:r>
-        <w:t>Codex CLI 직접 연결</w:t>
-      </w:r>
-    </w:p>
-    <w:p>
-      <w:pPr>
-        <w:spacing w:after="100"/>
-      </w:pPr>
-      <w:r>
-        <w:t>Codex CLI는 사용자 지정 modelprovider와 baseurl을 지원하므로 Media Bridge에 직접 연결할 수 있다.</w:t>
-      </w:r>
-    </w:p>
-    <w:p>
-      <w:pPr>
-        <w:spacing w:before="60" w:after="120"/>
-        <w:ind w:left="259"/>
-        <w:shd w:fill="F3F3F3"/>
-      </w:pPr>
-      <w:r>
-        <w:rPr>
-          <w:rFonts w:ascii="Cascadia Mono" w:hAnsi="Cascadia Mono" w:eastAsia="맑은 고딕"/>
-          <w:color w:val="2D2D2D"/>
-          <w:sz w:val="17"/>
-        </w:rPr>
-        <w:t>Codex CLI → Media Bridge /v1/responses → OCR → Solar-4</w:t>
-      </w:r>
-    </w:p>
-    <w:p>
-      <w:pPr>
-        <w:spacing w:after="100"/>
-      </w:pPr>
-      <w:r>
-        <w:t>Linux 설치 매뉴얼의 격리 CODEXHOME 명령을 사용한다. 현재 이미지 OCR까지 실제 검증된 경로다.</w:t>
-      </w:r>
-    </w:p>
-    <w:p>
-      <w:pPr>
-        <w:pStyle w:val="Heading2"/>
-      </w:pPr>
-      <w:r>
-        <w:t>Codex 데스크톱 직접 연결 불가</w:t>
-      </w:r>
-    </w:p>
-    <w:p>
-      <w:pPr>
-        <w:spacing w:after="100"/>
-      </w:pPr>
-      <w:r>
-        <w:t>Codex 데스크톱은 custom Provider와 baseurl을 직접 설정하지 않는다. 따라서 다음은 지원하지 않는다.</w:t>
-      </w:r>
-    </w:p>
-    <w:p>
-      <w:pPr>
-        <w:spacing w:before="60" w:after="120"/>
-        <w:ind w:left="259"/>
-        <w:shd w:fill="F3F3F3"/>
-      </w:pPr>
-      <w:r>
-        <w:rPr>
-          <w:rFonts w:ascii="Cascadia Mono" w:hAnsi="Cascadia Mono" w:eastAsia="맑은 고딕"/>
-          <w:color w:val="2D2D2D"/>
-          <w:sz w:val="17"/>
-        </w:rPr>
-        <w:t>Codex 데스크톱 → Media Bridge</w:t>
-      </w:r>
-    </w:p>
-    <w:p>
-      <w:pPr>
-        <w:pStyle w:val="Heading2"/>
-      </w:pPr>
-      <w:r>
-        <w:t>OpenCodex 경유 연결</w:t>
-      </w:r>
-    </w:p>
-    <w:p>
-      <w:pPr>
-        <w:spacing w:before="60" w:after="120"/>
-        <w:ind w:left="259"/>
-        <w:shd w:fill="F3F3F3"/>
-      </w:pPr>
-      <w:r>
-        <w:rPr>
-          <w:rFonts w:ascii="Cascadia Mono" w:hAnsi="Cascadia Mono" w:eastAsia="맑은 고딕"/>
-          <w:color w:val="2D2D2D"/>
-          <w:sz w:val="17"/>
-        </w:rPr>
-        <w:t>Codex 데스크톱 → OpenCodex → OpenCodex의 Solar Provider route → Media Bridge → Solar-4</w:t>
-      </w:r>
-    </w:p>
-    <w:p>
-      <w:pPr>
-        <w:spacing w:after="100"/>
-      </w:pPr>
-      <w:r>
-        <w:t>OpenCodex의 Solar Provider가 upstream endpoint 재지정, provider middleware 또는 route hook을 제공하는지 확인한다. mb init만으로 OpenCodex 설정이 자동 변경되지는 않는다.</w:t>
-      </w:r>
-    </w:p>
-    <w:p>
-      <w:pPr>
-        <w:spacing w:after="100"/>
-      </w:pPr>
-      <w:r>
-        <w:t>단순히 Media Bridge를 OpenCodex 앞단 reverse proxy로 두면 모든 Solar route가 통과한다고 보장할 수 없다.</w:t>
-      </w:r>
-    </w:p>
-    <w:p>
-      <w:pPr>
-        <w:pStyle w:val="Heading2"/>
-      </w:pPr>
-      <w:r>
-        <w:t>확인 순서</w:t>
-      </w:r>
-    </w:p>
-    <w:p>
-      <w:pPr>
-        <w:pStyle w:val="ListNumber"/>
-      </w:pPr>
-      <w:r>
-        <w:t>mb start와 mb health --json을 실행한다.</w:t>
-      </w:r>
-    </w:p>
-    <w:p>
-      <w:pPr>
-        <w:pStyle w:val="ListNumber"/>
-      </w:pPr>
-      <w:r>
-        <w:t>OpenCodex의 별도 시험 profile에서 Solar route의 upstream을 Media Bridge로 지정한다.</w:t>
-      </w:r>
-    </w:p>
-    <w:p>
-      <w:pPr>
-        <w:pStyle w:val="ListNumber"/>
-      </w:pPr>
-      <w:r>
-        <w:t>text-only 요청을 보낸다.</w:t>
-      </w:r>
-    </w:p>
-    <w:p>
-      <w:pPr>
-        <w:pStyle w:val="ListNumber"/>
-      </w:pPr>
-      <w:r>
-        <w:t>이미지 요청을 보내 OCR 후 Solar 응답을 확인한다.</w:t>
-      </w:r>
-    </w:p>
-    <w:p>
-      <w:pPr>
-        <w:pStyle w:val="ListNumber"/>
-      </w:pPr>
-      <w:r>
-        <w:t>fallback 또는 다른 Provider가 Media Bridge를 우회하지 않는지 확인한다.</w:t>
-      </w:r>
-    </w:p>
-    <w:p>
-      <w:pPr>
-        <w:spacing w:after="100"/>
-      </w:pPr>
-      <w:r>
-        <w:t>실제 OpenCodex binary와 설정으로 확인하기 전에는 OpenCodex·Codex 데스크톱 연결을 PASS로 판정하지 않는다.</w:t>
-      </w:r>
-    </w:p>
-    <w:p>
-      <w:pPr>
-        <w:spacing w:after="100"/>
-      </w:pPr>
-      <w:r>
-        <w:t>자세한 책임 경계는 docs/integrations/eoul-gateway-client-compatibility.md를 참고한다.</w:t>
-      </w:r>
-    </w:p>
-    <w:p>
-      <w:r>
-        <w:br w:type="page"/>
-      </w:r>
-    </w:p>
-    <w:p>
-      <w:pPr>
-        <w:pStyle w:val="Heading1"/>
-      </w:pPr>
-      <w:r>
-        <w:t>4. getting started</w:t>
-      </w:r>
-    </w:p>
-    <w:p>
-      <w:pPr>
-        <w:pStyle w:val="Heading1"/>
-      </w:pPr>
-      <w:r>
-        <w:t>Media Bridge 시작하기</w:t>
-      </w:r>
-    </w:p>
-    <w:p>
-      <w:pPr>
-        <w:spacing w:after="100"/>
-      </w:pPr>
-      <w:r>
-        <w:t>Media Bridge는 이미지·PDF를 OCR 또는 Document Parse로 텍스트화한 뒤 Non-Vision LLM에 전달하는 설치형 프로그램이다. 1차 downstream 모델은 Solar-4다.</w:t>
-      </w:r>
-    </w:p>
-    <w:p>
-      <w:pPr>
-        <w:spacing w:before="60" w:after="120"/>
-        <w:ind w:left="259"/>
-        <w:shd w:fill="F3F3F3"/>
-      </w:pPr>
-      <w:r>
-        <w:rPr>
-          <w:rFonts w:ascii="Cascadia Mono" w:hAnsi="Cascadia Mono" w:eastAsia="맑은 고딕"/>
-          <w:color w:val="2D2D2D"/>
-          <w:sz w:val="17"/>
-        </w:rPr>
-        <w:t>클라이언트 → Media Bridge → OCR/Document Parse → Non-Vision LLM → 클라이언트</w:t>
-      </w:r>
-    </w:p>
-    <w:p>
-      <w:pPr>
-        <w:pStyle w:val="Heading2"/>
-      </w:pPr>
-      <w:r>
-        <w:t>설치</w:t>
-      </w:r>
-    </w:p>
-    <w:p>
-      <w:pPr>
-        <w:spacing w:before="60" w:after="120"/>
-        <w:ind w:left="259"/>
-        <w:shd w:fill="F3F3F3"/>
-      </w:pPr>
-      <w:r>
-        <w:rPr>
-          <w:rFonts w:ascii="Cascadia Mono" w:hAnsi="Cascadia Mono" w:eastAsia="맑은 고딕"/>
-          <w:color w:val="2D2D2D"/>
-          <w:sz w:val="17"/>
-        </w:rPr>
-        <w:t>npm install -g @cyhuh/media-bridge@0.1.12\n</w:t>
-      </w:r>
-      <w:r>
-        <w:rPr>
-          <w:rFonts w:ascii="Cascadia Mono" w:hAnsi="Cascadia Mono" w:eastAsia="맑은 고딕"/>
-          <w:color w:val="2D2D2D"/>
-          <w:sz w:val="17"/>
-        </w:rPr>
-        <w:t>mb init</w:t>
-      </w:r>
-    </w:p>
-    <w:p>
-      <w:pPr>
-        <w:spacing w:after="100"/>
-      </w:pPr>
-      <w:r>
-        <w:t>기본 포트는 8642로 설정하고, Solar 모델은 solar-pro4, key 환경변수는 SOLARAPIKEY로 설정한다. OCR·Vision 변환과 변환 실패 시 downstream 차단은 1차 시험에서 y를 선택한다.</w:t>
-      </w:r>
-    </w:p>
-    <w:p>
-      <w:pPr>
-        <w:pStyle w:val="Heading2"/>
-      </w:pPr>
-      <w:r>
-        <w:t>key 설정</w:t>
-      </w:r>
-    </w:p>
-    <w:p>
-      <w:pPr>
-        <w:spacing w:after="100"/>
-      </w:pPr>
-      <w:r>
-        <w:t>Linux/WSL:</w:t>
-      </w:r>
-    </w:p>
-    <w:p>
-      <w:pPr>
-        <w:spacing w:before="60" w:after="120"/>
-        <w:ind w:left="259"/>
-        <w:shd w:fill="F3F3F3"/>
-      </w:pPr>
-      <w:r>
-        <w:rPr>
-          <w:rFonts w:ascii="Cascadia Mono" w:hAnsi="Cascadia Mono" w:eastAsia="맑은 고딕"/>
-          <w:color w:val="2D2D2D"/>
-          <w:sz w:val="17"/>
-        </w:rPr>
-        <w:t>export SOLAR_API_KEY='실제키'</w:t>
-      </w:r>
-    </w:p>
-    <w:p>
-      <w:pPr>
-        <w:spacing w:after="100"/>
-      </w:pPr>
-      <w:r>
-        <w:t>Windows PowerShell:</w:t>
-      </w:r>
-    </w:p>
-    <w:p>
-      <w:pPr>
-        <w:spacing w:before="60" w:after="120"/>
-        <w:ind w:left="259"/>
-        <w:shd w:fill="F3F3F3"/>
-      </w:pPr>
-      <w:r>
-        <w:rPr>
-          <w:rFonts w:ascii="Cascadia Mono" w:hAnsi="Cascadia Mono" w:eastAsia="맑은 고딕"/>
-          <w:color w:val="2D2D2D"/>
-          <w:sz w:val="17"/>
-        </w:rPr>
-        <w:t>$env:SOLAR_API_KEY = "실제키"</w:t>
-      </w:r>
-    </w:p>
-    <w:p>
-      <w:pPr>
-        <w:spacing w:after="100"/>
-      </w:pPr>
-      <w:r>
-        <w:t>설정에는 key 원문이 아니라 변수 이름만 저장한다.</w:t>
-      </w:r>
-    </w:p>
-    <w:p>
-      <w:pPr>
-        <w:pStyle w:val="Heading2"/>
-      </w:pPr>
-      <w:r>
-        <w:t>시작과 확인</w:t>
-      </w:r>
-    </w:p>
-    <w:p>
-      <w:pPr>
-        <w:spacing w:before="60" w:after="120"/>
-        <w:ind w:left="259"/>
-        <w:shd w:fill="F3F3F3"/>
-      </w:pPr>
-      <w:r>
-        <w:rPr>
-          <w:rFonts w:ascii="Cascadia Mono" w:hAnsi="Cascadia Mono" w:eastAsia="맑은 고딕"/>
-          <w:color w:val="2D2D2D"/>
-          <w:sz w:val="17"/>
-        </w:rPr>
-        <w:t>mb start\n</w:t>
-      </w:r>
-      <w:r>
-        <w:rPr>
-          <w:rFonts w:ascii="Cascadia Mono" w:hAnsi="Cascadia Mono" w:eastAsia="맑은 고딕"/>
-          <w:color w:val="2D2D2D"/>
-          <w:sz w:val="17"/>
-        </w:rPr>
-        <w:t>mb ready --wait --timeout 60\n</w:t>
-      </w:r>
-      <w:r>
-        <w:rPr>
-          <w:rFonts w:ascii="Cascadia Mono" w:hAnsi="Cascadia Mono" w:eastAsia="맑은 고딕"/>
-          <w:color w:val="2D2D2D"/>
-          <w:sz w:val="17"/>
-        </w:rPr>
-        <w:t>mb health --json\n</w:t>
-      </w:r>
-      <w:r>
-        <w:rPr>
-          <w:rFonts w:ascii="Cascadia Mono" w:hAnsi="Cascadia Mono" w:eastAsia="맑은 고딕"/>
-          <w:color w:val="2D2D2D"/>
-          <w:sz w:val="17"/>
-        </w:rPr>
-        <w:t>mb status --json</w:t>
-      </w:r>
-    </w:p>
-    <w:p>
-      <w:pPr>
-        <w:spacing w:after="100"/>
-      </w:pPr>
-      <w:r>
-        <w:t>정상 기준은 ready 127.0.0.1:8642, healthy: true, running: true다.</w:t>
-      </w:r>
-    </w:p>
-    <w:p>
-      <w:pPr>
-        <w:pStyle w:val="Heading2"/>
-      </w:pPr>
-      <w:r>
-        <w:t>GUI 이미지 질문</w:t>
-      </w:r>
-    </w:p>
-    <w:p>
-      <w:pPr>
-        <w:spacing w:before="60" w:after="120"/>
-        <w:ind w:left="259"/>
-        <w:shd w:fill="F3F3F3"/>
-      </w:pPr>
-      <w:r>
-        <w:rPr>
-          <w:rFonts w:ascii="Cascadia Mono" w:hAnsi="Cascadia Mono" w:eastAsia="맑은 고딕"/>
-          <w:color w:val="2D2D2D"/>
-          <w:sz w:val="17"/>
-        </w:rPr>
-        <w:t>mb gui</w:t>
-      </w:r>
-    </w:p>
-    <w:p>
-      <w:pPr>
-        <w:spacing w:after="100"/>
-      </w:pPr>
-      <w:r>
-        <w:t>전체 흐름 시험에서 이미지 또는 PDF를 첨부하고 질문을 입력한다. OCR 결과가 부정확하면 OCR 엔진 또는 원본 이미지 품질 문제일 수 있으며, Media Bridge의 요청 전달 성공과 별도로 평가한다.</w:t>
-      </w:r>
-    </w:p>
-    <w:p>
-      <w:pPr>
-        <w:pStyle w:val="Heading2"/>
-      </w:pPr>
-      <w:r>
-        <w:t>직접 텍스트 시험</w:t>
-      </w:r>
-    </w:p>
-    <w:p>
-      <w:pPr>
-        <w:spacing w:before="60" w:after="120"/>
-        <w:ind w:left="259"/>
-        <w:shd w:fill="F3F3F3"/>
-      </w:pPr>
-      <w:r>
-        <w:rPr>
-          <w:rFonts w:ascii="Cascadia Mono" w:hAnsi="Cascadia Mono" w:eastAsia="맑은 고딕"/>
-          <w:color w:val="2D2D2D"/>
-          <w:sz w:val="17"/>
-        </w:rPr>
-        <w:t>curl -sS -w '\nHTTP_STATUS=%{http_code}\n' \\n</w:t>
-      </w:r>
-      <w:r>
-        <w:rPr>
-          <w:rFonts w:ascii="Cascadia Mono" w:hAnsi="Cascadia Mono" w:eastAsia="맑은 고딕"/>
-          <w:color w:val="2D2D2D"/>
-          <w:sz w:val="17"/>
-        </w:rPr>
-        <w:t xml:space="preserve">  http://127.0.0.1:8642/v1/responses \\n</w:t>
-      </w:r>
-      <w:r>
-        <w:rPr>
-          <w:rFonts w:ascii="Cascadia Mono" w:hAnsi="Cascadia Mono" w:eastAsia="맑은 고딕"/>
-          <w:color w:val="2D2D2D"/>
-          <w:sz w:val="17"/>
-        </w:rPr>
-        <w:t xml:space="preserve">  -H 'Content-Type: application/json' \\n</w:t>
-      </w:r>
-      <w:r>
-        <w:rPr>
-          <w:rFonts w:ascii="Cascadia Mono" w:hAnsi="Cascadia Mono" w:eastAsia="맑은 고딕"/>
-          <w:color w:val="2D2D2D"/>
-          <w:sz w:val="17"/>
-        </w:rPr>
-        <w:t xml:space="preserve">  -d '{"model":"solar-pro4","input":"연결 시험입니다. 짧게 응답해 주세요.","stream":false}'</w:t>
-      </w:r>
-    </w:p>
-    <w:p>
-      <w:pPr>
-        <w:spacing w:after="100"/>
-      </w:pPr>
-      <w:r>
-        <w:t>HTTP 200이면 Media Bridge와 Solar-4의 텍스트 경로를 확인한 것이다. 이미지 흐름은 GUI 또는 Codex CLI에서 별도로 시험한다.</w:t>
-      </w:r>
-    </w:p>
-    <w:p>
-      <w:pPr>
-        <w:pStyle w:val="Heading2"/>
-      </w:pPr>
-      <w:r>
-        <w:t>연결 대상 구분</w:t>
-      </w:r>
-    </w:p>
-    <w:p>
-      <w:pPr>
-        <w:pStyle w:val="ListBullet"/>
-      </w:pPr>
-      <w:r>
-        <w:t>Codex CLI: Media Bridge에 직접 연결 가능</w:t>
-      </w:r>
-    </w:p>
-    <w:p>
-      <w:pPr>
-        <w:pStyle w:val="ListBullet"/>
-      </w:pPr>
-      <w:r>
-        <w:t>OpenCodex: Solar Provider route에서 Media Bridge를 upstream으로 연결</w:t>
-      </w:r>
-    </w:p>
-    <w:p>
-      <w:pPr>
-        <w:pStyle w:val="ListBullet"/>
-      </w:pPr>
-      <w:r>
-        <w:t>Codex 데스크톱: Media Bridge 직접 Provider 설정 불가</w:t>
-      </w:r>
-    </w:p>
-    <w:p>
-      <w:pPr>
-        <w:pStyle w:val="ListBullet"/>
-      </w:pPr>
-      <w:r>
-        <w:t>Claude Code: Anthropic Messages adapter가 별도로 필요하며 현재 Codex CLI 시험 결과를 재사용하지 않음</w:t>
-      </w:r>
-    </w:p>
-    <w:p>
-      <w:pPr>
-        <w:pStyle w:val="Heading2"/>
-      </w:pPr>
-      <w:r>
-        <w:t>중지와 제거</w:t>
-      </w:r>
-    </w:p>
-    <w:p>
-      <w:pPr>
-        <w:spacing w:before="60" w:after="120"/>
-        <w:ind w:left="259"/>
-        <w:shd w:fill="F3F3F3"/>
-      </w:pPr>
-      <w:r>
-        <w:rPr>
-          <w:rFonts w:ascii="Cascadia Mono" w:hAnsi="Cascadia Mono" w:eastAsia="맑은 고딕"/>
-          <w:color w:val="2D2D2D"/>
-          <w:sz w:val="17"/>
-        </w:rPr>
-        <w:t>mb stop\n</w:t>
-      </w:r>
-      <w:r>
-        <w:rPr>
-          <w:rFonts w:ascii="Cascadia Mono" w:hAnsi="Cascadia Mono" w:eastAsia="맑은 고딕"/>
-          <w:color w:val="2D2D2D"/>
-          <w:sz w:val="17"/>
-        </w:rPr>
-        <w:t>npm uninstall -g @cyhuh/media-bridge</w:t>
-      </w:r>
-    </w:p>
-    <w:p>
-      <w:r>
-        <w:br w:type="page"/>
-      </w:r>
-    </w:p>
-    <w:p>
-      <w:pPr>
-        <w:pStyle w:val="Heading1"/>
-      </w:pPr>
-      <w:r>
-        <w:t>5. settings</w:t>
-      </w:r>
-    </w:p>
-    <w:p>
-      <w:pPr>
-        <w:pStyle w:val="Heading1"/>
-      </w:pPr>
-      <w:r>
-        <w:t>Media Bridge 설정</w:t>
-      </w:r>
-    </w:p>
-    <w:p>
-      <w:pPr>
-        <w:pStyle w:val="Heading2"/>
-      </w:pPr>
-      <w:r>
-        <w:t>mb init</w:t>
-      </w:r>
-    </w:p>
-    <w:p>
-      <w:pPr>
-        <w:spacing w:before="60" w:after="120"/>
-        <w:ind w:left="259"/>
-        <w:shd w:fill="F3F3F3"/>
-      </w:pPr>
-      <w:r>
-        <w:rPr>
-          <w:rFonts w:ascii="Cascadia Mono" w:hAnsi="Cascadia Mono" w:eastAsia="맑은 고딕"/>
-          <w:color w:val="2D2D2D"/>
-          <w:sz w:val="17"/>
-        </w:rPr>
-        <w:t>mb init</w:t>
-      </w:r>
-    </w:p>
-    <w:p>
-      <w:pPr>
-        <w:spacing w:after="100"/>
-      </w:pPr>
-      <w:r>
-        <w:t>설정 대상은 Gateway 주소, listen port, downstream 모델·endpoint, OCR/Vision 사용 여부, 변환 최대 크기, 실패 시 downstream 차단 정책, API key 환경변수 이름이다. API key 원문은 저장하지 않는다.</w:t>
-      </w:r>
-    </w:p>
-    <w:p>
-      <w:pPr>
-        <w:pStyle w:val="Heading2"/>
-      </w:pPr>
-      <w:r>
-        <w:t>1차 권장값</w:t>
-      </w:r>
-    </w:p>
-    <w:p>
-      <w:pPr>
-        <w:spacing w:before="60" w:after="120"/>
-        <w:ind w:left="259"/>
-        <w:shd w:fill="F3F3F3"/>
-      </w:pPr>
-      <w:r>
-        <w:rPr>
-          <w:rFonts w:ascii="Cascadia Mono" w:hAnsi="Cascadia Mono" w:eastAsia="맑은 고딕"/>
-          <w:color w:val="2D2D2D"/>
-          <w:sz w:val="17"/>
-        </w:rPr>
-        <w:t>port: 8642\n</w:t>
-      </w:r>
-      <w:r>
-        <w:rPr>
-          <w:rFonts w:ascii="Cascadia Mono" w:hAnsi="Cascadia Mono" w:eastAsia="맑은 고딕"/>
-          <w:color w:val="2D2D2D"/>
-          <w:sz w:val="17"/>
-        </w:rPr>
-        <w:t>model: solar-pro4\n</w:t>
-      </w:r>
-      <w:r>
-        <w:rPr>
-          <w:rFonts w:ascii="Cascadia Mono" w:hAnsi="Cascadia Mono" w:eastAsia="맑은 고딕"/>
-          <w:color w:val="2D2D2D"/>
-          <w:sz w:val="17"/>
-        </w:rPr>
-        <w:t>endpoint: https://api.upstage.ai/v1/chat/completions\n</w:t>
-      </w:r>
-      <w:r>
-        <w:rPr>
-          <w:rFonts w:ascii="Cascadia Mono" w:hAnsi="Cascadia Mono" w:eastAsia="맑은 고딕"/>
-          <w:color w:val="2D2D2D"/>
-          <w:sz w:val="17"/>
-        </w:rPr>
-        <w:t>credential env: SOLAR_API_KEY\n</w:t>
-      </w:r>
-      <w:r>
-        <w:rPr>
-          <w:rFonts w:ascii="Cascadia Mono" w:hAnsi="Cascadia Mono" w:eastAsia="맑은 고딕"/>
-          <w:color w:val="2D2D2D"/>
-          <w:sz w:val="17"/>
-        </w:rPr>
-        <w:t>OCR: enabled\n</w:t>
-      </w:r>
-      <w:r>
-        <w:rPr>
-          <w:rFonts w:ascii="Cascadia Mono" w:hAnsi="Cascadia Mono" w:eastAsia="맑은 고딕"/>
-          <w:color w:val="2D2D2D"/>
-          <w:sz w:val="17"/>
-        </w:rPr>
-        <w:t>Vision conversion: enabled\n</w:t>
-      </w:r>
-      <w:r>
-        <w:rPr>
-          <w:rFonts w:ascii="Cascadia Mono" w:hAnsi="Cascadia Mono" w:eastAsia="맑은 고딕"/>
-          <w:color w:val="2D2D2D"/>
-          <w:sz w:val="17"/>
-        </w:rPr>
-        <w:t>block downstream on conversion failure: enabled</w:t>
-      </w:r>
-    </w:p>
-    <w:p>
-      <w:pPr>
-        <w:pStyle w:val="Heading2"/>
-      </w:pPr>
-      <w:r>
-        <w:t>포트 변경</w:t>
-      </w:r>
-    </w:p>
-    <w:p>
-      <w:pPr>
-        <w:spacing w:before="60" w:after="120"/>
-        <w:ind w:left="259"/>
-        <w:shd w:fill="F3F3F3"/>
-      </w:pPr>
-      <w:r>
-        <w:rPr>
-          <w:rFonts w:ascii="Cascadia Mono" w:hAnsi="Cascadia Mono" w:eastAsia="맑은 고딕"/>
-          <w:color w:val="2D2D2D"/>
-          <w:sz w:val="17"/>
-        </w:rPr>
-        <w:t>mb start --port 8643</w:t>
-      </w:r>
-    </w:p>
-    <w:p>
-      <w:pPr>
-        <w:spacing w:after="100"/>
-      </w:pPr>
-      <w:r>
-        <w:t>클라이언트 endpoint도 http://127.0.0.1:8643/v1로 변경한다.</w:t>
-      </w:r>
-    </w:p>
-    <w:p>
-      <w:pPr>
-        <w:pStyle w:val="Heading2"/>
-      </w:pPr>
-      <w:r>
-        <w:t>설정과 연결의 구분</w:t>
-      </w:r>
-    </w:p>
-    <w:p>
-      <w:pPr>
-        <w:spacing w:after="100"/>
-      </w:pPr>
-      <w:r>
-        <w:t>mb gui는 Media Bridge의 변환·연결 시험 화면이며 Codex 데스크톱의 Provider 설정을 변경하지 않는다. Codex CLI는 자체 설정에서 Media Bridge Provider를 지정하고, OpenCodex는 Solar Provider route의 upstream을 Media Bridge로 지정한다.</w:t>
-      </w:r>
-    </w:p>
-    <w:p>
-      <w:pPr>
-        <w:pStyle w:val="Heading2"/>
-      </w:pPr>
-      <w:r>
-        <w:t>변경 후 확인</w:t>
-      </w:r>
-    </w:p>
-    <w:p>
-      <w:pPr>
-        <w:spacing w:before="60" w:after="120"/>
-        <w:ind w:left="259"/>
-        <w:shd w:fill="F3F3F3"/>
-      </w:pPr>
-      <w:r>
-        <w:rPr>
-          <w:rFonts w:ascii="Cascadia Mono" w:hAnsi="Cascadia Mono" w:eastAsia="맑은 고딕"/>
-          <w:color w:val="2D2D2D"/>
-          <w:sz w:val="17"/>
-        </w:rPr>
-        <w:t>mb stop\n</w:t>
-      </w:r>
-      <w:r>
-        <w:rPr>
-          <w:rFonts w:ascii="Cascadia Mono" w:hAnsi="Cascadia Mono" w:eastAsia="맑은 고딕"/>
-          <w:color w:val="2D2D2D"/>
-          <w:sz w:val="17"/>
-        </w:rPr>
-        <w:t>mb start\n</w:t>
-      </w:r>
-      <w:r>
-        <w:rPr>
-          <w:rFonts w:ascii="Cascadia Mono" w:hAnsi="Cascadia Mono" w:eastAsia="맑은 고딕"/>
-          <w:color w:val="2D2D2D"/>
-          <w:sz w:val="17"/>
-        </w:rPr>
-        <w:t>mb ready --wait --timeout 60\n</w:t>
-      </w:r>
-      <w:r>
-        <w:rPr>
-          <w:rFonts w:ascii="Cascadia Mono" w:hAnsi="Cascadia Mono" w:eastAsia="맑은 고딕"/>
-          <w:color w:val="2D2D2D"/>
-          <w:sz w:val="17"/>
-        </w:rPr>
-        <w:t>mb health --json\n</w:t>
-      </w:r>
-      <w:r>
-        <w:rPr>
-          <w:rFonts w:ascii="Cascadia Mono" w:hAnsi="Cascadia Mono" w:eastAsia="맑은 고딕"/>
-          <w:color w:val="2D2D2D"/>
-          <w:sz w:val="17"/>
-        </w:rPr>
-        <w:t>mb status --json</w:t>
-      </w:r>
-    </w:p>
-    <w:p>
-      <w:pPr>
-        <w:spacing w:after="100"/>
-      </w:pPr>
-      <w:r>
-        <w:t>health 200만으로 Solar·OCR 연결 성공을 의미하지 않으므로 text-only와 이미지 시험을 각각 실행한다.</w:t>
-      </w:r>
-    </w:p>
-    <w:p>
-      <w:r>
-        <w:br w:type="page"/>
-      </w:r>
-    </w:p>
-    <w:p>
-      <w:pPr>
-        <w:pStyle w:val="Heading1"/>
-      </w:pPr>
-      <w:r>
-        <w:t>6. troubleshooting</w:t>
-      </w:r>
-    </w:p>
-    <w:p>
-      <w:pPr>
-        <w:pStyle w:val="Heading1"/>
-      </w:pPr>
-      <w:r>
-        <w:t>Media Bridge 문제 해결</w:t>
-      </w:r>
-    </w:p>
-    <w:p>
-      <w:pPr>
-        <w:pStyle w:val="Heading2"/>
-      </w:pPr>
-      <w:r>
-        <w:t>Web이 열리지 않음</w:t>
-      </w:r>
-    </w:p>
-    <w:p>
-      <w:pPr>
-        <w:spacing w:before="60" w:after="120"/>
-        <w:ind w:left="259"/>
-        <w:shd w:fill="F3F3F3"/>
-      </w:pPr>
-      <w:r>
-        <w:rPr>
-          <w:rFonts w:ascii="Cascadia Mono" w:hAnsi="Cascadia Mono" w:eastAsia="맑은 고딕"/>
-          <w:color w:val="2D2D2D"/>
-          <w:sz w:val="17"/>
-        </w:rPr>
-        <w:t>systemctl --user restart media-bridge-web.service\n</w:t>
-      </w:r>
-      <w:r>
-        <w:rPr>
-          <w:rFonts w:ascii="Cascadia Mono" w:hAnsi="Cascadia Mono" w:eastAsia="맑은 고딕"/>
-          <w:color w:val="2D2D2D"/>
-          <w:sz w:val="17"/>
-        </w:rPr>
-        <w:t>systemctl --user --no-pager status media-bridge-web.service</w:t>
-      </w:r>
-    </w:p>
-    <w:p>
-      <w:pPr>
-        <w:spacing w:after="100"/>
-      </w:pPr>
-      <w:r>
-        <w:t>주소는 http://127.0.0.1:8765/인지 확인합니다.</w:t>
-      </w:r>
-    </w:p>
-    <w:p>
-      <w:pPr>
-        <w:pStyle w:val="Heading2"/>
-      </w:pPr>
-      <w:r>
-        <w:t>Data 상태가 정상적이지 않음</w:t>
-      </w:r>
-    </w:p>
-    <w:p>
-      <w:pPr>
-        <w:spacing w:before="60" w:after="120"/>
-        <w:ind w:left="259"/>
-        <w:shd w:fill="F3F3F3"/>
-      </w:pPr>
-      <w:r>
-        <w:rPr>
-          <w:rFonts w:ascii="Cascadia Mono" w:hAnsi="Cascadia Mono" w:eastAsia="맑은 고딕"/>
-          <w:color w:val="2D2D2D"/>
-          <w:sz w:val="17"/>
-        </w:rPr>
-        <w:t>systemctl --user restart media-bridge-data.service\n</w:t>
-      </w:r>
-      <w:r>
-        <w:rPr>
-          <w:rFonts w:ascii="Cascadia Mono" w:hAnsi="Cascadia Mono" w:eastAsia="맑은 고딕"/>
-          <w:color w:val="2D2D2D"/>
-          <w:sz w:val="17"/>
-        </w:rPr>
-        <w:t>systemctl --user --no-pager status media-bridge-data.service\n</w:t>
-      </w:r>
-      <w:r>
-        <w:rPr>
-          <w:rFonts w:ascii="Cascadia Mono" w:hAnsi="Cascadia Mono" w:eastAsia="맑은 고딕"/>
-          <w:color w:val="2D2D2D"/>
-          <w:sz w:val="17"/>
-        </w:rPr>
-        <w:t>curl http://127.0.0.1:8766/status</w:t>
-      </w:r>
-    </w:p>
-    <w:p>
-      <w:pPr>
-        <w:spacing w:after="100"/>
-      </w:pPr>
-      <w:r>
-        <w:t>최초 설정이 저장되지 않았거나 유효한 snapshot이 없으면 요청이 차단될 수 있습니다.</w:t>
-      </w:r>
-    </w:p>
-    <w:p>
-      <w:pPr>
-        <w:pStyle w:val="Heading2"/>
-      </w:pPr>
-      <w:r>
-        <w:t>설정 저장 실패</w:t>
-      </w:r>
-    </w:p>
-    <w:p>
-      <w:pPr>
-        <w:spacing w:after="100"/>
-      </w:pPr>
-      <w:r>
-        <w:t>endpoint에 사용자명·비밀번호·query를 넣지 않습니다. model ID는 실제 제공자가 요구하는 정확한 값을</w:t>
-      </w:r>
-    </w:p>
-    <w:p>
-      <w:pPr>
-        <w:spacing w:after="100"/>
-      </w:pPr>
-      <w:r>
-        <w:t>입력하고 RPM·TPM은 양의 정수로 입력합니다.</w:t>
-      </w:r>
-    </w:p>
-    <w:p>
-      <w:pPr>
-        <w:pStyle w:val="Heading2"/>
-      </w:pPr>
-      <w:r>
-        <w:t>화면 인식 차단</w:t>
-      </w:r>
-    </w:p>
-    <w:p>
-      <w:pPr>
-        <w:spacing w:after="100"/>
-      </w:pPr>
-      <w:r>
-        <w:t>화면을 확대하고 오류 영역만 다시 캡처합니다. 작은 글씨, 흐림, 잘린 오류 문구를 피하고 필요하면</w:t>
-      </w:r>
-    </w:p>
-    <w:p>
-      <w:pPr>
-        <w:spacing w:after="100"/>
-      </w:pPr>
-      <w:r>
-        <w:t>오류 문구를 직접 입력합니다. 인식이 부족한 화면을 Solar로 우회 전달하지 않습니다.</w:t>
-      </w:r>
-    </w:p>
-    <w:p>
-      <w:pPr>
-        <w:pStyle w:val="Heading2"/>
-      </w:pPr>
-      <w:r>
-        <w:t>로그 확인</w:t>
-      </w:r>
-    </w:p>
-    <w:p>
-      <w:pPr>
-        <w:spacing w:before="60" w:after="120"/>
-        <w:ind w:left="259"/>
-        <w:shd w:fill="F3F3F3"/>
-      </w:pPr>
-      <w:r>
-        <w:rPr>
-          <w:rFonts w:ascii="Cascadia Mono" w:hAnsi="Cascadia Mono" w:eastAsia="맑은 고딕"/>
-          <w:color w:val="2D2D2D"/>
-          <w:sz w:val="17"/>
-        </w:rPr>
-        <w:t>journalctl --user -u media-bridge-web.service -u media-bridge-data.service --since "10 minutes ago" --no-pager</w:t>
-      </w:r>
-    </w:p>
-    <w:p>
-      <w:pPr>
-        <w:spacing w:after="100"/>
-      </w:pPr>
-      <w:r>
-        <w:t>로그와 오류 보고에는 key 원문, 화면 원문, OCR 원문을 넣지 않습니다.</w:t>
-      </w:r>
-    </w:p>
-    <w:p>
-      <w:r>
-        <w:br w:type="page"/>
-      </w:r>
-    </w:p>
-    <w:p>
-      <w:pPr>
-        <w:pStyle w:val="Heading1"/>
-      </w:pPr>
-      <w:r>
-        <w:t>7. windows uat checklist</w:t>
-      </w:r>
-    </w:p>
-    <w:p>
-      <w:pPr>
-        <w:pStyle w:val="Heading1"/>
-      </w:pPr>
-      <w:r>
-        <w:t>Windows 인수 체크리스트</w:t>
-      </w:r>
-    </w:p>
-    <w:p>
-      <w:pPr>
-        <w:pStyle w:val="Heading2"/>
-      </w:pPr>
-      <w:r>
-        <w:t>설치 전</w:t>
-      </w:r>
-    </w:p>
-    <w:p>
-      <w:pPr>
-        <w:pStyle w:val="ListBullet"/>
-      </w:pPr>
-      <w:r>
-        <w:t>[ ] 기존 Media Bridge가 실행 중이지 않다.</w:t>
-      </w:r>
-    </w:p>
-    <w:p>
-      <w:pPr>
-        <w:pStyle w:val="ListBullet"/>
-      </w:pPr>
-      <w:r>
-        <w:t>[ ] Media-Bridge-0.1.0-x64.msi를 다운로드했다.</w:t>
-      </w:r>
-    </w:p>
-    <w:p>
-      <w:pPr>
-        <w:pStyle w:val="ListBullet"/>
-      </w:pPr>
-      <w:r>
-        <w:t>[ ] 기존 설정을 보존할지 결정했다.</w:t>
-      </w:r>
-    </w:p>
-    <w:p>
-      <w:pPr>
-        <w:pStyle w:val="Heading2"/>
-      </w:pPr>
-      <w:r>
-        <w:t>설치·최초 설정</w:t>
-      </w:r>
-    </w:p>
-    <w:p>
-      <w:pPr>
-        <w:pStyle w:val="ListBullet"/>
-      </w:pPr>
-      <w:r>
-        <w:t>[ ] MSI 설치가 완료됐다.</w:t>
-      </w:r>
-    </w:p>
-    <w:p>
-      <w:pPr>
-        <w:pStyle w:val="ListBullet"/>
-      </w:pPr>
-      <w:r>
-        <w:t>[ ] http://127.0.0.1:8765/가 열린다.</w:t>
-      </w:r>
-    </w:p>
-    <w:p>
-      <w:pPr>
-        <w:pStyle w:val="ListBullet"/>
-      </w:pPr>
-      <w:r>
-        <w:t>[ ] OpenCodex·Solar endpoint와 정확한 model ID를 저장했다.</w:t>
-      </w:r>
-    </w:p>
-    <w:p>
-      <w:pPr>
-        <w:pStyle w:val="ListBullet"/>
-      </w:pPr>
-      <w:r>
-        <w:t>[ ] credential 원문을 입력하지 않았다.</w:t>
-      </w:r>
-    </w:p>
-    <w:p>
-      <w:pPr>
-        <w:pStyle w:val="ListBullet"/>
-      </w:pPr>
-      <w:r>
-        <w:t>[ ] http://127.0.0.1:8766/status가 응답한다.</w:t>
-      </w:r>
-    </w:p>
-    <w:p>
-      <w:pPr>
-        <w:pStyle w:val="Heading2"/>
-      </w:pPr>
-      <w:r>
-        <w:t>핵심 사용</w:t>
-      </w:r>
-    </w:p>
-    <w:p>
-      <w:pPr>
-        <w:pStyle w:val="ListBullet"/>
-      </w:pPr>
-      <w:r>
-        <w:t>[ ] text-only 코딩 요청이 응답한다.</w:t>
-      </w:r>
-    </w:p>
-    <w:p>
-      <w:pPr>
-        <w:pStyle w:val="ListBullet"/>
-      </w:pPr>
-      <w:r>
-        <w:t>[ ] 코드 오류 화면 캡처 요청이 설명 텍스트로 처리된다.</w:t>
-      </w:r>
-    </w:p>
-    <w:p>
-      <w:pPr>
-        <w:pStyle w:val="ListBullet"/>
-      </w:pPr>
-      <w:r>
-        <w:t>[ ] 인식이 부족한 캡처는 재캡처 안내로 끝난다.</w:t>
-      </w:r>
-    </w:p>
-    <w:p>
-      <w:pPr>
-        <w:pStyle w:val="ListBullet"/>
-      </w:pPr>
-      <w:r>
-        <w:t>[ ] 실패 뒤 다음 text-only 요청이 정상 처리된다.</w:t>
-      </w:r>
-    </w:p>
-    <w:p>
-      <w:pPr>
-        <w:pStyle w:val="Heading2"/>
-      </w:pPr>
-      <w:r>
-        <w:t>복구·제거</w:t>
-      </w:r>
-    </w:p>
-    <w:p>
-      <w:pPr>
-        <w:pStyle w:val="ListBullet"/>
-      </w:pPr>
-      <w:r>
-        <w:t>[ ] 앱 재시작 후 설정이 유지된다.</w:t>
-      </w:r>
-    </w:p>
-    <w:p>
-      <w:pPr>
-        <w:pStyle w:val="ListBullet"/>
-      </w:pPr>
-      <w:r>
-        <w:t>[ ] 업데이트 후 설정이 유지된다.</w:t>
-      </w:r>
-    </w:p>
-    <w:p>
-      <w:pPr>
-        <w:pStyle w:val="ListBullet"/>
-      </w:pPr>
-      <w:r>
-        <w:t>[ ] 이전 버전 되돌리기 후 앱이 시작된다.</w:t>
-      </w:r>
-    </w:p>
-    <w:p>
-      <w:pPr>
-        <w:pStyle w:val="ListBullet"/>
-      </w:pPr>
-      <w:r>
-        <w:t>[ ] 제거 후 앱과 loopback listener가 사라진다.</w:t>
-      </w:r>
-    </w:p>
-    <w:p>
-      <w:r>
-        <w:br w:type="page"/>
-      </w:r>
-    </w:p>
-    <w:p>
-      <w:pPr>
-        <w:pStyle w:val="Heading1"/>
-      </w:pPr>
-      <w:r>
-        <w:t>8. adapter operations</w:t>
-      </w:r>
-    </w:p>
-    <w:p>
-      <w:pPr>
-        <w:pStyle w:val="Heading1"/>
-      </w:pPr>
-      <w:r>
-        <w:t>Adapter 운영자 가이드</w:t>
-      </w:r>
-    </w:p>
-    <w:p>
-      <w:pPr>
-        <w:pStyle w:val="Heading2"/>
-      </w:pPr>
-      <w:r>
-        <w:t>Secret 경계</w:t>
-      </w:r>
-    </w:p>
-    <w:p>
-      <w:pPr>
-        <w:pStyle w:val="ListBullet"/>
-      </w:pPr>
-      <w:r>
-        <w:t>Adapter credential과 decision HMAC 원문은 환경변수 또는 외부 Secret으로만 주입한다.</w:t>
-      </w:r>
-    </w:p>
-    <w:p>
-      <w:pPr>
-        <w:pStyle w:val="ListBullet"/>
-      </w:pPr>
-      <w:r>
-        <w:t>config, manifest, DB, snapshot, 로그에는 환경변수 이름만 둔다.</w:t>
-      </w:r>
-    </w:p>
-    <w:p>
-      <w:pPr>
-        <w:pStyle w:val="ListBullet"/>
-      </w:pPr>
-      <w:r>
-        <w:t>OmniRoute critical plugin은 다음 세 이름만 child에 요청한다.</w:t>
-      </w:r>
-    </w:p>
-    <w:p>
-      <w:pPr>
-        <w:pStyle w:val="ListBullet"/>
-      </w:pPr>
-      <w:r>
-        <w:t>MEDIABRIDGEADAPTERENDPOINT</w:t>
-      </w:r>
-    </w:p>
-    <w:p>
-      <w:pPr>
-        <w:pStyle w:val="ListBullet"/>
-      </w:pPr>
-      <w:r>
-        <w:t>MEDIABRIDGEADAPTERCREDENTIAL</w:t>
-      </w:r>
-    </w:p>
-    <w:p>
-      <w:pPr>
-        <w:pStyle w:val="ListBullet"/>
-      </w:pPr>
-      <w:r>
-        <w:t>MEDIABRIDGEADAPTERDECISIONHMAC</w:t>
-      </w:r>
-    </w:p>
-    <w:p>
-      <w:pPr>
-        <w:pStyle w:val="ListBullet"/>
-      </w:pPr>
-      <w:r>
-        <w:t>undeclared 환경변수는 child로 전달되지 않는다. 필수 값 누락은 plugin 시작 전에 차단한다.</w:t>
-      </w:r>
-    </w:p>
-    <w:p>
-      <w:pPr>
-        <w:pStyle w:val="Heading2"/>
-      </w:pPr>
-      <w:r>
-        <w:t>Preview 생성</w:t>
-      </w:r>
-    </w:p>
-    <w:p>
-      <w:pPr>
-        <w:spacing w:before="60" w:after="120"/>
-        <w:ind w:left="259"/>
-        <w:shd w:fill="F3F3F3"/>
-      </w:pPr>
-      <w:r>
-        <w:rPr>
-          <w:rFonts w:ascii="Cascadia Mono" w:hAnsi="Cascadia Mono" w:eastAsia="맑은 고딕"/>
-          <w:color w:val="2D2D2D"/>
-          <w:sz w:val="17"/>
-        </w:rPr>
-        <w:t>media-bridge-adapter render-config \\n</w:t>
-      </w:r>
-      <w:r>
-        <w:rPr>
-          <w:rFonts w:ascii="Cascadia Mono" w:hAnsi="Cascadia Mono" w:eastAsia="맑은 고딕"/>
-          <w:color w:val="2D2D2D"/>
-          <w:sz w:val="17"/>
-        </w:rPr>
-        <w:t xml:space="preserve">  --adapter omniroute \\n</w:t>
-      </w:r>
-      <w:r>
-        <w:rPr>
-          <w:rFonts w:ascii="Cascadia Mono" w:hAnsi="Cascadia Mono" w:eastAsia="맑은 고딕"/>
-          <w:color w:val="2D2D2D"/>
-          <w:sz w:val="17"/>
-        </w:rPr>
-        <w:t xml:space="preserve">  --external-version 3.8.50 \\n</w:t>
-      </w:r>
-      <w:r>
-        <w:rPr>
-          <w:rFonts w:ascii="Cascadia Mono" w:hAnsi="Cascadia Mono" w:eastAsia="맑은 고딕"/>
-          <w:color w:val="2D2D2D"/>
-          <w:sz w:val="17"/>
-        </w:rPr>
-        <w:t xml:space="preserve">  --external-base-commit f95b03d70929a6a850d4b986a7bbad6740dd02e0 \\n</w:t>
-      </w:r>
-      <w:r>
-        <w:rPr>
-          <w:rFonts w:ascii="Cascadia Mono" w:hAnsi="Cascadia Mono" w:eastAsia="맑은 고딕"/>
-          <w:color w:val="2D2D2D"/>
-          <w:sz w:val="17"/>
-        </w:rPr>
-        <w:t xml:space="preserve">  --extension-commit eaa5ba08579f93db2d3e5b0046792ce8f70fb208 \\n</w:t>
-      </w:r>
-      <w:r>
-        <w:rPr>
-          <w:rFonts w:ascii="Cascadia Mono" w:hAnsi="Cascadia Mono" w:eastAsia="맑은 고딕"/>
-          <w:color w:val="2D2D2D"/>
-          <w:sz w:val="17"/>
-        </w:rPr>
-        <w:t xml:space="preserve">  --endpoint https://media-bridge.example/adapter/v1/pre-upstream \\n</w:t>
-      </w:r>
-      <w:r>
-        <w:rPr>
-          <w:rFonts w:ascii="Cascadia Mono" w:hAnsi="Cascadia Mono" w:eastAsia="맑은 고딕"/>
-          <w:color w:val="2D2D2D"/>
-          <w:sz w:val="17"/>
-        </w:rPr>
-        <w:t xml:space="preserve">  --credential-env MEDIA_BRIDGE_ADAPTER_CREDENTIAL \\n</w:t>
-      </w:r>
-      <w:r>
-        <w:rPr>
-          <w:rFonts w:ascii="Cascadia Mono" w:hAnsi="Cascadia Mono" w:eastAsia="맑은 고딕"/>
-          <w:color w:val="2D2D2D"/>
-          <w:sz w:val="17"/>
-        </w:rPr>
-        <w:t xml:space="preserve">  --decision-hmac-env MEDIA_BRIDGE_ADAPTER_DECISION_HMAC \\n</w:t>
-      </w:r>
-      <w:r>
-        <w:rPr>
-          <w:rFonts w:ascii="Cascadia Mono" w:hAnsi="Cascadia Mono" w:eastAsia="맑은 고딕"/>
-          <w:color w:val="2D2D2D"/>
-          <w:sz w:val="17"/>
-        </w:rPr>
-        <w:t xml:space="preserve">  --output /absolute/new/path/omniroute-preview.json</w:t>
-      </w:r>
-    </w:p>
-    <w:p>
-      <w:pPr>
-        <w:spacing w:after="100"/>
-      </w:pPr>
-      <w:r>
-        <w:t>출력은 자동 설치 파일이 아닌 검토용 fragment다. 기존 파일은 덮어쓰지 않으며 bundled plugin의</w:t>
-      </w:r>
-    </w:p>
-    <w:p>
-      <w:pPr>
-        <w:spacing w:after="100"/>
-      </w:pPr>
-      <w:r>
-        <w:t>경로와 integrity를 함께 기록한다. 실제 설치·서비스 등록·포트·proxy 변경은 P4 범위가 아니다.</w:t>
-      </w:r>
-    </w:p>
-    <w:p>
-      <w:pPr>
-        <w:pStyle w:val="Heading2"/>
-      </w:pPr>
-      <w:r>
-        <w:t>연결 시험</w:t>
-      </w:r>
-    </w:p>
-    <w:p>
-      <w:pPr>
-        <w:spacing w:after="100"/>
-      </w:pPr>
-      <w:r>
-        <w:t>media-bridge-adapter test-connection은 문서화된 Adapter endpoint에 text-only probe 한 번만</w:t>
-      </w:r>
-    </w:p>
-    <w:p>
-      <w:pPr>
-        <w:spacing w:after="100"/>
-      </w:pPr>
-      <w:r>
-        <w:t>전송하고 redirect를 따르지 않는다. credential은 지정한 환경변수에서 읽으며 출력·오류에 표시하지</w:t>
-      </w:r>
-    </w:p>
-    <w:p>
-      <w:pPr>
-        <w:spacing w:after="100"/>
-      </w:pPr>
-      <w:r>
-        <w:t>않는다. 이 시험은 Adapter 도달성을 확인할 뿐 실제 provider 호출 성공을 의미하지 않는다.</w:t>
-      </w:r>
-    </w:p>
-    <w:p>
-      <w:pPr>
-        <w:pStyle w:val="Heading2"/>
-      </w:pPr>
-      <w:r>
-        <w:t>제거와 장애</w:t>
-      </w:r>
-    </w:p>
-    <w:p>
-      <w:pPr>
-        <w:spacing w:after="100"/>
-      </w:pPr>
-      <w:r>
-        <w:t>Adapter registry 제거는 generic MCP/Gateway와 sealed downstream을 제거하지 않는다. critical plugin을</w:t>
-      </w:r>
-    </w:p>
-    <w:p>
-      <w:pPr>
-        <w:spacing w:after="100"/>
-      </w:pPr>
-      <w:r>
-        <w:t>운영에서 제거할 때는 먼저 해당 router 경로를 중지하고 명시적으로 deactivate/uninstall해야 한다.</w:t>
-      </w:r>
-    </w:p>
-    <w:p>
-      <w:pPr>
-        <w:spacing w:after="100"/>
-      </w:pPr>
-      <w:r>
-        <w:t>Control Plane 중단과 provider live fallback은 P4에서 검증하지 않았다.</w:t>
-      </w:r>
-    </w:p>
-    <w:p>
-      <w:r>
-        <w:br w:type="page"/>
-      </w:r>
-    </w:p>
-    <w:p>
-      <w:pPr>
-        <w:pStyle w:val="Heading1"/>
-      </w:pPr>
-      <w:r>
-        <w:t>9. backup upgrade</w:t>
-      </w:r>
-    </w:p>
-    <w:p>
-      <w:pPr>
-        <w:pStyle w:val="Heading1"/>
-      </w:pPr>
-      <w:r>
-        <w:t>엔터프라이즈 Media Bridge 백업·업데이트·복구</w:t>
-      </w:r>
-    </w:p>
-    <w:p>
-      <w:pPr>
-        <w:spacing w:after="100"/>
-      </w:pPr>
-      <w:r>
-        <w:t>이 문서는 PostgreSQL과 signed snapshot을 사용하는 엔터프라이즈 설치형에 적용한다. npm 개인 runtime의 npm update·mb update 절차는 이 문서의 대상이 아니다.</w:t>
-      </w:r>
-    </w:p>
-    <w:p>
-      <w:pPr>
-        <w:pStyle w:val="Heading2"/>
-      </w:pPr>
-      <w:r>
-        <w:t>업데이트 전</w:t>
-      </w:r>
-    </w:p>
-    <w:p>
-      <w:pPr>
-        <w:pStyle w:val="ListNumber"/>
-      </w:pPr>
-      <w:r>
-        <w:t>현재 image tag/digest와 migration revision을 기록한다.</w:t>
-      </w:r>
-    </w:p>
-    <w:p>
-      <w:pPr>
-        <w:pStyle w:val="ListNumber"/>
-      </w:pPr>
-      <w:r>
-        <w:t>서비스 상태와 active snapshot generation을 기록한다.</w:t>
-      </w:r>
-    </w:p>
-    <w:p>
-      <w:pPr>
-        <w:pStyle w:val="ListNumber"/>
-      </w:pPr>
-      <w:r>
-        <w:t>verified backup을 만든다.</w:t>
-      </w:r>
-    </w:p>
-    <w:p>
-      <w:pPr>
-        <w:pStyle w:val="ListNumber"/>
-      </w:pPr>
-      <w:r>
-        <w:t>target release가 현재 schema에서 지원되는지 확인한다.</w:t>
-      </w:r>
-    </w:p>
-    <w:p>
-      <w:pPr>
-        <w:spacing w:before="60" w:after="120"/>
-        <w:ind w:left="259"/>
-        <w:shd w:fill="F3F3F3"/>
-      </w:pPr>
-      <w:r>
-        <w:rPr>
-          <w:rFonts w:ascii="Cascadia Mono" w:hAnsi="Cascadia Mono" w:eastAsia="맑은 고딕"/>
-          <w:color w:val="2D2D2D"/>
-          <w:sz w:val="17"/>
-        </w:rPr>
-        <w:t>docker compose --env-file .env -f deploy/compose.yaml ps\n</w:t>
-      </w:r>
-      <w:r>
-        <w:rPr>
-          <w:rFonts w:ascii="Cascadia Mono" w:hAnsi="Cascadia Mono" w:eastAsia="맑은 고딕"/>
-          <w:color w:val="2D2D2D"/>
-          <w:sz w:val="17"/>
-        </w:rPr>
-        <w:t>docker compose --env-file .env -f deploy/compose.yaml exec -T media-bridge-db \\n</w:t>
-      </w:r>
-      <w:r>
-        <w:rPr>
-          <w:rFonts w:ascii="Cascadia Mono" w:hAnsi="Cascadia Mono" w:eastAsia="맑은 고딕"/>
-          <w:color w:val="2D2D2D"/>
-          <w:sz w:val="17"/>
-        </w:rPr>
-        <w:t xml:space="preserve">  psql -U media_bridge -d media_bridge -Atqc 'select version_num from alembic_version;'</w:t>
-      </w:r>
-    </w:p>
-    <w:p>
-      <w:pPr>
-        <w:pStyle w:val="Heading2"/>
-      </w:pPr>
-      <w:r>
-        <w:t>DB 백업</w:t>
-      </w:r>
-    </w:p>
-    <w:p>
-      <w:pPr>
-        <w:spacing w:after="100"/>
-      </w:pPr>
-      <w:r>
-        <w:t>저장소의 backup script는 Compose의 media-bridge-db에서 dump를 만들고 secret·private key·media 원문 패턴을 검사한다. 운영 백업은 저장소 밖의 승인된 보호 저장소를 사용한다.</w:t>
-      </w:r>
-    </w:p>
-    <w:p>
-      <w:pPr>
-        <w:spacing w:before="60" w:after="120"/>
-        <w:ind w:left="259"/>
-        <w:shd w:fill="F3F3F3"/>
-      </w:pPr>
-      <w:r>
-        <w:rPr>
-          <w:rFonts w:ascii="Cascadia Mono" w:hAnsi="Cascadia Mono" w:eastAsia="맑은 고딕"/>
-          <w:color w:val="2D2D2D"/>
-          <w:sz w:val="17"/>
-        </w:rPr>
-        <w:t>python -m deploy.scripts.backup --help\n</w:t>
-      </w:r>
-      <w:r>
-        <w:rPr>
-          <w:rFonts w:ascii="Cascadia Mono" w:hAnsi="Cascadia Mono" w:eastAsia="맑은 고딕"/>
-          <w:color w:val="2D2D2D"/>
-          <w:sz w:val="17"/>
-        </w:rPr>
-        <w:t>python -m deploy.scripts.verify_backup --help</w:t>
-      </w:r>
-    </w:p>
-    <w:p>
-      <w:pPr>
-        <w:spacing w:after="100"/>
-      </w:pPr>
-      <w:r>
-        <w:t>실제 인자는 설치된 release의 --help로 확인한다. 백업 파일을 Git에 넣지 않는다.</w:t>
-      </w:r>
-    </w:p>
-    <w:p>
-      <w:pPr>
-        <w:pStyle w:val="Heading2"/>
-      </w:pPr>
-      <w:r>
-        <w:t>업데이트</w:t>
-      </w:r>
-    </w:p>
-    <w:p>
-      <w:pPr>
-        <w:spacing w:before="60" w:after="120"/>
-        <w:ind w:left="259"/>
-        <w:shd w:fill="F3F3F3"/>
-      </w:pPr>
-      <w:r>
-        <w:rPr>
-          <w:rFonts w:ascii="Cascadia Mono" w:hAnsi="Cascadia Mono" w:eastAsia="맑은 고딕"/>
-          <w:color w:val="2D2D2D"/>
-          <w:sz w:val="17"/>
-        </w:rPr>
-        <w:t>docker compose --env-file .env -f deploy/compose.yaml config\n</w:t>
-      </w:r>
-      <w:r>
-        <w:rPr>
-          <w:rFonts w:ascii="Cascadia Mono" w:hAnsi="Cascadia Mono" w:eastAsia="맑은 고딕"/>
-          <w:color w:val="2D2D2D"/>
-          <w:sz w:val="17"/>
-        </w:rPr>
-        <w:t>docker compose --env-file .env -f deploy/compose.yaml stop media-bridge-data media-bridge-control\n</w:t>
-      </w:r>
-      <w:r>
-        <w:rPr>
-          <w:rFonts w:ascii="Cascadia Mono" w:hAnsi="Cascadia Mono" w:eastAsia="맑은 고딕"/>
-          <w:color w:val="2D2D2D"/>
-          <w:sz w:val="17"/>
-        </w:rPr>
-        <w:t>docker compose --env-file .env -f deploy/compose.yaml up -d media-bridge-db media-bridge-control\n</w:t>
-      </w:r>
-      <w:r>
-        <w:rPr>
-          <w:rFonts w:ascii="Cascadia Mono" w:hAnsi="Cascadia Mono" w:eastAsia="맑은 고딕"/>
-          <w:color w:val="2D2D2D"/>
-          <w:sz w:val="17"/>
-        </w:rPr>
-        <w:t>docker compose --env-file .env -f deploy/compose.yaml ps</w:t>
-      </w:r>
-    </w:p>
-    <w:p>
-      <w:pPr>
-        <w:spacing w:after="100"/>
-      </w:pPr>
-      <w:r>
-        <w:t>Control Plane migration과 snapshot 검증이 완료되면 Data Plane을 다시 시작한다.</w:t>
-      </w:r>
-    </w:p>
-    <w:p>
-      <w:pPr>
-        <w:spacing w:before="60" w:after="120"/>
-        <w:ind w:left="259"/>
-        <w:shd w:fill="F3F3F3"/>
-      </w:pPr>
-      <w:r>
-        <w:rPr>
-          <w:rFonts w:ascii="Cascadia Mono" w:hAnsi="Cascadia Mono" w:eastAsia="맑은 고딕"/>
-          <w:color w:val="2D2D2D"/>
-          <w:sz w:val="17"/>
-        </w:rPr>
-        <w:t>docker compose --env-file .env -f deploy/compose.yaml up -d media-bridge-data\n</w:t>
-      </w:r>
-      <w:r>
-        <w:rPr>
-          <w:rFonts w:ascii="Cascadia Mono" w:hAnsi="Cascadia Mono" w:eastAsia="맑은 고딕"/>
-          <w:color w:val="2D2D2D"/>
-          <w:sz w:val="17"/>
-        </w:rPr>
-        <w:t>docker compose --env-file .env -f deploy/compose.yaml ps</w:t>
-      </w:r>
-    </w:p>
-    <w:p>
-      <w:pPr>
-        <w:spacing w:after="100"/>
-      </w:pPr>
-      <w:r>
-        <w:t>업데이트 후에는 DB schema revision, Control/Data health, active snapshot signature·generation, 인증된 text-only probe, media Non-Vision 정책을 확인한다.</w:t>
-      </w:r>
-    </w:p>
-    <w:p>
-      <w:pPr>
-        <w:pStyle w:val="Heading2"/>
-      </w:pPr>
-      <w:r>
-        <w:t>복구·rollback</w:t>
-      </w:r>
-    </w:p>
-    <w:p>
-      <w:pPr>
-        <w:spacing w:after="100"/>
-      </w:pPr>
-      <w:r>
-        <w:t>application image rollback은 schema가 호환될 때만 허용한다. 확인 없이 docker compose down -v 또는 DB schema downgrade를 실행하지 않는다.</w:t>
-      </w:r>
-    </w:p>
-    <w:p>
-      <w:pPr>
-        <w:spacing w:before="60" w:after="120"/>
-        <w:ind w:left="259"/>
-        <w:shd w:fill="F3F3F3"/>
-      </w:pPr>
-      <w:r>
-        <w:rPr>
-          <w:rFonts w:ascii="Cascadia Mono" w:hAnsi="Cascadia Mono" w:eastAsia="맑은 고딕"/>
-          <w:color w:val="2D2D2D"/>
-          <w:sz w:val="17"/>
-        </w:rPr>
-        <w:t>python -m deploy.scripts.upgrade_check --help\n</w:t>
-      </w:r>
-      <w:r>
-        <w:rPr>
-          <w:rFonts w:ascii="Cascadia Mono" w:hAnsi="Cascadia Mono" w:eastAsia="맑은 고딕"/>
-          <w:color w:val="2D2D2D"/>
-          <w:sz w:val="17"/>
-        </w:rPr>
-        <w:t>python -m deploy.scripts.rollback_check --help\n</w:t>
-      </w:r>
-      <w:r>
-        <w:rPr>
-          <w:rFonts w:ascii="Cascadia Mono" w:hAnsi="Cascadia Mono" w:eastAsia="맑은 고딕"/>
-          <w:color w:val="2D2D2D"/>
-          <w:sz w:val="17"/>
-        </w:rPr>
-        <w:t>python -m deploy.scripts.restore --help</w:t>
-      </w:r>
-    </w:p>
-    <w:p>
-      <w:pPr>
-        <w:spacing w:after="100"/>
-      </w:pPr>
-      <w:r>
-        <w:t>DB restore는 verified archive와 명시적으로 비어 있는 대상 DB에서만 수행한다. restore 전 대상 DB 상태, verification receipt, rollback 승인, 복구 지점을 확인한다.</w:t>
-      </w:r>
-    </w:p>
-    <w:p>
-      <w:pPr>
-        <w:pStyle w:val="Heading2"/>
-      </w:pPr>
-      <w:r>
-        <w:t>snapshot 복구</w:t>
-      </w:r>
-    </w:p>
-    <w:p>
-      <w:pPr>
-        <w:spacing w:after="100"/>
-      </w:pPr>
-      <w:r>
-        <w:t>Control Plane의 last-known-good signed snapshot은 서명·key ID·generation을 확인한 뒤 복구한다. snapshot private key, provider key, client credential 원문은 백업·로그·Git에 저장하지 않는다.</w:t>
-      </w:r>
-    </w:p>
-    <w:p>
-      <w:pPr>
-        <w:spacing w:after="100"/>
-      </w:pPr>
-      <w:r>
-        <w:t>snapshot이 손상되면 Data Plane은 손상된 generation을 적용하지 않고 last-known-good 상태를 유지하거나 ready를 거부해야 한다.</w:t>
-      </w:r>
-    </w:p>
-    <w:p>
-      <w:pPr>
-        <w:pStyle w:val="Heading2"/>
-      </w:pPr>
-      <w:r>
-        <w:t>복구 후 확인</w:t>
-      </w:r>
-    </w:p>
-    <w:p>
-      <w:pPr>
-        <w:spacing w:before="60" w:after="120"/>
-        <w:ind w:left="259"/>
-        <w:shd w:fill="F3F3F3"/>
-      </w:pPr>
-      <w:r>
-        <w:rPr>
-          <w:rFonts w:ascii="Cascadia Mono" w:hAnsi="Cascadia Mono" w:eastAsia="맑은 고딕"/>
-          <w:color w:val="2D2D2D"/>
-          <w:sz w:val="17"/>
-        </w:rPr>
-        <w:t>docker compose --env-file .env -f deploy/compose.yaml ps\n</w:t>
-      </w:r>
-      <w:r>
-        <w:rPr>
-          <w:rFonts w:ascii="Cascadia Mono" w:hAnsi="Cascadia Mono" w:eastAsia="맑은 고딕"/>
-          <w:color w:val="2D2D2D"/>
-          <w:sz w:val="17"/>
-        </w:rPr>
-        <w:t>docker compose --env-file .env -f deploy/compose.yaml logs --since=10m media-bridge-control\n</w:t>
-      </w:r>
-      <w:r>
-        <w:rPr>
-          <w:rFonts w:ascii="Cascadia Mono" w:hAnsi="Cascadia Mono" w:eastAsia="맑은 고딕"/>
-          <w:color w:val="2D2D2D"/>
-          <w:sz w:val="17"/>
-        </w:rPr>
-        <w:t>docker compose --env-file .env -f deploy/compose.yaml logs --since=10m media-bridge-data</w:t>
-      </w:r>
-    </w:p>
-    <w:p>
-      <w:pPr>
-        <w:spacing w:after="100"/>
-      </w:pPr>
-      <w:r>
-        <w:t>실제 Provider 비용 호출, 외부 HTTPS, 운영 traffic rollback은 별도 인수검증으로 기록한다.</w:t>
-      </w:r>
-    </w:p>
-    <w:p>
-      <w:r>
-        <w:br w:type="page"/>
-      </w:r>
-    </w:p>
-    <w:p>
-      <w:pPr>
-        <w:pStyle w:val="Heading1"/>
-      </w:pPr>
-      <w:r>
-        <w:t>10. credentials snapshots audit</w:t>
-      </w:r>
-    </w:p>
-    <w:p>
-      <w:pPr>
-        <w:pStyle w:val="Heading1"/>
-      </w:pPr>
-      <w:r>
-        <w:t>Media Bridge credential, snapshot, audit</w:t>
-      </w:r>
-    </w:p>
-    <w:p>
-      <w:pPr>
-        <w:spacing w:after="100"/>
-      </w:pPr>
-      <w:r>
-        <w:t>bootstrap token, recovery code, client credential은 한 번만 표시한다. DB에는 password hash와 credential</w:t>
-      </w:r>
-    </w:p>
-    <w:p>
-      <w:pPr>
-        <w:spacing w:after="100"/>
-      </w:pPr>
-      <w:r>
-        <w:t>digest만 남는다. Provider는 환경변수/Docker Secret/외부 Secret Store reference만 저장한다. snapshot</w:t>
-      </w:r>
-    </w:p>
-    <w:p>
-      <w:pPr>
-        <w:spacing w:after="100"/>
-      </w:pPr>
-      <w:r>
-        <w:t>private key는 Secret으로 주입하고 DB에는 key ID와 공개 정보만 둔다. snapshot 발행·rollback 전 validated</w:t>
-      </w:r>
-    </w:p>
-    <w:p>
-      <w:pPr>
-        <w:spacing w:after="100"/>
-      </w:pPr>
-      <w:r>
-        <w:t>draft와 target version을 확인하며 audit에는 본문과 Secret이 아닌 행위·대상·safe status만 남긴다.</w:t>
-      </w:r>
-    </w:p>
-    <w:p>
-      <w:r>
-        <w:br w:type="page"/>
-      </w:r>
-    </w:p>
-    <w:p>
-      <w:pPr>
-        <w:pStyle w:val="Heading1"/>
-      </w:pPr>
-      <w:r>
-        <w:t>11. enterprise overview</w:t>
-      </w:r>
-    </w:p>
-    <w:p>
-      <w:pPr>
-        <w:pStyle w:val="Heading1"/>
-      </w:pPr>
-      <w:r>
-        <w:t>엔터프라이즈 Media Bridge 매뉴얼 안내</w:t>
-      </w:r>
-    </w:p>
-    <w:p>
-      <w:pPr>
-        <w:spacing w:after="100"/>
-      </w:pPr>
-      <w:r>
-        <w:t>이 문서 묶음은 개인 설치형 npm runtime과 별개의 엔터프라이즈 제품 계층을 설명한다.</w:t>
-      </w:r>
-    </w:p>
-    <w:p>
-      <w:pPr>
-        <w:pStyle w:val="Heading2"/>
-      </w:pPr>
-      <w:r>
-        <w:t>엔터프라이즈 구성</w:t>
-      </w:r>
-    </w:p>
-    <w:p>
-      <w:pPr>
-        <w:pStyle w:val="ListBullet"/>
-      </w:pPr>
-      <w:r>
-        <w:t>Control Plane: PostgreSQL 기반 계정·credential reference·연결·정책·snapshot 관리</w:t>
-      </w:r>
-    </w:p>
-    <w:p>
-      <w:pPr>
-        <w:pStyle w:val="ListBullet"/>
-      </w:pPr>
-      <w:r>
-        <w:t>Data Plane: 인증된 /v1/responses, /assets, /mcp 요청의 fail-closed 처리</w:t>
-      </w:r>
-    </w:p>
-    <w:p>
-      <w:pPr>
-        <w:pStyle w:val="ListBullet"/>
-      </w:pPr>
-      <w:r>
-        <w:t>Gateway: capability 확인, OCR/Vision 변환, sanitizer, receipt/digest 검증, downstream 호출</w:t>
-      </w:r>
-    </w:p>
-    <w:p>
-      <w:pPr>
-        <w:pStyle w:val="ListBullet"/>
-      </w:pPr>
-      <w:r>
-        <w:t>Adapter: OpenCodex·OmniRoute·Eoul 등 외부 host 연결 계약</w:t>
-      </w:r>
-    </w:p>
-    <w:p>
-      <w:pPr>
-        <w:pStyle w:val="ListBullet"/>
-      </w:pPr>
-      <w:r>
-        <w:t>Web Console: onboarding, credential reference, model capability, snapshot·운영 작업</w:t>
-      </w:r>
-    </w:p>
-    <w:p>
-      <w:pPr>
-        <w:pStyle w:val="ListBullet"/>
-      </w:pPr>
-      <w:r>
-        <w:t>운영 계층: Docker Compose, HTTPS reverse proxy, PostgreSQL backup/restore, signed snapshot</w:t>
-      </w:r>
-    </w:p>
-    <w:p>
-      <w:pPr>
-        <w:pStyle w:val="Heading2"/>
-      </w:pPr>
-      <w:r>
-        <w:t>개인 설치형과의 차이</w:t>
-      </w:r>
-    </w:p>
-    <w:tbl>
-      <w:tblPr>
-        <w:tblStyle w:val="TableGrid"/>
-        <w:tblW w:type="auto" w:w="0"/>
-        <w:jc w:val="center"/>
-        <w:tblLook w:firstColumn="1" w:firstRow="1" w:lastColumn="0" w:lastRow="0" w:noHBand="0" w:noVBand="1" w:val="04A0"/>
-        <w:tblBorders>
-          <w:top w:val="single" w:sz="4" w:color="D9D9D9"/>
-          <w:left w:val="single" w:sz="4" w:color="D9D9D9"/>
-          <w:bottom w:val="single" w:sz="4" w:color="D9D9D9"/>
-          <w:right w:val="single" w:sz="4" w:color="D9D9D9"/>
-          <w:insideH w:val="single" w:sz="4" w:color="D9D9D9"/>
-          <w:insideV w:val="single" w:sz="4" w:color="D9D9D9"/>
-        </w:tblBorders>
-      </w:tblPr>
-      <w:tblGrid>
-        <w:gridCol w:w="3331"/>
-        <w:gridCol w:w="3331"/>
-        <w:gridCol w:w="3331"/>
-      </w:tblGrid>
-      <w:tr>
-        <w:tc>
-          <w:tcPr>
-            <w:tcW w:type="dxa" w:w="3331"/>
-            <w:shd w:fill="1F4E78"/>
-            <w:vAlign w:val="center"/>
-          </w:tcPr>
-          <w:p>
-            <w:r>
-              <w:rPr>
-                <w:b/>
-                <w:color w:val="FFFFFF"/>
-                <w:sz w:val="18"/>
-              </w:rPr>
-              <w:t>구분</w:t>
-            </w:r>
-          </w:p>
-        </w:tc>
-        <w:tc>
-          <w:tcPr>
-            <w:tcW w:type="dxa" w:w="3331"/>
-            <w:shd w:fill="1F4E78"/>
-            <w:vAlign w:val="center"/>
-          </w:tcPr>
-          <w:p>
-            <w:r>
-              <w:rPr>
-                <w:b/>
-                <w:color w:val="FFFFFF"/>
-                <w:sz w:val="18"/>
-              </w:rPr>
-              <w:t>개인 설치형</w:t>
-            </w:r>
-          </w:p>
-        </w:tc>
-        <w:tc>
-          <w:tcPr>
-            <w:tcW w:type="dxa" w:w="3331"/>
-            <w:shd w:fill="1F4E78"/>
-            <w:vAlign w:val="center"/>
-          </w:tcPr>
-          <w:p>
-            <w:r>
-              <w:rPr>
-                <w:b/>
-                <w:color w:val="FFFFFF"/>
-                <w:sz w:val="18"/>
-              </w:rPr>
-              <w:t>엔터프라이즈형</w:t>
-            </w:r>
-          </w:p>
-        </w:tc>
-      </w:tr>
-      <w:tr>
-        <w:tc>
-          <w:tcPr>
-            <w:tcW w:type="dxa" w:w="3331"/>
-            <w:vAlign w:val="center"/>
-          </w:tcPr>
-          <w:p>
-            <w:r>
-              <w:rPr>
-                <w:sz w:val="18"/>
-              </w:rPr>
-              <w:t>설치</w:t>
-            </w:r>
-          </w:p>
-        </w:tc>
-        <w:tc>
-          <w:tcPr>
-            <w:tcW w:type="dxa" w:w="3331"/>
-            <w:vAlign w:val="center"/>
-          </w:tcPr>
-          <w:p>
-            <w:r>
-              <w:rPr>
-                <w:sz w:val="18"/>
-              </w:rPr>
-              <w:t>npm @cyhuh/media-bridge</w:t>
-            </w:r>
-          </w:p>
-        </w:tc>
-        <w:tc>
-          <w:tcPr>
-            <w:tcW w:type="dxa" w:w="3331"/>
-            <w:vAlign w:val="center"/>
-          </w:tcPr>
-          <w:p>
-            <w:r>
-              <w:rPr>
-                <w:sz w:val="18"/>
-              </w:rPr>
-              <w:t>Docker Compose/image</w:t>
-            </w:r>
-          </w:p>
-        </w:tc>
-      </w:tr>
-      <w:tr>
-        <w:tc>
-          <w:tcPr>
-            <w:tcW w:type="dxa" w:w="3331"/>
-            <w:vAlign w:val="center"/>
-            <w:shd w:fill="F3F6F9"/>
-          </w:tcPr>
-          <w:p>
-            <w:r>
-              <w:rPr>
-                <w:sz w:val="18"/>
-              </w:rPr>
-              <w:t>실행</w:t>
-            </w:r>
-          </w:p>
-        </w:tc>
-        <w:tc>
-          <w:tcPr>
-            <w:tcW w:type="dxa" w:w="3331"/>
-            <w:vAlign w:val="center"/>
-            <w:shd w:fill="F3F6F9"/>
-          </w:tcPr>
-          <w:p>
-            <w:r>
-              <w:rPr>
-                <w:sz w:val="18"/>
-              </w:rPr>
-              <w:t>mb start</w:t>
-            </w:r>
-          </w:p>
-        </w:tc>
-        <w:tc>
-          <w:tcPr>
-            <w:tcW w:type="dxa" w:w="3331"/>
-            <w:vAlign w:val="center"/>
-            <w:shd w:fill="F3F6F9"/>
-          </w:tcPr>
-          <w:p>
-            <w:r>
-              <w:rPr>
-                <w:sz w:val="18"/>
-              </w:rPr>
-              <w:t>media-bridge-control + media-bridge-data</w:t>
-            </w:r>
-          </w:p>
-        </w:tc>
-      </w:tr>
-      <w:tr>
-        <w:tc>
-          <w:tcPr>
-            <w:tcW w:type="dxa" w:w="3331"/>
-            <w:vAlign w:val="center"/>
-          </w:tcPr>
-          <w:p>
-            <w:r>
-              <w:rPr>
-                <w:sz w:val="18"/>
-              </w:rPr>
-              <w:t>설정</w:t>
-            </w:r>
-          </w:p>
-        </w:tc>
-        <w:tc>
-          <w:tcPr>
-            <w:tcW w:type="dxa" w:w="3331"/>
-            <w:vAlign w:val="center"/>
-          </w:tcPr>
-          <w:p>
-            <w:r>
-              <w:rPr>
-                <w:sz w:val="18"/>
-              </w:rPr>
-              <w:t>mb init, 환경변수</w:t>
-            </w:r>
-          </w:p>
-        </w:tc>
-        <w:tc>
-          <w:tcPr>
-            <w:tcW w:type="dxa" w:w="3331"/>
-            <w:vAlign w:val="center"/>
-          </w:tcPr>
-          <w:p>
-            <w:r>
-              <w:rPr>
-                <w:sz w:val="18"/>
-              </w:rPr>
-              <w:t>Web Console + Secret reference + snapshot</w:t>
-            </w:r>
-          </w:p>
-        </w:tc>
-      </w:tr>
-      <w:tr>
-        <w:tc>
-          <w:tcPr>
-            <w:tcW w:type="dxa" w:w="3331"/>
-            <w:vAlign w:val="center"/>
-            <w:shd w:fill="F3F6F9"/>
-          </w:tcPr>
-          <w:p>
-            <w:r>
-              <w:rPr>
-                <w:sz w:val="18"/>
-              </w:rPr>
-              <w:t>저장소</w:t>
-            </w:r>
-          </w:p>
-        </w:tc>
-        <w:tc>
-          <w:tcPr>
-            <w:tcW w:type="dxa" w:w="3331"/>
-            <w:vAlign w:val="center"/>
-            <w:shd w:fill="F3F6F9"/>
-          </w:tcPr>
-          <w:p>
-            <w:r>
-              <w:rPr>
-                <w:sz w:val="18"/>
-              </w:rPr>
-              <w:t>사용자 로컬 설정/runtime</w:t>
-            </w:r>
-          </w:p>
-        </w:tc>
-        <w:tc>
-          <w:tcPr>
-            <w:tcW w:type="dxa" w:w="3331"/>
-            <w:vAlign w:val="center"/>
-            <w:shd w:fill="F3F6F9"/>
-          </w:tcPr>
-          <w:p>
-            <w:r>
-              <w:rPr>
-                <w:sz w:val="18"/>
-              </w:rPr>
-              <w:t>PostgreSQL·snapshot volume</w:t>
-            </w:r>
-          </w:p>
-        </w:tc>
-      </w:tr>
-      <w:tr>
-        <w:tc>
-          <w:tcPr>
-            <w:tcW w:type="dxa" w:w="3331"/>
-            <w:vAlign w:val="center"/>
-          </w:tcPr>
-          <w:p>
-            <w:r>
-              <w:rPr>
-                <w:sz w:val="18"/>
-              </w:rPr>
-              <w:t>연결</w:t>
-            </w:r>
-          </w:p>
-        </w:tc>
-        <w:tc>
-          <w:tcPr>
-            <w:tcW w:type="dxa" w:w="3331"/>
-            <w:vAlign w:val="center"/>
-          </w:tcPr>
-          <w:p>
-            <w:r>
-              <w:rPr>
-                <w:sz w:val="18"/>
-              </w:rPr>
-              <w:t>Codex CLI 직접 연결</w:t>
-            </w:r>
-          </w:p>
-        </w:tc>
-        <w:tc>
-          <w:tcPr>
-            <w:tcW w:type="dxa" w:w="3331"/>
-            <w:vAlign w:val="center"/>
-          </w:tcPr>
-          <w:p>
-            <w:r>
-              <w:rPr>
-                <w:sz w:val="18"/>
-              </w:rPr>
-              <w:t>Gateway/Adapter를 통한 host·Provider 연결</w:t>
-            </w:r>
-          </w:p>
-        </w:tc>
-      </w:tr>
-      <w:tr>
-        <w:tc>
-          <w:tcPr>
-            <w:tcW w:type="dxa" w:w="3331"/>
-            <w:vAlign w:val="center"/>
-            <w:shd w:fill="F3F6F9"/>
-          </w:tcPr>
-          <w:p>
-            <w:r>
-              <w:rPr>
-                <w:sz w:val="18"/>
-              </w:rPr>
-              <w:t>운영</w:t>
-            </w:r>
-          </w:p>
-        </w:tc>
-        <w:tc>
-          <w:tcPr>
-            <w:tcW w:type="dxa" w:w="3331"/>
-            <w:vAlign w:val="center"/>
-            <w:shd w:fill="F3F6F9"/>
-          </w:tcPr>
-          <w:p>
-            <w:r>
-              <w:rPr>
-                <w:sz w:val="18"/>
-              </w:rPr>
-              <w:t>단일 사용자 lifecycle</w:t>
-            </w:r>
-          </w:p>
-        </w:tc>
-        <w:tc>
-          <w:tcPr>
-            <w:tcW w:type="dxa" w:w="3331"/>
-            <w:vAlign w:val="center"/>
-            <w:shd w:fill="F3F6F9"/>
-          </w:tcPr>
-          <w:p>
-            <w:r>
-              <w:rPr>
-                <w:sz w:val="18"/>
-              </w:rPr>
-              <w:t>Control/Data 분리·RBAC·backup·rollback</w:t>
-            </w:r>
-          </w:p>
-        </w:tc>
-      </w:tr>
-    </w:tbl>
-    <w:p>
-      <w:pPr>
-        <w:spacing w:after="40"/>
-      </w:pPr>
-    </w:p>
-    <w:p>
-      <w:pPr>
-        <w:pStyle w:val="Heading2"/>
-      </w:pPr>
-      <w:r>
-        <w:t>문서 순서</w:t>
-      </w:r>
-    </w:p>
-    <w:p>
-      <w:pPr>
-        <w:pStyle w:val="ListNumber"/>
-      </w:pPr>
-      <w:r>
-        <w:t>[엔터프라이즈 운영](operations.md)</w:t>
-      </w:r>
-    </w:p>
-    <w:p>
-      <w:pPr>
-        <w:pStyle w:val="ListNumber"/>
-      </w:pPr>
-      <w:r>
-        <w:t>[Docker Compose 설치](../../install/docker-compose.md)</w:t>
-      </w:r>
-    </w:p>
-    <w:p>
-      <w:pPr>
-        <w:pStyle w:val="ListNumber"/>
-      </w:pPr>
-      <w:r>
-        <w:t>[Adapter 운영](adapter-operations.md)</w:t>
-      </w:r>
-    </w:p>
-    <w:p>
-      <w:pPr>
-        <w:pStyle w:val="ListNumber"/>
-      </w:pPr>
-      <w:r>
-        <w:t>[credential·snapshot·audit](credentials-snapshots-audit.md)</w:t>
-      </w:r>
-    </w:p>
-    <w:p>
-      <w:pPr>
-        <w:pStyle w:val="ListNumber"/>
-      </w:pPr>
-      <w:r>
-        <w:t>[백업·업데이트·복구](backup-upgrade.md)</w:t>
-      </w:r>
-    </w:p>
-    <w:p>
-      <w:pPr>
-        <w:pStyle w:val="ListNumber"/>
-      </w:pPr>
-      <w:r>
-        <w:t>[Gateway 개발자 계약](../developer/gateway.md)</w:t>
-      </w:r>
-    </w:p>
-    <w:p>
-      <w:pPr>
-        <w:pStyle w:val="ListNumber"/>
-      </w:pPr>
-      <w:r>
-        <w:t>[Adapter 개발자 계약](../developer/adapters.md)</w:t>
-      </w:r>
-    </w:p>
-    <w:p>
-      <w:pPr>
-        <w:pStyle w:val="Heading2"/>
-      </w:pPr>
-      <w:r>
-        <w:t>검증 경계</w:t>
-      </w:r>
-    </w:p>
-    <w:p>
-      <w:pPr>
-        <w:spacing w:after="100"/>
-      </w:pPr>
-      <w:r>
-        <w:t>Source·fixture·loopback 계약 검증과 실제 Provider·OpenCodex·OmniRoute 설치 binary·운영 HTTPS·managed PostgreSQL 검증은 구분한다. CODEREADY는 설치 완료나 live E2E 완료를 의미하지 않는다.</w:t>
-      </w:r>
-    </w:p>
-    <w:p>
-      <w:r>
-        <w:br w:type="page"/>
-      </w:r>
-    </w:p>
-    <w:p>
-      <w:pPr>
-        <w:pStyle w:val="Heading1"/>
-      </w:pPr>
-      <w:r>
-        <w:t>12. operations</w:t>
-      </w:r>
-    </w:p>
-    <w:p>
-      <w:pPr>
-        <w:pStyle w:val="Heading1"/>
-      </w:pPr>
-      <w:r>
-        <w:t>엔터프라이즈 Media Bridge 운영 매뉴얼</w:t>
-      </w:r>
-    </w:p>
-    <w:p>
-      <w:pPr>
-        <w:spacing w:after="100"/>
-      </w:pPr>
-      <w:r>
-        <w:t>이 문서는 Control Plane·PostgreSQL·Data Plane·Web Console로 구성된 엔터프라이즈 설치형을 대상으로 한다. 개인 설치형 npm runtime의 mb start, mb gui와 혼용하지 않는다.</w:t>
-      </w:r>
-    </w:p>
-    <w:p>
-      <w:pPr>
-        <w:pStyle w:val="Heading2"/>
-      </w:pPr>
-      <w:r>
-        <w:t>구성</w:t>
-      </w:r>
-    </w:p>
-    <w:p>
-      <w:pPr>
-        <w:spacing w:before="60" w:after="120"/>
-        <w:ind w:left="259"/>
-        <w:shd w:fill="F3F3F3"/>
-      </w:pPr>
-      <w:r>
-        <w:rPr>
-          <w:rFonts w:ascii="Cascadia Mono" w:hAnsi="Cascadia Mono" w:eastAsia="맑은 고딕"/>
-          <w:color w:val="2D2D2D"/>
-          <w:sz w:val="17"/>
-        </w:rPr>
-        <w:t>Web Console / Admin API\n</w:t>
-      </w:r>
-      <w:r>
-        <w:rPr>
-          <w:rFonts w:ascii="Cascadia Mono" w:hAnsi="Cascadia Mono" w:eastAsia="맑은 고딕"/>
-          <w:color w:val="2D2D2D"/>
-          <w:sz w:val="17"/>
-        </w:rPr>
-        <w:t xml:space="preserve">        ↓\n</w:t>
-      </w:r>
-      <w:r>
-        <w:rPr>
-          <w:rFonts w:ascii="Cascadia Mono" w:hAnsi="Cascadia Mono" w:eastAsia="맑은 고딕"/>
-          <w:color w:val="2D2D2D"/>
-          <w:sz w:val="17"/>
-        </w:rPr>
-        <w:t>Control Plane : 8081\n</w:t>
-      </w:r>
-      <w:r>
-        <w:rPr>
-          <w:rFonts w:ascii="Cascadia Mono" w:hAnsi="Cascadia Mono" w:eastAsia="맑은 고딕"/>
-          <w:color w:val="2D2D2D"/>
-          <w:sz w:val="17"/>
-        </w:rPr>
-        <w:t xml:space="preserve">        ↓ signed snapshot\n</w:t>
-      </w:r>
-      <w:r>
-        <w:rPr>
-          <w:rFonts w:ascii="Cascadia Mono" w:hAnsi="Cascadia Mono" w:eastAsia="맑은 고딕"/>
-          <w:color w:val="2D2D2D"/>
-          <w:sz w:val="17"/>
-        </w:rPr>
-        <w:t>Data Plane Gateway : 8001\n</w:t>
-      </w:r>
-      <w:r>
-        <w:rPr>
-          <w:rFonts w:ascii="Cascadia Mono" w:hAnsi="Cascadia Mono" w:eastAsia="맑은 고딕"/>
-          <w:color w:val="2D2D2D"/>
-          <w:sz w:val="17"/>
-        </w:rPr>
-        <w:t xml:space="preserve">        ↓\n</w:t>
-      </w:r>
-      <w:r>
-        <w:rPr>
-          <w:rFonts w:ascii="Cascadia Mono" w:hAnsi="Cascadia Mono" w:eastAsia="맑은 고딕"/>
-          <w:color w:val="2D2D2D"/>
-          <w:sz w:val="17"/>
-        </w:rPr>
-        <w:t>OCR / Vision / downstream Provider\n</w:t>
-      </w:r>
-      <w:r>
-        <w:rPr>
-          <w:rFonts w:ascii="Cascadia Mono" w:hAnsi="Cascadia Mono" w:eastAsia="맑은 고딕"/>
-          <w:color w:val="2D2D2D"/>
-          <w:sz w:val="17"/>
-        </w:rPr>
-        <w:t xml:space="preserve">        ↓\n</w:t>
-      </w:r>
-      <w:r>
-        <w:rPr>
-          <w:rFonts w:ascii="Cascadia Mono" w:hAnsi="Cascadia Mono" w:eastAsia="맑은 고딕"/>
-          <w:color w:val="2D2D2D"/>
-          <w:sz w:val="17"/>
-        </w:rPr>
-        <w:t>PostgreSQL (internal network only)</w:t>
-      </w:r>
-    </w:p>
-    <w:p>
-      <w:pPr>
-        <w:spacing w:after="100"/>
-      </w:pPr>
-      <w:r>
-        <w:t>주요 서비스는 media-bridge-db, media-bridge-control, media-bridge-data다.</w:t>
-      </w:r>
-    </w:p>
-    <w:p>
-      <w:pPr>
-        <w:pStyle w:val="Heading2"/>
-      </w:pPr>
-      <w:r>
-        <w:t>배포 전 확인</w:t>
-      </w:r>
-    </w:p>
-    <w:p>
-      <w:pPr>
-        <w:spacing w:before="60" w:after="120"/>
-        <w:ind w:left="259"/>
-        <w:shd w:fill="F3F3F3"/>
-      </w:pPr>
-      <w:r>
-        <w:rPr>
-          <w:rFonts w:ascii="Cascadia Mono" w:hAnsi="Cascadia Mono" w:eastAsia="맑은 고딕"/>
-          <w:color w:val="2D2D2D"/>
-          <w:sz w:val="17"/>
-        </w:rPr>
-        <w:t>python -c "from pathlib import Path; from deploy.scripts.preflight import check_layout; check_layout(Path('.')); print('preflight=ok')"\n</w:t>
-      </w:r>
-      <w:r>
-        <w:rPr>
-          <w:rFonts w:ascii="Cascadia Mono" w:hAnsi="Cascadia Mono" w:eastAsia="맑은 고딕"/>
-          <w:color w:val="2D2D2D"/>
-          <w:sz w:val="17"/>
-        </w:rPr>
-        <w:t>docker compose --env-file .env -f deploy/compose.yaml config</w:t>
-      </w:r>
-    </w:p>
-    <w:p>
-      <w:pPr>
-        <w:spacing w:after="100"/>
-      </w:pPr>
-      <w:r>
-        <w:t>실제 운영에서는 exact image tag/digest, 비밀 없는 .env, 외부 Secret 파일, 백업 receipt를 확인한다. DB port를 public interface에 publish하지 않는다.</w:t>
-      </w:r>
-    </w:p>
-    <w:p>
-      <w:pPr>
-        <w:pStyle w:val="Heading2"/>
-      </w:pPr>
-      <w:r>
-        <w:t>최초 기동</w:t>
-      </w:r>
-    </w:p>
-    <w:p>
-      <w:pPr>
-        <w:spacing w:before="60" w:after="120"/>
-        <w:ind w:left="259"/>
-        <w:shd w:fill="F3F3F3"/>
-      </w:pPr>
-      <w:r>
-        <w:rPr>
-          <w:rFonts w:ascii="Cascadia Mono" w:hAnsi="Cascadia Mono" w:eastAsia="맑은 고딕"/>
-          <w:color w:val="2D2D2D"/>
-          <w:sz w:val="17"/>
-        </w:rPr>
-        <w:t>docker compose --env-file .env -f deploy/compose.yaml up -d media-bridge-db media-bridge-control\n</w:t>
-      </w:r>
-      <w:r>
-        <w:rPr>
-          <w:rFonts w:ascii="Cascadia Mono" w:hAnsi="Cascadia Mono" w:eastAsia="맑은 고딕"/>
-          <w:color w:val="2D2D2D"/>
-          <w:sz w:val="17"/>
-        </w:rPr>
-        <w:t>docker compose --env-file .env -f deploy/compose.yaml ps</w:t>
-      </w:r>
-    </w:p>
-    <w:p>
-      <w:pPr>
-        <w:spacing w:after="100"/>
-      </w:pPr>
-      <w:r>
-        <w:t>Control Plane migration과 health가 완료된 뒤 일회성 bootstrap token을 발급한다.</w:t>
-      </w:r>
-    </w:p>
-    <w:p>
-      <w:pPr>
-        <w:spacing w:before="60" w:after="120"/>
-        <w:ind w:left="259"/>
-        <w:shd w:fill="F3F3F3"/>
-      </w:pPr>
-      <w:r>
-        <w:rPr>
-          <w:rFonts w:ascii="Cascadia Mono" w:hAnsi="Cascadia Mono" w:eastAsia="맑은 고딕"/>
-          <w:color w:val="2D2D2D"/>
-          <w:sz w:val="17"/>
-        </w:rPr>
-        <w:t>docker compose --env-file .env -f deploy/compose.yaml exec -T media-bridge-control \\n</w:t>
-      </w:r>
-      <w:r>
-        <w:rPr>
-          <w:rFonts w:ascii="Cascadia Mono" w:hAnsi="Cascadia Mono" w:eastAsia="맑은 고딕"/>
-          <w:color w:val="2D2D2D"/>
-          <w:sz w:val="17"/>
-        </w:rPr>
-        <w:t xml:space="preserve">  python /opt/media-bridge/deploy/scripts/bootstrap_token.py</w:t>
-      </w:r>
-    </w:p>
-    <w:p>
-      <w:pPr>
-        <w:spacing w:after="100"/>
-      </w:pPr>
-      <w:r>
-        <w:t>bootstrap token은 한 번만 표시하고 저장하지 않는다. Web Console에서 onboarding, client credential, exact model capability, fail-closed policy를 등록한 뒤 signed snapshot을 발행한다.</w:t>
-      </w:r>
-    </w:p>
-    <w:p>
-      <w:pPr>
-        <w:spacing w:after="100"/>
-      </w:pPr>
-      <w:r>
-        <w:t>snapshot이 준비된 뒤 Data Plane을 기동한다.</w:t>
-      </w:r>
-    </w:p>
-    <w:p>
-      <w:pPr>
-        <w:spacing w:before="60" w:after="120"/>
-        <w:ind w:left="259"/>
-        <w:shd w:fill="F3F3F3"/>
-      </w:pPr>
-      <w:r>
-        <w:rPr>
-          <w:rFonts w:ascii="Cascadia Mono" w:hAnsi="Cascadia Mono" w:eastAsia="맑은 고딕"/>
-          <w:color w:val="2D2D2D"/>
-          <w:sz w:val="17"/>
-        </w:rPr>
-        <w:t>docker compose --env-file .env -f deploy/compose.yaml up -d media-bridge-data\n</w:t>
-      </w:r>
-      <w:r>
-        <w:rPr>
-          <w:rFonts w:ascii="Cascadia Mono" w:hAnsi="Cascadia Mono" w:eastAsia="맑은 고딕"/>
-          <w:color w:val="2D2D2D"/>
-          <w:sz w:val="17"/>
-        </w:rPr>
-        <w:t>docker compose --env-file .env -f deploy/compose.yaml ps</w:t>
-      </w:r>
-    </w:p>
-    <w:p>
-      <w:pPr>
-        <w:spacing w:after="100"/>
-      </w:pPr>
-      <w:r>
-        <w:t>snapshot이 없거나 서명·generation 검증에 실패하면 Data Plane은 ready가 되지 않아야 한다.</w:t>
-      </w:r>
-    </w:p>
-    <w:p>
-      <w:pPr>
-        <w:pStyle w:val="Heading2"/>
-      </w:pPr>
-      <w:r>
-        <w:t>상태와 로그</w:t>
-      </w:r>
-    </w:p>
-    <w:p>
-      <w:pPr>
-        <w:spacing w:before="60" w:after="120"/>
-        <w:ind w:left="259"/>
-        <w:shd w:fill="F3F3F3"/>
-      </w:pPr>
-      <w:r>
-        <w:rPr>
-          <w:rFonts w:ascii="Cascadia Mono" w:hAnsi="Cascadia Mono" w:eastAsia="맑은 고딕"/>
-          <w:color w:val="2D2D2D"/>
-          <w:sz w:val="17"/>
-        </w:rPr>
-        <w:t>docker compose --env-file .env -f deploy/compose.yaml ps\n</w:t>
-      </w:r>
-      <w:r>
-        <w:rPr>
-          <w:rFonts w:ascii="Cascadia Mono" w:hAnsi="Cascadia Mono" w:eastAsia="맑은 고딕"/>
-          <w:color w:val="2D2D2D"/>
-          <w:sz w:val="17"/>
-        </w:rPr>
-        <w:t>docker compose --env-file .env -f deploy/compose.yaml logs --since=10m media-bridge-control\n</w:t>
-      </w:r>
-      <w:r>
-        <w:rPr>
-          <w:rFonts w:ascii="Cascadia Mono" w:hAnsi="Cascadia Mono" w:eastAsia="맑은 고딕"/>
-          <w:color w:val="2D2D2D"/>
-          <w:sz w:val="17"/>
-        </w:rPr>
-        <w:t>docker compose --env-file .env -f deploy/compose.yaml logs --since=10m media-bridge-data</w:t>
-      </w:r>
-    </w:p>
-    <w:p>
-      <w:pPr>
-        <w:spacing w:after="100"/>
-      </w:pPr>
-      <w:r>
-        <w:t>Control/Data health는 각 컨테이너의 /opt/media-bridge/health/controlplane.py, /opt/media-bridge/health/dataplane.py를 사용한다. 요청 본문, media, OCR text, Provider 응답, Secret 원문을 로그에 복사하지 않는다.</w:t>
-      </w:r>
-    </w:p>
-    <w:p>
-      <w:pPr>
-        <w:pStyle w:val="Heading2"/>
-      </w:pPr>
-      <w:r>
-        <w:t>정상 종료</w:t>
-      </w:r>
-    </w:p>
-    <w:p>
-      <w:pPr>
-        <w:spacing w:before="60" w:after="120"/>
-        <w:ind w:left="259"/>
-        <w:shd w:fill="F3F3F3"/>
-      </w:pPr>
-      <w:r>
-        <w:rPr>
-          <w:rFonts w:ascii="Cascadia Mono" w:hAnsi="Cascadia Mono" w:eastAsia="맑은 고딕"/>
-          <w:color w:val="2D2D2D"/>
-          <w:sz w:val="17"/>
-        </w:rPr>
-        <w:t>docker compose --env-file .env -f deploy/compose.yaml stop media-bridge-data media-bridge-control media-bridge-db</w:t>
-      </w:r>
-    </w:p>
-    <w:p>
-      <w:pPr>
-        <w:spacing w:after="100"/>
-      </w:pPr>
-      <w:r>
-        <w:t>운영 DB volume을 삭제하는 down -v는 일반 중지 명령이 아니다. 데이터 삭제에는 별도 승인과 백업 확인이 필요하다.</w:t>
-      </w:r>
-    </w:p>
-    <w:p>
-      <w:pPr>
-        <w:pStyle w:val="Heading2"/>
-      </w:pPr>
-      <w:r>
-        <w:t>외부 노출</w:t>
-      </w:r>
-    </w:p>
-    <w:p>
-      <w:pPr>
-        <w:spacing w:after="100"/>
-      </w:pPr>
-      <w:r>
-        <w:t>기본 Compose 네트워크는 내부망이다. 외부 접근에는 승인된 HTTPS reverse proxy를 별도 구성한다.</w:t>
-      </w:r>
-    </w:p>
-    <w:p>
-      <w:pPr>
-        <w:pStyle w:val="ListBullet"/>
-      </w:pPr>
-      <w:r>
-        <w:t>DB port는 노출하지 않는다.</w:t>
-      </w:r>
-    </w:p>
-    <w:p>
-      <w:pPr>
-        <w:pStyle w:val="ListBullet"/>
-      </w:pPr>
-      <w:r>
-        <w:t>Control/Admin API와 Data Gateway ingress를 분리한다.</w:t>
-      </w:r>
-    </w:p>
-    <w:p>
-      <w:pPr>
-        <w:pStyle w:val="ListBullet"/>
-      </w:pPr>
-      <w:r>
-        <w:t>Data Plane은 필요한 client 경로만 허용한다.</w:t>
-      </w:r>
-    </w:p>
-    <w:p>
-      <w:pPr>
-        <w:pStyle w:val="ListBullet"/>
-      </w:pPr>
-      <w:r>
-        <w:t>TLS, exact Host/Origin, X-Forwarded-Proto 신뢰 source를 명시한다.</w:t>
-      </w:r>
-    </w:p>
-    <w:p>
-      <w:pPr>
-        <w:pStyle w:val="ListBullet"/>
-      </w:pPr>
-      <w:r>
-        <w:t>proxy request body log를 끈다.</w:t>
-      </w:r>
-    </w:p>
-    <w:p>
-      <w:pPr>
-        <w:spacing w:after="100"/>
-      </w:pPr>
-      <w:r>
-        <w:t>다른 PC HTTPS 브라우저 및 운영 cloud 배포는 현재 자동 검증 범위가 아니다.</w:t>
-      </w:r>
-    </w:p>
-    <w:p>
-      <w:pPr>
-        <w:pStyle w:val="Heading2"/>
-      </w:pPr>
-      <w:r>
-        <w:t>개인 설치형과의 구분</w:t>
-      </w:r>
-    </w:p>
-    <w:p>
-      <w:pPr>
-        <w:spacing w:after="100"/>
-      </w:pPr>
-      <w:r>
-        <w:t>엔터프라이즈 운영자는 mb init, mb start, mb gui를 사용하지 않는다. 이 명령은 npm 개인 설치형 runtime의 사용자 절차다. 엔터프라이즈 운영은 Docker Compose와 Control/Data Plane lifecycle을 사용한다.</w:t>
-      </w:r>
-    </w:p>
-    <w:p>
-      <w:r>
-        <w:br w:type="page"/>
-      </w:r>
-    </w:p>
-    <w:p>
-      <w:pPr>
-        <w:pStyle w:val="Heading1"/>
-      </w:pPr>
-      <w:r>
-        <w:t>13. adapter sdk</w:t>
-      </w:r>
-    </w:p>
-    <w:p>
-      <w:pPr>
-        <w:pStyle w:val="Heading1"/>
-      </w:pPr>
-      <w:r>
-        <w:t>Media Bridge Adapter SDK</w:t>
-      </w:r>
-    </w:p>
-    <w:p>
-      <w:pPr>
-        <w:spacing w:after="100"/>
-      </w:pPr>
-      <w:r>
-        <w:t>Adapter는 external router의 실제 선택 model 뒤 POST /adapter/v1/pre-upstream을 호출하고 target echo,</w:t>
-      </w:r>
-    </w:p>
-    <w:p>
-      <w:pPr>
-        <w:spacing w:after="100"/>
-      </w:pPr>
-      <w:r>
-        <w:t>input/output digest, decision HMAC, media removal을 검증한다. timeout, duplicate Authorization, unknown/stale</w:t>
-      </w:r>
-    </w:p>
-    <w:p>
-      <w:pPr>
-        <w:spacing w:after="100"/>
-      </w:pPr>
-      <w:r>
-        <w:t>capability, malformed result는 provider 호출 0회다. OpenCodex와 OmniRoute reference extension은 격리 source</w:t>
-      </w:r>
-    </w:p>
-    <w:p>
-      <w:pPr>
-        <w:spacing w:after="100"/>
-      </w:pPr>
-      <w:r>
-        <w:t>fixture에서 검증됐으며 설치 원본에는 적용되지 않았다. 자세한 현재 계약은 adapters.md를 따른다.</w:t>
-      </w:r>
-    </w:p>
-    <w:p>
-      <w:r>
-        <w:br w:type="page"/>
-      </w:r>
-    </w:p>
-    <w:p>
-      <w:pPr>
-        <w:pStyle w:val="Heading1"/>
-      </w:pPr>
-      <w:r>
-        <w:t>14. adapters</w:t>
-      </w:r>
-    </w:p>
-    <w:p>
-      <w:pPr>
-        <w:pStyle w:val="Heading1"/>
-      </w:pPr>
-      <w:r>
-        <w:t>Adapter 개발자 계약</w:t>
-      </w:r>
-    </w:p>
-    <w:p>
-      <w:pPr>
-        <w:spacing w:after="100"/>
-      </w:pPr>
-      <w:r>
-        <w:t>Adapter HTTP 경계는 POST /adapter/v1/pre-upstream이며</w:t>
-      </w:r>
-    </w:p>
-    <w:p>
-      <w:pPr>
-        <w:spacing w:after="100"/>
-      </w:pPr>
-      <w:r>
-        <w:t>media-bridge-pre-upstream/v1 request/result만 받는다. 외부 router는 최종 provider/model을</w:t>
-      </w:r>
-    </w:p>
-    <w:p>
-      <w:pPr>
-        <w:spacing w:after="100"/>
-      </w:pPr>
-      <w:r>
-        <w:t>선택한 뒤 이 경계를 호출하고, 반환된 target·digest·HMAC·media-removal 조건을 검증한 후에만</w:t>
-      </w:r>
-    </w:p>
-    <w:p>
-      <w:pPr>
-        <w:spacing w:after="100"/>
-      </w:pPr>
-      <w:r>
-        <w:t>provider transport를 실행한다.</w:t>
-      </w:r>
-    </w:p>
-    <w:p>
-      <w:pPr>
-        <w:pStyle w:val="Heading2"/>
-      </w:pPr>
-      <w:r>
-        <w:t>강제 순서</w:t>
-      </w:r>
-    </w:p>
-    <w:p>
-      <w:pPr>
-        <w:pStyle w:val="ListNumber"/>
-      </w:pPr>
-      <w:r>
-        <w:t>router가 실제 provider/model을 확정한다.</w:t>
-      </w:r>
-    </w:p>
-    <w:p>
-      <w:pPr>
-        <w:pStyle w:val="ListNumber"/>
-      </w:pPr>
-      <w:r>
-        <w:t>Adapter가 canonical request를 Gateway /v1/prepare로 변환한다.</w:t>
-      </w:r>
-    </w:p>
-    <w:p>
-      <w:pPr>
-        <w:pStyle w:val="ListNumber"/>
-      </w:pPr>
-      <w:r>
-        <w:t>Gateway가 capability와 media를 판정하고 변환·sanitizer·cleanup을 수행한다.</w:t>
-      </w:r>
-    </w:p>
-    <w:p>
-      <w:pPr>
-        <w:pStyle w:val="ListNumber"/>
-      </w:pPr>
-      <w:r>
-        <w:t>외부 extension 또는 plugin이 target echo, input/output digest, HMAC과 잔존 media를 검증한다.</w:t>
-      </w:r>
-    </w:p>
-    <w:p>
-      <w:pPr>
-        <w:pStyle w:val="ListNumber"/>
-      </w:pPr>
-      <w:r>
-        <w:t>성공한 body만 provider에 전달한다. 오류·timeout·unknown build는 provider 호출 0회다.</w:t>
-      </w:r>
-    </w:p>
-    <w:p>
-      <w:pPr>
-        <w:spacing w:after="100"/>
-      </w:pPr>
-      <w:r>
-        <w:t>Adapter SDK는 Core·Control DB를 import하지 않는다. legacy sealed OmniRoute downstream은</w:t>
-      </w:r>
-    </w:p>
-    <w:p>
-      <w:pPr>
-        <w:spacing w:after="100"/>
-      </w:pPr>
-      <w:r>
-        <w:t>한 릴리스 동안 mediabridge.omnirouteadapter에서 새 package로 re-export한다.</w:t>
-      </w:r>
-    </w:p>
-    <w:p>
-      <w:pPr>
-        <w:pStyle w:val="Heading2"/>
-      </w:pPr>
-      <w:r>
-        <w:t>호환성 조회</w:t>
-      </w:r>
-    </w:p>
-    <w:p>
-      <w:pPr>
-        <w:spacing w:before="60" w:after="120"/>
-        <w:ind w:left="259"/>
-        <w:shd w:fill="F3F3F3"/>
-      </w:pPr>
-      <w:r>
-        <w:rPr>
-          <w:rFonts w:ascii="Cascadia Mono" w:hAnsi="Cascadia Mono" w:eastAsia="맑은 고딕"/>
-          <w:color w:val="2D2D2D"/>
-          <w:sz w:val="17"/>
-        </w:rPr>
-        <w:t>media-bridge-adapter inspect \\n</w:t>
-      </w:r>
-      <w:r>
-        <w:rPr>
-          <w:rFonts w:ascii="Cascadia Mono" w:hAnsi="Cascadia Mono" w:eastAsia="맑은 고딕"/>
-          <w:color w:val="2D2D2D"/>
-          <w:sz w:val="17"/>
-        </w:rPr>
-        <w:t xml:space="preserve">  --adapter opencodex \\n</w:t>
-      </w:r>
-      <w:r>
-        <w:rPr>
-          <w:rFonts w:ascii="Cascadia Mono" w:hAnsi="Cascadia Mono" w:eastAsia="맑은 고딕"/>
-          <w:color w:val="2D2D2D"/>
-          <w:sz w:val="17"/>
-        </w:rPr>
-        <w:t xml:space="preserve">  --external-version 2.28.0 \\n</w:t>
-      </w:r>
-      <w:r>
-        <w:rPr>
-          <w:rFonts w:ascii="Cascadia Mono" w:hAnsi="Cascadia Mono" w:eastAsia="맑은 고딕"/>
-          <w:color w:val="2D2D2D"/>
-          <w:sz w:val="17"/>
-        </w:rPr>
-        <w:t xml:space="preserve">  --external-base-commit 5840591322117f3ee9568b35b135a6d4339f7711 \\n</w:t>
-      </w:r>
-      <w:r>
-        <w:rPr>
-          <w:rFonts w:ascii="Cascadia Mono" w:hAnsi="Cascadia Mono" w:eastAsia="맑은 고딕"/>
-          <w:color w:val="2D2D2D"/>
-          <w:sz w:val="17"/>
-        </w:rPr>
-        <w:t xml:space="preserve">  --extension-commit fbd539bc1a68a4a9ce85823096daa537a67ec742</w:t>
-      </w:r>
-    </w:p>
-    <w:p>
-      <w:pPr>
-        <w:spacing w:after="100"/>
-      </w:pPr>
-      <w:r>
-        <w:t>설정 생성은 preview-only이며 명시한 신규 파일만 생성한다. 기존 파일은 덮어쓰지 않는다.</w:t>
-      </w:r>
-    </w:p>
-    <w:p>
-      <w:pPr>
-        <w:spacing w:after="100"/>
-      </w:pPr>
-      <w:r>
-        <w:t>OmniRoute preview에는 bundled plugin asset 경로와 실제 source SHA-256 integrity가 포함된다.</w:t>
-      </w:r>
-    </w:p>
-    <w:p>
-      <w:pPr>
-        <w:pStyle w:val="Heading2"/>
-      </w:pPr>
-      <w:r>
-        <w:t>검증 범위</w:t>
-      </w:r>
-    </w:p>
-    <w:p>
-      <w:pPr>
-        <w:spacing w:after="100"/>
-      </w:pPr>
-      <w:r>
-        <w:t>OpenCodex extension과 OmniRoute extension은 격리 source에서만 검증됐다. 설치 binary나 실제</w:t>
-      </w:r>
-    </w:p>
-    <w:p>
-      <w:pPr>
-        <w:spacing w:after="100"/>
-      </w:pPr>
-      <w:r>
-        <w:t>provider를 사용하지 않은 결과를 live E2E로 표시하면 안 된다.</w:t>
-      </w:r>
-    </w:p>
-    <w:p>
-      <w:pPr>
-        <w:pStyle w:val="Heading2"/>
-      </w:pPr>
-      <w:r>
-        <w:t>V2 책임 경계</w:t>
-      </w:r>
-    </w:p>
-    <w:p>
-      <w:pPr>
-        <w:spacing w:after="100"/>
-      </w:pPr>
-      <w:r>
-        <w:t>media-bridge-interop/v2에서 Media Bridge는 asset 취득·변환·sanitizer·cleanup·provenance를</w:t>
-      </w:r>
-    </w:p>
-    <w:p>
-      <w:pPr>
-        <w:spacing w:after="100"/>
-      </w:pPr>
-      <w:r>
-        <w:t>담당한다. Standalone은 자체 registry/downstream을 사용할 수 있지만 Eoul 연동에서는 Eoul이</w:t>
-      </w:r>
-    </w:p>
-    <w:p>
-      <w:pPr>
-        <w:spacing w:after="100"/>
-      </w:pPr>
-      <w:r>
-        <w:t>capability·routing·Provider 실행을 소유한다. V24MEDIABRIDGECODEREADY는 Eoul consumer</w:t>
-      </w:r>
-    </w:p>
-    <w:p>
-      <w:pPr>
-        <w:spacing w:after="100"/>
-      </w:pPr>
-      <w:r>
-        <w:t>구현 완료를 뜻하지 않으며, Eoul 원본 변경과 consumer conformance는 별도 승인 범위다.</w:t>
-      </w:r>
-    </w:p>
-    <w:p>
-      <w:pPr>
-        <w:spacing w:after="100"/>
-      </w:pPr>
-      <w:r>
-        <w:t>지원 명칭은 Standard MCP/Gateway Integration, Deep Fail-closed Host Extension,</w:t>
-      </w:r>
-    </w:p>
-    <w:p>
-      <w:pPr>
-        <w:spacing w:after="100"/>
-      </w:pPr>
-      <w:r>
-        <w:t>Standalone Downstream Adapter로 분리한다. isolated OpenCodex·OmniRoute source extension은</w:t>
-      </w:r>
-    </w:p>
-    <w:p>
-      <w:pPr>
-        <w:spacing w:after="100"/>
-      </w:pPr>
-      <w:r>
-        <w:t>일반 무수정 Adapter 또는 live 설치 지원으로 표시하지 않는다.</w:t>
-      </w:r>
-    </w:p>
-    <w:p>
-      <w:r>
-        <w:br w:type="page"/>
-      </w:r>
-    </w:p>
-    <w:p>
-      <w:pPr>
-        <w:pStyle w:val="Heading1"/>
-      </w:pPr>
-      <w:r>
-        <w:t>15. core mcp gateway</w:t>
-      </w:r>
-    </w:p>
-    <w:p>
-      <w:pPr>
-        <w:pStyle w:val="Heading1"/>
-      </w:pPr>
-      <w:r>
-        <w:t>Media Bridge Core, MCP Interface, Gateway API</w:t>
-      </w:r>
-    </w:p>
-    <w:p>
-      <w:pPr>
-        <w:spacing w:after="100"/>
-      </w:pPr>
-      <w:r>
-        <w:t>Core는 media detector, acquisition, OCR/Vision/parser, sanitizer, cleanup과 fail-closed 결정을 소유한다.</w:t>
-      </w:r>
-    </w:p>
-    <w:p>
-      <w:pPr>
-        <w:spacing w:after="100"/>
-      </w:pPr>
-      <w:r>
-        <w:t>MCP Interface는 extractimagecontext, analyzeerrorimage, prepareformodel을 제공하지만 자동 interception</w:t>
-      </w:r>
-    </w:p>
-    <w:p>
-      <w:pPr>
-        <w:spacing w:after="100"/>
-      </w:pPr>
-      <w:r>
-        <w:t>기능은 없다. Gateway API와 Adapter가 실제 target model이 정해진 뒤 pre-request gate 순서를 강제한다.</w:t>
-      </w:r>
-    </w:p>
-    <w:p>
-      <w:pPr>
-        <w:spacing w:after="100"/>
-      </w:pPr>
-      <w:r>
-        <w:t>Non-Vision downstream은 성공한 text-only payload와 original media 0개가 확인되기 전 호출할 수 없다.</w:t>
-      </w:r>
-    </w:p>
-    <w:p>
-      <w:pPr>
-        <w:spacing w:after="100"/>
-      </w:pPr>
-      <w:r>
-        <w:t>Provider/model capability 정본은 외부 router가 소유할 수 있고 Media Bridge는 signed snapshot을 방어적으로</w:t>
-      </w:r>
-    </w:p>
-    <w:p>
-      <w:pPr>
-        <w:spacing w:after="100"/>
-      </w:pPr>
-      <w:r>
-        <w:t>검증한다. transformation backend capability와 provenance는 Media Bridge 책임이다.</w:t>
-      </w:r>
-    </w:p>
-    <w:p>
-      <w:r>
-        <w:br w:type="page"/>
-      </w:r>
-    </w:p>
-    <w:p>
-      <w:pPr>
-        <w:pStyle w:val="Heading1"/>
-      </w:pPr>
-      <w:r>
-        <w:t>16. gateway</w:t>
-      </w:r>
-    </w:p>
-    <w:p>
-      <w:pPr>
-        <w:pStyle w:val="Heading1"/>
-      </w:pPr>
-      <w:r>
-        <w:t>Media Bridge Gateway 개발자 계약</w:t>
-      </w:r>
-    </w:p>
-    <w:p>
-      <w:pPr>
-        <w:pStyle w:val="Heading2"/>
-      </w:pPr>
-      <w:r>
-        <w:t>현재 판정</w:t>
-      </w:r>
-    </w:p>
-    <w:p>
-      <w:pPr>
-        <w:spacing w:after="100"/>
-      </w:pPr>
-      <w:r>
-        <w:t>P3 Gateway 코드는 P3CODEREADYLIVEDOWNSTREAMNOTVERIFIED다. loopback TCP에서</w:t>
-      </w:r>
-    </w:p>
-    <w:p>
-      <w:pPr>
-        <w:spacing w:after="100"/>
-      </w:pPr>
-      <w:r>
-        <w:t>인증된 Responses JSON/SSE와 Streamable HTTP MCP를 검증했지만 실제 OCR·Vision·Solar</w:t>
-      </w:r>
-    </w:p>
-    <w:p>
-      <w:pPr>
-        <w:spacing w:after="100"/>
-      </w:pPr>
-      <w:r>
-        <w:t>provider, OpenCodex, OmniRoute, 운영 HTTPS 배포는 검증하지 않았다.</w:t>
-      </w:r>
-    </w:p>
-    <w:p>
-      <w:pPr>
-        <w:pStyle w:val="Heading2"/>
-      </w:pPr>
-      <w:r>
-        <w:t>강제 처리 순서</w:t>
-      </w:r>
-    </w:p>
-    <w:p>
-      <w:pPr>
-        <w:spacing w:after="100"/>
-      </w:pPr>
-      <w:r>
-        <w:t>POST /v1/responses는 다음 순서를 서버에서 강제한다.</w:t>
-      </w:r>
-    </w:p>
-    <w:p>
-      <w:pPr>
-        <w:pStyle w:val="ListNumber"/>
-      </w:pPr>
-      <w:r>
-        <w:t>signed snapshot 파일의 원자 교체를 확인하고, 유효하면 새 generation을 적용한다.</w:t>
-      </w:r>
-    </w:p>
-    <w:p>
-      <w:pPr>
-        <w:spacing w:after="100"/>
-      </w:pPr>
-      <w:r>
-        <w:t xml:space="preserve">   위조·손상 snapshot이면 last-known-good generation을 유지한 뒤 요청 generation을 고정한다.</w:t>
-      </w:r>
-    </w:p>
-    <w:p>
-      <w:pPr>
-        <w:pStyle w:val="ListNumber"/>
-      </w:pPr>
-      <w:r>
-        <w:t>Data Plane credential의 digest, scope, 만료, 폐기 상태를 검증한다.</w:t>
-      </w:r>
-    </w:p>
-    <w:p>
-      <w:pPr>
-        <w:pStyle w:val="ListNumber"/>
-      </w:pPr>
-      <w:r>
-        <w:t>OpenAI Responses 입력을 제한된 계약으로 normalize한다.</w:t>
-      </w:r>
-    </w:p>
-    <w:p>
-      <w:pPr>
-        <w:pStyle w:val="ListNumber"/>
-      </w:pPr>
-      <w:r>
-        <w:t>실제 선택된 model의 exact·active capability를 snapshot registry에서 확인한다.</w:t>
-      </w:r>
-    </w:p>
-    <w:p>
-      <w:pPr>
-        <w:pStyle w:val="ListNumber"/>
-      </w:pPr>
-      <w:r>
-        <w:t>media가 있고 대상이 Non-Vision이면 같은 generation의 Core</w:t>
-      </w:r>
-    </w:p>
-    <w:p>
-      <w:pPr>
-        <w:spacing w:after="100"/>
-      </w:pPr>
-      <w:r>
-        <w:t xml:space="preserve">   prepareformodel로 OCR·Vision·sanitizer·cleanup을 수행한다.</w:t>
-      </w:r>
-    </w:p>
-    <w:p>
-      <w:pPr>
-        <w:pStyle w:val="ListNumber"/>
-      </w:pPr>
-      <w:r>
-        <w:t>성공한 payload만 다시 만들고 요청별 nonce를 포함한 input/output digest와 receipt로</w:t>
-      </w:r>
-    </w:p>
-    <w:p>
-      <w:pPr>
-        <w:spacing w:after="100"/>
-      </w:pPr>
-      <w:r>
-        <w:t xml:space="preserve">   봉인한다.</w:t>
-      </w:r>
-    </w:p>
-    <w:p>
-      <w:pPr>
-        <w:pStyle w:val="ListNumber"/>
-      </w:pPr>
-      <w:r>
-        <w:t>generic Responses downstream이 socket write 직전에 receipt, digest, target,</w:t>
-      </w:r>
-    </w:p>
-    <w:p>
-      <w:pPr>
-        <w:spacing w:after="100"/>
-      </w:pPr>
-      <w:r>
-        <w:t xml:space="preserve">   capability, action, media reference를 재검증한다.</w:t>
-      </w:r>
-    </w:p>
-    <w:p>
-      <w:pPr>
-        <w:pStyle w:val="ListNumber"/>
-      </w:pPr>
-      <w:r>
-        <w:t>JSON downstream 성공 또는 SSE 정상 EOF 뒤에만 후속 요청용 sanitized state를 기록한다.</w:t>
-      </w:r>
-    </w:p>
-    <w:p>
-      <w:pPr>
-        <w:spacing w:after="100"/>
-      </w:pPr>
-      <w:r>
-        <w:t xml:space="preserve">   stream 실패·초과·client 취소는 state를 만들지 않는다. JSON state 기록만 실패한 경우</w:t>
-      </w:r>
-    </w:p>
-    <w:p>
-      <w:pPr>
-        <w:spacing w:after="100"/>
-      </w:pPr>
-      <w:r>
-        <w:t xml:space="preserve">   이미 받은 provider 응답은 보존하고 Media-Bridge-State: unavailable 경고를 붙인다.</w:t>
-      </w:r>
-    </w:p>
-    <w:p>
-      <w:pPr>
-        <w:spacing w:after="100"/>
-      </w:pPr>
-      <w:r>
-        <w:t>unknown/stale capability, 인증, normalize, acquisition, OCR, Vision, sanitizer, cleanup,</w:t>
-      </w:r>
-    </w:p>
-    <w:p>
-      <w:pPr>
-        <w:spacing w:after="100"/>
-      </w:pPr>
-      <w:r>
-        <w:t>seal 검증 중 하나라도 실패하면 downstream 호출은 0회다. Non-Vision 요청에서는 원본</w:t>
-      </w:r>
-    </w:p>
-    <w:p>
-      <w:pPr>
-        <w:spacing w:after="100"/>
-      </w:pPr>
-      <w:r>
-        <w:t>media, base64, URL, asset/local-path reference를 downstream payload에 남기지 않는다.</w:t>
-      </w:r>
-    </w:p>
-    <w:p>
-      <w:pPr>
-        <w:pStyle w:val="Heading2"/>
-      </w:pPr>
-      <w:r>
-        <w:t>HTTP 표면</w:t>
-      </w:r>
-    </w:p>
-    <w:tbl>
-      <w:tblPr>
-        <w:tblStyle w:val="TableGrid"/>
-        <w:tblW w:type="auto" w:w="0"/>
-        <w:jc w:val="center"/>
-        <w:tblLook w:firstColumn="1" w:firstRow="1" w:lastColumn="0" w:lastRow="0" w:noHBand="0" w:noVBand="1" w:val="04A0"/>
-        <w:tblBorders>
-          <w:top w:val="single" w:sz="4" w:color="D9D9D9"/>
-          <w:left w:val="single" w:sz="4" w:color="D9D9D9"/>
-          <w:bottom w:val="single" w:sz="4" w:color="D9D9D9"/>
-          <w:right w:val="single" w:sz="4" w:color="D9D9D9"/>
-          <w:insideH w:val="single" w:sz="4" w:color="D9D9D9"/>
-          <w:insideV w:val="single" w:sz="4" w:color="D9D9D9"/>
-        </w:tblBorders>
-      </w:tblPr>
-      <w:tblGrid>
-        <w:gridCol w:w="2498"/>
-        <w:gridCol w:w="2498"/>
-        <w:gridCol w:w="2498"/>
-        <w:gridCol w:w="2498"/>
-      </w:tblGrid>
-      <w:tr>
-        <w:tc>
-          <w:tcPr>
-            <w:tcW w:type="dxa" w:w="2498"/>
-            <w:shd w:fill="1F4E78"/>
-            <w:vAlign w:val="center"/>
-          </w:tcPr>
-          <w:p>
-            <w:r>
-              <w:rPr>
-                <w:b/>
-                <w:color w:val="FFFFFF"/>
-                <w:sz w:val="18"/>
-              </w:rPr>
-              <w:t>경로</w:t>
-            </w:r>
-          </w:p>
-        </w:tc>
-        <w:tc>
-          <w:tcPr>
-            <w:tcW w:type="dxa" w:w="2498"/>
-            <w:shd w:fill="1F4E78"/>
-            <w:vAlign w:val="center"/>
-          </w:tcPr>
-          <w:p>
-            <w:r>
-              <w:rPr>
-                <w:b/>
-                <w:color w:val="FFFFFF"/>
-                <w:sz w:val="18"/>
-              </w:rPr>
-              <w:t>메서드</w:t>
-            </w:r>
-          </w:p>
-        </w:tc>
-        <w:tc>
-          <w:tcPr>
-            <w:tcW w:type="dxa" w:w="2498"/>
-            <w:shd w:fill="1F4E78"/>
-            <w:vAlign w:val="center"/>
-          </w:tcPr>
-          <w:p>
-            <w:r>
-              <w:rPr>
-                <w:b/>
-                <w:color w:val="FFFFFF"/>
-                <w:sz w:val="18"/>
-              </w:rPr>
-              <w:t>필요한 scope</w:t>
-            </w:r>
-          </w:p>
-        </w:tc>
-        <w:tc>
-          <w:tcPr>
-            <w:tcW w:type="dxa" w:w="2498"/>
-            <w:shd w:fill="1F4E78"/>
-            <w:vAlign w:val="center"/>
-          </w:tcPr>
-          <w:p>
-            <w:r>
-              <w:rPr>
-                <w:b/>
-                <w:color w:val="FFFFFF"/>
-                <w:sz w:val="18"/>
-              </w:rPr>
-              <w:t>계약</w:t>
-            </w:r>
-          </w:p>
-        </w:tc>
-      </w:tr>
-      <w:tr>
-        <w:tc>
-          <w:tcPr>
-            <w:tcW w:type="dxa" w:w="2498"/>
-            <w:vAlign w:val="center"/>
-          </w:tcPr>
-          <w:p>
-            <w:r>
-              <w:rPr>
-                <w:sz w:val="18"/>
-              </w:rPr>
-              <w:t>/v1/responses</w:t>
-            </w:r>
-          </w:p>
-        </w:tc>
-        <w:tc>
-          <w:tcPr>
-            <w:tcW w:type="dxa" w:w="2498"/>
-            <w:vAlign w:val="center"/>
-          </w:tcPr>
-          <w:p>
-            <w:r>
-              <w:rPr>
-                <w:sz w:val="18"/>
-              </w:rPr>
-              <w:t>POST</w:t>
-            </w:r>
-          </w:p>
-        </w:tc>
-        <w:tc>
-          <w:tcPr>
-            <w:tcW w:type="dxa" w:w="2498"/>
-            <w:vAlign w:val="center"/>
-          </w:tcPr>
-          <w:p>
-            <w:r>
-              <w:rPr>
-                <w:sz w:val="18"/>
-              </w:rPr>
-              <w:t>responses:invoke</w:t>
-            </w:r>
-          </w:p>
-        </w:tc>
-        <w:tc>
-          <w:tcPr>
-            <w:tcW w:type="dxa" w:w="2498"/>
-            <w:vAlign w:val="center"/>
-          </w:tcPr>
-          <w:p>
-            <w:r>
-              <w:rPr>
-                <w:sz w:val="18"/>
-              </w:rPr>
-              <w:t>JSON 또는 downstream SSE 응답</w:t>
-            </w:r>
-          </w:p>
-        </w:tc>
-      </w:tr>
-      <w:tr>
-        <w:tc>
-          <w:tcPr>
-            <w:tcW w:type="dxa" w:w="2498"/>
-            <w:vAlign w:val="center"/>
-            <w:shd w:fill="F3F6F9"/>
-          </w:tcPr>
-          <w:p>
-            <w:r>
-              <w:rPr>
-                <w:sz w:val="18"/>
-              </w:rPr>
-              <w:t>/assets</w:t>
-            </w:r>
-          </w:p>
-        </w:tc>
-        <w:tc>
-          <w:tcPr>
-            <w:tcW w:type="dxa" w:w="2498"/>
-            <w:vAlign w:val="center"/>
-            <w:shd w:fill="F3F6F9"/>
-          </w:tcPr>
-          <w:p>
-            <w:r>
-              <w:rPr>
-                <w:sz w:val="18"/>
-              </w:rPr>
-              <w:t>POST</w:t>
-            </w:r>
-          </w:p>
-        </w:tc>
-        <w:tc>
-          <w:tcPr>
-            <w:tcW w:type="dxa" w:w="2498"/>
-            <w:vAlign w:val="center"/>
-            <w:shd w:fill="F3F6F9"/>
-          </w:tcPr>
-          <w:p>
-            <w:r>
-              <w:rPr>
-                <w:sz w:val="18"/>
-              </w:rPr>
-              <w:t>assets:write</w:t>
-            </w:r>
-          </w:p>
-        </w:tc>
-        <w:tc>
-          <w:tcPr>
-            <w:tcW w:type="dxa" w:w="2498"/>
-            <w:vAlign w:val="center"/>
-            <w:shd w:fill="F3F6F9"/>
-          </w:tcPr>
-          <w:p>
-            <w:r>
-              <w:rPr>
-                <w:sz w:val="18"/>
-              </w:rPr>
-              <w:t>tenant-scoped 임시 asset 발급</w:t>
-            </w:r>
-          </w:p>
-        </w:tc>
-      </w:tr>
-      <w:tr>
-        <w:tc>
-          <w:tcPr>
-            <w:tcW w:type="dxa" w:w="2498"/>
-            <w:vAlign w:val="center"/>
-          </w:tcPr>
-          <w:p>
-            <w:r>
-              <w:rPr>
-                <w:sz w:val="18"/>
-              </w:rPr>
-              <w:t>/mcp</w:t>
-            </w:r>
-          </w:p>
-        </w:tc>
-        <w:tc>
-          <w:tcPr>
-            <w:tcW w:type="dxa" w:w="2498"/>
-            <w:vAlign w:val="center"/>
-          </w:tcPr>
-          <w:p>
-            <w:r>
-              <w:rPr>
-                <w:sz w:val="18"/>
-              </w:rPr>
-              <w:t>MCP Streamable HTTP</w:t>
-            </w:r>
-          </w:p>
-        </w:tc>
-        <w:tc>
-          <w:tcPr>
-            <w:tcW w:type="dxa" w:w="2498"/>
-            <w:vAlign w:val="center"/>
-          </w:tcPr>
-          <w:p>
-            <w:r>
-              <w:rPr>
-                <w:sz w:val="18"/>
-              </w:rPr>
-              <w:t>mcp:invoke</w:t>
-            </w:r>
-          </w:p>
-        </w:tc>
-        <w:tc>
-          <w:tcPr>
-            <w:tcW w:type="dxa" w:w="2498"/>
-            <w:vAlign w:val="center"/>
-          </w:tcPr>
-          <w:p>
-            <w:r>
-              <w:rPr>
-                <w:sz w:val="18"/>
-              </w:rPr>
-              <w:t>3개 Core 도구</w:t>
-            </w:r>
-          </w:p>
-        </w:tc>
-      </w:tr>
-    </w:tbl>
-    <w:p>
-      <w:pPr>
-        <w:spacing w:after="40"/>
-      </w:pPr>
-    </w:p>
-    <w:p>
-      <w:pPr>
-        <w:spacing w:after="100"/>
-      </w:pPr>
-      <w:r>
-        <w:t>모든 알려진 경로는 Authorization: Bearer &lt;credential&gt;을 요구한다. Admin session cookie는</w:t>
-      </w:r>
-    </w:p>
-    <w:p>
-      <w:pPr>
-        <w:spacing w:after="100"/>
-      </w:pPr>
-      <w:r>
-        <w:t>Data Plane 인증 수단이 아니며 cookie가 있으면 거부한다. 중복 Authorization/Cookie 헤더도</w:t>
-      </w:r>
-    </w:p>
-    <w:p>
-      <w:pPr>
-        <w:spacing w:after="100"/>
-      </w:pPr>
-      <w:r>
-        <w:t>거부한다. 알려지지 않은 경로는 MCP로 재해석하지 않고 bounded 404를 반환하며 trailing</w:t>
-      </w:r>
-    </w:p>
-    <w:p>
-      <w:pPr>
-        <w:spacing w:after="100"/>
-      </w:pPr>
-      <w:r>
-        <w:t>slash redirect는 허용하지 않는다. 기본 Responses body 상한은 4 MiB, asset upload 상한은</w:t>
-      </w:r>
-    </w:p>
-    <w:p>
-      <w:pPr>
-        <w:spacing w:after="100"/>
-      </w:pPr>
-      <w:r>
-        <w:t>2 MiB다.</w:t>
-      </w:r>
-    </w:p>
-    <w:p>
-      <w:pPr>
-        <w:spacing w:after="100"/>
-      </w:pPr>
-      <w:r>
-        <w:t>credential 원문 형식은 P1이 한 번만 발급하는 mbc&lt;selector&gt;.&lt;secret&gt;이며 snapshot에는</w:t>
-      </w:r>
-    </w:p>
-    <w:p>
-      <w:pPr>
-        <w:spacing w:after="100"/>
-      </w:pPr>
-      <w:r>
-        <w:t>selector, HMAC digest, scopes, expiry, revoked 정보만 들어간다. 원문은 DB, snapshot,</w:t>
-      </w:r>
-    </w:p>
-    <w:p>
-      <w:pPr>
-        <w:spacing w:after="100"/>
-      </w:pPr>
-      <w:r>
-        <w:t>설정 파일, 운영 이벤트에 저장하지 않는다.</w:t>
-      </w:r>
-    </w:p>
-    <w:p>
-      <w:pPr>
-        <w:pStyle w:val="Heading2"/>
-      </w:pPr>
-      <w:r>
-        <w:t>Responses 입력과 후속 상태</w:t>
-      </w:r>
-    </w:p>
-    <w:p>
-      <w:pPr>
-        <w:pStyle w:val="ListBullet"/>
-      </w:pPr>
-      <w:r>
-        <w:t>model은 registry의 exact ID여야 한다.</w:t>
-      </w:r>
-    </w:p>
-    <w:p>
-      <w:pPr>
-        <w:pStyle w:val="ListBullet"/>
-      </w:pPr>
-      <w:r>
-        <w:t>문자열 input 또는 제한된 user message/content만 허용한다.</w:t>
-      </w:r>
-    </w:p>
-    <w:p>
-      <w:pPr>
-        <w:pStyle w:val="ListBullet"/>
-      </w:pPr>
-      <w:r>
-        <w:t>image/PDF는 검증된 data URI 또는 tenant asset 경계를 통해 획득한다.</w:t>
-      </w:r>
-    </w:p>
-    <w:p>
-      <w:pPr>
-        <w:pStyle w:val="ListBullet"/>
-      </w:pPr>
-      <w:r>
-        <w:t>Vision passthrough도 exact active capability와 PDF verified flag를 요구한다.</w:t>
-      </w:r>
-    </w:p>
-    <w:p>
-      <w:pPr>
-        <w:pStyle w:val="ListBullet"/>
-      </w:pPr>
-      <w:r>
-        <w:t>previousresponseid는 Gateway가 성공 뒤 저장한 같은 credential·tenant의 sanitized</w:t>
-      </w:r>
-    </w:p>
-    <w:p>
-      <w:pPr>
-        <w:spacing w:after="100"/>
-      </w:pPr>
-      <w:r>
-        <w:t xml:space="preserve">  state만 참조한다. 변환이 끝나 원본 media/reference가 0개인 state는 media-tainted가</w:t>
-      </w:r>
-    </w:p>
-    <w:p>
-      <w:pPr>
-        <w:spacing w:after="100"/>
-      </w:pPr>
-      <w:r>
-        <w:t xml:space="preserve">  아니며, 이미지가 있던 원대화 전체를 복원하지 않는다.</w:t>
-      </w:r>
-    </w:p>
-    <w:p>
-      <w:pPr>
-        <w:pStyle w:val="ListBullet"/>
-      </w:pPr>
-      <w:r>
-        <w:t>state에는 sanitized user text, media taint/modality, credential selector, target,</w:t>
-      </w:r>
-    </w:p>
-    <w:p>
-      <w:pPr>
-        <w:spacing w:after="100"/>
-      </w:pPr>
-      <w:r>
-        <w:t xml:space="preserve">  snapshot version, TTL만 저장한다. assistant, reasoning, tool result, raw provider response,</w:t>
-      </w:r>
-    </w:p>
-    <w:p>
-      <w:pPr>
-        <w:spacing w:after="100"/>
-      </w:pPr>
-      <w:r>
-        <w:t xml:space="preserve">  원본 media는 저장하지 않는다.</w:t>
-      </w:r>
-    </w:p>
-    <w:p>
-      <w:pPr>
-        <w:pStyle w:val="ListBullet"/>
-      </w:pPr>
-      <w:r>
-        <w:t>실패 transaction은 state를 만들지 않으므로 새 text 요청을 같은 세션에서 계속할 수</w:t>
-      </w:r>
-    </w:p>
-    <w:p>
-      <w:pPr>
-        <w:spacing w:after="100"/>
-      </w:pPr>
-      <w:r>
-        <w:t xml:space="preserve">  있다.</w:t>
-      </w:r>
-    </w:p>
-    <w:p>
-      <w:pPr>
-        <w:pStyle w:val="Heading2"/>
-      </w:pPr>
-      <w:r>
-        <w:t>안전한 오류와 운영 이벤트</w:t>
-      </w:r>
-    </w:p>
-    <w:p>
-      <w:pPr>
-        <w:spacing w:after="100"/>
-      </w:pPr>
-      <w:r>
-        <w:t>오류 응답은 bounded safe code/message만 반환하며 provider body나 credential을 반사하지</w:t>
-      </w:r>
-    </w:p>
-    <w:p>
-      <w:pPr>
-        <w:spacing w:after="100"/>
-      </w:pPr>
-      <w:r>
-        <w:t>않는다. Gateway 운영 이벤트는 다음 필드만 허용한다.</w:t>
-      </w:r>
-    </w:p>
-    <w:p>
-      <w:pPr>
-        <w:pStyle w:val="ListBullet"/>
-      </w:pPr>
-      <w:r>
-        <w:t>내부 request ID</w:t>
-      </w:r>
-    </w:p>
-    <w:p>
-      <w:pPr>
-        <w:pStyle w:val="ListBullet"/>
-      </w:pPr>
-      <w:r>
-        <w:t>route event type</w:t>
-      </w:r>
-    </w:p>
-    <w:p>
-      <w:pPr>
-        <w:pStyle w:val="ListBullet"/>
-      </w:pPr>
-      <w:r>
-        <w:t>Core가 검증한 model ID 또는 null</w:t>
-      </w:r>
-    </w:p>
-    <w:p>
-      <w:pPr>
-        <w:pStyle w:val="ListBullet"/>
-      </w:pPr>
-      <w:r>
-        <w:t>snapshot/policy version</w:t>
-      </w:r>
-    </w:p>
-    <w:p>
-      <w:pPr>
-        <w:pStyle w:val="ListBullet"/>
-      </w:pPr>
-      <w:r>
-        <w:t>결과 code</w:t>
-      </w:r>
-    </w:p>
-    <w:p>
-      <w:pPr>
-        <w:pStyle w:val="ListBullet"/>
-      </w:pPr>
-      <w:r>
-        <w:t>latency bucket과 request-size bucket</w:t>
-      </w:r>
-    </w:p>
-    <w:p>
-      <w:pPr>
-        <w:spacing w:after="100"/>
-      </w:pPr>
-      <w:r>
-        <w:t>요청 본문, media, OCR·Vision text, Secret, credential, response body 필드는 이벤트 계약에</w:t>
-      </w:r>
-    </w:p>
-    <w:p>
-      <w:pPr>
-        <w:spacing w:after="100"/>
-      </w:pPr>
-      <w:r>
-        <w:t>없다. 현재 기본 sink는 no-op이며 P1 OperationalEventWriter와의 persistence adapter 및</w:t>
-      </w:r>
-    </w:p>
-    <w:p>
-      <w:pPr>
-        <w:spacing w:after="100"/>
-      </w:pPr>
-      <w:r>
-        <w:t>배포 연결은 후속 통합 범위다.</w:t>
-      </w:r>
-    </w:p>
-    <w:p>
-      <w:pPr>
-        <w:pStyle w:val="Heading2"/>
-      </w:pPr>
-      <w:r>
-        <w:t>실행 진입점과 Secret 경계</w:t>
-      </w:r>
-    </w:p>
-    <w:p>
-      <w:pPr>
-        <w:spacing w:after="100"/>
-      </w:pPr>
-      <w:r>
-        <w:t>설치 package는 media-bridge-gateway console script를 제공한다. 실제 프로세스 실행에는</w:t>
-      </w:r>
-    </w:p>
-    <w:p>
-      <w:pPr>
-        <w:spacing w:after="100"/>
-      </w:pPr>
-      <w:r>
-        <w:t>다음 설정이 필요하며 Secret 원문은 환경변수 또는 대응하는 FILE로만 주입한다.</w:t>
-      </w:r>
-    </w:p>
-    <w:p>
-      <w:pPr>
-        <w:pStyle w:val="ListBullet"/>
-      </w:pPr>
-      <w:r>
-        <w:t>snapshot: MEDIABRIDGESNAPSHOTPATH, MEDIABRIDGESNAPSHOTKEYID,</w:t>
-      </w:r>
-    </w:p>
-    <w:p>
-      <w:pPr>
-        <w:spacing w:after="100"/>
-      </w:pPr>
-      <w:r>
-        <w:t xml:space="preserve">  MEDIABRIDGESNAPSHOTPUBLICKEY 또는 FILE</w:t>
-      </w:r>
-    </w:p>
-    <w:p>
-      <w:pPr>
-        <w:pStyle w:val="ListBullet"/>
-      </w:pPr>
-      <w:r>
-        <w:t>Data Plane: MEDIABRIDGEGATEWAYAUTHPEPPER 또는 FILE,</w:t>
-      </w:r>
-    </w:p>
-    <w:p>
-      <w:pPr>
-        <w:spacing w:after="100"/>
-      </w:pPr>
-      <w:r>
-        <w:t xml:space="preserve">  MEDIABRIDGERECEIPTSECRET 또는 FILE, MEDIABRIDGEASSETROOT</w:t>
-      </w:r>
-    </w:p>
-    <w:p>
-      <w:pPr>
-        <w:pStyle w:val="ListBullet"/>
-      </w:pPr>
-      <w:r>
-        <w:t>OCR: MEDIABRIDGEOCRENDPOINT, MEDIABRIDGEOCRAPIKEY 또는 FILE</w:t>
-      </w:r>
-    </w:p>
-    <w:p>
-      <w:pPr>
-        <w:pStyle w:val="ListBullet"/>
-      </w:pPr>
-      <w:r>
-        <w:t>Vision: MEDIABRIDGEVISIONENDPOINT, MEDIABRIDGEVISIONMODEL,</w:t>
-      </w:r>
-    </w:p>
-    <w:p>
-      <w:pPr>
-        <w:spacing w:after="100"/>
-      </w:pPr>
-      <w:r>
-        <w:t xml:space="preserve">  MEDIABRIDGEVISIONAPIKEY 또는 FILE</w:t>
-      </w:r>
-    </w:p>
-    <w:p>
-      <w:pPr>
-        <w:pStyle w:val="ListBullet"/>
-      </w:pPr>
-      <w:r>
-        <w:t>downstream: MEDIABRIDGEDOWNSTREAMRESPONSESURL,</w:t>
-      </w:r>
-    </w:p>
-    <w:p>
-      <w:pPr>
-        <w:spacing w:after="100"/>
-      </w:pPr>
-      <w:r>
-        <w:t xml:space="preserve">  MEDIABRIDGEDOWNSTREAMAPIKEY 또는 FILE</w:t>
-      </w:r>
-    </w:p>
-    <w:p>
-      <w:pPr>
-        <w:pStyle w:val="ListBullet"/>
-      </w:pPr>
-      <w:r>
-        <w:t>optional Solar analysis: MEDIABRIDGESOLARENDPOINT, MEDIABRIDGESOLARMODEL,</w:t>
-      </w:r>
-    </w:p>
-    <w:p>
-      <w:pPr>
-        <w:spacing w:after="100"/>
-      </w:pPr>
-      <w:r>
-        <w:t xml:space="preserve">  MEDIABRIDGESOLARAPIKEY 또는 FILE</w:t>
-      </w:r>
-    </w:p>
-    <w:p>
-      <w:pPr>
-        <w:pStyle w:val="ListBullet"/>
-      </w:pPr>
-      <w:r>
-        <w:t>listener: MEDIABRIDGEGATEWAYHOST 기본 127.0.0.1,</w:t>
-      </w:r>
-    </w:p>
-    <w:p>
-      <w:pPr>
-        <w:spacing w:after="100"/>
-      </w:pPr>
-      <w:r>
-        <w:t xml:space="preserve">  MEDIABRIDGEGATEWAYPORT 기본 8001</w:t>
-      </w:r>
-    </w:p>
-    <w:p>
-      <w:pPr>
-        <w:spacing w:after="100"/>
-      </w:pPr>
-      <w:r>
-        <w:t>snapshot, asset root는 absolute non-symlink path여야 한다. downstream URL은 HTTPS 또는</w:t>
-      </w:r>
-    </w:p>
-    <w:p>
-      <w:pPr>
-        <w:spacing w:after="100"/>
-      </w:pPr>
-      <w:r>
-        <w:t>loopback HTTP의 정확한 /v1/responses 경로만 허용하고 redirect와 proxy environment를</w:t>
-      </w:r>
-    </w:p>
-    <w:p>
-      <w:pPr>
-        <w:spacing w:after="100"/>
-      </w:pPr>
-      <w:r>
-        <w:t>사용하지 않는다. 이번 P3에서는 process 실행·port 개방·reverse proxy·배포를 하지 않았다.</w:t>
-      </w:r>
-    </w:p>
-    <w:p>
-      <w:pPr>
-        <w:spacing w:after="100"/>
-      </w:pPr>
-      <w:r>
-        <w:t>downstream JSON은 bounded body로 검증하고, SSE는 첫 유효 response ID를 확인한 뒤 전체</w:t>
-      </w:r>
-    </w:p>
-    <w:p>
-      <w:pPr>
-        <w:spacing w:after="100"/>
-      </w:pPr>
-      <w:r>
-        <w:t>응답을 메모리에 모으지 않고 점진적으로 전달한다. HTTP header 전 오류는 bounded HTTP</w:t>
-      </w:r>
-    </w:p>
-    <w:p>
-      <w:pPr>
-        <w:spacing w:after="100"/>
-      </w:pPr>
-      <w:r>
-        <w:t>오류다. stream 시작 후 timeout·transport·size 오류는 안전한 mediabridge.error terminal</w:t>
-      </w:r>
-    </w:p>
-    <w:p>
-      <w:pPr>
-        <w:spacing w:after="100"/>
-      </w:pPr>
-      <w:r>
-        <w:t>SSE event로 전달하며, client 취소는 연결 종료로 처리한다. 어느 경우에도 provider body를</w:t>
-      </w:r>
-    </w:p>
-    <w:p>
-      <w:pPr>
-        <w:spacing w:after="100"/>
-      </w:pPr>
-      <w:r>
-        <w:t>반사하거나 follow-up state를 남기지 않는다. 정상 stream 완료 뒤 state 기록만 실패하면</w:t>
-      </w:r>
-    </w:p>
-    <w:p>
-      <w:pPr>
-        <w:spacing w:after="100"/>
-      </w:pPr>
-      <w:r>
-        <w:t>stream은 보존되고 state만 부재하며, 이미 전송한 header에는 경고를 추가할 수 없다.</w:t>
-      </w:r>
-    </w:p>
-    <w:p>
-      <w:pPr>
-        <w:pStyle w:val="Heading2"/>
-      </w:pPr>
-      <w:r>
-        <w:t>검증된 범위</w:t>
-      </w:r>
-    </w:p>
-    <w:p>
-      <w:pPr>
-        <w:pStyle w:val="ListBullet"/>
-      </w:pPr>
-      <w:r>
-        <w:t>실제 loopback TCP Responses JSON/SSE</w:t>
-      </w:r>
-    </w:p>
-    <w:p>
-      <w:pPr>
-        <w:pStyle w:val="ListBullet"/>
-      </w:pPr>
-      <w:r>
-        <w:t>실제 Streamable HTTP MCP initialize → tools/list → tools/call</w:t>
-      </w:r>
-    </w:p>
-    <w:p>
-      <w:pPr>
-        <w:pStyle w:val="ListBullet"/>
-      </w:pPr>
-      <w:r>
-        <w:t>body limit과 no-redirect</w:t>
-      </w:r>
-    </w:p>
-    <w:p>
-      <w:pPr>
-        <w:pStyle w:val="ListBullet"/>
-      </w:pPr>
-      <w:r>
-        <w:t>동일 payload의 요청별 nonce·receipt 분리, 동일 receipt replay 2회째 차단과 network call 1회</w:t>
-      </w:r>
-    </w:p>
-    <w:p>
-      <w:pPr>
-        <w:pStyle w:val="ListBullet"/>
-      </w:pPr>
-      <w:r>
-        <w:t>snapshot 원자 reload·credential revoke 즉시 반영·invalid snapshot LKG 유지</w:t>
-      </w:r>
-    </w:p>
-    <w:p>
-      <w:pPr>
-        <w:pStyle w:val="ListBullet"/>
-      </w:pPr>
-      <w:r>
-        <w:t>실제 TCP SSE 첫 event의 완료 전 점진 전달과 stream 실패 terminal safe event</w:t>
-      </w:r>
-    </w:p>
-    <w:p>
-      <w:pPr>
-        <w:pStyle w:val="ListBullet"/>
-      </w:pPr>
-      <w:r>
-        <w:t>Non-Vision media/reference 0과 failure matrix downstream call 0</w:t>
-      </w:r>
-    </w:p>
-    <w:p>
-      <w:pPr>
-        <w:pStyle w:val="ListBullet"/>
-      </w:pPr>
-      <w:r>
-        <w:t>변환된 후속 state의 media-taint 제거, stream 실패·초과·cancel state 0, JSON state</w:t>
-      </w:r>
-    </w:p>
-    <w:p>
-      <w:pPr>
-        <w:spacing w:after="100"/>
-      </w:pPr>
-      <w:r>
-        <w:t xml:space="preserve">  persistence 실패 시 응답·warning header 보존</w:t>
-      </w:r>
-    </w:p>
-    <w:p>
-      <w:pPr>
-        <w:pStyle w:val="ListBullet"/>
-      </w:pPr>
-      <w:r>
-        <w:t>Vision image/PDF exact capability 경계</w:t>
-      </w:r>
-    </w:p>
-    <w:p>
-      <w:pPr>
-        <w:pStyle w:val="ListBullet"/>
-      </w:pPr>
-      <w:r>
-        <w:t>credential/scope/rate-limit/snapshot generation/shared state isolation</w:t>
-      </w:r>
-    </w:p>
-    <w:p>
-      <w:pPr>
-        <w:pStyle w:val="ListBullet"/>
-      </w:pPr>
-      <w:r>
-        <w:t>unknown route 404와 실제 duplicate Authorization/Cookie 차단</w:t>
-      </w:r>
-    </w:p>
-    <w:p>
-      <w:pPr>
-        <w:pStyle w:val="ListBullet"/>
-      </w:pPr>
-      <w:r>
-        <w:t>invalid backend endpoint·tampered snapshot·app-build 실패의 partial client cleanup</w:t>
-      </w:r>
-    </w:p>
-    <w:p>
-      <w:pPr>
-        <w:pStyle w:val="ListBullet"/>
-      </w:pPr>
-      <w:r>
-        <w:t>기존 OmniRoute 명칭 wrapper 회귀</w:t>
-      </w:r>
-    </w:p>
-    <w:p>
-      <w:pPr>
-        <w:spacing w:after="100"/>
-      </w:pPr>
-      <w:r>
-        <w:t>실제 provider 비용 호출, 다른 PC HTTPS, OpenCodex·OmniRoute adapter E2E와 운영 다중</w:t>
-      </w:r>
-    </w:p>
-    <w:p>
-      <w:pPr>
-        <w:spacing w:after="100"/>
-      </w:pPr>
-      <w:r>
-        <w:t>process rate-limit/event sink는 아직 검증하지 않았다.</w:t>
-      </w:r>
-    </w:p>
-    <w:p>
-      <w:pPr>
-        <w:pStyle w:val="Heading1"/>
-      </w:pPr>
-      <w:r>
-        <w:t>npm 설치 프로그램의 bind 주소 설정</w:t>
-      </w:r>
-    </w:p>
-    <w:p>
-      <w:r>
-        <w:t>Media Bridge npm 패키지는 기본적으로 127.0.0.1에만 bind됩니다. 같은 PC의 Docker 컨테이너가 호출해야 하면 설치한 PC에서 Docker bridge gateway를 확인한 뒤 해당 사설 IPv4를 저장합니다.</w:t>
-      </w:r>
-    </w:p>
-    <w:p>
-      <w:r>
-        <w:t>docker network inspect bridge --format '{{range .IPAM.Config}}{{.Gateway}}{{end}}'</w:t>
-        <w:br/>
-        <w:t>mb init --host 172.17.0.1 --port 8642</w:t>
-        <w:br/>
-        <w:t>mb service restart</w:t>
-      </w:r>
-    </w:p>
-    <w:p>
-      <w:r>
-        <w:t>172.17.0.1은 예시입니다. 첫 명령의 실제 결과를 --host에 사용하며, 127.0.0.1과 10.0.0.0/8, 172.16.0.0/12, 192.168.0.0/16 사설 IPv4만 허용됩니다. MB_HOST와 MB_PORT 환경변수로 비대화식 설정도 가능합니다. 설정은 사용자 홈에 저장되므로 다른 PC에 재설치해도 이 주소가 전역으로 적용되지 않습니다.</w:t>
-      </w:r>
-    </w:p>
-    <w:p>
-      <w:pPr>
-        <w:pStyle w:val="Heading1"/>
-      </w:pPr>
-      <w:r>
-        <w:t>설치 순서와 소비자 주소 결정</w:t>
-      </w:r>
-    </w:p>
-    <w:p>
-      <w:r>
-        <w:t>Media Bridge는 먼저 설치할 수 있지만 npm install만으로 네트워크 주소를 추측하거나 변경하지 않습니다. 설치 자동화는 npm 설치 후 실행 환경을 알고 있는 단계에서 mb init --host로 bind 주소를 전달하고, 이어서 Eoul Gateway가 같은 주소의 endpoint를 사용하도록 구성합니다.</w:t>
-      </w:r>
-    </w:p>
-    <w:p>
-      <w:r>
-        <w:t>호스트에서 직접 실행되는 Gateway는 127.0.0.1을 사용합니다. Docker Gateway는 Media Bridge가 실제로 Docker host gateway에서 수신하도록 설정된 경우에만 그 gateway 주소를 사용합니다. 이미 127.0.0.1에 bind된 Media Bridge에 endpoint만 172.17.0.1로 바꾸면 연결되지 않습니다.</w:t>
-      </w:r>
-    </w:p>
-    <w:p>
-      <w:pPr>
-        <w:pStyle w:val="Heading1"/>
-      </w:pPr>
-      <w:r>
-        <w:t>권한 없는 Linux 계정의 npm 설치</w:t>
-      </w:r>
-    </w:p>
-    <w:p>
-      <w:r>
-        <w:t>시스템 전역 npm 경로에 쓸 권한이 없는 계정은 사용자 prefix를 지정하고 ~/.local/bin을 PATH에 등록합니다. sudo npm install -g로 우회하지 않습니다.</w:t>
-      </w:r>
-    </w:p>
-    <w:p>
-      <w:r>
-        <w:t>npm config set prefix "$HOME/.local"</w:t>
-        <w:br/>
-        <w:t>npm install -g @cyhuh/media-bridge</w:t>
-        <w:br/>
-        <w:t>echo 'export PATH="$HOME/.local/bin:$PATH"' &gt;&gt; "$HOME/.bashrc"</w:t>
-        <w:br/>
-        <w:t>export PATH="$HOME/.local/bin:$PATH"</w:t>
-        <w:br/>
-        <w:t>command -v mb</w:t>
-      </w:r>
-    </w:p>
-    <w:p>
-      <w:r>
-        <w:t>command -v mb가 경로를 출력하면 설치가 완료된 것입니다.</w:t>
+        <w:t>실제 runtime·DB·image·health 결과가 이 문서와 다르면 실제 상태를 우선하고 WORK_STATUS에 차이를 기록합니다.</w:t>
       </w:r>
     </w:p>
     <w:sectPr>
-      <w:footerReference w:type="default" r:id="rId9"/>
       <w:pgSz w:w="12240" w:h="15840"/>
-      <w:pgMar w:top="1037" w:right="1123" w:bottom="1037" w:left="1123" w:header="720" w:footer="720" w:gutter="0"/>
+      <w:pgMar w:top="1008" w:right="1152" w:bottom="1008" w:left="1152" w:header="720" w:footer="720" w:gutter="0"/>
       <w:cols w:space="720"/>
       <w:docGrid w:linePitch="360"/>
     </w:sectPr>
   </w:body>
 </w:document>
-</file>
-
-<file path=word/footer1.xml><?xml version="1.0" encoding="utf-8"?>
-<w:ftr xmlns:m="http://schemas.openxmlformats.org/officeDocument/2006/math" xmlns:mc="http://schemas.openxmlformats.org/markup-compatibility/2006" xmlns:mo="http://schemas.microsoft.com/office/mac/office/2008/main" xmlns:mv="urn:schemas-microsoft-com:mac:vml" xmlns:o="urn:schemas-microsoft-com:office:office" xmlns:r="http://schemas.openxmlformats.org/officeDocument/2006/relationships" xmlns:v="urn:schemas-microsoft-com:vml" xmlns:w10="urn:schemas-microsoft-com:office:word" xmlns:w14="http://schemas.microsoft.com/office/word/2010/wordml" xmlns:w="http://schemas.openxmlformats.org/wordprocessingml/2006/main" xmlns:wne="http://schemas.microsoft.com/office/word/2006/wordml" xmlns:wp14="http://schemas.microsoft.com/office/word/2010/wordprocessingDrawing" xmlns:wp="http://schemas.openxmlformats.org/drawingml/2006/wordprocessingDrawing" xmlns:wpc="http://schemas.microsoft.com/office/word/2010/wordprocessingCanvas" xmlns:wpg="http://schemas.microsoft.com/office/word/2010/wordprocessingGroup" xmlns:wpi="http://schemas.microsoft.com/office/word/2010/wordprocessingInk" xmlns:wps="http://schemas.microsoft.com/office/word/2010/wordprocessingShape" mc:Ignorable="w14 wp14">
-  <w:p>
-    <w:pPr>
-      <w:pStyle w:val="Footer"/>
-      <w:jc w:val="center"/>
-    </w:pPr>
-    <w:r>
-      <w:t xml:space="preserve">Media Bridge 통합 운영 메뉴얼  |  </w:t>
-    </w:r>
-    <w:fldSimple w:instr="PAGE"/>
-  </w:p>
-</w:ftr>
 </file>
 
 <file path=word/numbering.xml><?xml version="1.0" encoding="utf-8"?>
@@ -7376,8 +2846,9 @@
     <w:qFormat/>
     <w:rsid w:val="00FC693F"/>
     <w:rPr>
-      <w:rFonts w:ascii="Aptos" w:hAnsi="Aptos" w:eastAsia="맑은 고딕"/>
-      <w:sz w:val="21"/>
+      <w:rFonts w:ascii="Malgun Gothic" w:hAnsi="Malgun Gothic"/>
+      <w:color w:val="000000"/>
+      <w:sz w:val="20"/>
     </w:rPr>
   </w:style>
   <w:style w:type="paragraph" w:styleId="Header">
@@ -7435,15 +2906,15 @@
     <w:pPr>
       <w:keepNext/>
       <w:keepLines/>
-      <w:spacing w:before="320" w:after="140"/>
+      <w:spacing w:before="480" w:after="0"/>
       <w:outlineLvl w:val="0"/>
     </w:pPr>
     <w:rPr>
-      <w:rFonts w:asciiTheme="majorHAnsi" w:eastAsiaTheme="majorEastAsia" w:hAnsiTheme="majorHAnsi" w:cstheme="majorBidi" w:ascii="Aptos Display" w:hAnsi="Aptos Display" w:eastAsia="맑은 고딕"/>
+      <w:rFonts w:asciiTheme="majorHAnsi" w:eastAsiaTheme="majorEastAsia" w:hAnsiTheme="majorHAnsi" w:cstheme="majorBidi" w:ascii="Malgun Gothic" w:hAnsi="Malgun Gothic"/>
       <w:b/>
       <w:bCs/>
       <w:color w:val="000000"/>
-      <w:sz w:val="36"/>
+      <w:sz w:val="34"/>
       <w:szCs w:val="28"/>
     </w:rPr>
   </w:style>
@@ -7459,15 +2930,15 @@
     <w:pPr>
       <w:keepNext/>
       <w:keepLines/>
-      <w:spacing w:before="220" w:after="100"/>
+      <w:spacing w:before="200" w:after="0"/>
       <w:outlineLvl w:val="1"/>
     </w:pPr>
     <w:rPr>
-      <w:rFonts w:asciiTheme="majorHAnsi" w:eastAsiaTheme="majorEastAsia" w:hAnsiTheme="majorHAnsi" w:cstheme="majorBidi" w:ascii="Aptos" w:hAnsi="Aptos" w:eastAsia="맑은 고딕"/>
+      <w:rFonts w:asciiTheme="majorHAnsi" w:eastAsiaTheme="majorEastAsia" w:hAnsiTheme="majorHAnsi" w:cstheme="majorBidi" w:ascii="Malgun Gothic" w:hAnsi="Malgun Gothic"/>
       <w:b/>
       <w:bCs/>
       <w:color w:val="000000"/>
-      <w:sz w:val="28"/>
+      <w:sz w:val="26"/>
       <w:szCs w:val="26"/>
     </w:rPr>
   </w:style>
@@ -7483,15 +2954,15 @@
     <w:pPr>
       <w:keepNext/>
       <w:keepLines/>
-      <w:spacing w:before="160" w:after="60"/>
+      <w:spacing w:before="200" w:after="0"/>
       <w:outlineLvl w:val="2"/>
     </w:pPr>
     <w:rPr>
-      <w:rFonts w:asciiTheme="majorHAnsi" w:eastAsiaTheme="majorEastAsia" w:hAnsiTheme="majorHAnsi" w:cstheme="majorBidi" w:ascii="Aptos" w:hAnsi="Aptos" w:eastAsia="맑은 고딕"/>
+      <w:rFonts w:asciiTheme="majorHAnsi" w:eastAsiaTheme="majorEastAsia" w:hAnsiTheme="majorHAnsi" w:cstheme="majorBidi" w:ascii="Malgun Gothic" w:hAnsi="Malgun Gothic"/>
       <w:b/>
       <w:bCs/>
       <w:color w:val="000000"/>
-      <w:sz w:val="23"/>
+      <w:sz w:val="22"/>
     </w:rPr>
   </w:style>
   <w:style w:type="paragraph" w:styleId="Heading4">
@@ -7722,16 +3193,18 @@
     <w:qFormat/>
     <w:rsid w:val="00FC693F"/>
     <w:pPr>
+      <w:pBdr>
+        <w:bottom w:val="single" w:sz="8" w:space="4" w:color="4F81BD" w:themeColor="accent1"/>
+      </w:pBdr>
       <w:spacing w:after="300" w:line="240" w:lineRule="auto"/>
       <w:contextualSpacing/>
     </w:pPr>
     <w:rPr>
-      <w:rFonts w:asciiTheme="majorHAnsi" w:eastAsiaTheme="majorEastAsia" w:hAnsiTheme="majorHAnsi" w:cstheme="majorBidi" w:ascii="Aptos Display" w:hAnsi="Aptos Display" w:eastAsia="맑은 고딕"/>
-      <w:b/>
+      <w:rFonts w:asciiTheme="majorHAnsi" w:eastAsiaTheme="majorEastAsia" w:hAnsiTheme="majorHAnsi" w:cstheme="majorBidi" w:ascii="Malgun Gothic" w:hAnsi="Malgun Gothic"/>
       <w:color w:val="000000"/>
       <w:spacing w:val="5"/>
       <w:kern w:val="28"/>
-      <w:sz w:val="56"/>
+      <w:sz w:val="48"/>
       <w:szCs w:val="52"/>
     </w:rPr>
   </w:style>

--- a/docs/manuals/Media-Bridge-Integrated-Manual.docx
+++ b/docs/manuals/Media-Bridge-Integrated-Manual.docx
@@ -8,7 +8,7 @@
         <w:jc w:val="center"/>
       </w:pPr>
       <w:r>
-        <w:t>Media Bridge 배포 및 사용 매뉴얼</w:t>
+        <w:t>Media Bridge 통합 설치 배포 사용 운영 매뉴얼</w:t>
       </w:r>
     </w:p>
     <w:p>
@@ -19,17 +19,17 @@
         <w:rPr>
           <w:i/>
         </w:rPr>
-        <w:t>설치형 개인 모드와 ysna-server 배포형 managed 모드의 운영 기준</w:t>
-      </w:r>
-    </w:p>
-    <w:p>
-      <w:r>
-        <w:t>작성 기준: main 55e85fa / 2026-09-20</w:t>
-      </w:r>
-    </w:p>
-    <w:p>
-      <w:r>
-        <w:t>이 문서는 Media Bridge의 설치, ysna-server 배포, Provider 설정, Codex·OpenCodex 연결, Test Lab, 장애 대응을 하나의 운영 기준으로 설명합니다. 배포형 운영의 정본은 PostgreSQL의 Provider·credential·routing과 published snapshot입니다.</w:t>
+        <w:t>모든 설치·사용자·운영자·개발자 매뉴얼의 단일 Word 통합본</w:t>
+      </w:r>
+    </w:p>
+    <w:p>
+      <w:r>
+        <w:t>기준 commit: main 42eaec0 / 2026-09-20</w:t>
+      </w:r>
+    </w:p>
+    <w:p>
+      <w:r>
+        <w:t>이 문서는 저장소의 관련 Markdown 매뉴얼 내용을 본문으로 통합합니다. 설치형 personal, ysna-server managed 배포, HTTPS, DB Provider·credential, Codex·OpenCodex, Test Lab, 운영·복구 절차를 이 파일에서 직접 확인할 수 있습니다.</w:t>
       </w:r>
     </w:p>
     <w:p>
@@ -37,12 +37,12 @@
         <w:pStyle w:val="Heading1"/>
       </w:pPr>
       <w:r>
-        <w:t>1. 실행 모드와 운영 원칙</w:t>
-      </w:r>
-    </w:p>
-    <w:p>
-      <w:r>
-        <w:t>설치형 personal 모드는 사용자 PC에서 실행하고, 배포형 managed 모드는 ysna-server의 Control Plane·Data Gateway·PostgreSQL로 운영합니다.</w:t>
+        <w:t>1. 통합 운영 요약</w:t>
+      </w:r>
+    </w:p>
+    <w:p>
+      <w:r>
+        <w:t>personal 모드는 사용자 PC에서 npm CLI로 실행하며 기본 주소는 127.0.0.1:8642입니다. managed 모드는 ysna-server에서 Control Plane·Data Gateway·PostgreSQL을 Docker Compose로 운영하며 외부 소비자는 HTTPS /v1 주소를 사용합니다.</w:t>
       </w:r>
     </w:p>
     <w:tbl>
@@ -52,26 +52,18 @@
         <w:tblLook w:firstColumn="1" w:firstRow="1" w:lastColumn="0" w:lastRow="0" w:noHBand="0" w:noVBand="1" w:val="04A0"/>
       </w:tblPr>
       <w:tblGrid>
-        <w:gridCol w:w="3312"/>
-        <w:gridCol w:w="3312"/>
-        <w:gridCol w:w="3312"/>
+        <w:gridCol w:w="3360"/>
+        <w:gridCol w:w="3360"/>
+        <w:gridCol w:w="3360"/>
       </w:tblGrid>
       <w:tr>
         <w:trPr>
-          <w:tblHeader w:val="true"/>
+          <w:tblHeader/>
         </w:trPr>
         <w:tc>
           <w:tcPr>
-            <w:tcW w:type="dxa" w:w="3312"/>
+            <w:tcW w:type="dxa" w:w="3360"/>
             <w:shd w:fill="1F4E78"/>
-            <w:tcBorders>
-              <w:top w:val="single" w:sz="4" w:color="D9D9D9"/>
-              <w:left w:val="single" w:sz="4" w:color="D9D9D9"/>
-              <w:bottom w:val="single" w:sz="4" w:color="D9D9D9"/>
-              <w:right w:val="single" w:sz="4" w:color="D9D9D9"/>
-              <w:insideH w:val="single" w:sz="4" w:color="D9D9D9"/>
-              <w:insideV w:val="single" w:sz="4" w:color="D9D9D9"/>
-            </w:tcBorders>
           </w:tcPr>
           <w:p>
             <w:r>
@@ -85,16 +77,8 @@
         </w:tc>
         <w:tc>
           <w:tcPr>
-            <w:tcW w:type="dxa" w:w="3312"/>
+            <w:tcW w:type="dxa" w:w="3360"/>
             <w:shd w:fill="1F4E78"/>
-            <w:tcBorders>
-              <w:top w:val="single" w:sz="4" w:color="D9D9D9"/>
-              <w:left w:val="single" w:sz="4" w:color="D9D9D9"/>
-              <w:bottom w:val="single" w:sz="4" w:color="D9D9D9"/>
-              <w:right w:val="single" w:sz="4" w:color="D9D9D9"/>
-              <w:insideH w:val="single" w:sz="4" w:color="D9D9D9"/>
-              <w:insideV w:val="single" w:sz="4" w:color="D9D9D9"/>
-            </w:tcBorders>
           </w:tcPr>
           <w:p>
             <w:r>
@@ -102,22 +86,14 @@
                 <w:b/>
                 <w:color w:val="FFFFFF"/>
               </w:rPr>
-              <w:t>설치형 personal</w:t>
+              <w:t>personal 설치형</w:t>
             </w:r>
           </w:p>
         </w:tc>
         <w:tc>
           <w:tcPr>
-            <w:tcW w:type="dxa" w:w="3312"/>
+            <w:tcW w:type="dxa" w:w="3360"/>
             <w:shd w:fill="1F4E78"/>
-            <w:tcBorders>
-              <w:top w:val="single" w:sz="4" w:color="D9D9D9"/>
-              <w:left w:val="single" w:sz="4" w:color="D9D9D9"/>
-              <w:bottom w:val="single" w:sz="4" w:color="D9D9D9"/>
-              <w:right w:val="single" w:sz="4" w:color="D9D9D9"/>
-              <w:insideH w:val="single" w:sz="4" w:color="D9D9D9"/>
-              <w:insideV w:val="single" w:sz="4" w:color="D9D9D9"/>
-            </w:tcBorders>
           </w:tcPr>
           <w:p>
             <w:r>
@@ -125,7 +101,7 @@
                 <w:b/>
                 <w:color w:val="FFFFFF"/>
               </w:rPr>
-              <w:t>배포형 managed</w:t>
+              <w:t>managed 배포형</w:t>
             </w:r>
           </w:p>
         </w:tc>
@@ -133,78 +109,9 @@
       <w:tr>
         <w:tc>
           <w:tcPr>
-            <w:tcW w:type="dxa" w:w="3312"/>
+            <w:tcW w:type="dxa" w:w="3360"/>
             <w:vAlign w:val="center"/>
             <w:shd w:fill="F3F6F9"/>
-            <w:tcBorders>
-              <w:top w:val="single" w:sz="4" w:color="D9D9D9"/>
-              <w:left w:val="single" w:sz="4" w:color="D9D9D9"/>
-              <w:bottom w:val="single" w:sz="4" w:color="D9D9D9"/>
-              <w:right w:val="single" w:sz="4" w:color="D9D9D9"/>
-              <w:insideH w:val="single" w:sz="4" w:color="D9D9D9"/>
-              <w:insideV w:val="single" w:sz="4" w:color="D9D9D9"/>
-            </w:tcBorders>
-          </w:tcPr>
-          <w:p>
-            <w:r>
-              <w:t>실행 위치</w:t>
-            </w:r>
-          </w:p>
-        </w:tc>
-        <w:tc>
-          <w:tcPr>
-            <w:tcW w:type="dxa" w:w="3312"/>
-            <w:vAlign w:val="center"/>
-            <w:shd w:fill="F3F6F9"/>
-            <w:tcBorders>
-              <w:top w:val="single" w:sz="4" w:color="D9D9D9"/>
-              <w:left w:val="single" w:sz="4" w:color="D9D9D9"/>
-              <w:bottom w:val="single" w:sz="4" w:color="D9D9D9"/>
-              <w:right w:val="single" w:sz="4" w:color="D9D9D9"/>
-              <w:insideH w:val="single" w:sz="4" w:color="D9D9D9"/>
-              <w:insideV w:val="single" w:sz="4" w:color="D9D9D9"/>
-            </w:tcBorders>
-          </w:tcPr>
-          <w:p>
-            <w:r>
-              <w:t>사용자 PC</w:t>
-            </w:r>
-          </w:p>
-        </w:tc>
-        <w:tc>
-          <w:tcPr>
-            <w:tcW w:type="dxa" w:w="3312"/>
-            <w:vAlign w:val="center"/>
-            <w:shd w:fill="F3F6F9"/>
-            <w:tcBorders>
-              <w:top w:val="single" w:sz="4" w:color="D9D9D9"/>
-              <w:left w:val="single" w:sz="4" w:color="D9D9D9"/>
-              <w:bottom w:val="single" w:sz="4" w:color="D9D9D9"/>
-              <w:right w:val="single" w:sz="4" w:color="D9D9D9"/>
-              <w:insideH w:val="single" w:sz="4" w:color="D9D9D9"/>
-              <w:insideV w:val="single" w:sz="4" w:color="D9D9D9"/>
-            </w:tcBorders>
-          </w:tcPr>
-          <w:p>
-            <w:r>
-              <w:t>ysna-server 또는 승인 서버</w:t>
-            </w:r>
-          </w:p>
-        </w:tc>
-      </w:tr>
-      <w:tr>
-        <w:tc>
-          <w:tcPr>
-            <w:tcW w:type="dxa" w:w="3312"/>
-            <w:vAlign w:val="center"/>
-            <w:tcBorders>
-              <w:top w:val="single" w:sz="4" w:color="D9D9D9"/>
-              <w:left w:val="single" w:sz="4" w:color="D9D9D9"/>
-              <w:bottom w:val="single" w:sz="4" w:color="D9D9D9"/>
-              <w:right w:val="single" w:sz="4" w:color="D9D9D9"/>
-              <w:insideH w:val="single" w:sz="4" w:color="D9D9D9"/>
-              <w:insideV w:val="single" w:sz="4" w:color="D9D9D9"/>
-            </w:tcBorders>
           </w:tcPr>
           <w:p>
             <w:r>
@@ -214,16 +121,9 @@
         </w:tc>
         <w:tc>
           <w:tcPr>
-            <w:tcW w:type="dxa" w:w="3312"/>
+            <w:tcW w:type="dxa" w:w="3360"/>
             <w:vAlign w:val="center"/>
-            <w:tcBorders>
-              <w:top w:val="single" w:sz="4" w:color="D9D9D9"/>
-              <w:left w:val="single" w:sz="4" w:color="D9D9D9"/>
-              <w:bottom w:val="single" w:sz="4" w:color="D9D9D9"/>
-              <w:right w:val="single" w:sz="4" w:color="D9D9D9"/>
-              <w:insideH w:val="single" w:sz="4" w:color="D9D9D9"/>
-              <w:insideV w:val="single" w:sz="4" w:color="D9D9D9"/>
-            </w:tcBorders>
+            <w:shd w:fill="F3F6F9"/>
           </w:tcPr>
           <w:p>
             <w:r>
@@ -233,16 +133,9 @@
         </w:tc>
         <w:tc>
           <w:tcPr>
-            <w:tcW w:type="dxa" w:w="3312"/>
+            <w:tcW w:type="dxa" w:w="3360"/>
             <w:vAlign w:val="center"/>
-            <w:tcBorders>
-              <w:top w:val="single" w:sz="4" w:color="D9D9D9"/>
-              <w:left w:val="single" w:sz="4" w:color="D9D9D9"/>
-              <w:bottom w:val="single" w:sz="4" w:color="D9D9D9"/>
-              <w:right w:val="single" w:sz="4" w:color="D9D9D9"/>
-              <w:insideH w:val="single" w:sz="4" w:color="D9D9D9"/>
-              <w:insideV w:val="single" w:sz="4" w:color="D9D9D9"/>
-            </w:tcBorders>
+            <w:shd w:fill="F3F6F9"/>
           </w:tcPr>
           <w:p>
             <w:r>
@@ -254,17 +147,8 @@
       <w:tr>
         <w:tc>
           <w:tcPr>
-            <w:tcW w:type="dxa" w:w="3312"/>
+            <w:tcW w:type="dxa" w:w="3360"/>
             <w:vAlign w:val="center"/>
-            <w:shd w:fill="F3F6F9"/>
-            <w:tcBorders>
-              <w:top w:val="single" w:sz="4" w:color="D9D9D9"/>
-              <w:left w:val="single" w:sz="4" w:color="D9D9D9"/>
-              <w:bottom w:val="single" w:sz="4" w:color="D9D9D9"/>
-              <w:right w:val="single" w:sz="4" w:color="D9D9D9"/>
-              <w:insideH w:val="single" w:sz="4" w:color="D9D9D9"/>
-              <w:insideV w:val="single" w:sz="4" w:color="D9D9D9"/>
-            </w:tcBorders>
           </w:tcPr>
           <w:p>
             <w:r>
@@ -274,41 +158,23 @@
         </w:tc>
         <w:tc>
           <w:tcPr>
-            <w:tcW w:type="dxa" w:w="3312"/>
+            <w:tcW w:type="dxa" w:w="3360"/>
             <w:vAlign w:val="center"/>
-            <w:shd w:fill="F3F6F9"/>
-            <w:tcBorders>
-              <w:top w:val="single" w:sz="4" w:color="D9D9D9"/>
-              <w:left w:val="single" w:sz="4" w:color="D9D9D9"/>
-              <w:bottom w:val="single" w:sz="4" w:color="D9D9D9"/>
-              <w:right w:val="single" w:sz="4" w:color="D9D9D9"/>
-              <w:insideH w:val="single" w:sz="4" w:color="D9D9D9"/>
-              <w:insideV w:val="single" w:sz="4" w:color="D9D9D9"/>
-            </w:tcBorders>
           </w:tcPr>
           <w:p>
             <w:r>
-              <w:t>127.0.0.1:8642</w:t>
+              <w:t>http://127.0.0.1:8642/v1</w:t>
             </w:r>
           </w:p>
         </w:tc>
         <w:tc>
           <w:tcPr>
-            <w:tcW w:type="dxa" w:w="3312"/>
+            <w:tcW w:type="dxa" w:w="3360"/>
             <w:vAlign w:val="center"/>
-            <w:shd w:fill="F3F6F9"/>
-            <w:tcBorders>
-              <w:top w:val="single" w:sz="4" w:color="D9D9D9"/>
-              <w:left w:val="single" w:sz="4" w:color="D9D9D9"/>
-              <w:bottom w:val="single" w:sz="4" w:color="D9D9D9"/>
-              <w:right w:val="single" w:sz="4" w:color="D9D9D9"/>
-              <w:insideH w:val="single" w:sz="4" w:color="D9D9D9"/>
-              <w:insideV w:val="single" w:sz="4" w:color="D9D9D9"/>
-            </w:tcBorders>
           </w:tcPr>
           <w:p>
             <w:r>
-              <w:t>HTTPS reverse proxy /v1</w:t>
+              <w:t>https://&lt;media-bridge-dns&gt;/v1</w:t>
             </w:r>
           </w:p>
         </w:tc>
@@ -316,16 +182,9 @@
       <w:tr>
         <w:tc>
           <w:tcPr>
-            <w:tcW w:type="dxa" w:w="3312"/>
+            <w:tcW w:type="dxa" w:w="3360"/>
             <w:vAlign w:val="center"/>
-            <w:tcBorders>
-              <w:top w:val="single" w:sz="4" w:color="D9D9D9"/>
-              <w:left w:val="single" w:sz="4" w:color="D9D9D9"/>
-              <w:bottom w:val="single" w:sz="4" w:color="D9D9D9"/>
-              <w:right w:val="single" w:sz="4" w:color="D9D9D9"/>
-              <w:insideH w:val="single" w:sz="4" w:color="D9D9D9"/>
-              <w:insideV w:val="single" w:sz="4" w:color="D9D9D9"/>
-            </w:tcBorders>
+            <w:shd w:fill="F3F6F9"/>
           </w:tcPr>
           <w:p>
             <w:r>
@@ -335,39 +194,25 @@
         </w:tc>
         <w:tc>
           <w:tcPr>
-            <w:tcW w:type="dxa" w:w="3312"/>
+            <w:tcW w:type="dxa" w:w="3360"/>
             <w:vAlign w:val="center"/>
-            <w:tcBorders>
-              <w:top w:val="single" w:sz="4" w:color="D9D9D9"/>
-              <w:left w:val="single" w:sz="4" w:color="D9D9D9"/>
-              <w:bottom w:val="single" w:sz="4" w:color="D9D9D9"/>
-              <w:right w:val="single" w:sz="4" w:color="D9D9D9"/>
-              <w:insideH w:val="single" w:sz="4" w:color="D9D9D9"/>
-              <w:insideV w:val="single" w:sz="4" w:color="D9D9D9"/>
-            </w:tcBorders>
+            <w:shd w:fill="F3F6F9"/>
           </w:tcPr>
           <w:p>
             <w:r>
-              <w:t>개인 loopback 기본값</w:t>
+              <w:t>개인 loopback</w:t>
             </w:r>
           </w:p>
         </w:tc>
         <w:tc>
           <w:tcPr>
-            <w:tcW w:type="dxa" w:w="3312"/>
+            <w:tcW w:type="dxa" w:w="3360"/>
             <w:vAlign w:val="center"/>
-            <w:tcBorders>
-              <w:top w:val="single" w:sz="4" w:color="D9D9D9"/>
-              <w:left w:val="single" w:sz="4" w:color="D9D9D9"/>
-              <w:bottom w:val="single" w:sz="4" w:color="D9D9D9"/>
-              <w:right w:val="single" w:sz="4" w:color="D9D9D9"/>
-              <w:insideH w:val="single" w:sz="4" w:color="D9D9D9"/>
-              <w:insideV w:val="single" w:sz="4" w:color="D9D9D9"/>
-            </w:tcBorders>
+            <w:shd w:fill="F3F6F9"/>
           </w:tcPr>
           <w:p>
             <w:r>
-              <w:t>client credential·tenant·scope</w:t>
+              <w:t>client key·tenant·scope</w:t>
             </w:r>
           </w:p>
         </w:tc>
@@ -375,61 +220,34 @@
       <w:tr>
         <w:tc>
           <w:tcPr>
-            <w:tcW w:type="dxa" w:w="3312"/>
+            <w:tcW w:type="dxa" w:w="3360"/>
             <w:vAlign w:val="center"/>
-            <w:shd w:fill="F3F6F9"/>
-            <w:tcBorders>
-              <w:top w:val="single" w:sz="4" w:color="D9D9D9"/>
-              <w:left w:val="single" w:sz="4" w:color="D9D9D9"/>
-              <w:bottom w:val="single" w:sz="4" w:color="D9D9D9"/>
-              <w:right w:val="single" w:sz="4" w:color="D9D9D9"/>
-              <w:insideH w:val="single" w:sz="4" w:color="D9D9D9"/>
-              <w:insideV w:val="single" w:sz="4" w:color="D9D9D9"/>
-            </w:tcBorders>
           </w:tcPr>
           <w:p>
             <w:r>
-              <w:t>구성</w:t>
+              <w:t>실행</w:t>
             </w:r>
           </w:p>
         </w:tc>
         <w:tc>
           <w:tcPr>
-            <w:tcW w:type="dxa" w:w="3312"/>
+            <w:tcW w:type="dxa" w:w="3360"/>
             <w:vAlign w:val="center"/>
-            <w:shd w:fill="F3F6F9"/>
-            <w:tcBorders>
-              <w:top w:val="single" w:sz="4" w:color="D9D9D9"/>
-              <w:left w:val="single" w:sz="4" w:color="D9D9D9"/>
-              <w:bottom w:val="single" w:sz="4" w:color="D9D9D9"/>
-              <w:right w:val="single" w:sz="4" w:color="D9D9D9"/>
-              <w:insideH w:val="single" w:sz="4" w:color="D9D9D9"/>
-              <w:insideV w:val="single" w:sz="4" w:color="D9D9D9"/>
-            </w:tcBorders>
           </w:tcPr>
           <w:p>
             <w:r>
-              <w:t>npm CLI·사용자 service</w:t>
+              <w:t>npm CLI·service</w:t>
             </w:r>
           </w:p>
         </w:tc>
         <w:tc>
           <w:tcPr>
-            <w:tcW w:type="dxa" w:w="3312"/>
+            <w:tcW w:type="dxa" w:w="3360"/>
             <w:vAlign w:val="center"/>
-            <w:shd w:fill="F3F6F9"/>
-            <w:tcBorders>
-              <w:top w:val="single" w:sz="4" w:color="D9D9D9"/>
-              <w:left w:val="single" w:sz="4" w:color="D9D9D9"/>
-              <w:bottom w:val="single" w:sz="4" w:color="D9D9D9"/>
-              <w:right w:val="single" w:sz="4" w:color="D9D9D9"/>
-              <w:insideH w:val="single" w:sz="4" w:color="D9D9D9"/>
-              <w:insideV w:val="single" w:sz="4" w:color="D9D9D9"/>
-            </w:tcBorders>
           </w:tcPr>
           <w:p>
             <w:r>
-              <w:t>Docker Compose Control/Data/PostgreSQL</w:t>
+              <w:t>Control/Data/PostgreSQL Compose</w:t>
             </w:r>
           </w:p>
         </w:tc>
@@ -437,22 +255,85 @@
     </w:tbl>
     <w:p/>
     <w:p>
-      <w:r>
-        <w:t>배포형에서는 개인용 loopback 주소와 personal 설정 파일을 운영 Endpoint로 사용하지 않습니다. 외부 소비자는 HTTPS reverse proxy 주소만 사용합니다.</w:t>
-      </w:r>
-    </w:p>
-    <w:p>
       <w:pPr>
         <w:pStyle w:val="Heading1"/>
       </w:pPr>
       <w:r>
-        <w:t>2. 실제 처리 흐름</w:t>
+        <w:t>2. ysna-server 배포 실행 순서</w:t>
+      </w:r>
+    </w:p>
+    <w:p>
+      <w:r>
+        <w:t>이 절은 설치 Markdown과 운영자 Markdown의 배포 내용을 한 번에 실행할 수 있도록 앞에 배치한 통합 절차입니다.</w:t>
+      </w:r>
+    </w:p>
+    <w:p>
+      <w:pPr>
+        <w:pStyle w:val="ListNumber"/>
+      </w:pPr>
+      <w:r>
+        <w:t>승인된 commit/image와 rollback 대상을 확정하고 PostgreSQL·signed snapshot을 백업합니다.</w:t>
+      </w:r>
+    </w:p>
+    <w:p>
+      <w:pPr>
+        <w:pStyle w:val="ListNumber"/>
+      </w:pPr>
+      <w:r>
+        <w:t>환경별 .env와 Docker Secret을 준비합니다. DB URL·security pepper·snapshot key·gateway auth pepper·receipt secret은 Secret Store 또는 Docker Secret으로 주입합니다.</w:t>
+      </w:r>
+    </w:p>
+    <w:p>
+      <w:pPr>
+        <w:pStyle w:val="ListNumber"/>
+      </w:pPr>
+      <w:r>
+        <w:t>Provider API credential은 Control Console에서 DB 암호화 credential로 등록합니다. 별도 gateway credential Secret 파일은 만들지 않습니다.</w:t>
+      </w:r>
+    </w:p>
+    <w:p>
+      <w:pPr>
+        <w:pStyle w:val="ListNumber"/>
+      </w:pPr>
+      <w:r>
+        <w:t>다음 명령으로 Compose를 검증하고 기동합니다.</w:t>
+      </w:r>
+    </w:p>
+    <w:p>
+      <w:pPr>
+        <w:pStyle w:val="ListNumber"/>
+      </w:pPr>
+      <w:r>
+        <w:t>Control migration head와 health를 확인합니다.</w:t>
+      </w:r>
+    </w:p>
+    <w:p>
+      <w:pPr>
+        <w:pStyle w:val="ListNumber"/>
+      </w:pPr>
+      <w:r>
+        <w:t>Provider catalog, Provider, model, routing profile을 등록하고 snapshot을 publish합니다.</w:t>
+      </w:r>
+    </w:p>
+    <w:p>
+      <w:pPr>
+        <w:pStyle w:val="ListNumber"/>
+      </w:pPr>
+      <w:r>
+        <w:t>Data health·ready·active snapshot generation을 확인합니다.</w:t>
+      </w:r>
+    </w:p>
+    <w:p>
+      <w:pPr>
+        <w:pStyle w:val="ListNumber"/>
+      </w:pPr>
+      <w:r>
+        <w:t>HTTPS /v1/models와 text /v1/responses를 확인한 뒤 image/PDF OCR·Solar 시험을 실행합니다.</w:t>
       </w:r>
     </w:p>
     <w:p>
       <w:pPr>
         <w:pStyle w:val="NoSpacing"/>
-        <w:spacing w:after="160"/>
         <w:ind w:left="360"/>
       </w:pPr>
       <w:r>
@@ -460,24 +341,51 @@
           <w:rFonts w:ascii="Consolas" w:hAnsi="Consolas"/>
           <w:sz w:val="18"/>
         </w:rPr>
-        <w:t>Codex 또는 OpenCodex 호환 클라이언트</w:t>
+        <w:t>cd /path/to/media-bridge</w:t>
         <w:br/>
-        <w:t xml:space="preserve">  -&gt; Media Bridge POST /v1/responses</w:t>
+        <w:t>docker compose -f deploy/compose.yaml config</w:t>
         <w:br/>
-        <w:t xml:space="preserve">  -&gt; DB Provider와 published snapshot 확인</w:t>
+        <w:t>docker compose -f deploy/compose.yaml up -d</w:t>
+        <w:br/>
+        <w:t>docker compose -f deploy/compose.yaml ps</w:t>
+      </w:r>
+    </w:p>
+    <w:p>
+      <w:pPr>
+        <w:pStyle w:val="Heading1"/>
+      </w:pPr>
+      <w:r>
+        <w:t>3. 실제 처리 흐름</w:t>
+      </w:r>
+    </w:p>
+    <w:p>
+      <w:pPr>
+        <w:pStyle w:val="NoSpacing"/>
+        <w:ind w:left="360"/>
+      </w:pPr>
+      <w:r>
+        <w:rPr>
+          <w:rFonts w:ascii="Consolas" w:hAnsi="Consolas"/>
+          <w:sz w:val="18"/>
+        </w:rPr>
+        <w:t>Codex/OpenCodex</w:t>
+        <w:br/>
+        <w:t xml:space="preserve">  -&gt; Media Bridge /v1/responses</w:t>
+        <w:br/>
+        <w:t xml:space="preserve">  -&gt; DB Provider와 published snapshot</w:t>
         <w:br/>
         <w:t xml:space="preserve">  -&gt; Upstage Document Parse OCR</w:t>
         <w:br/>
-        <w:t xml:space="preserve">  -&gt; 원본 image/PDF 제거 및 sanitization</w:t>
+        <w:t xml:space="preserve">  -&gt; 원본 media 제거·sanitization</w:t>
         <w:br/>
-        <w:t xml:space="preserve">  -&gt; Upstage Solar-4 등 Non-Vision LLM</w:t>
+        <w:t xml:space="preserve">  -&gt; Upstage Solar-4</w:t>
         <w:br/>
-        <w:t xml:space="preserve">  -&gt; 응답 반환</w:t>
-      </w:r>
-    </w:p>
-    <w:p>
-      <w:r>
-        <w:t>Non-Vision 요청의 downstream에는 OCR·정제에 성공한 텍스트만 전달합니다. OCR, sanitization, credential, routing 또는 snapshot 검증이 실패하면 downstream 호출은 0회여야 합니다. Vision capability가 명시적으로 검증된 경우에만 원본 media passthrough를 허용합니다.</w:t>
+        <w:t xml:space="preserve">  -&gt; response</w:t>
+      </w:r>
+    </w:p>
+    <w:p>
+      <w:r>
+        <w:t>OCR·sanitization·credential·routing·snapshot 중 하나라도 실패하면 Non-Vision downstream 호출은 0회입니다.</w:t>
       </w:r>
     </w:p>
     <w:p>
@@ -485,20 +393,7 @@
         <w:pStyle w:val="Heading1"/>
       </w:pPr>
       <w:r>
-        <w:t>3. DB 정본과 폐기된 개념</w:t>
-      </w:r>
-    </w:p>
-    <w:p>
-      <w:pPr>
-        <w:pStyle w:val="Heading2"/>
-      </w:pPr>
-      <w:r>
-        <w:t>3.1 Provider·credential·snapshot</w:t>
-      </w:r>
-    </w:p>
-    <w:p>
-      <w:r>
-        <w:t>배포형 Provider와 Provider credential은 Control Plane DB가 정본입니다. Provider catalog 선택, Provider 등록, DB 암호화 credential 저장, routing profile 연결, snapshot publish 순서로 Data Gateway가 사용할 실행 상태를 만듭니다.</w:t>
+        <w:t>4. DB 정본과 폐기된 개념</w:t>
       </w:r>
     </w:p>
     <w:tbl>
@@ -508,26 +403,17 @@
         <w:tblLook w:firstColumn="1" w:firstRow="1" w:lastColumn="0" w:lastRow="0" w:noHBand="0" w:noVBand="1" w:val="04A0"/>
       </w:tblPr>
       <w:tblGrid>
-        <w:gridCol w:w="3312"/>
-        <w:gridCol w:w="3312"/>
-        <w:gridCol w:w="3312"/>
+        <w:gridCol w:w="5040"/>
+        <w:gridCol w:w="5040"/>
       </w:tblGrid>
       <w:tr>
         <w:trPr>
-          <w:tblHeader w:val="true"/>
+          <w:tblHeader/>
         </w:trPr>
         <w:tc>
           <w:tcPr>
-            <w:tcW w:type="dxa" w:w="3312"/>
+            <w:tcW w:type="dxa" w:w="5040"/>
             <w:shd w:fill="1F4E78"/>
-            <w:tcBorders>
-              <w:top w:val="single" w:sz="4" w:color="D9D9D9"/>
-              <w:left w:val="single" w:sz="4" w:color="D9D9D9"/>
-              <w:bottom w:val="single" w:sz="4" w:color="D9D9D9"/>
-              <w:right w:val="single" w:sz="4" w:color="D9D9D9"/>
-              <w:insideH w:val="single" w:sz="4" w:color="D9D9D9"/>
-              <w:insideV w:val="single" w:sz="4" w:color="D9D9D9"/>
-            </w:tcBorders>
           </w:tcPr>
           <w:p>
             <w:r>
@@ -541,16 +427,8 @@
         </w:tc>
         <w:tc>
           <w:tcPr>
-            <w:tcW w:type="dxa" w:w="3312"/>
+            <w:tcW w:type="dxa" w:w="5040"/>
             <w:shd w:fill="1F4E78"/>
-            <w:tcBorders>
-              <w:top w:val="single" w:sz="4" w:color="D9D9D9"/>
-              <w:left w:val="single" w:sz="4" w:color="D9D9D9"/>
-              <w:bottom w:val="single" w:sz="4" w:color="D9D9D9"/>
-              <w:right w:val="single" w:sz="4" w:color="D9D9D9"/>
-              <w:insideH w:val="single" w:sz="4" w:color="D9D9D9"/>
-              <w:insideV w:val="single" w:sz="4" w:color="D9D9D9"/>
-            </w:tcBorders>
           </w:tcPr>
           <w:p>
             <w:r>
@@ -562,18 +440,222 @@
             </w:r>
           </w:p>
         </w:tc>
+      </w:tr>
+      <w:tr>
         <w:tc>
           <w:tcPr>
-            <w:tcW w:type="dxa" w:w="3312"/>
+            <w:tcW w:type="dxa" w:w="5040"/>
+            <w:vAlign w:val="center"/>
+            <w:shd w:fill="F3F6F9"/>
+          </w:tcPr>
+          <w:p>
+            <w:r>
+              <w:t>Provider catalog</w:t>
+            </w:r>
+          </w:p>
+        </w:tc>
+        <w:tc>
+          <w:tcPr>
+            <w:tcW w:type="dxa" w:w="5040"/>
+            <w:vAlign w:val="center"/>
+            <w:shd w:fill="F3F6F9"/>
+          </w:tcPr>
+          <w:p>
+            <w:r>
+              <w:t>분석 Provider·Non-Vision LLM 목록과 capability</w:t>
+            </w:r>
+          </w:p>
+        </w:tc>
+      </w:tr>
+      <w:tr>
+        <w:tc>
+          <w:tcPr>
+            <w:tcW w:type="dxa" w:w="5040"/>
+            <w:vAlign w:val="center"/>
+          </w:tcPr>
+          <w:p>
+            <w:r>
+              <w:t>Provider</w:t>
+            </w:r>
+          </w:p>
+        </w:tc>
+        <w:tc>
+          <w:tcPr>
+            <w:tcW w:type="dxa" w:w="5040"/>
+            <w:vAlign w:val="center"/>
+          </w:tcPr>
+          <w:p>
+            <w:r>
+              <w:t>endpoint·protocol·model·상태</w:t>
+            </w:r>
+          </w:p>
+        </w:tc>
+      </w:tr>
+      <w:tr>
+        <w:tc>
+          <w:tcPr>
+            <w:tcW w:type="dxa" w:w="5040"/>
+            <w:vAlign w:val="center"/>
+            <w:shd w:fill="F3F6F9"/>
+          </w:tcPr>
+          <w:p>
+            <w:r>
+              <w:t>encrypted credential</w:t>
+            </w:r>
+          </w:p>
+        </w:tc>
+        <w:tc>
+          <w:tcPr>
+            <w:tcW w:type="dxa" w:w="5040"/>
+            <w:vAlign w:val="center"/>
+            <w:shd w:fill="F3F6F9"/>
+          </w:tcPr>
+          <w:p>
+            <w:r>
+              <w:t>Provider 호출용 DB credential</w:t>
+            </w:r>
+          </w:p>
+        </w:tc>
+      </w:tr>
+      <w:tr>
+        <w:tc>
+          <w:tcPr>
+            <w:tcW w:type="dxa" w:w="5040"/>
+            <w:vAlign w:val="center"/>
+          </w:tcPr>
+          <w:p>
+            <w:r>
+              <w:t>routing profile</w:t>
+            </w:r>
+          </w:p>
+        </w:tc>
+        <w:tc>
+          <w:tcPr>
+            <w:tcW w:type="dxa" w:w="5040"/>
+            <w:vAlign w:val="center"/>
+          </w:tcPr>
+          <w:p>
+            <w:r>
+              <w:t>분석기와 downstream 연결·fallback</w:t>
+            </w:r>
+          </w:p>
+        </w:tc>
+      </w:tr>
+      <w:tr>
+        <w:tc>
+          <w:tcPr>
+            <w:tcW w:type="dxa" w:w="5040"/>
+            <w:vAlign w:val="center"/>
+            <w:shd w:fill="F3F6F9"/>
+          </w:tcPr>
+          <w:p>
+            <w:r>
+              <w:t>published snapshot</w:t>
+            </w:r>
+          </w:p>
+        </w:tc>
+        <w:tc>
+          <w:tcPr>
+            <w:tcW w:type="dxa" w:w="5040"/>
+            <w:vAlign w:val="center"/>
+            <w:shd w:fill="F3F6F9"/>
+          </w:tcPr>
+          <w:p>
+            <w:r>
+              <w:t>Data Gateway가 읽는 실행 상태</w:t>
+            </w:r>
+          </w:p>
+        </w:tc>
+      </w:tr>
+    </w:tbl>
+    <w:p/>
+    <w:p>
+      <w:r>
+        <w:t>중간 연결 객체와 별도 연결 식별자는 현재 운영 정본이 아닙니다. DB Provider와 credential이 있는데 gateway_configuration_missing이 발생하면 새 Secret 파일을 추가하지 말고 DB 경로·routing·snapshot을 확인합니다.</w:t>
+      </w:r>
+    </w:p>
+    <w:p>
+      <w:pPr>
+        <w:pStyle w:val="Heading1"/>
+      </w:pPr>
+      <w:r>
+        <w:t>5. Codex·OpenCodex 연결</w:t>
+      </w:r>
+    </w:p>
+    <w:p>
+      <w:r>
+        <w:t>Codex/OpenCodex가 Media Bridge를 호출합니다. Media Bridge가 Codex를 호출하거나 OpenCodex가 Solar를 직접 호출하지 않습니다.</w:t>
+      </w:r>
+    </w:p>
+    <w:p>
+      <w:pPr>
+        <w:pStyle w:val="NoSpacing"/>
+        <w:ind w:left="360"/>
+      </w:pPr>
+      <w:r>
+        <w:rPr>
+          <w:rFonts w:ascii="Consolas" w:hAnsi="Consolas"/>
+          <w:sz w:val="18"/>
+        </w:rPr>
+        <w:t>[model_providers.media_bridge]</w:t>
+        <w:br/>
+        <w:t>name = "Media Bridge"</w:t>
+        <w:br/>
+        <w:t>base_url = "https://&lt;media-bridge-dns&gt;/v1"</w:t>
+        <w:br/>
+        <w:t>env_key = "MEDIA_BRIDGE_SERVICE_TOKEN"</w:t>
+        <w:br/>
+        <w:t>env_http_headers = { X-Media-Bridge-Tenant = "MEDIA_BRIDGE_TENANT_ID" }</w:t>
+        <w:br/>
+        <w:t>wire_api = "responses"</w:t>
+      </w:r>
+    </w:p>
+    <w:p>
+      <w:r>
+        <w:t>personal 모드는 http://127.0.0.1:8642/v1을 사용하고, managed 모드는 HTTPS 주소와 발급된 client key·tenant를 사용합니다.</w:t>
+      </w:r>
+    </w:p>
+    <w:p>
+      <w:pPr>
+        <w:pStyle w:val="Heading1"/>
+      </w:pPr>
+      <w:r>
+        <w:t>6. 오류 대응</w:t>
+      </w:r>
+    </w:p>
+    <w:tbl>
+      <w:tblPr>
+        <w:tblStyle w:val="TableGrid"/>
+        <w:tblW w:type="auto" w:w="0"/>
+        <w:tblLook w:firstColumn="1" w:firstRow="1" w:lastColumn="0" w:lastRow="0" w:noHBand="0" w:noVBand="1" w:val="04A0"/>
+      </w:tblPr>
+      <w:tblGrid>
+        <w:gridCol w:w="5040"/>
+        <w:gridCol w:w="5040"/>
+      </w:tblGrid>
+      <w:tr>
+        <w:trPr>
+          <w:tblHeader/>
+        </w:trPr>
+        <w:tc>
+          <w:tcPr>
+            <w:tcW w:type="dxa" w:w="5040"/>
             <w:shd w:fill="1F4E78"/>
-            <w:tcBorders>
-              <w:top w:val="single" w:sz="4" w:color="D9D9D9"/>
-              <w:left w:val="single" w:sz="4" w:color="D9D9D9"/>
-              <w:bottom w:val="single" w:sz="4" w:color="D9D9D9"/>
-              <w:right w:val="single" w:sz="4" w:color="D9D9D9"/>
-              <w:insideH w:val="single" w:sz="4" w:color="D9D9D9"/>
-              <w:insideV w:val="single" w:sz="4" w:color="D9D9D9"/>
-            </w:tcBorders>
+          </w:tcPr>
+          <w:p>
+            <w:r>
+              <w:rPr>
+                <w:b/>
+                <w:color w:val="FFFFFF"/>
+              </w:rPr>
+              <w:t>오류</w:t>
+            </w:r>
+          </w:p>
+        </w:tc>
+        <w:tc>
+          <w:tcPr>
+            <w:tcW w:type="dxa" w:w="5040"/>
+            <w:shd w:fill="1F4E78"/>
           </w:tcPr>
           <w:p>
             <w:r>
@@ -589,61 +671,25 @@
       <w:tr>
         <w:tc>
           <w:tcPr>
-            <w:tcW w:type="dxa" w:w="3312"/>
+            <w:tcW w:type="dxa" w:w="5040"/>
             <w:vAlign w:val="center"/>
             <w:shd w:fill="F3F6F9"/>
-            <w:tcBorders>
-              <w:top w:val="single" w:sz="4" w:color="D9D9D9"/>
-              <w:left w:val="single" w:sz="4" w:color="D9D9D9"/>
-              <w:bottom w:val="single" w:sz="4" w:color="D9D9D9"/>
-              <w:right w:val="single" w:sz="4" w:color="D9D9D9"/>
-              <w:insideH w:val="single" w:sz="4" w:color="D9D9D9"/>
-              <w:insideV w:val="single" w:sz="4" w:color="D9D9D9"/>
-            </w:tcBorders>
           </w:tcPr>
           <w:p>
             <w:r>
-              <w:t>Provider catalog</w:t>
+              <w:t>gateway_configuration_missing</w:t>
             </w:r>
           </w:p>
         </w:tc>
         <w:tc>
           <w:tcPr>
-            <w:tcW w:type="dxa" w:w="3312"/>
+            <w:tcW w:type="dxa" w:w="5040"/>
             <w:vAlign w:val="center"/>
             <w:shd w:fill="F3F6F9"/>
-            <w:tcBorders>
-              <w:top w:val="single" w:sz="4" w:color="D9D9D9"/>
-              <w:left w:val="single" w:sz="4" w:color="D9D9D9"/>
-              <w:bottom w:val="single" w:sz="4" w:color="D9D9D9"/>
-              <w:right w:val="single" w:sz="4" w:color="D9D9D9"/>
-              <w:insideH w:val="single" w:sz="4" w:color="D9D9D9"/>
-              <w:insideV w:val="single" w:sz="4" w:color="D9D9D9"/>
-            </w:tcBorders>
           </w:tcPr>
           <w:p>
             <w:r>
-              <w:t>분석 Provider·Non-Vision LLM 목록과 capability</w:t>
-            </w:r>
-          </w:p>
-        </w:tc>
-        <w:tc>
-          <w:tcPr>
-            <w:tcW w:type="dxa" w:w="3312"/>
-            <w:vAlign w:val="center"/>
-            <w:shd w:fill="F3F6F9"/>
-            <w:tcBorders>
-              <w:top w:val="single" w:sz="4" w:color="D9D9D9"/>
-              <w:left w:val="single" w:sz="4" w:color="D9D9D9"/>
-              <w:bottom w:val="single" w:sz="4" w:color="D9D9D9"/>
-              <w:right w:val="single" w:sz="4" w:color="D9D9D9"/>
-              <w:insideH w:val="single" w:sz="4" w:color="D9D9D9"/>
-              <w:insideV w:val="single" w:sz="4" w:color="D9D9D9"/>
-            </w:tcBorders>
-          </w:tcPr>
-          <w:p>
-            <w:r>
-              <w:t>catalog 선택만으로 활성화 완료가 아님</w:t>
+              <w:t>DB Provider·encrypted credential·published snapshot</w:t>
             </w:r>
           </w:p>
         </w:tc>
@@ -651,58 +697,23 @@
       <w:tr>
         <w:tc>
           <w:tcPr>
-            <w:tcW w:type="dxa" w:w="3312"/>
+            <w:tcW w:type="dxa" w:w="5040"/>
             <w:vAlign w:val="center"/>
-            <w:tcBorders>
-              <w:top w:val="single" w:sz="4" w:color="D9D9D9"/>
-              <w:left w:val="single" w:sz="4" w:color="D9D9D9"/>
-              <w:bottom w:val="single" w:sz="4" w:color="D9D9D9"/>
-              <w:right w:val="single" w:sz="4" w:color="D9D9D9"/>
-              <w:insideH w:val="single" w:sz="4" w:color="D9D9D9"/>
-              <w:insideV w:val="single" w:sz="4" w:color="D9D9D9"/>
-            </w:tcBorders>
           </w:tcPr>
           <w:p>
             <w:r>
-              <w:t>Provider</w:t>
+              <w:t>gateway_unavailable</w:t>
             </w:r>
           </w:p>
         </w:tc>
         <w:tc>
           <w:tcPr>
-            <w:tcW w:type="dxa" w:w="3312"/>
+            <w:tcW w:type="dxa" w:w="5040"/>
             <w:vAlign w:val="center"/>
-            <w:tcBorders>
-              <w:top w:val="single" w:sz="4" w:color="D9D9D9"/>
-              <w:left w:val="single" w:sz="4" w:color="D9D9D9"/>
-              <w:bottom w:val="single" w:sz="4" w:color="D9D9D9"/>
-              <w:right w:val="single" w:sz="4" w:color="D9D9D9"/>
-              <w:insideH w:val="single" w:sz="4" w:color="D9D9D9"/>
-              <w:insideV w:val="single" w:sz="4" w:color="D9D9D9"/>
-            </w:tcBorders>
           </w:tcPr>
           <w:p>
             <w:r>
-              <w:t>endpoint·protocol·capability·상태</w:t>
-            </w:r>
-          </w:p>
-        </w:tc>
-        <w:tc>
-          <w:tcPr>
-            <w:tcW w:type="dxa" w:w="3312"/>
-            <w:vAlign w:val="center"/>
-            <w:tcBorders>
-              <w:top w:val="single" w:sz="4" w:color="D9D9D9"/>
-              <w:left w:val="single" w:sz="4" w:color="D9D9D9"/>
-              <w:bottom w:val="single" w:sz="4" w:color="D9D9D9"/>
-              <w:right w:val="single" w:sz="4" w:color="D9D9D9"/>
-              <w:insideH w:val="single" w:sz="4" w:color="D9D9D9"/>
-              <w:insideV w:val="single" w:sz="4" w:color="D9D9D9"/>
-            </w:tcBorders>
-          </w:tcPr>
-          <w:p>
-            <w:r>
-              <w:t>active와 model readiness</w:t>
+              <w:t>Data health·snapshot·endpoint·network</w:t>
             </w:r>
           </w:p>
         </w:tc>
@@ -710,61 +721,25 @@
       <w:tr>
         <w:tc>
           <w:tcPr>
-            <w:tcW w:type="dxa" w:w="3312"/>
+            <w:tcW w:type="dxa" w:w="5040"/>
             <w:vAlign w:val="center"/>
             <w:shd w:fill="F3F6F9"/>
-            <w:tcBorders>
-              <w:top w:val="single" w:sz="4" w:color="D9D9D9"/>
-              <w:left w:val="single" w:sz="4" w:color="D9D9D9"/>
-              <w:bottom w:val="single" w:sz="4" w:color="D9D9D9"/>
-              <w:right w:val="single" w:sz="4" w:color="D9D9D9"/>
-              <w:insideH w:val="single" w:sz="4" w:color="D9D9D9"/>
-              <w:insideV w:val="single" w:sz="4" w:color="D9D9D9"/>
-            </w:tcBorders>
           </w:tcPr>
           <w:p>
             <w:r>
-              <w:t>encrypted credential</w:t>
+              <w:t>ocr_failed</w:t>
             </w:r>
           </w:p>
         </w:tc>
         <w:tc>
           <w:tcPr>
-            <w:tcW w:type="dxa" w:w="3312"/>
+            <w:tcW w:type="dxa" w:w="5040"/>
             <w:vAlign w:val="center"/>
             <w:shd w:fill="F3F6F9"/>
-            <w:tcBorders>
-              <w:top w:val="single" w:sz="4" w:color="D9D9D9"/>
-              <w:left w:val="single" w:sz="4" w:color="D9D9D9"/>
-              <w:bottom w:val="single" w:sz="4" w:color="D9D9D9"/>
-              <w:right w:val="single" w:sz="4" w:color="D9D9D9"/>
-              <w:insideH w:val="single" w:sz="4" w:color="D9D9D9"/>
-              <w:insideV w:val="single" w:sz="4" w:color="D9D9D9"/>
-            </w:tcBorders>
           </w:tcPr>
           <w:p>
             <w:r>
-              <w:t>Provider 호출용 DB credential</w:t>
-            </w:r>
-          </w:p>
-        </w:tc>
-        <w:tc>
-          <w:tcPr>
-            <w:tcW w:type="dxa" w:w="3312"/>
-            <w:vAlign w:val="center"/>
-            <w:shd w:fill="F3F6F9"/>
-            <w:tcBorders>
-              <w:top w:val="single" w:sz="4" w:color="D9D9D9"/>
-              <w:left w:val="single" w:sz="4" w:color="D9D9D9"/>
-              <w:bottom w:val="single" w:sz="4" w:color="D9D9D9"/>
-              <w:right w:val="single" w:sz="4" w:color="D9D9D9"/>
-              <w:insideH w:val="single" w:sz="4" w:color="D9D9D9"/>
-              <w:insideV w:val="single" w:sz="4" w:color="D9D9D9"/>
-            </w:tcBorders>
-          </w:tcPr>
-          <w:p>
-            <w:r>
-              <w:t>원문은 화면·로그·Git에 없음</w:t>
+              <w:t>Upstage Document Parse Provider·credential·응답</w:t>
             </w:r>
           </w:p>
         </w:tc>
@@ -772,58 +747,23 @@
       <w:tr>
         <w:tc>
           <w:tcPr>
-            <w:tcW w:type="dxa" w:w="3312"/>
+            <w:tcW w:type="dxa" w:w="5040"/>
             <w:vAlign w:val="center"/>
-            <w:tcBorders>
-              <w:top w:val="single" w:sz="4" w:color="D9D9D9"/>
-              <w:left w:val="single" w:sz="4" w:color="D9D9D9"/>
-              <w:bottom w:val="single" w:sz="4" w:color="D9D9D9"/>
-              <w:right w:val="single" w:sz="4" w:color="D9D9D9"/>
-              <w:insideH w:val="single" w:sz="4" w:color="D9D9D9"/>
-              <w:insideV w:val="single" w:sz="4" w:color="D9D9D9"/>
-            </w:tcBorders>
           </w:tcPr>
           <w:p>
             <w:r>
-              <w:t>routing profile</w:t>
+              <w:t>sanitization_failed</w:t>
             </w:r>
           </w:p>
         </w:tc>
         <w:tc>
           <w:tcPr>
-            <w:tcW w:type="dxa" w:w="3312"/>
+            <w:tcW w:type="dxa" w:w="5040"/>
             <w:vAlign w:val="center"/>
-            <w:tcBorders>
-              <w:top w:val="single" w:sz="4" w:color="D9D9D9"/>
-              <w:left w:val="single" w:sz="4" w:color="D9D9D9"/>
-              <w:bottom w:val="single" w:sz="4" w:color="D9D9D9"/>
-              <w:right w:val="single" w:sz="4" w:color="D9D9D9"/>
-              <w:insideH w:val="single" w:sz="4" w:color="D9D9D9"/>
-              <w:insideV w:val="single" w:sz="4" w:color="D9D9D9"/>
-            </w:tcBorders>
           </w:tcPr>
           <w:p>
             <w:r>
-              <w:t>분석기와 downstream 연결·우선순위·fallback</w:t>
-            </w:r>
-          </w:p>
-        </w:tc>
-        <w:tc>
-          <w:tcPr>
-            <w:tcW w:type="dxa" w:w="3312"/>
-            <w:vAlign w:val="center"/>
-            <w:tcBorders>
-              <w:top w:val="single" w:sz="4" w:color="D9D9D9"/>
-              <w:left w:val="single" w:sz="4" w:color="D9D9D9"/>
-              <w:bottom w:val="single" w:sz="4" w:color="D9D9D9"/>
-              <w:right w:val="single" w:sz="4" w:color="D9D9D9"/>
-              <w:insideH w:val="single" w:sz="4" w:color="D9D9D9"/>
-              <w:insideV w:val="single" w:sz="4" w:color="D9D9D9"/>
-            </w:tcBorders>
-          </w:tcPr>
-          <w:p>
-            <w:r>
-              <w:t>published snapshot에 반영</w:t>
+              <w:t>OCR 출력과 원본 media 제거</w:t>
             </w:r>
           </w:p>
         </w:tc>
@@ -831,61 +771,25 @@
       <w:tr>
         <w:tc>
           <w:tcPr>
-            <w:tcW w:type="dxa" w:w="3312"/>
+            <w:tcW w:type="dxa" w:w="5040"/>
             <w:vAlign w:val="center"/>
             <w:shd w:fill="F3F6F9"/>
-            <w:tcBorders>
-              <w:top w:val="single" w:sz="4" w:color="D9D9D9"/>
-              <w:left w:val="single" w:sz="4" w:color="D9D9D9"/>
-              <w:bottom w:val="single" w:sz="4" w:color="D9D9D9"/>
-              <w:right w:val="single" w:sz="4" w:color="D9D9D9"/>
-              <w:insideH w:val="single" w:sz="4" w:color="D9D9D9"/>
-              <w:insideV w:val="single" w:sz="4" w:color="D9D9D9"/>
-            </w:tcBorders>
           </w:tcPr>
           <w:p>
             <w:r>
-              <w:t>published snapshot</w:t>
+              <w:t>downstream_configuration</w:t>
             </w:r>
           </w:p>
         </w:tc>
         <w:tc>
           <w:tcPr>
-            <w:tcW w:type="dxa" w:w="3312"/>
+            <w:tcW w:type="dxa" w:w="5040"/>
             <w:vAlign w:val="center"/>
             <w:shd w:fill="F3F6F9"/>
-            <w:tcBorders>
-              <w:top w:val="single" w:sz="4" w:color="D9D9D9"/>
-              <w:left w:val="single" w:sz="4" w:color="D9D9D9"/>
-              <w:bottom w:val="single" w:sz="4" w:color="D9D9D9"/>
-              <w:right w:val="single" w:sz="4" w:color="D9D9D9"/>
-              <w:insideH w:val="single" w:sz="4" w:color="D9D9D9"/>
-              <w:insideV w:val="single" w:sz="4" w:color="D9D9D9"/>
-            </w:tcBorders>
           </w:tcPr>
           <w:p>
             <w:r>
-              <w:t>Data Gateway 실행 상태</w:t>
-            </w:r>
-          </w:p>
-        </w:tc>
-        <w:tc>
-          <w:tcPr>
-            <w:tcW w:type="dxa" w:w="3312"/>
-            <w:vAlign w:val="center"/>
-            <w:shd w:fill="F3F6F9"/>
-            <w:tcBorders>
-              <w:top w:val="single" w:sz="4" w:color="D9D9D9"/>
-              <w:left w:val="single" w:sz="4" w:color="D9D9D9"/>
-              <w:bottom w:val="single" w:sz="4" w:color="D9D9D9"/>
-              <w:right w:val="single" w:sz="4" w:color="D9D9D9"/>
-              <w:insideH w:val="single" w:sz="4" w:color="D9D9D9"/>
-              <w:insideV w:val="single" w:sz="4" w:color="D9D9D9"/>
-            </w:tcBorders>
-          </w:tcPr>
-          <w:p>
-            <w:r>
-              <w:t>generation과 signature 확인</w:t>
+              <w:t>Solar Provider·model·route·published snapshot</w:t>
             </w:r>
           </w:p>
         </w:tc>
@@ -894,340 +798,65 @@
     <w:p/>
     <w:p>
       <w:pPr>
+        <w:pStyle w:val="Heading1"/>
+      </w:pPr>
+      <w:r>
+        <w:t>7. 저장소 매뉴얼 본문 통합</w:t>
+      </w:r>
+    </w:p>
+    <w:p>
+      <w:r>
+        <w:t>다음 절부터는 저장소에 있던 모든 설치·사용자·운영자·개발자 매뉴얼을 원문 내용 단위로 포함합니다. 이 Word 파일만으로 상세 절차와 API 계약을 확인할 수 있도록 각 원문 경로도 함께 표시합니다.</w:t>
+      </w:r>
+    </w:p>
+    <w:p>
+      <w:pPr>
+        <w:pStyle w:val="Heading1"/>
+      </w:pPr>
+      <w:r>
+        <w:t>설치 매뉴얼</w:t>
+      </w:r>
+    </w:p>
+    <w:p>
+      <w:pPr>
+        <w:pStyle w:val="Heading1"/>
+      </w:pPr>
+      <w:r>
+        <w:t>1. linux</w:t>
+      </w:r>
+    </w:p>
+    <w:p>
+      <w:r>
+        <w:rPr>
+          <w:i/>
+        </w:rPr>
+        <w:t>원문 경로: docs\install\linux.md</w:t>
+      </w:r>
+    </w:p>
+    <w:p>
+      <w:pPr>
         <w:pStyle w:val="Heading2"/>
       </w:pPr>
       <w:r>
-        <w:t>3.2 사용하지 않는 개념</w:t>
-      </w:r>
-    </w:p>
-    <w:p>
-      <w:pPr>
-        <w:pStyle w:val="ListBullet"/>
-      </w:pPr>
-      <w:r>
-        <w:t>중간 연결 객체를 선택·저장·폐기하는 별도 화면</w:t>
-      </w:r>
-    </w:p>
-    <w:p>
-      <w:pPr>
-        <w:pStyle w:val="ListBullet"/>
-      </w:pPr>
-      <w:r>
-        <w:t>Control 시험용 별도 gateway credential Secret 파일</w:t>
-      </w:r>
-    </w:p>
-    <w:p>
-      <w:pPr>
-        <w:pStyle w:val="ListBullet"/>
-      </w:pPr>
-      <w:r>
-        <w:t>Provider credential을 대체하는 환경변수·파일 경로 정본</w:t>
-      </w:r>
-    </w:p>
-    <w:p>
-      <w:r>
-        <w:t>이전 버전의 중간 연결 객체나 식별자는 운영 절차에 포함되지 않습니다. DB Provider와 credential이 있는데 gateway_configuration_missing이 발생하면 새 Secret 파일을 추가하지 않습니다. 실행 이미지의 DB Provider 경로, routing, published snapshot을 확인합니다.</w:t>
-      </w:r>
-    </w:p>
-    <w:p>
-      <w:pPr>
-        <w:pStyle w:val="Heading1"/>
-      </w:pPr>
-      <w:r>
-        <w:t>4. ysna-server 배포</w:t>
-      </w:r>
-    </w:p>
-    <w:p>
-      <w:pPr>
-        <w:pStyle w:val="Heading2"/>
-      </w:pPr>
-      <w:r>
-        <w:t>4.1 사전 조건</w:t>
-      </w:r>
-    </w:p>
-    <w:p>
-      <w:pPr>
-        <w:pStyle w:val="ListBullet"/>
-      </w:pPr>
-      <w:r>
-        <w:t>승인된 commit 또는 image tag를 배포 대상으로 확정</w:t>
-      </w:r>
-    </w:p>
-    <w:p>
-      <w:pPr>
-        <w:pStyle w:val="ListBullet"/>
-      </w:pPr>
-      <w:r>
-        <w:t>PostgreSQL과 signed snapshot 백업</w:t>
-      </w:r>
-    </w:p>
-    <w:p>
-      <w:pPr>
-        <w:pStyle w:val="ListBullet"/>
-      </w:pPr>
-      <w:r>
-        <w:t>Compose 파일과 배포 디렉터리 확인</w:t>
-      </w:r>
-    </w:p>
-    <w:p>
-      <w:pPr>
-        <w:pStyle w:val="ListBullet"/>
-      </w:pPr>
-      <w:r>
-        <w:t>DB URL·security pepper·snapshot key·gateway auth pepper·receipt secret은 운영 Secret Store 또는 Docker Secret으로 주입</w:t>
-      </w:r>
-    </w:p>
-    <w:p>
-      <w:pPr>
-        <w:pStyle w:val="ListBullet"/>
-      </w:pPr>
-      <w:r>
-        <w:t>Provider API credential은 Control Console에서 DB 정본으로 등록</w:t>
-      </w:r>
-    </w:p>
-    <w:p>
-      <w:pPr>
-        <w:pStyle w:val="Heading2"/>
-      </w:pPr>
-      <w:r>
-        <w:t>4.2 Compose 실행</w:t>
-      </w:r>
-    </w:p>
-    <w:p>
-      <w:r>
-        <w:t>운영 서버에서 source를 임의 수정하지 않고 승인된 commit/image를 사용합니다. 아래는 배포 디렉터리에서 실행하는 기본 형태입니다.</w:t>
+        <w:t>Linux에서 Media Bridge 설치·실행</w:t>
+      </w:r>
+    </w:p>
+    <w:p>
+      <w:pPr>
+        <w:pStyle w:val="Heading3"/>
+      </w:pPr>
+      <w:r>
+        <w:t>일반 사용자 설치</w:t>
+      </w:r>
+    </w:p>
+    <w:p>
+      <w:r>
+        <w:t>일반 사용자는 npm 패키지만 설치합니다.</w:t>
       </w:r>
     </w:p>
     <w:p>
       <w:pPr>
         <w:pStyle w:val="NoSpacing"/>
-        <w:spacing w:after="160"/>
-        <w:ind w:left="360"/>
-      </w:pPr>
-      <w:r>
-        <w:rPr>
-          <w:rFonts w:ascii="Consolas" w:hAnsi="Consolas"/>
-          <w:sz w:val="18"/>
-        </w:rPr>
-        <w:t>cd /path/to/media-bridge</w:t>
-        <w:br/>
-        <w:t>docker compose -f deploy/compose.yaml config</w:t>
-        <w:br/>
-        <w:t>docker compose -f deploy/compose.yaml up -d</w:t>
-        <w:br/>
-        <w:t>docker compose -f deploy/compose.yaml ps</w:t>
-      </w:r>
-    </w:p>
-    <w:p>
-      <w:r>
-        <w:t>Compose는 PostgreSQL, media-bridge-control, media-bridge-data를 분리합니다. Control은 migration을 확인·적용하고, Data Gateway는 signed snapshot과 DB Provider 경로를 사용합니다.</w:t>
-      </w:r>
-    </w:p>
-    <w:p>
-      <w:pPr>
-        <w:pStyle w:val="Heading2"/>
-      </w:pPr>
-      <w:r>
-        <w:t>4.3 배포 직후 확인</w:t>
-      </w:r>
-    </w:p>
-    <w:p>
-      <w:pPr>
-        <w:pStyle w:val="ListNumber"/>
-      </w:pPr>
-      <w:r>
-        <w:t>Control container가 healthy인지 확인</w:t>
-      </w:r>
-    </w:p>
-    <w:p>
-      <w:pPr>
-        <w:pStyle w:val="ListNumber"/>
-      </w:pPr>
-      <w:r>
-        <w:t>DB migration revision이 현재 코드 head와 일치하는지 확인</w:t>
-      </w:r>
-    </w:p>
-    <w:p>
-      <w:pPr>
-        <w:pStyle w:val="ListNumber"/>
-      </w:pPr>
-      <w:r>
-        <w:t>관리자 로그인·2단계 인증 확인</w:t>
-      </w:r>
-    </w:p>
-    <w:p>
-      <w:pPr>
-        <w:pStyle w:val="ListNumber"/>
-      </w:pPr>
-      <w:r>
-        <w:t>Upstage Document Parse와 Upstage Solar Provider 확인</w:t>
-      </w:r>
-    </w:p>
-    <w:p>
-      <w:pPr>
-        <w:pStyle w:val="ListNumber"/>
-      </w:pPr>
-      <w:r>
-        <w:t>Provider credential DB 등록과 연결 시험</w:t>
-      </w:r>
-    </w:p>
-    <w:p>
-      <w:pPr>
-        <w:pStyle w:val="ListNumber"/>
-      </w:pPr>
-      <w:r>
-        <w:t>routing profile에서 분석기와 Non-Vision LLM 연결</w:t>
-      </w:r>
-    </w:p>
-    <w:p>
-      <w:pPr>
-        <w:pStyle w:val="ListNumber"/>
-      </w:pPr>
-      <w:r>
-        <w:t>model ID·capability 확인 후 snapshot publish</w:t>
-      </w:r>
-    </w:p>
-    <w:p>
-      <w:pPr>
-        <w:pStyle w:val="ListNumber"/>
-      </w:pPr>
-      <w:r>
-        <w:t>Data health·ready·active snapshot generation 확인</w:t>
-      </w:r>
-    </w:p>
-    <w:p>
-      <w:pPr>
-        <w:pStyle w:val="ListNumber"/>
-      </w:pPr>
-      <w:r>
-        <w:t>HTTPS /v1/models와 최소 text /v1/responses 확인</w:t>
-      </w:r>
-    </w:p>
-    <w:p>
-      <w:pPr>
-        <w:pStyle w:val="NoSpacing"/>
-        <w:spacing w:after="160"/>
-        <w:ind w:left="360"/>
-      </w:pPr>
-      <w:r>
-        <w:rPr>
-          <w:rFonts w:ascii="Consolas" w:hAnsi="Consolas"/>
-          <w:sz w:val="18"/>
-        </w:rPr>
-        <w:t>docker compose -f deploy/compose.yaml logs --tail=100 media-bridge-control</w:t>
-        <w:br/>
-        <w:t>docker compose -f deploy/compose.yaml logs --tail=100 media-bridge-data</w:t>
-        <w:br/>
-        <w:t>curl -sS https://&lt;media-bridge-dns&gt;/v1/models</w:t>
-        <w:br/>
-        <w:t>curl -sS -X POST https://&lt;media-bridge-dns&gt;/v1/responses \</w:t>
-        <w:br/>
-        <w:t xml:space="preserve">  -H 'Authorization: Bearer &lt;issued-client-key&gt;' \</w:t>
-        <w:br/>
-        <w:t xml:space="preserve">  -H 'X-Media-Bridge-Tenant: &lt;tenant-id&gt;' \</w:t>
-        <w:br/>
-        <w:t xml:space="preserve">  -H 'Content-Type: application/json' \</w:t>
-        <w:br/>
-        <w:t xml:space="preserve">  -d '{"model":"&lt;published-model-id&gt;","input":"text readiness check"}'</w:t>
-      </w:r>
-    </w:p>
-    <w:p>
-      <w:pPr>
-        <w:pStyle w:val="Heading1"/>
-      </w:pPr>
-      <w:r>
-        <w:t>5. HTTPS와 소비자 연결</w:t>
-      </w:r>
-    </w:p>
-    <w:p>
-      <w:r>
-        <w:t>외부 소비자는 http://127.0.0.1:8642를 사용하지 않습니다. TLS reverse proxy가 내부 Data Gateway로 전달하도록 구성하고 소비자에는 다음 주소를 제공합니다.</w:t>
-      </w:r>
-    </w:p>
-    <w:p>
-      <w:pPr>
-        <w:pStyle w:val="NoSpacing"/>
-        <w:spacing w:after="160"/>
-        <w:ind w:left="360"/>
-      </w:pPr>
-      <w:r>
-        <w:rPr>
-          <w:rFonts w:ascii="Consolas" w:hAnsi="Consolas"/>
-          <w:sz w:val="18"/>
-        </w:rPr>
-        <w:t>https://&lt;media-bridge-dns&gt;/v1</w:t>
-      </w:r>
-    </w:p>
-    <w:p>
-      <w:pPr>
-        <w:pStyle w:val="ListBullet"/>
-      </w:pPr>
-      <w:r>
-        <w:t>외부 HTTP 금지</w:t>
-      </w:r>
-    </w:p>
-    <w:p>
-      <w:pPr>
-        <w:pStyle w:val="ListBullet"/>
-      </w:pPr>
-      <w:r>
-        <w:t>Authorization Bearer와 X-Media-Bridge-Tenant 보존</w:t>
-      </w:r>
-    </w:p>
-    <w:p>
-      <w:pPr>
-        <w:pStyle w:val="ListBullet"/>
-      </w:pPr>
-      <w:r>
-        <w:t>API key·tenant를 URL query나 access log에 기록하지 않음</w:t>
-      </w:r>
-    </w:p>
-    <w:p>
-      <w:pPr>
-        <w:pStyle w:val="ListBullet"/>
-      </w:pPr>
-      <w:r>
-        <w:t>proxy upstream을 승인된 Data Gateway로 고정</w:t>
-      </w:r>
-    </w:p>
-    <w:p>
-      <w:r>
-        <w:t>예를 들어 운영 주소가 https://media-bridge.sinsan.kr이면 consumer base URL은 https://media-bridge.sinsan.kr/v1입니다. 실제 주소와 인증은 서버별 배포 설정을 기준으로 합니다.</w:t>
-      </w:r>
-    </w:p>
-    <w:p>
-      <w:pPr>
-        <w:pStyle w:val="Heading1"/>
-      </w:pPr>
-      <w:r>
-        <w:t>6. Codex·OpenCodex 연결</w:t>
-      </w:r>
-    </w:p>
-    <w:p>
-      <w:pPr>
-        <w:pStyle w:val="Heading2"/>
-      </w:pPr>
-      <w:r>
-        <w:t>6.1 용어와 호출 방향</w:t>
-      </w:r>
-    </w:p>
-    <w:p>
-      <w:r>
-        <w:t>Codex는 Responses API를 호출하는 코딩 에이전트 또는 Codex CLI를 뜻합니다. OpenCodex는 같은 Responses 계약을 사용하는 별도 호환 클라이언트 또는 adapter를 뜻합니다. Media Bridge가 Codex를 호출하는 것이 아니라 Codex/OpenCodex가 Media Bridge를 호출합니다.</w:t>
-      </w:r>
-    </w:p>
-    <w:p>
-      <w:pPr>
-        <w:pStyle w:val="Heading2"/>
-      </w:pPr>
-      <w:r>
-        <w:t>6.2 personal 모드</w:t>
-      </w:r>
-    </w:p>
-    <w:p>
-      <w:pPr>
-        <w:pStyle w:val="NoSpacing"/>
-        <w:spacing w:after="160"/>
         <w:ind w:left="360"/>
       </w:pPr>
       <w:r>
@@ -1240,27 +869,21 @@
         <w:t>mb init</w:t>
         <w:br/>
         <w:t>mb start</w:t>
-        <w:br/>
-        <w:t>mb health --json</w:t>
-      </w:r>
-    </w:p>
-    <w:p>
-      <w:r>
-        <w:t>provider base URL은 기본 http://127.0.0.1:8642/v1입니다. personal loopback 모드는 같은 PC에서만 접근하며 managed client credential을 기본 요구하지 않을 수 있습니다.</w:t>
-      </w:r>
-    </w:p>
-    <w:p>
-      <w:pPr>
-        <w:pStyle w:val="Heading2"/>
-      </w:pPr>
-      <w:r>
-        <w:t>6.3 managed 모드</w:t>
+      </w:r>
+    </w:p>
+    <w:p>
+      <w:r>
+        <w:t>시스템 전역 경로(/usr/local)에 쓸 권한이 없는 계정은 사용자 전역 prefix를 먼저 지정합니다.</w:t>
+      </w:r>
+    </w:p>
+    <w:p>
+      <w:r>
+        <w:t>이 경우 npm이 만드는 실행 링크가 ~/.local/bin에 놓이므로 PATH에도 등록해야 합니다.</w:t>
       </w:r>
     </w:p>
     <w:p>
       <w:pPr>
         <w:pStyle w:val="NoSpacing"/>
-        <w:spacing w:after="160"/>
         <w:ind w:left="360"/>
       </w:pPr>
       <w:r>
@@ -1268,22 +891,295 @@
           <w:rFonts w:ascii="Consolas" w:hAnsi="Consolas"/>
           <w:sz w:val="18"/>
         </w:rPr>
-        <w:t>[model_providers.media_bridge]</w:t>
+        <w:t>npm config set prefix "$HOME/.local"</w:t>
         <w:br/>
-        <w:t>name = "Media Bridge"</w:t>
+        <w:t>npm install -g @cyhuh/media-bridge</w:t>
         <w:br/>
-        <w:t>base_url = "https://&lt;media-bridge-dns&gt;/v1"</w:t>
+        <w:t>echo 'export PATH="$HOME/.local/bin:$PATH"' &gt;&gt; "$HOME/.bashrc"</w:t>
         <w:br/>
-        <w:t>env_key = "MEDIA_BRIDGE_SERVICE_TOKEN"</w:t>
+        <w:t>export PATH="$HOME/.local/bin:$PATH"</w:t>
         <w:br/>
-        <w:t>env_http_headers = { X-Media-Bridge-Tenant = "MEDIA_BRIDGE_TENANT_ID" }</w:t>
+        <w:t>command -v mb</w:t>
+      </w:r>
+    </w:p>
+    <w:p>
+      <w:r>
+        <w:t>command -v mb가 경로를 출력하면 설치가 완료된 것입니다. sudo npm install -g로 우회하지</w:t>
+      </w:r>
+    </w:p>
+    <w:p>
+      <w:r>
+        <w:t>않고 사용자 prefix를 사용합니다.</w:t>
+      </w:r>
+    </w:p>
+    <w:p>
+      <w:r>
+        <w:t>사용자는 Python, Docker, PostgreSQL 또는 .deb 명령을 직접 실행하지 않습니다.</w:t>
+      </w:r>
+    </w:p>
+    <w:p>
+      <w:r>
+        <w:t>Eoul Gateway와 함께 자동 설치할 때는 이 패키지를 먼저 설치한 뒤, Gateway의 실행 방식에 맞는</w:t>
+      </w:r>
+    </w:p>
+    <w:p>
+      <w:r>
+        <w:t>bind 주소를 mb init --host로 전달합니다. npm install 자체는 주소를 추측하지 않습니다.</w:t>
+      </w:r>
+    </w:p>
+    <w:p>
+      <w:pPr>
+        <w:pStyle w:val="Heading3"/>
+      </w:pPr>
+      <w:r>
+        <w:t>mb init 설정</w:t>
+      </w:r>
+    </w:p>
+    <w:p>
+      <w:r>
+        <w:t>mb init에서 Media Bridge bind 주소(기본 127.0.0.1), OpenCodex 주소, Media Bridge 포트(기본 8642), Solar 모델·HTTPS</w:t>
+      </w:r>
+    </w:p>
+    <w:p>
+      <w:r>
+        <w:t>endpoint·Secret 참조, OCR/Vision 변환 기본값, 변환 실패 시 Solar 전송 차단 정책을 입력합니다.</w:t>
+      </w:r>
+    </w:p>
+    <w:p>
+      <w:r>
+        <w:t>설정은 $HOME/.media-bridge/config.json에 저장되며 Secret 원문은 저장하지 않습니다.</w:t>
+      </w:r>
+    </w:p>
+    <w:p>
+      <w:r>
+        <w:t>Docker 컨테이너처럼 다른 네트워크 네임스페이스의 소비자가 같은 PC의 Media Bridge를 호출해야</w:t>
+      </w:r>
+    </w:p>
+    <w:p>
+      <w:r>
+        <w:t>하면 사설 IPv4 bind 주소를 지정합니다. Docker 기본 bridge gateway가 172.17.0.1인 경우:</w:t>
+      </w:r>
+    </w:p>
+    <w:p>
+      <w:pPr>
+        <w:pStyle w:val="NoSpacing"/>
+        <w:ind w:left="360"/>
+      </w:pPr>
+      <w:r>
+        <w:rPr>
+          <w:rFonts w:ascii="Consolas" w:hAnsi="Consolas"/>
+          <w:sz w:val="18"/>
+        </w:rPr>
+        <w:t>mb init --host 172.17.0.1 --port 8642</w:t>
+      </w:r>
+    </w:p>
+    <w:p>
+      <w:r>
+        <w:t>비대화식 설치에서는 MB_HOST=172.17.0.1 MB_PORT=8642 mb init을 사용할 수 있습니다.</w:t>
+      </w:r>
+    </w:p>
+    <w:p>
+      <w:r>
+        <w:t>HTTP bind 주소는 loopback 또는 10.0.0.0/8, 172.16.0.0/12, 192.168.0.0/16 사설 IPv4만</w:t>
+      </w:r>
+    </w:p>
+    <w:p>
+      <w:r>
+        <w:t>허용하며 공인 주소는 거부합니다. 주소를 생략하면 기본값 127.0.0.1을 유지합니다.</w:t>
+      </w:r>
+    </w:p>
+    <w:p>
+      <w:r>
+        <w:t>설정은 사용자 홈에 저장되므로 패키지를 다시 설치해도 자동으로 172.17.0.1로 바뀌지 않습니다.</w:t>
+      </w:r>
+    </w:p>
+    <w:p>
+      <w:pPr>
+        <w:pStyle w:val="Heading3"/>
+      </w:pPr>
+      <w:r>
+        <w:t>명령</w:t>
+      </w:r>
+    </w:p>
+    <w:p>
+      <w:pPr>
+        <w:pStyle w:val="NoSpacing"/>
+        <w:ind w:left="360"/>
+      </w:pPr>
+      <w:r>
+        <w:rPr>
+          <w:rFonts w:ascii="Consolas" w:hAnsi="Consolas"/>
+          <w:sz w:val="18"/>
+        </w:rPr>
+        <w:t>mb init</w:t>
         <w:br/>
-        <w:t xml:space="preserve">wire_api = "responses" </w:t>
-      </w:r>
-    </w:p>
-    <w:p>
-      <w:r>
-        <w:t>배포형에서는 실제 HTTPS 주소, 발급된 client credential, tenant를 사용합니다. Codex/OpenCodex가 OmniRoute나 Solar를 직접 호출할 수 있으면 Media Bridge를 우회하므로 운영 네트워크에서 직접 접근을 차단합니다.</w:t>
+        <w:t>mb start [--port 8642]</w:t>
+        <w:br/>
+        <w:t>mb stop</w:t>
+        <w:br/>
+        <w:t>mb status</w:t>
+        <w:br/>
+        <w:t>mb health [--json]</w:t>
+        <w:br/>
+        <w:t>mb gui</w:t>
+        <w:br/>
+        <w:t>mb service install</w:t>
+        <w:br/>
+        <w:t>mb service start</w:t>
+        <w:br/>
+        <w:t>mb service stop</w:t>
+        <w:br/>
+        <w:t>mb service restart</w:t>
+        <w:br/>
+        <w:t>mb service uninstall</w:t>
+        <w:br/>
+        <w:t>mb update</w:t>
+      </w:r>
+    </w:p>
+    <w:p>
+      <w:pPr>
+        <w:pStyle w:val="Heading3"/>
+      </w:pPr>
+      <w:r>
+        <w:t>재부팅 후 자동 시작</w:t>
+      </w:r>
+    </w:p>
+    <w:p>
+      <w:r>
+        <w:t>처음 설치한 뒤 한 번만 다음을 실행합니다.</w:t>
+      </w:r>
+    </w:p>
+    <w:p>
+      <w:pPr>
+        <w:pStyle w:val="NoSpacing"/>
+        <w:ind w:left="360"/>
+      </w:pPr>
+      <w:r>
+        <w:rPr>
+          <w:rFonts w:ascii="Consolas" w:hAnsi="Consolas"/>
+          <w:sz w:val="18"/>
+        </w:rPr>
+        <w:t>mb service install</w:t>
+        <w:br/>
+        <w:t>mb service start</w:t>
+        <w:br/>
+        <w:t>mb status</w:t>
+        <w:br/>
+        <w:t>mb health --json</w:t>
+      </w:r>
+    </w:p>
+    <w:p>
+      <w:r>
+        <w:t>mb service install은 Linux 사용자 systemd를 우선 사용합니다. WSL에서 사용자 systemd가</w:t>
+      </w:r>
+    </w:p>
+    <w:p>
+      <w:r>
+        <w:t>활성화되지 않은 경우에는 $HOME/.profile에 사용자 로그인 훅을 등록합니다. 기존 설치에서</w:t>
+      </w:r>
+    </w:p>
+    <w:p>
+      <w:r>
+        <w:t>mb start만 실행해도 오래된 service marker가 자동으로 갱신됩니다. 설정을 바꾼 뒤에는</w:t>
+      </w:r>
+    </w:p>
+    <w:p>
+      <w:r>
+        <w:t>mb service restart를 사용합니다.</w:t>
+      </w:r>
+    </w:p>
+    <w:p>
+      <w:r>
+        <w:t>mb gui는 데스크톱에서는 로컬 설정 화면을 열고 headless 서버에서는 현재 설정된 Web 주소를</w:t>
+      </w:r>
+    </w:p>
+    <w:p>
+      <w:r>
+        <w:t>표시합니다. 설정 저장 후 mb service restart로 적용합니다. mb health가 실패하면 Media Bridge가</w:t>
+      </w:r>
+    </w:p>
+    <w:p>
+      <w:r>
+        <w:t>준비되지 않은 상태입니다. runtime artifact가 없는 경우에는 Python이나 .deb를 직접</w:t>
+      </w:r>
+    </w:p>
+    <w:p>
+      <w:r>
+        <w:t>설치하지 말고 지원 플랫폼 release 준비 여부를 확인합니다.</w:t>
+      </w:r>
+    </w:p>
+    <w:p>
+      <w:pPr>
+        <w:pStyle w:val="Heading3"/>
+      </w:pPr>
+      <w:r>
+        <w:t>내부 배포·복구용 .deb</w:t>
+      </w:r>
+    </w:p>
+    <w:p>
+      <w:r>
+        <w:t>.deb는 일반 사용자 설치 경로가 아니라 내부 배포·복구용 artifact로 유지합니다.</w:t>
+      </w:r>
+    </w:p>
+    <w:p>
+      <w:r>
+        <w:t>checksum, dpkg, service와 운영 설치 검증은 운영자 절차 및 별도 승인 범위입니다.</w:t>
+      </w:r>
+    </w:p>
+    <w:p>
+      <w:pPr>
+        <w:pStyle w:val="Heading3"/>
+      </w:pPr>
+      <w:r>
+        <w:t>현재 미검증 범위</w:t>
+      </w:r>
+    </w:p>
+    <w:p>
+      <w:pPr>
+        <w:pStyle w:val="ListBullet"/>
+      </w:pPr>
+      <w:r>
+        <w:t>npm registry 공개와 실제 원격 npm install -g</w:t>
+      </w:r>
+    </w:p>
+    <w:p>
+      <w:pPr>
+        <w:pStyle w:val="ListBullet"/>
+      </w:pPr>
+      <w:r>
+        <w:t>Linux 아키텍처별 runtime artifact release</w:t>
+      </w:r>
+    </w:p>
+    <w:p>
+      <w:pPr>
+        <w:pStyle w:val="ListBullet"/>
+      </w:pPr>
+      <w:r>
+        <w:t>실제 OpenCodex 연결과 Solar Provider 호출</w:t>
+      </w:r>
+    </w:p>
+    <w:p>
+      <w:pPr>
+        <w:pStyle w:val="ListBullet"/>
+      </w:pPr>
+      <w:r>
+        <w:t>실제 재부팅 후 자동 시작과 다른 PC 브라우저</w:t>
+      </w:r>
+    </w:p>
+    <w:p>
+      <w:pPr>
+        <w:pStyle w:val="Heading1"/>
+      </w:pPr>
+      <w:r>
+        <w:t>2. windows</w:t>
+      </w:r>
+    </w:p>
+    <w:p>
+      <w:r>
+        <w:rPr>
+          <w:i/>
+        </w:rPr>
+        <w:t>원문 경로: docs\install\windows.md</w:t>
       </w:r>
     </w:p>
     <w:p>
@@ -1291,7 +1187,351 @@
         <w:pStyle w:val="Heading2"/>
       </w:pPr>
       <w:r>
-        <w:t>6.4 연결 확인</w:t>
+        <w:t>Windows에서 Media Bridge 설치·중지·제거</w:t>
+      </w:r>
+    </w:p>
+    <w:p>
+      <w:r>
+        <w:t>일반 사용자의 Windows 설치 경로는 npm CLI입니다. MSI는 현재 내부 QA·복구용</w:t>
+      </w:r>
+    </w:p>
+    <w:p>
+      <w:r>
+        <w:t>artifact이며, 이 문서는 MSI에 웹 화면·트레이·시작 메뉴가 있다고 가정하지 않습니다.</w:t>
+      </w:r>
+    </w:p>
+    <w:p>
+      <w:pPr>
+        <w:pStyle w:val="Heading3"/>
+      </w:pPr>
+      <w:r>
+        <w:t>1. 설치</w:t>
+      </w:r>
+    </w:p>
+    <w:p>
+      <w:pPr>
+        <w:pStyle w:val="NoSpacing"/>
+        <w:ind w:left="360"/>
+      </w:pPr>
+      <w:r>
+        <w:rPr>
+          <w:rFonts w:ascii="Consolas" w:hAnsi="Consolas"/>
+          <w:sz w:val="18"/>
+        </w:rPr>
+        <w:t>npm install -g @cyhuh/media-bridge</w:t>
+        <w:br/>
+        <w:t>mb init</w:t>
+      </w:r>
+    </w:p>
+    <w:p>
+      <w:r>
+        <w:t>현재 npm registry 공개와 Windows runtime artifact가 준비되지 않았다면 이 명령은</w:t>
+      </w:r>
+    </w:p>
+    <w:p>
+      <w:r>
+        <w:t>외부 설치 PASS가 아닙니다. 그 경우 Python, Docker 또는 MSI를 사용자 우회 경로로</w:t>
+      </w:r>
+    </w:p>
+    <w:p>
+      <w:r>
+        <w:t>요구하지 말고 release 준비 상태를 확인합니다.</w:t>
+      </w:r>
+    </w:p>
+    <w:p>
+      <w:pPr>
+        <w:pStyle w:val="Heading3"/>
+      </w:pPr>
+      <w:r>
+        <w:t>2. 최초 설정</w:t>
+      </w:r>
+    </w:p>
+    <w:p>
+      <w:r>
+        <w:t>mb init에서 OpenCodex 주소, Media Bridge 포트(기본 8642), Solar 모델·HTTPS</w:t>
+      </w:r>
+    </w:p>
+    <w:p>
+      <w:r>
+        <w:t>endpoint·Secret 참조, OCR/Vision 변환 기본값과 변환 실패 시 Solar 전송 차단 정책을</w:t>
+      </w:r>
+    </w:p>
+    <w:p>
+      <w:r>
+        <w:t>입력합니다. Secret 원문은 저장하지 않습니다.</w:t>
+      </w:r>
+    </w:p>
+    <w:p>
+      <w:pPr>
+        <w:pStyle w:val="Heading3"/>
+      </w:pPr>
+      <w:r>
+        <w:t>3. 시작·상태·중지</w:t>
+      </w:r>
+    </w:p>
+    <w:p>
+      <w:pPr>
+        <w:pStyle w:val="NoSpacing"/>
+        <w:ind w:left="360"/>
+      </w:pPr>
+      <w:r>
+        <w:rPr>
+          <w:rFonts w:ascii="Consolas" w:hAnsi="Consolas"/>
+          <w:sz w:val="18"/>
+        </w:rPr>
+        <w:t>mb start</w:t>
+        <w:br/>
+        <w:t>mb status</w:t>
+        <w:br/>
+        <w:t>mb health --json</w:t>
+        <w:br/>
+        <w:t>mb service restart</w:t>
+        <w:br/>
+        <w:t>mb stop</w:t>
+      </w:r>
+    </w:p>
+    <w:p>
+      <w:pPr>
+        <w:pStyle w:val="Heading3"/>
+      </w:pPr>
+      <w:r>
+        <w:t>재부팅 후 자동 시작</w:t>
+      </w:r>
+    </w:p>
+    <w:p>
+      <w:r>
+        <w:t>처음 설치한 뒤 한 번만 PowerShell에서 실행합니다.</w:t>
+      </w:r>
+    </w:p>
+    <w:p>
+      <w:pPr>
+        <w:pStyle w:val="NoSpacing"/>
+        <w:ind w:left="360"/>
+      </w:pPr>
+      <w:r>
+        <w:rPr>
+          <w:rFonts w:ascii="Consolas" w:hAnsi="Consolas"/>
+          <w:sz w:val="18"/>
+        </w:rPr>
+        <w:t>mb service install</w:t>
+        <w:br/>
+        <w:t>mb service start</w:t>
+        <w:br/>
+        <w:t>mb status</w:t>
+        <w:br/>
+        <w:t>mb health --json</w:t>
+      </w:r>
+    </w:p>
+    <w:p>
+      <w:r>
+        <w:t>Windows 작업 스케줄러 등록을 우선 시도하고, 권한이나 정책 때문에 사용할 수 없으면 사용자</w:t>
+      </w:r>
+    </w:p>
+    <w:p>
+      <w:r>
+        <w:t>Startup 폴더를 사용합니다. 두 방식 모두 관리자 권한이 필요하지 않습니다. 기존 설치에서</w:t>
+      </w:r>
+    </w:p>
+    <w:p>
+      <w:r>
+        <w:t>mb start를 실행하면 자동 시작 등록이 없거나 이전 형식이면 자동으로 보정합니다.</w:t>
+      </w:r>
+    </w:p>
+    <w:p>
+      <w:r>
+        <w:t>mb gui는 현재 설정된 주소를 출력합니다. 현재 CLI에는 트레이 아이콘, 시작 메뉴</w:t>
+      </w:r>
+    </w:p>
+    <w:p>
+      <w:r>
+        <w:t>바로가기 또는 별도 8766/status 웹 화면이 없습니다.</w:t>
+      </w:r>
+    </w:p>
+    <w:p>
+      <w:pPr>
+        <w:pStyle w:val="Heading3"/>
+      </w:pPr>
+      <w:r>
+        <w:t>4. 제거</w:t>
+      </w:r>
+    </w:p>
+    <w:p>
+      <w:pPr>
+        <w:pStyle w:val="NoSpacing"/>
+        <w:ind w:left="360"/>
+      </w:pPr>
+      <w:r>
+        <w:rPr>
+          <w:rFonts w:ascii="Consolas" w:hAnsi="Consolas"/>
+          <w:sz w:val="18"/>
+        </w:rPr>
+        <w:t>mb service uninstall</w:t>
+        <w:br/>
+        <w:t>npm uninstall -g @cyhuh/media-bridge</w:t>
+      </w:r>
+    </w:p>
+    <w:p>
+      <w:r>
+        <w:t>CLI 설정까지 삭제할 때는 mb uninstall을 사용합니다.</w:t>
+      </w:r>
+    </w:p>
+    <w:p>
+      <w:r>
+        <w:t>MSI를 내부 복구 목적으로 사용하는 경우에도 이 문서의 CLI 사용자 경험과 혼동하지</w:t>
+      </w:r>
+    </w:p>
+    <w:p>
+      <w:r>
+        <w:t>않으며, MSI의 실제 payload·runtime·실행 경로를 별도 운영 기록으로 남깁니다.</w:t>
+      </w:r>
+    </w:p>
+    <w:p>
+      <w:pPr>
+        <w:pStyle w:val="Heading1"/>
+      </w:pPr>
+      <w:r>
+        <w:t>3. windows-wsl</w:t>
+      </w:r>
+    </w:p>
+    <w:p>
+      <w:r>
+        <w:rPr>
+          <w:i/>
+        </w:rPr>
+        <w:t>원문 경로: docs\install\windows-wsl.md</w:t>
+      </w:r>
+    </w:p>
+    <w:p>
+      <w:pPr>
+        <w:pStyle w:val="Heading2"/>
+      </w:pPr>
+      <w:r>
+        <w:t>Windows WSL에서 Media Bridge 준비</w:t>
+      </w:r>
+    </w:p>
+    <w:p>
+      <w:r>
+        <w:t>WSL 설치·port·방화벽·reverse proxy 변경은 자동화하지 않는다. Docker Desktop 또는 WSL 내부</w:t>
+      </w:r>
+    </w:p>
+    <w:p>
+      <w:r>
+        <w:t>Docker의 volume/UID 동작을 먼저 확인하고, Secret은 Windows 공유 폴더가 아닌 권한을 통제할 수</w:t>
+      </w:r>
+    </w:p>
+    <w:p>
+      <w:r>
+        <w:t>있는 Linux 경로에 둔다. Docker Compose 설치 절차를 따르되 Windows 경로를 Media Bridge의</w:t>
+      </w:r>
+    </w:p>
+    <w:p>
+      <w:r>
+        <w:t>local-path 입력으로 전달하지 않는다. 다른 PC HTTPS와 PCWSL Adapter 연결은 아직 미검증이다.</w:t>
+      </w:r>
+    </w:p>
+    <w:p>
+      <w:pPr>
+        <w:pStyle w:val="Heading1"/>
+      </w:pPr>
+      <w:r>
+        <w:t>4. docker-compose</w:t>
+      </w:r>
+    </w:p>
+    <w:p>
+      <w:r>
+        <w:rPr>
+          <w:i/>
+        </w:rPr>
+        <w:t>원문 경로: docs\install\docker-compose.md</w:t>
+      </w:r>
+    </w:p>
+    <w:p>
+      <w:pPr>
+        <w:pStyle w:val="Heading2"/>
+      </w:pPr>
+      <w:r>
+        <w:t>Media Bridge Docker Compose 설치</w:t>
+      </w:r>
+    </w:p>
+    <w:p>
+      <w:r>
+        <w:t>현재 bundle은 격리 환경에서 build·onboarding·restart·backup/restore·동일 schema의 image</w:t>
+      </w:r>
+    </w:p>
+    <w:p>
+      <w:r>
+        <w:t>rollback까지 검증된 code-ready 산출물이다. 운영 배포와 다른 PC HTTPS는 아직 검증되지 않았다.</w:t>
+      </w:r>
+    </w:p>
+    <w:p>
+      <w:pPr>
+        <w:pStyle w:val="Heading3"/>
+      </w:pPr>
+      <w:r>
+        <w:t>준비</w:t>
+      </w:r>
+    </w:p>
+    <w:p>
+      <w:pPr>
+        <w:pStyle w:val="ListBullet"/>
+      </w:pPr>
+      <w:r>
+        <w:t>Docker Engine과 Compose plugin</w:t>
+      </w:r>
+    </w:p>
+    <w:p>
+      <w:pPr>
+        <w:pStyle w:val="ListBullet"/>
+      </w:pPr>
+      <w:r>
+        <w:t>exact image tag/digest 검토</w:t>
+      </w:r>
+    </w:p>
+    <w:p>
+      <w:pPr>
+        <w:pStyle w:val="ListBullet"/>
+      </w:pPr>
+      <w:r>
+        <w:t>deploy/.env.example을 기반으로 만든 non-secret .env</w:t>
+      </w:r>
+    </w:p>
+    <w:p>
+      <w:pPr>
+        <w:pStyle w:val="ListBullet"/>
+      </w:pPr>
+      <w:r>
+        <w:t>deploy/secrets/README.md에 따른 외부 Secret 파일</w:t>
+      </w:r>
+    </w:p>
+    <w:p>
+      <w:pPr>
+        <w:pStyle w:val="ListBullet"/>
+      </w:pPr>
+      <w:r>
+        <w:t>Control/Data credential digest가 일치하도록 같은 credential pepper 원문을 각 서비스에 별도 mount</w:t>
+      </w:r>
+    </w:p>
+    <w:p>
+      <w:r>
+        <w:t>Secret 파일은 저장소 밖에 두고 provider key, client credential, 비밀번호, 서명 개인키를 .env에</w:t>
+      </w:r>
+    </w:p>
+    <w:p>
+      <w:r>
+        <w:t>넣지 않는다. standalone rootful Compose에서는 non-root UID 10001이 읽도록 host owner와 mode</w:t>
+      </w:r>
+    </w:p>
+    <w:p>
+      <w:r>
+        <w:t>0400을 맞춘다.</w:t>
+      </w:r>
+    </w:p>
+    <w:p>
+      <w:pPr>
+        <w:pStyle w:val="Heading3"/>
+      </w:pPr>
+      <w:r>
+        <w:t>순서</w:t>
       </w:r>
     </w:p>
     <w:p>
@@ -1299,7 +1539,7 @@
         <w:pStyle w:val="ListNumber"/>
       </w:pPr>
       <w:r>
-        <w:t>text-only /v1/responses와 published model ID 확인</w:t>
+        <w:t>docker compose --env-file &lt;env&gt; -f deploy/compose.yaml config로 rendering을 검토한다.</w:t>
       </w:r>
     </w:p>
     <w:p>
@@ -1307,7 +1547,7 @@
         <w:pStyle w:val="ListNumber"/>
       </w:pPr>
       <w:r>
-        <w:t>image/PDF 요청으로 OCR 결과 확인</w:t>
+        <w:t>media-bridge-db와 media-bridge-control만 기동한다.</w:t>
       </w:r>
     </w:p>
     <w:p>
@@ -1315,7 +1555,7 @@
         <w:pStyle w:val="ListNumber"/>
       </w:pPr>
       <w:r>
-        <w:t>Solar 응답과 민감정보 없는 receipt·error code 확인</w:t>
+        <w:t>deploy/scripts/bootstrap_token.py로 일회 token을 발급하고 HTTPS Web Console에서 onboarding한다.</w:t>
       </w:r>
     </w:p>
     <w:p>
@@ -1323,12 +1563,20 @@
         <w:pStyle w:val="ListNumber"/>
       </w:pPr>
       <w:r>
-        <w:t>OCR/sanitization 실패 시 Solar 호출 0회 확인</w:t>
-      </w:r>
-    </w:p>
-    <w:p>
-      <w:r>
-        <w:t>tool·file·shell·token 단위 streaming은 현재 client와 adapter 계약이 확인되기 전까지 지원 완료로 표시하지 않습니다.</w:t>
+        <w:t>client credential, exact model capability, fail-closed policy를 만들고 signed snapshot을 발행한다.</w:t>
+      </w:r>
+    </w:p>
+    <w:p>
+      <w:pPr>
+        <w:pStyle w:val="ListNumber"/>
+      </w:pPr>
+      <w:r>
+        <w:t>첫 snapshot 뒤 media-bridge-data를 기동한다. snapshot이 없거나 손상되면 ready가 되지 않는다.</w:t>
+      </w:r>
+    </w:p>
+    <w:p>
+      <w:r>
+        <w:t>DB port는 publish하지 않는다. deploy/compose.test.yaml은 격리 시험 전용이며 운영에 사용하지 않는다.</w:t>
       </w:r>
     </w:p>
     <w:p>
@@ -1336,12 +1584,2249 @@
         <w:pStyle w:val="Heading1"/>
       </w:pPr>
       <w:r>
-        <w:t>7. Test Lab과 전체 흐름 시험</w:t>
-      </w:r>
-    </w:p>
-    <w:p>
-      <w:r>
-        <w:t>Test Lab은 published snapshot과 같은 Gateway 실행 코어를 사용해야 합니다. 전체 파이프라인 시험과 OmniRoute 경유 시험은 호출 주체와 credential만 다르고 Provider 선택·OCR·sanitization·downstream 규칙은 동일해야 합니다.</w:t>
+        <w:t>5. https-reverse-proxy</w:t>
+      </w:r>
+    </w:p>
+    <w:p>
+      <w:r>
+        <w:rPr>
+          <w:i/>
+        </w:rPr>
+        <w:t>원문 경로: docs\install\https-reverse-proxy.md</w:t>
+      </w:r>
+    </w:p>
+    <w:p>
+      <w:pPr>
+        <w:pStyle w:val="Heading2"/>
+      </w:pPr>
+      <w:r>
+        <w:t>Media Bridge HTTPS reverse proxy 경계</w:t>
+      </w:r>
+    </w:p>
+    <w:p>
+      <w:r>
+        <w:t>Admin API는 HTTPS scheme, exact Host, same Origin을 강제한다. deploy/compose.https-example.yaml은</w:t>
+      </w:r>
+    </w:p>
+    <w:p>
+      <w:r>
+        <w:t>자동 적용하지 않는 profile 예시이며 proxy image digest, certificate, config를 운영자가 명시해야 한다.</w:t>
+      </w:r>
+    </w:p>
+    <w:p>
+      <w:r>
+        <w:t>proxy는 request body log를 끄고 X-Forwarded-Proto=https를 신뢰할 source를 좁힌다. Control은 공개</w:t>
+      </w:r>
+    </w:p>
+    <w:p>
+      <w:r>
+        <w:t>관리망, Data는 필요한 client 경로만 허용하고 DB는 노출하지 않는다. 다른 PC HTTPS browser 시험은</w:t>
+      </w:r>
+    </w:p>
+    <w:p>
+      <w:r>
+        <w:t>REMOTE_HTTPS_BROWSER_NOT_VERIFIED다.</w:t>
+      </w:r>
+    </w:p>
+    <w:p>
+      <w:pPr>
+        <w:pStyle w:val="Heading1"/>
+      </w:pPr>
+      <w:r>
+        <w:t>6. cloud-linux</w:t>
+      </w:r>
+    </w:p>
+    <w:p>
+      <w:r>
+        <w:rPr>
+          <w:i/>
+        </w:rPr>
+        <w:t>원문 경로: docs\install\cloud-linux.md</w:t>
+      </w:r>
+    </w:p>
+    <w:p>
+      <w:pPr>
+        <w:pStyle w:val="Heading2"/>
+      </w:pPr>
+      <w:r>
+        <w:t>Cloud Linux에서 Media Bridge 준비</w:t>
+      </w:r>
+    </w:p>
+    <w:p>
+      <w:r>
+        <w:t>Media Bridge DB를 public subnet이나 public port에 노출하지 않는다. Control/Data ingress와 provider</w:t>
+      </w:r>
+    </w:p>
+    <w:p>
+      <w:r>
+        <w:t>egress를 분리하고, cloud Secret Store는 값이 아니라 file/reference 주입 경계로 연결한다. TLS 종료,</w:t>
+      </w:r>
+    </w:p>
+    <w:p>
+      <w:r>
+        <w:t>load balancer health, backup object retention은 해당 cloud의 승인된 운영 설계가 필요하다. 실제 cloud</w:t>
+      </w:r>
+    </w:p>
+    <w:p>
+      <w:r>
+        <w:t>Linux와 managed PostgreSQL은 아직 검증되지 않았다.</w:t>
+      </w:r>
+    </w:p>
+    <w:p>
+      <w:pPr>
+        <w:pStyle w:val="Heading1"/>
+      </w:pPr>
+      <w:r>
+        <w:t>사용자 매뉴얼</w:t>
+      </w:r>
+    </w:p>
+    <w:p>
+      <w:pPr>
+        <w:pStyle w:val="Heading1"/>
+      </w:pPr>
+      <w:r>
+        <w:t>7. getting-started</w:t>
+      </w:r>
+    </w:p>
+    <w:p>
+      <w:r>
+        <w:rPr>
+          <w:i/>
+        </w:rPr>
+        <w:t>원문 경로: docs\manuals\user\getting-started.md</w:t>
+      </w:r>
+    </w:p>
+    <w:p>
+      <w:pPr>
+        <w:pStyle w:val="Heading2"/>
+      </w:pPr>
+      <w:r>
+        <w:t>Media Bridge 처음 사용하기</w:t>
+      </w:r>
+    </w:p>
+    <w:p>
+      <w:r>
+        <w:t>일반 사용자는 Python, Docker, PostgreSQL 또는 .deb 명령을 입력하지 않습니다.</w:t>
+      </w:r>
+    </w:p>
+    <w:p>
+      <w:pPr>
+        <w:pStyle w:val="Heading3"/>
+      </w:pPr>
+      <w:r>
+        <w:t>1. 설치</w:t>
+      </w:r>
+    </w:p>
+    <w:p>
+      <w:pPr>
+        <w:pStyle w:val="NoSpacing"/>
+        <w:ind w:left="360"/>
+      </w:pPr>
+      <w:r>
+        <w:rPr>
+          <w:rFonts w:ascii="Consolas" w:hAnsi="Consolas"/>
+          <w:sz w:val="18"/>
+        </w:rPr>
+        <w:t>npm install -g @cyhuh/media-bridge</w:t>
+      </w:r>
+    </w:p>
+    <w:p>
+      <w:r>
+        <w:t>현재 npm registry 공개와 플랫폼별 runtime artifact 배포는 release 검증 대상입니다.</w:t>
+      </w:r>
+    </w:p>
+    <w:p>
+      <w:r>
+        <w:t>실제 외부 설치 검증은 외부 설치 테스트 (external-test.md)의 증거 양식을 사용합니다.</w:t>
+      </w:r>
+    </w:p>
+    <w:p>
+      <w:pPr>
+        <w:pStyle w:val="Heading3"/>
+      </w:pPr>
+      <w:r>
+        <w:t>2. 최초 설정</w:t>
+      </w:r>
+    </w:p>
+    <w:p>
+      <w:pPr>
+        <w:pStyle w:val="NoSpacing"/>
+        <w:ind w:left="360"/>
+      </w:pPr>
+      <w:r>
+        <w:rPr>
+          <w:rFonts w:ascii="Consolas" w:hAnsi="Consolas"/>
+          <w:sz w:val="18"/>
+        </w:rPr>
+        <w:t>mb init</w:t>
+      </w:r>
+    </w:p>
+    <w:p>
+      <w:r>
+        <w:t>mb init은 Media Bridge 기본 포트와 1차 OpenCodex/Solar/Document Parse profile을 만듭니다.</w:t>
+      </w:r>
+    </w:p>
+    <w:p>
+      <w:r>
+        <w:t>API Key와 실제 Provider 연결은 시작 후 Web 설정 화면에서 입력하고 시험할 수 있습니다.</w:t>
+      </w:r>
+    </w:p>
+    <w:p>
+      <w:pPr>
+        <w:pStyle w:val="Heading3"/>
+      </w:pPr>
+      <w:r>
+        <w:t>3. 시작</w:t>
+      </w:r>
+    </w:p>
+    <w:p>
+      <w:pPr>
+        <w:pStyle w:val="NoSpacing"/>
+        <w:ind w:left="360"/>
+      </w:pPr>
+      <w:r>
+        <w:rPr>
+          <w:rFonts w:ascii="Consolas" w:hAnsi="Consolas"/>
+          <w:sz w:val="18"/>
+        </w:rPr>
+        <w:t>mb start</w:t>
+        <w:br/>
+        <w:t>mb health --json</w:t>
+        <w:br/>
+        <w:t>mb gui</w:t>
+      </w:r>
+    </w:p>
+    <w:p>
+      <w:r>
+        <w:t>mb gui에서 코딩 에이전트, Non-Vision LLM, Vision/OCR 엔진, API Key와 변환 정책을 설정합니다.</w:t>
+      </w:r>
+    </w:p>
+    <w:p>
+      <w:r>
+        <w:t>기본 profile은 OpenCodex, Solar-4, Upstage Document Parse입니다. 다른 OpenAI 호환 Non-Vision</w:t>
+      </w:r>
+    </w:p>
+    <w:p>
+      <w:r>
+        <w:t>LLM과 Eoul Gateway도 선택할 수 있습니다. 화면을 열 수 없는 headless 서버에서는 표시된 주소를</w:t>
+      </w:r>
+    </w:p>
+    <w:p>
+      <w:r>
+        <w:t>SSH port forwarding으로 사용자의 브라우저에서 엽니다.</w:t>
+      </w:r>
+    </w:p>
+    <w:p>
+      <w:r>
+        <w:t>화면에서 LLM 연결 시험, OCR 연결 시험, 전체 파이프라인 시험을 차례로 실행합니다. 포트를</w:t>
+      </w:r>
+    </w:p>
+    <w:p>
+      <w:r>
+        <w:t>바꾼 경우에만 mb service restart로 listener를 다시 시작합니다.</w:t>
+      </w:r>
+    </w:p>
+    <w:p>
+      <w:r>
+        <w:t>관리된 runtime artifact가 준비되지 않은 경우 mb start는 fail-closed로 중단됩니다.</w:t>
+      </w:r>
+    </w:p>
+    <w:p>
+      <w:r>
+        <w:t>이때 Python, Docker 또는 .deb를 직접 설치하지 말고 해당 플랫폼용 npm runtime release가</w:t>
+      </w:r>
+    </w:p>
+    <w:p>
+      <w:r>
+        <w:t>준비되었는지 확인합니다.</w:t>
+      </w:r>
+    </w:p>
+    <w:p>
+      <w:r>
+        <w:t>지원 플랫폼에서는 첫 시작에 필요한 내부 runtime 설정과 secret 파일을 자동 생성하므로</w:t>
+      </w:r>
+    </w:p>
+    <w:p>
+      <w:r>
+        <w:t>사용자가 별도 Python 환경이나 runtime 설정 파일을 만들지 않습니다.</w:t>
+      </w:r>
+    </w:p>
+    <w:p>
+      <w:r>
+        <w:t>npm 설치는 단일 사용자용 personal 모드입니다. PostgreSQL·서명 snapshot·Control Plane을</w:t>
+      </w:r>
+    </w:p>
+    <w:p>
+      <w:r>
+        <w:t>사용하는 managed 모드는 서버 운영용으로 그대로 유지되며 npm 기본 실행과 섞이지 않습니다.</w:t>
+      </w:r>
+    </w:p>
+    <w:p>
+      <w:pPr>
+        <w:pStyle w:val="Heading3"/>
+      </w:pPr>
+      <w:r>
+        <w:t>4. 중지·재시작·제거</w:t>
+      </w:r>
+    </w:p>
+    <w:p>
+      <w:pPr>
+        <w:pStyle w:val="NoSpacing"/>
+        <w:ind w:left="360"/>
+      </w:pPr>
+      <w:r>
+        <w:rPr>
+          <w:rFonts w:ascii="Consolas" w:hAnsi="Consolas"/>
+          <w:sz w:val="18"/>
+        </w:rPr>
+        <w:t>mb stop</w:t>
+        <w:br/>
+        <w:t>mb service restart</w:t>
+        <w:br/>
+        <w:t>mb service uninstall</w:t>
+        <w:br/>
+        <w:t>mb uninstall</w:t>
+        <w:br/>
+        <w:t>npm uninstall -g @cyhuh/media-bridge</w:t>
+      </w:r>
+    </w:p>
+    <w:p>
+      <w:r>
+        <w:t>mb service uninstall은 service marker만 제거합니다. mb uninstall은 관리 runtime까지 제거하고</w:t>
+      </w:r>
+    </w:p>
+    <w:p>
+      <w:r>
+        <w:t>설정은 기본적으로 보존하며, 마지막 npm 명령이 전역 CLI 패키지를 제거합니다. 설정도 삭제하려면</w:t>
+      </w:r>
+    </w:p>
+    <w:p>
+      <w:r>
+        <w:t>mb uninstall --delete-config를 사용합니다.</w:t>
+      </w:r>
+    </w:p>
+    <w:p>
+      <w:r>
+        <w:t>전체 명령과 설정 항목은 npm CLI 사용법 (npm-cli.md)을 참고합니다.</w:t>
+      </w:r>
+    </w:p>
+    <w:p>
+      <w:pPr>
+        <w:pStyle w:val="Heading1"/>
+      </w:pPr>
+      <w:r>
+        <w:t>8. npm-cli</w:t>
+      </w:r>
+    </w:p>
+    <w:p>
+      <w:r>
+        <w:rPr>
+          <w:i/>
+        </w:rPr>
+        <w:t>원문 경로: docs\manuals\user\npm-cli.md</w:t>
+      </w:r>
+    </w:p>
+    <w:p>
+      <w:pPr>
+        <w:pStyle w:val="Heading2"/>
+      </w:pPr>
+      <w:r>
+        <w:t>Media Bridge npm CLI 사용법</w:t>
+      </w:r>
+    </w:p>
+    <w:p>
+      <w:pPr>
+        <w:pStyle w:val="Heading3"/>
+      </w:pPr>
+      <w:r>
+        <w:t>설치</w:t>
+      </w:r>
+    </w:p>
+    <w:p>
+      <w:pPr>
+        <w:pStyle w:val="NoSpacing"/>
+        <w:ind w:left="360"/>
+      </w:pPr>
+      <w:r>
+        <w:rPr>
+          <w:rFonts w:ascii="Consolas" w:hAnsi="Consolas"/>
+          <w:sz w:val="18"/>
+        </w:rPr>
+        <w:t>npm install -g @cyhuh/media-bridge</w:t>
+      </w:r>
+    </w:p>
+    <w:p>
+      <w:r>
+        <w:t>현재 패키지 공개와 플랫폼별 runtime artifact 배포는 별도 release 검증 대상입니다.</w:t>
+      </w:r>
+    </w:p>
+    <w:p>
+      <w:pPr>
+        <w:pStyle w:val="Heading3"/>
+      </w:pPr>
+      <w:r>
+        <w:t>최초 설정</w:t>
+      </w:r>
+    </w:p>
+    <w:p>
+      <w:pPr>
+        <w:pStyle w:val="NoSpacing"/>
+        <w:ind w:left="360"/>
+      </w:pPr>
+      <w:r>
+        <w:rPr>
+          <w:rFonts w:ascii="Consolas" w:hAnsi="Consolas"/>
+          <w:sz w:val="18"/>
+        </w:rPr>
+        <w:t>mb init</w:t>
+      </w:r>
+    </w:p>
+    <w:p>
+      <w:r>
+        <w:t>질문에 OpenCodex에 설정할 Media Bridge provider 주소, Media Bridge 포트, Solar</w:t>
+      </w:r>
+    </w:p>
+    <w:p>
+      <w:r>
+        <w:t>모델·endpoint·Secret 참조, Upstage Document Parse endpoint·Secret 참조와 변환 정책을</w:t>
+      </w:r>
+    </w:p>
+    <w:p>
+      <w:r>
+        <w:t>입력합니다. provider 주소 기본값은 http://127.0.0.1:8642/v1입니다.</w:t>
+      </w:r>
+    </w:p>
+    <w:p>
+      <w:r>
+        <w:t>Secret 원문과 이미지 원문은 입력하거나 저장하지 않습니다.</w:t>
+      </w:r>
+    </w:p>
+    <w:p>
+      <w:pPr>
+        <w:pStyle w:val="Heading3"/>
+      </w:pPr>
+      <w:r>
+        <w:t>실행과 상태</w:t>
+      </w:r>
+    </w:p>
+    <w:p>
+      <w:pPr>
+        <w:pStyle w:val="NoSpacing"/>
+        <w:ind w:left="360"/>
+      </w:pPr>
+      <w:r>
+        <w:rPr>
+          <w:rFonts w:ascii="Consolas" w:hAnsi="Consolas"/>
+          <w:sz w:val="18"/>
+        </w:rPr>
+        <w:t>mb start</w:t>
+        <w:br/>
+        <w:t>mb start --port 8642</w:t>
+        <w:br/>
+        <w:t>mb status</w:t>
+        <w:br/>
+        <w:t>mb health --json</w:t>
+        <w:br/>
+        <w:t>mb gui</w:t>
+      </w:r>
+    </w:p>
+    <w:p>
+      <w:r>
+        <w:t>첫 mb start는 현재 OS·아키텍처에 맞는 관리 runtime을 자동으로 선택하고 다운로드한 뒤</w:t>
+      </w:r>
+    </w:p>
+    <w:p>
+      <w:r>
+        <w:t>SHA-256과 실행 파일을 검증합니다. URL, checksum 또는 Python 경로를 사용자가 입력하지 않습니다.</w:t>
+      </w:r>
+    </w:p>
+    <w:p>
+      <w:r>
+        <w:t>검증이 끝나기 전에는 기존 runtime을 교체하지 않으며, 실패하면 시작을 중단합니다.</w:t>
+      </w:r>
+    </w:p>
+    <w:p>
+      <w:r>
+        <w:t>첫 시작에 필요한 model registry, asset 디렉터리와 내부 인증 secret은 ~/.media-bridge 아래에</w:t>
+      </w:r>
+    </w:p>
+    <w:p>
+      <w:r>
+        <w:t>자동 생성되며 Secret 원문은 config.json에 저장되지 않습니다.</w:t>
+      </w:r>
+    </w:p>
+    <w:p>
+      <w:r>
+        <w:t>npm runtime은 PostgreSQL이 필요 없는 단일 사용자 personal 모드입니다. 시작 전에 설정에서</w:t>
+      </w:r>
+    </w:p>
+    <w:p>
+      <w:r>
+        <w:t>참조한 환경변수(기본 SOLAR_API_KEY)에 Upstage API key를 넣습니다. 기존 PostgreSQL·서명</w:t>
+      </w:r>
+    </w:p>
+    <w:p>
+      <w:r>
+        <w:t>snapshot 기반 managed 모드는 서버 배포용 entrypoint로 별도 유지됩니다.</w:t>
+      </w:r>
+    </w:p>
+    <w:p>
+      <w:r>
+        <w:t>관리된 runtime artifact가 공개되지 않은 플랫폼에서는 Python이나 .deb를 직접 설치하지 말고</w:t>
+      </w:r>
+    </w:p>
+    <w:p>
+      <w:r>
+        <w:t>설치 불가 사유를 확인합니다.</w:t>
+      </w:r>
+    </w:p>
+    <w:p>
+      <w:pPr>
+        <w:pStyle w:val="Heading3"/>
+      </w:pPr>
+      <w:r>
+        <w:t>lifecycle</w:t>
+      </w:r>
+    </w:p>
+    <w:p>
+      <w:pPr>
+        <w:pStyle w:val="NoSpacing"/>
+        <w:ind w:left="360"/>
+      </w:pPr>
+      <w:r>
+        <w:rPr>
+          <w:rFonts w:ascii="Consolas" w:hAnsi="Consolas"/>
+          <w:sz w:val="18"/>
+        </w:rPr>
+        <w:t>mb stop</w:t>
+        <w:br/>
+        <w:t>mb service install</w:t>
+        <w:br/>
+        <w:t>mb service start</w:t>
+        <w:br/>
+        <w:t>mb service stop</w:t>
+        <w:br/>
+        <w:t>mb service restart</w:t>
+        <w:br/>
+        <w:t>mb service uninstall</w:t>
+        <w:br/>
+        <w:t>mb update</w:t>
+      </w:r>
+    </w:p>
+    <w:p>
+      <w:r>
+        <w:t>service install은 재부팅 후에도 개인 runtime이 올라오도록 현재 사용자 계정의 자동 시작을</w:t>
+      </w:r>
+    </w:p>
+    <w:p>
+      <w:r>
+        <w:t>등록합니다. Linux 사용자 systemd를 우선하고 WSL에서는 .profile fallback을 사용하며,</w:t>
+      </w:r>
+    </w:p>
+    <w:p>
+      <w:r>
+        <w:t>Windows에서는 작업 스케줄러 또는 사용자 Startup 폴더를 사용합니다. mb start는 기존의</w:t>
+      </w:r>
+    </w:p>
+    <w:p>
+      <w:r>
+        <w:t>오래된 service marker도 자동으로 보정합니다. 등록 여부와 실행 상태는 mb service status,</w:t>
+      </w:r>
+    </w:p>
+    <w:p>
+      <w:r>
+        <w:t>실제 HTTP 준비 상태는 mb health --json으로 확인합니다.</w:t>
+      </w:r>
+    </w:p>
+    <w:p>
+      <w:pPr>
+        <w:pStyle w:val="Heading3"/>
+      </w:pPr>
+      <w:r>
+        <w:t>제거</w:t>
+      </w:r>
+    </w:p>
+    <w:p>
+      <w:pPr>
+        <w:pStyle w:val="NoSpacing"/>
+        <w:ind w:left="360"/>
+      </w:pPr>
+      <w:r>
+        <w:rPr>
+          <w:rFonts w:ascii="Consolas" w:hAnsi="Consolas"/>
+          <w:sz w:val="18"/>
+        </w:rPr>
+        <w:t>mb uninstall</w:t>
+        <w:br/>
+        <w:t>npm uninstall -g @cyhuh/media-bridge</w:t>
+      </w:r>
+    </w:p>
+    <w:p>
+      <w:r>
+        <w:t>mb uninstall은 Media Bridge 프로세스를 중지하고 service marker, PID state와 관리 runtime을</w:t>
+      </w:r>
+    </w:p>
+    <w:p>
+      <w:r>
+        <w:t>제거합니다. 터미널에서 직접 실행하면 설정 삭제 여부를 물으며 기본값은 보존입니다.</w:t>
+      </w:r>
+    </w:p>
+    <w:p>
+      <w:r>
+        <w:t>자동화나 스크립트에서는 다음 중 하나를 명시합니다.</w:t>
+      </w:r>
+    </w:p>
+    <w:p>
+      <w:pPr>
+        <w:pStyle w:val="NoSpacing"/>
+        <w:ind w:left="360"/>
+      </w:pPr>
+      <w:r>
+        <w:rPr>
+          <w:rFonts w:ascii="Consolas" w:hAnsi="Consolas"/>
+          <w:sz w:val="18"/>
+        </w:rPr>
+        <w:t>mb uninstall --keep-config</w:t>
+        <w:br/>
+        <w:t>mb uninstall --delete-config</w:t>
+      </w:r>
+    </w:p>
+    <w:p>
+      <w:r>
+        <w:t>플래그가 없는 비대화형 실행은 설정을 보존합니다. 두 플래그를 동시에 사용할 수 없습니다.</w:t>
+      </w:r>
+    </w:p>
+    <w:p>
+      <w:r>
+        <w:t>설정 삭제를 선택하면 CLI가 생성한 내부 runtime 설정도 제거하지만 asset과 Media Bridge가</w:t>
+      </w:r>
+    </w:p>
+    <w:p>
+      <w:r>
+        <w:t>소유하지 않은 파일은 삭제하지 않습니다. 마지막</w:t>
+      </w:r>
+    </w:p>
+    <w:p>
+      <w:r>
+        <w:t>npm uninstall -g 명령은 mb와 media-bridge 전역 CLI를 제거합니다.</w:t>
+      </w:r>
+    </w:p>
+    <w:p>
+      <w:pPr>
+        <w:pStyle w:val="Heading1"/>
+      </w:pPr>
+      <w:r>
+        <w:t>9. settings</w:t>
+      </w:r>
+    </w:p>
+    <w:p>
+      <w:r>
+        <w:rPr>
+          <w:i/>
+        </w:rPr>
+        <w:t>원문 경로: docs\manuals\user\settings.md</w:t>
+      </w:r>
+    </w:p>
+    <w:p>
+      <w:pPr>
+        <w:pStyle w:val="Heading2"/>
+      </w:pPr>
+      <w:r>
+        <w:t>Media Bridge 설정 화면</w:t>
+      </w:r>
+    </w:p>
+    <w:p>
+      <w:r>
+        <w:t>Media Bridge를 시작한 뒤 다음 명령으로 로컬 설정 화면을 엽니다.</w:t>
+      </w:r>
+    </w:p>
+    <w:p>
+      <w:pPr>
+        <w:pStyle w:val="NoSpacing"/>
+        <w:ind w:left="360"/>
+      </w:pPr>
+      <w:r>
+        <w:rPr>
+          <w:rFonts w:ascii="Consolas" w:hAnsi="Consolas"/>
+          <w:sz w:val="18"/>
+        </w:rPr>
+        <w:t>mb gui</w:t>
+      </w:r>
+    </w:p>
+    <w:p>
+      <w:r>
+        <w:t>화면을 자동으로 열 수 없는 서버에서는 출력된 주소를 SSH port forwarding을 통해 사용자의</w:t>
+      </w:r>
+    </w:p>
+    <w:p>
+      <w:r>
+        <w:t>브라우저에서 엽니다. 설정 화면과 API는 127.0.0.1에만 바인딩됩니다.</w:t>
+      </w:r>
+    </w:p>
+    <w:p>
+      <w:pPr>
+        <w:pStyle w:val="Heading3"/>
+      </w:pPr>
+      <w:r>
+        <w:t>코딩 에이전트</w:t>
+      </w:r>
+    </w:p>
+    <w:p>
+      <w:r>
+        <w:t>코딩 에이전트에서 Media Bridge를 호출할 client를 선택합니다.</w:t>
+      </w:r>
+    </w:p>
+    <w:p>
+      <w:pPr>
+        <w:pStyle w:val="ListBullet"/>
+      </w:pPr>
+      <w:r>
+        <w:t>OpenCodex: 1차 지원 대상</w:t>
+      </w:r>
+    </w:p>
+    <w:p>
+      <w:pPr>
+        <w:pStyle w:val="ListBullet"/>
+      </w:pPr>
+      <w:r>
+        <w:t>Eoul Gateway: Eoul Gateway를 통한 연결</w:t>
+      </w:r>
+    </w:p>
+    <w:p>
+      <w:pPr>
+        <w:pStyle w:val="ListBullet"/>
+      </w:pPr>
+      <w:r>
+        <w:t>OpenAI Responses 호환: 다른 Responses 호환 코딩 에이전트</w:t>
+      </w:r>
+    </w:p>
+    <w:p>
+      <w:r>
+        <w:t>연결 정보 확인을 누르면 에이전트에 설정할 base URL과 /v1/responses 주소를 확인할 수</w:t>
+      </w:r>
+    </w:p>
+    <w:p>
+      <w:r>
+        <w:t>있습니다. 이 시험은 외부 Provider를 호출하지 않습니다.</w:t>
+      </w:r>
+    </w:p>
+    <w:p>
+      <w:pPr>
+        <w:pStyle w:val="Heading3"/>
+      </w:pPr>
+      <w:r>
+        <w:t>Non-Vision LLM</w:t>
+      </w:r>
+    </w:p>
+    <w:p>
+      <w:r>
+        <w:t>기본값은 Upstage Solar와 solar-pro4입니다. 다른 텍스트 전용 LLM은 사용자 정의를 선택하고</w:t>
+      </w:r>
+    </w:p>
+    <w:p>
+      <w:r>
+        <w:t>다음을 입력합니다.</w:t>
+      </w:r>
+    </w:p>
+    <w:p>
+      <w:pPr>
+        <w:pStyle w:val="ListBullet"/>
+      </w:pPr>
+      <w:r>
+        <w:t>API 방식: OpenAI 호환 Chat Completions 또는 Responses</w:t>
+      </w:r>
+    </w:p>
+    <w:p>
+      <w:pPr>
+        <w:pStyle w:val="ListBullet"/>
+      </w:pPr>
+      <w:r>
+        <w:t>Endpoint</w:t>
+      </w:r>
+    </w:p>
+    <w:p>
+      <w:pPr>
+        <w:pStyle w:val="ListBullet"/>
+      </w:pPr>
+      <w:r>
+        <w:t>모델 ID</w:t>
+      </w:r>
+    </w:p>
+    <w:p>
+      <w:pPr>
+        <w:pStyle w:val="ListBullet"/>
+      </w:pPr>
+      <w:r>
+        <w:t>API Key</w:t>
+      </w:r>
+    </w:p>
+    <w:p>
+      <w:pPr>
+        <w:pStyle w:val="ListBullet"/>
+      </w:pPr>
+      <w:r>
+        <w:t>기존 환경변수를 대체 입력으로 사용할 경우 환경변수 이름</w:t>
+      </w:r>
+    </w:p>
+    <w:p>
+      <w:r>
+        <w:t>API Key는 일반 설정 파일에 저장되거나 화면에 다시 표시되지 않습니다. Windows에서는 현재</w:t>
+      </w:r>
+    </w:p>
+    <w:p>
+      <w:r>
+        <w:t>사용자 DPAPI로 보호하고, Linux headless 환경에서는 사용자만 읽을 수 있는 0600 credential</w:t>
+      </w:r>
+    </w:p>
+    <w:p>
+      <w:r>
+        <w:t>파일에 일반 설정과 분리해 저장합니다. 환경변수 방식도 호환 목적으로 계속 사용할 수 있습니다.</w:t>
+      </w:r>
+    </w:p>
+    <w:p>
+      <w:r>
+        <w:t>LLM 연결 시험은 짧은 텍스트 요청을 실제 선택 Provider로 전송하므로 Provider 사용량이 발생할</w:t>
+      </w:r>
+    </w:p>
+    <w:p>
+      <w:r>
+        <w:t>수 있습니다. 성공하면 모델과 응답 텍스트를 표시하며 API Key 원문은 표시하지 않습니다.</w:t>
+      </w:r>
+    </w:p>
+    <w:p>
+      <w:pPr>
+        <w:pStyle w:val="Heading3"/>
+      </w:pPr>
+      <w:r>
+        <w:t>Vision / OCR 처리 엔진</w:t>
+      </w:r>
+    </w:p>
+    <w:p>
+      <w:r>
+        <w:t>1차 지원 엔진은 Upstage Document Parse입니다. Endpoint, API Key와 시험 이미지 또는 PDF를</w:t>
+      </w:r>
+    </w:p>
+    <w:p>
+      <w:r>
+        <w:t>선택하고 OCR 연결 시험을 누르면 실제 추출 텍스트가 화면에 표시됩니다.</w:t>
+      </w:r>
+    </w:p>
+    <w:p>
+      <w:r>
+        <w:t>일반 장면 이해용 Vision 모델은 Document Parse와 다른 기능입니다. 이 버전은 문서·스크린샷의</w:t>
+      </w:r>
+    </w:p>
+    <w:p>
+      <w:r>
+        <w:t>텍스트 추출을 우선 지원하며, 다른 Vision/OCR 제품은 mediaProcessor adapter로 추가합니다.</w:t>
+      </w:r>
+    </w:p>
+    <w:p>
+      <w:pPr>
+        <w:pStyle w:val="Heading3"/>
+      </w:pPr>
+      <w:r>
+        <w:t>전체 흐름 시험</w:t>
+      </w:r>
+    </w:p>
+    <w:p>
+      <w:r>
+        <w:t>파일과 질문을 입력하고 전체 파이프라인 시험을 누르면 다음 순서가 실행됩니다.</w:t>
+      </w:r>
+    </w:p>
+    <w:p>
+      <w:pPr>
+        <w:pStyle w:val="ListNumber"/>
+      </w:pPr>
+      <w:r>
+        <w:t>이미지 또는 PDF를 미디어 처리 엔진으로 전송합니다.</w:t>
+      </w:r>
+    </w:p>
+    <w:p>
+      <w:pPr>
+        <w:pStyle w:val="ListNumber"/>
+      </w:pPr>
+      <w:r>
+        <w:t>추출된 텍스트를 확인합니다.</w:t>
+      </w:r>
+    </w:p>
+    <w:p>
+      <w:pPr>
+        <w:pStyle w:val="ListNumber"/>
+      </w:pPr>
+      <w:r>
+        <w:t>원본 미디어를 제거합니다.</w:t>
+      </w:r>
+    </w:p>
+    <w:p>
+      <w:pPr>
+        <w:pStyle w:val="ListNumber"/>
+      </w:pPr>
+      <w:r>
+        <w:t>질문과 추출 텍스트만 Non-Vision LLM으로 전송합니다.</w:t>
+      </w:r>
+    </w:p>
+    <w:p>
+      <w:pPr>
+        <w:pStyle w:val="ListNumber"/>
+      </w:pPr>
+      <w:r>
+        <w:t>최종 답변과 originalMediaForwarded: false를 표시합니다.</w:t>
+      </w:r>
+    </w:p>
+    <w:p>
+      <w:r>
+        <w:t>미디어 처리에 실패하면 설정의 차단 정책에 따라 Non-Vision LLM은 호출하지 않습니다.</w:t>
+      </w:r>
+    </w:p>
+    <w:p>
+      <w:pPr>
+        <w:pStyle w:val="Heading3"/>
+      </w:pPr>
+      <w:r>
+        <w:t>저장과 적용</w:t>
+      </w:r>
+    </w:p>
+    <w:p>
+      <w:r>
+        <w:t>설정 저장을 누르면 API Key와 일반 설정을 분리해 저장합니다. 포트가 같으면 Provider·모델·키</w:t>
+      </w:r>
+    </w:p>
+    <w:p>
+      <w:r>
+        <w:t>변경은 실행 중 runtime에 다시 로드됩니다. 포트를 변경하면 listener를 옮겨야 하므로 다음 명령으로</w:t>
+      </w:r>
+    </w:p>
+    <w:p>
+      <w:r>
+        <w:t>한 번 재시작합니다.</w:t>
+      </w:r>
+    </w:p>
+    <w:p>
+      <w:pPr>
+        <w:pStyle w:val="NoSpacing"/>
+        <w:ind w:left="360"/>
+      </w:pPr>
+      <w:r>
+        <w:rPr>
+          <w:rFonts w:ascii="Consolas" w:hAnsi="Consolas"/>
+          <w:sz w:val="18"/>
+        </w:rPr>
+        <w:t>mb service restart</w:t>
+        <w:br/>
+        <w:t>mb health --json</w:t>
+      </w:r>
+    </w:p>
+    <w:p>
+      <w:r>
+        <w:t>잘못된 URL, 지원하지 않는 프로토콜, 빈 모델, 범위를 벗어난 포트는 저장되지 않습니다.</w:t>
+      </w:r>
+    </w:p>
+    <w:p>
+      <w:r>
+        <w:t>기존 PostgreSQL·서명 snapshot·Control Plane 기반 managed 모드는 별도로 유지되며 npm</w:t>
+      </w:r>
+    </w:p>
+    <w:p>
+      <w:r>
+        <w:t>personal 설정 화면과 섞이지 않습니다.</w:t>
+      </w:r>
+    </w:p>
+    <w:p>
+      <w:pPr>
+        <w:pStyle w:val="Heading1"/>
+      </w:pPr>
+      <w:r>
+        <w:t>10. connect-and-test</w:t>
+      </w:r>
+    </w:p>
+    <w:p>
+      <w:r>
+        <w:rPr>
+          <w:i/>
+        </w:rPr>
+        <w:t>원문 경로: docs\manuals\user\connect-and-test.md</w:t>
+      </w:r>
+    </w:p>
+    <w:p>
+      <w:pPr>
+        <w:pStyle w:val="Heading2"/>
+      </w:pPr>
+      <w:r>
+        <w:t>Media Bridge 연결과 시험</w:t>
+      </w:r>
+    </w:p>
+    <w:p>
+      <w:pPr>
+        <w:pStyle w:val="Heading3"/>
+      </w:pPr>
+      <w:r>
+        <w:t>시작 확인</w:t>
+      </w:r>
+    </w:p>
+    <w:p>
+      <w:pPr>
+        <w:pStyle w:val="NoSpacing"/>
+        <w:ind w:left="360"/>
+      </w:pPr>
+      <w:r>
+        <w:rPr>
+          <w:rFonts w:ascii="Consolas" w:hAnsi="Consolas"/>
+          <w:sz w:val="18"/>
+        </w:rPr>
+        <w:t>mb start</w:t>
+        <w:br/>
+        <w:t>mb ready --wait --timeout 60</w:t>
+        <w:br/>
+        <w:t>mb health --json</w:t>
+        <w:br/>
+        <w:t>mb gui</w:t>
+      </w:r>
+    </w:p>
+    <w:p>
+      <w:r>
+        <w:t>ready와 health는 Media Bridge runtime 자체 상태입니다. Provider 연결 성공을 의미하지는</w:t>
+      </w:r>
+    </w:p>
+    <w:p>
+      <w:r>
+        <w:t>않으므로 설정 화면에서 다음 시험을 순서대로 실행합니다.</w:t>
+      </w:r>
+    </w:p>
+    <w:p>
+      <w:pPr>
+        <w:pStyle w:val="ListNumber"/>
+      </w:pPr>
+      <w:r>
+        <w:t>연결 정보 확인: 코딩 에이전트에 입력할 Responses 주소를 확인합니다.</w:t>
+      </w:r>
+    </w:p>
+    <w:p>
+      <w:pPr>
+        <w:pStyle w:val="ListNumber"/>
+      </w:pPr>
+      <w:r>
+        <w:t>LLM 연결 시험: 선택한 Non-Vision LLM에 실제 텍스트를 보냅니다.</w:t>
+      </w:r>
+    </w:p>
+    <w:p>
+      <w:pPr>
+        <w:pStyle w:val="ListNumber"/>
+      </w:pPr>
+      <w:r>
+        <w:t>OCR 연결 시험: 시험 이미지/PDF에서 실제 텍스트를 추출합니다.</w:t>
+      </w:r>
+    </w:p>
+    <w:p>
+      <w:pPr>
+        <w:pStyle w:val="ListNumber"/>
+      </w:pPr>
+      <w:r>
+        <w:t>전체 흐름 시험 영역의 질문에 첨부할 이미지/PDF에서 파일을 선택하고 질문을 입력한 뒤</w:t>
+      </w:r>
+    </w:p>
+    <w:p>
+      <w:r>
+        <w:t>전체 파이프라인 시험을 누릅니다. OCR 결과만 LLM에 보내고 최종 응답을 확인합니다.</w:t>
+      </w:r>
+    </w:p>
+    <w:p>
+      <w:r>
+        <w:t>이 첨부 파일은 위쪽 OCR 연결 시험에 사용한 파일과 독립적입니다.</w:t>
+      </w:r>
+    </w:p>
+    <w:p>
+      <w:r>
+        <w:t>실제 Provider 시험은 외부 API 호출이므로 사용량이 발생할 수 있습니다. Media Bridge는 API Key</w:t>
+      </w:r>
+    </w:p>
+    <w:p>
+      <w:r>
+        <w:t>원문과 업로드 파일을 browser storage에 저장하지 않으며, 응답 화면에도 API Key를 반환하지</w:t>
+      </w:r>
+    </w:p>
+    <w:p>
+      <w:r>
+        <w:t>않습니다.</w:t>
+      </w:r>
+    </w:p>
+    <w:p>
+      <w:pPr>
+        <w:pStyle w:val="Heading3"/>
+      </w:pPr>
+      <w:r>
+        <w:t>코딩 에이전트 연결</w:t>
+      </w:r>
+    </w:p>
+    <w:p>
+      <w:r>
+        <w:t>코딩 에이전트의 OpenAI Responses provider base URL을 설정 화면의 baseUrl로 맞춥니다. 기본값은</w:t>
+      </w:r>
+    </w:p>
+    <w:p>
+      <w:r>
+        <w:t>다음과 같습니다.</w:t>
+      </w:r>
+    </w:p>
+    <w:p>
+      <w:pPr>
+        <w:pStyle w:val="NoSpacing"/>
+        <w:ind w:left="360"/>
+      </w:pPr>
+      <w:r>
+        <w:rPr>
+          <w:rFonts w:ascii="Consolas" w:hAnsi="Consolas"/>
+          <w:sz w:val="18"/>
+        </w:rPr>
+        <w:t>http://127.0.0.1:8642/v1</w:t>
+      </w:r>
+    </w:p>
+    <w:p>
+      <w:r>
+        <w:t>실제 요청 URL은 다음과 같습니다.</w:t>
+      </w:r>
+    </w:p>
+    <w:p>
+      <w:pPr>
+        <w:pStyle w:val="NoSpacing"/>
+        <w:ind w:left="360"/>
+      </w:pPr>
+      <w:r>
+        <w:rPr>
+          <w:rFonts w:ascii="Consolas" w:hAnsi="Consolas"/>
+          <w:sz w:val="18"/>
+        </w:rPr>
+        <w:t>http://127.0.0.1:8642/v1/responses</w:t>
+      </w:r>
+    </w:p>
+    <w:p>
+      <w:r>
+        <w:t>OpenCodex, Eoul Gateway 또는 다른 Responses 호환 client가 이 주소로 요청하면 Media Bridge가</w:t>
+      </w:r>
+    </w:p>
+    <w:p>
+      <w:r>
+        <w:t>미디어를 처리하고 선택한 Non-Vision LLM의 답변을 Responses 형식으로 반환합니다.</w:t>
+      </w:r>
+    </w:p>
+    <w:p>
+      <w:pPr>
+        <w:pStyle w:val="Heading3"/>
+      </w:pPr>
+      <w:r>
+        <w:t>판정 구분</w:t>
+      </w:r>
+    </w:p>
+    <w:p>
+      <w:pPr>
+        <w:pStyle w:val="ListBullet"/>
+      </w:pPr>
+      <w:r>
+        <w:t>health PASS: Media Bridge process와 HTTP listener 정상</w:t>
+      </w:r>
+    </w:p>
+    <w:p>
+      <w:pPr>
+        <w:pStyle w:val="ListBullet"/>
+      </w:pPr>
+      <w:r>
+        <w:t>LLM 시험 PASS: 선택 LLM endpoint·모델·credential 정상</w:t>
+      </w:r>
+    </w:p>
+    <w:p>
+      <w:pPr>
+        <w:pStyle w:val="ListBullet"/>
+      </w:pPr>
+      <w:r>
+        <w:t>OCR 시험 PASS: 선택 미디어 처리 endpoint·credential·파일 처리 정상</w:t>
+      </w:r>
+    </w:p>
+    <w:p>
+      <w:pPr>
+        <w:pStyle w:val="ListBullet"/>
+      </w:pPr>
+      <w:r>
+        <w:t>전체 흐름 PASS: OCR → 원본 제거 → 텍스트 LLM → 최종 응답 정상</w:t>
+      </w:r>
+    </w:p>
+    <w:p>
+      <w:pPr>
+        <w:pStyle w:val="ListBullet"/>
+      </w:pPr>
+      <w:r>
+        <w:t>코딩 에이전트 PASS: 실제 코딩 에이전트에서 같은 요청과 응답을 확인</w:t>
+      </w:r>
+    </w:p>
+    <w:p>
+      <w:r>
+        <w:t>앞 단계만 통과하고 뒤 단계가 실행되지 않았다면 제품 전체 PASS로 기록하지 않습니다.</w:t>
+      </w:r>
+    </w:p>
+    <w:p>
+      <w:pPr>
+        <w:pStyle w:val="Heading1"/>
+      </w:pPr>
+      <w:r>
+        <w:t>11. connect-opencodex</w:t>
+      </w:r>
+    </w:p>
+    <w:p>
+      <w:r>
+        <w:rPr>
+          <w:i/>
+        </w:rPr>
+        <w:t>원문 경로: docs\manuals\user\connect-opencodex.md</w:t>
+      </w:r>
+    </w:p>
+    <w:p>
+      <w:pPr>
+        <w:pStyle w:val="Heading2"/>
+      </w:pPr>
+      <w:r>
+        <w:t>OpenCodex 연결</w:t>
+      </w:r>
+    </w:p>
+    <w:p>
+      <w:r>
+        <w:t>이 문서는 npm CLI의 설정·lifecycle과 실제 OpenCodex 연동을 구분합니다. 현재</w:t>
+      </w:r>
+    </w:p>
+    <w:p>
+      <w:r>
+        <w:t>Media Bridge CLI에는 별도 Web 설정 화면이나 8766/status 서비스가 없습니다.</w:t>
+      </w:r>
+    </w:p>
+    <w:p>
+      <w:pPr>
+        <w:pStyle w:val="Heading3"/>
+      </w:pPr>
+      <w:r>
+        <w:t>연결 주소</w:t>
+      </w:r>
+    </w:p>
+    <w:p>
+      <w:r>
+        <w:t>mb init의 첫 주소는 Media Bridge가 OpenCodex를 호출할 주소가 아닙니다. OpenCodex의</w:t>
+      </w:r>
+    </w:p>
+    <w:p>
+      <w:r>
+        <w:t>provider 설정에 넣을 Media Bridge 주소입니다.</w:t>
+      </w:r>
+    </w:p>
+    <w:p>
+      <w:r>
+        <w:t>http://127.0.0.1:8642/v1</w:t>
+      </w:r>
+    </w:p>
+    <w:p>
+      <w:r>
+        <w:t>OpenCodex 설정에서는 이 값을 provider base URL로 지정하고 wire API는 responses를 선택합니다.</w:t>
+      </w:r>
+    </w:p>
+    <w:p>
+      <w:r>
+        <w:t>npm personal 모드는 loopback 전용이므로 별도 Media Bridge bearer key는 사용하지 않습니다.</w:t>
+      </w:r>
+    </w:p>
+    <w:p>
+      <w:r>
+        <w:t>기존 OpenCodex 설정을 덮어쓰지 말고 별도 profile에서 먼저 연결을 확인합니다.</w:t>
+      </w:r>
+    </w:p>
+    <w:p>
+      <w:pPr>
+        <w:pStyle w:val="Heading3"/>
+      </w:pPr>
+      <w:r>
+        <w:t>연결 확인</w:t>
+      </w:r>
+    </w:p>
+    <w:p>
+      <w:pPr>
+        <w:pStyle w:val="ListNumber"/>
+      </w:pPr>
+      <w:r>
+        <w:t>mb init을 실행합니다.</w:t>
+      </w:r>
+    </w:p>
+    <w:p>
+      <w:pPr>
+        <w:pStyle w:val="ListNumber"/>
+      </w:pPr>
+      <w:r>
+        <w:t>mb start와 mb health --json을 실행합니다.</w:t>
+      </w:r>
+    </w:p>
+    <w:p>
+      <w:pPr>
+        <w:pStyle w:val="ListNumber"/>
+      </w:pPr>
+      <w:r>
+        <w:t>OpenCodex에서 text-only 요청을 보냅니다.</w:t>
+      </w:r>
+    </w:p>
+    <w:p>
+      <w:pPr>
+        <w:pStyle w:val="ListNumber"/>
+      </w:pPr>
+      <w:r>
+        <w:t>실제 media 요청은 provider·비용·downstream 호출 증거를 별도로 기록합니다.</w:t>
+      </w:r>
+    </w:p>
+    <w:p>
+      <w:r>
+        <w:t>1차 지원 범위는 text 및 image 입력입니다. 이미지는 Upstage Document Parse가 텍스트를 추출하며,</w:t>
+      </w:r>
+    </w:p>
+    <w:p>
+      <w:r>
+        <w:t>원본 이미지가 제거된 뒤 Solar-4가 응답합니다. OCR이나 정규화가 실패하면 요청은 차단되고</w:t>
+      </w:r>
+    </w:p>
+    <w:p>
+      <w:r>
+        <w:t>Solar 호출은 0회입니다. tool/file/shell 변환과 토큰 단위 실시간 streaming은 아직 지원 완료로</w:t>
+      </w:r>
+    </w:p>
+    <w:p>
+      <w:r>
+        <w:t>간주하지 않습니다.</w:t>
+      </w:r>
+    </w:p>
+    <w:p>
+      <w:pPr>
+        <w:pStyle w:val="Heading3"/>
+      </w:pPr>
+      <w:r>
+        <w:t>연결 해제</w:t>
+      </w:r>
+    </w:p>
+    <w:p>
+      <w:r>
+        <w:t>OpenCodex profile에서 Media Bridge endpoint를 제거하거나 이전 endpoint로 되돌립니다. Media Bridge 자체를</w:t>
+      </w:r>
+    </w:p>
+    <w:p>
+      <w:r>
+        <w:t>중지하려면 Linux 설치 매뉴얼의 중지 절차를 사용합니다.</w:t>
+      </w:r>
+    </w:p>
+    <w:p>
+      <w:pPr>
+        <w:pStyle w:val="Heading1"/>
+      </w:pPr>
+      <w:r>
+        <w:t>12. external-test</w:t>
+      </w:r>
+    </w:p>
+    <w:p>
+      <w:r>
+        <w:rPr>
+          <w:i/>
+        </w:rPr>
+        <w:t>원문 경로: docs\manuals\user\external-test.md</w:t>
+      </w:r>
+    </w:p>
+    <w:p>
+      <w:pPr>
+        <w:pStyle w:val="Heading2"/>
+      </w:pPr>
+      <w:r>
+        <w:t>Media Bridge 외부 설치 테스트</w:t>
+      </w:r>
+    </w:p>
+    <w:p>
+      <w:r>
+        <w:t>이 문서는 공개 npm 패키지를 실제 사용자 환경에서 확인할 때 사용합니다.</w:t>
+      </w:r>
+    </w:p>
+    <w:p>
+      <w:pPr>
+        <w:pStyle w:val="Heading3"/>
+      </w:pPr>
+      <w:r>
+        <w:t>공개 전 runtime artifact 독립 재검증</w:t>
+      </w:r>
+    </w:p>
+    <w:p>
+      <w:r>
+        <w:t>공개 전 QA에서는 원격 main의 정확한 source commit에서 대상 플랫폼의</w:t>
+      </w:r>
+    </w:p>
+    <w:p>
+      <w:r>
+        <w:t>테스트할 플랫폼에 맞춰 Build linux-x64 runtime artifact, Build linux-arm64 runtime artifact</w:t>
+      </w:r>
+    </w:p>
+    <w:p>
+      <w:r>
+        <w:t>또는 Build win32-x64 runtime artifact workflow를 실행합니다.</w:t>
+      </w:r>
+    </w:p>
+    <w:p>
+      <w:r>
+        <w:t>gh CLI는 사용하지 않으며 GitHub Actions</w:t>
+      </w:r>
+    </w:p>
+    <w:p>
+      <w:r>
+        <w:t>화면에서 실행·다운로드합니다. 다운로드한 private workflow artifact에 다음 네 파일이 있어야 합니다.</w:t>
+      </w:r>
+    </w:p>
+    <w:p>
+      <w:pPr>
+        <w:pStyle w:val="ListBullet"/>
+      </w:pPr>
+      <w:r>
+        <w:t>media-bridge-runtime-&lt;version&gt;-&lt;platform&gt;.tar.gz</w:t>
+      </w:r>
+    </w:p>
+    <w:p>
+      <w:pPr>
+        <w:pStyle w:val="ListBullet"/>
+      </w:pPr>
+      <w:r>
+        <w:t>동일 이름의 .sha256</w:t>
+      </w:r>
+    </w:p>
+    <w:p>
+      <w:pPr>
+        <w:pStyle w:val="ListBullet"/>
+      </w:pPr>
+      <w:r>
+        <w:t>runtime-manifest.json</w:t>
+      </w:r>
+    </w:p>
+    <w:p>
+      <w:pPr>
+        <w:pStyle w:val="ListBullet"/>
+      </w:pPr>
+      <w:r>
+        <w:t>verification-result.json</w:t>
+      </w:r>
+    </w:p>
+    <w:p>
+      <w:r>
+        <w:t>verification-result.json의 sourceCommit이 시험 대상 commit과 같고, sha256이 archive 및 manifest와</w:t>
+      </w:r>
+    </w:p>
+    <w:p>
+      <w:r>
+        <w:t>일치하며, 대상 platform, python=false, pythonDirectCall=false, forbiddenEntries=0,</w:t>
+      </w:r>
+    </w:p>
+    <w:p>
+      <w:r>
+        <w:t>healthStatus=200, managedInstall=true, checksumMismatchRejected=true,</w:t>
+      </w:r>
+    </w:p>
+    <w:p>
+      <w:r>
+        <w:t>managedRollbackPreserved=true인지 확인합니다. workflow가 실패하거나 이 증거가 없으면 실제 artifact E2E는</w:t>
+      </w:r>
+    </w:p>
+    <w:p>
+      <w:r>
+        <w:t>PASS가 아니라 FAIL 또는 NOT RUN으로 기록합니다. 이 private artifact 검증은 npm registry 공개</w:t>
+      </w:r>
+    </w:p>
+    <w:p>
+      <w:r>
+        <w:t>설치나 public URL 재다운로드를 증명하지 않습니다.</w:t>
+      </w:r>
+    </w:p>
+    <w:p>
+      <w:pPr>
+        <w:pStyle w:val="Heading3"/>
+      </w:pPr>
+      <w:r>
+        <w:t>사전 조건</w:t>
+      </w:r>
+    </w:p>
+    <w:p>
+      <w:pPr>
+        <w:pStyle w:val="ListBullet"/>
+      </w:pPr>
+      <w:r>
+        <w:t>Node.js 18 이상</w:t>
+      </w:r>
+    </w:p>
+    <w:p>
+      <w:pPr>
+        <w:pStyle w:val="ListBullet"/>
+      </w:pPr>
+      <w:r>
+        <w:t>npm registry에서 @cyhuh/media-bridge 조회 가능</w:t>
+      </w:r>
+    </w:p>
+    <w:p>
+      <w:pPr>
+        <w:pStyle w:val="ListBullet"/>
+      </w:pPr>
+      <w:r>
+        <w:t>테스트 중 사용할 포트가 비어 있음</w:t>
+      </w:r>
+    </w:p>
+    <w:p>
+      <w:pPr>
+        <w:pStyle w:val="ListBullet"/>
+      </w:pPr>
+      <w:r>
+        <w:t>OpenCodex·Solar credential 원문을 문서나 로그에 기록하지 않음</w:t>
+      </w:r>
+    </w:p>
+    <w:p>
+      <w:pPr>
+        <w:pStyle w:val="Heading3"/>
+      </w:pPr>
+      <w:r>
+        <w:t>설치와 최초 설정</w:t>
+      </w:r>
+    </w:p>
+    <w:p>
+      <w:pPr>
+        <w:pStyle w:val="NoSpacing"/>
+        <w:ind w:left="360"/>
+      </w:pPr>
+      <w:r>
+        <w:rPr>
+          <w:rFonts w:ascii="Consolas" w:hAnsi="Consolas"/>
+          <w:sz w:val="18"/>
+        </w:rPr>
+        <w:t>npm install -g @cyhuh/media-bridge</w:t>
+        <w:br/>
+        <w:t>mb init</w:t>
+      </w:r>
+    </w:p>
+    <w:p>
+      <w:r>
+        <w:t>mb init에서 OpenCodex 주소, Media Bridge 포트, Solar 모델·endpoint·Secret 참조,</w:t>
+      </w:r>
+    </w:p>
+    <w:p>
+      <w:r>
+        <w:t>변환 기본값과 실패 시 Solar 전송 차단 정책을 설정합니다.</w:t>
+      </w:r>
+    </w:p>
+    <w:p>
+      <w:pPr>
+        <w:pStyle w:val="Heading3"/>
+      </w:pPr>
+      <w:r>
+        <w:t>실행 검증</w:t>
+      </w:r>
+    </w:p>
+    <w:p>
+      <w:pPr>
+        <w:pStyle w:val="NoSpacing"/>
+        <w:ind w:left="360"/>
+      </w:pPr>
+      <w:r>
+        <w:rPr>
+          <w:rFonts w:ascii="Consolas" w:hAnsi="Consolas"/>
+          <w:sz w:val="18"/>
+        </w:rPr>
+        <w:t>mb start</w:t>
+        <w:br/>
+        <w:t>mb status --json</w:t>
+        <w:br/>
+        <w:t>mb health --json</w:t>
+        <w:br/>
+        <w:t>mb ready --wait --timeout 30</w:t>
+        <w:br/>
+        <w:t>mb gui</w:t>
+      </w:r>
+    </w:p>
+    <w:p>
+      <w:r>
+        <w:t>지원 플랫폼의 첫 mb start는 npm package에 포함된 manifest를 기준으로 runtime artifact를 자동으로</w:t>
+      </w:r>
+    </w:p>
+    <w:p>
+      <w:r>
+        <w:t>선택·다운로드하고 SHA-256을 검증합니다. 사용자가 runtime URL, checksum 또는 Python 경로를 입력하지</w:t>
+      </w:r>
+    </w:p>
+    <w:p>
+      <w:r>
+        <w:t>않아야 합니다. 설치된 runtime의 플랫폼·version·SHA-256이 공개 release manifest와 일치하는지 기록합니다.</w:t>
+      </w:r>
+    </w:p>
+    <w:p>
+      <w:r>
+        <w:t>runtime artifact가 없거나 checksum 검증에 실패하면 mb start가 중단되어야 하며, 기존에 검증된</w:t>
+      </w:r>
+    </w:p>
+    <w:p>
+      <w:r>
+        <w:t>runtime이 있으면 그대로 보존되어야 합니다.</w:t>
+      </w:r>
+    </w:p>
+    <w:p>
+      <w:r>
+        <w:t>이 경우 테스트를 PASS로 기록하지 말고 runtime release 부족으로 기록합니다.</w:t>
+      </w:r>
+    </w:p>
+    <w:p>
+      <w:pPr>
+        <w:pStyle w:val="Heading3"/>
+      </w:pPr>
+      <w:r>
+        <w:t>종료와 정리</w:t>
+      </w:r>
+    </w:p>
+    <w:p>
+      <w:pPr>
+        <w:pStyle w:val="NoSpacing"/>
+        <w:ind w:left="360"/>
+      </w:pPr>
+      <w:r>
+        <w:rPr>
+          <w:rFonts w:ascii="Consolas" w:hAnsi="Consolas"/>
+          <w:sz w:val="18"/>
+        </w:rPr>
+        <w:t>mb service restart</w:t>
+        <w:br/>
+        <w:t>mb stop</w:t>
+        <w:br/>
+        <w:t>mb service uninstall</w:t>
+        <w:br/>
+        <w:t>mb uninstall --keep-config</w:t>
+        <w:br/>
+        <w:t>mb uninstall --delete-config</w:t>
+        <w:br/>
+        <w:t>npm uninstall -g @cyhuh/media-bridge</w:t>
+      </w:r>
+    </w:p>
+    <w:p>
+      <w:r>
+        <w:t>--keep-config 후에는 config가 남고 관리 runtime·service/PID state가 제거됐는지 확인합니다.</w:t>
+      </w:r>
+    </w:p>
+    <w:p>
+      <w:r>
+        <w:t>이어서 --delete-config 후에는 config가 제거되되 Media Bridge가 소유하지 않은 파일은 보존되는지</w:t>
+      </w:r>
+    </w:p>
+    <w:p>
+      <w:r>
+        <w:t>확인합니다. 마지막 npm 명령 후 mb와 media-bridge 명령이 사라졌는지 확인합니다.</w:t>
+      </w:r>
+    </w:p>
+    <w:p>
+      <w:r>
+        <w:t>종료 후 process, PID/state 파일, 테스트 포트가 남지 않았는지 확인합니다.</w:t>
+      </w:r>
+    </w:p>
+    <w:p>
+      <w:pPr>
+        <w:pStyle w:val="Heading3"/>
+      </w:pPr>
+      <w:r>
+        <w:t>증거 기록</w:t>
+      </w:r>
+    </w:p>
+    <w:p>
+      <w:r>
+        <w:t>다음 항목을 각각 기록합니다.</w:t>
+      </w:r>
+    </w:p>
+    <w:p>
+      <w:pPr>
+        <w:pStyle w:val="ListBullet"/>
+      </w:pPr>
+      <w:r>
+        <w:t>npm package version과 registry 설치 결과</w:t>
+      </w:r>
+    </w:p>
+    <w:p>
+      <w:pPr>
+        <w:pStyle w:val="ListBullet"/>
+      </w:pPr>
+      <w:r>
+        <w:t>source commit, GitHub Actions workflow run URL/ID와 private artifact 이름</w:t>
+      </w:r>
+    </w:p>
+    <w:p>
+      <w:pPr>
+        <w:pStyle w:val="ListBullet"/>
+      </w:pPr>
+      <w:r>
+        <w:t>운영체제·아키텍처</w:t>
+      </w:r>
+    </w:p>
+    <w:p>
+      <w:pPr>
+        <w:pStyle w:val="ListBullet"/>
+      </w:pPr>
+      <w:r>
+        <w:t>mb init, start, status, health, ready, stop 결과</w:t>
+      </w:r>
+    </w:p>
+    <w:p>
+      <w:pPr>
+        <w:pStyle w:val="ListBullet"/>
+      </w:pPr>
+      <w:r>
+        <w:t>mb uninstall 설정 보존·삭제 선택, 비소유 파일 보호와 npm package 제거 결과</w:t>
+      </w:r>
+    </w:p>
+    <w:p>
+      <w:pPr>
+        <w:pStyle w:val="ListBullet"/>
+      </w:pPr>
+      <w:r>
+        <w:t>runtime artifact 이름과 SHA-256</w:t>
+      </w:r>
+    </w:p>
+    <w:p>
+      <w:pPr>
+        <w:pStyle w:val="ListBullet"/>
+      </w:pPr>
+      <w:r>
+        <w:t>실제 실행 command가 관리 runtime인지와 Python 직접 호출 여부</w:t>
+      </w:r>
+    </w:p>
+    <w:p>
+      <w:pPr>
+        <w:pStyle w:val="ListBullet"/>
+      </w:pPr>
+      <w:r>
+        <w:t>실제 OpenCodex/Solar 호출 여부</w:t>
+      </w:r>
+    </w:p>
+    <w:p>
+      <w:pPr>
+        <w:pStyle w:val="ListBullet"/>
+      </w:pPr>
+      <w:r>
+        <w:t>실패 원인과 재현 명령</w:t>
+      </w:r>
+    </w:p>
+    <w:p>
+      <w:r>
+        <w:t>Node 계약 테스트, fixture 테스트, 로컬 npm pack 결과만으로 외부 설치 PASS를 선언하지 않습니다.</w:t>
+      </w:r>
+    </w:p>
+    <w:p>
+      <w:r>
+        <w:t>현재 공개 전 제품 상태 명칭은 PUBLIC_RELEASE_BLOCKED이며, runtime 구현 결정 대기 상태가 아닙니다.</w:t>
+      </w:r>
+    </w:p>
+    <w:p>
+      <w:pPr>
+        <w:pStyle w:val="Heading1"/>
+      </w:pPr>
+      <w:r>
+        <w:t>13. troubleshooting</w:t>
+      </w:r>
+    </w:p>
+    <w:p>
+      <w:r>
+        <w:rPr>
+          <w:i/>
+        </w:rPr>
+        <w:t>원문 경로: docs\manuals\user\troubleshooting.md</w:t>
+      </w:r>
+    </w:p>
+    <w:p>
+      <w:pPr>
+        <w:pStyle w:val="Heading2"/>
+      </w:pPr>
+      <w:r>
+        <w:t>Media Bridge 문제 해결</w:t>
+      </w:r>
+    </w:p>
+    <w:p>
+      <w:pPr>
+        <w:pStyle w:val="Heading3"/>
+      </w:pPr>
+      <w:r>
+        <w:t>Media Bridge가 시작되지 않음</w:t>
+      </w:r>
+    </w:p>
+    <w:p>
+      <w:pPr>
+        <w:pStyle w:val="NoSpacing"/>
+        <w:ind w:left="360"/>
+      </w:pPr>
+      <w:r>
+        <w:rPr>
+          <w:rFonts w:ascii="Consolas" w:hAnsi="Consolas"/>
+          <w:sz w:val="18"/>
+        </w:rPr>
+        <w:t>mb status</w:t>
+        <w:br/>
+        <w:t>mb health --json</w:t>
+      </w:r>
+    </w:p>
+    <w:p>
+      <w:r>
+        <w:t>runtime artifact가 없다는 오류가 나오면 현재 플랫폼용 runtime release가 없는</w:t>
+      </w:r>
+    </w:p>
+    <w:p>
+      <w:r>
+        <w:t>것입니다. Python, Docker 또는 .deb를 직접 설치하는 것으로 우회하지 않습니다.</w:t>
+      </w:r>
+    </w:p>
+    <w:p>
+      <w:r>
+        <w:t>checksum 또는 압축 해제 오류가 나오면 mb start를 반복하거나 다른 tar.exe를 PATH에 추가하지</w:t>
+      </w:r>
+    </w:p>
+    <w:p>
+      <w:r>
+        <w:t>말고 오류 문구, OS·아키텍처, npm package version을 기록합니다. 기존 검증 runtime은 보존됩니다.</w:t>
+      </w:r>
+    </w:p>
+    <w:p>
+      <w:pPr>
+        <w:pStyle w:val="Heading3"/>
+      </w:pPr>
+      <w:r>
+        <w:t>설정이 적용되지 않음</w:t>
+      </w:r>
+    </w:p>
+    <w:p>
+      <w:pPr>
+        <w:pStyle w:val="NoSpacing"/>
+        <w:ind w:left="360"/>
+      </w:pPr>
+      <w:r>
+        <w:rPr>
+          <w:rFonts w:ascii="Consolas" w:hAnsi="Consolas"/>
+          <w:sz w:val="18"/>
+        </w:rPr>
+        <w:t>mb init</w:t>
+        <w:br/>
+        <w:t>mb status --json</w:t>
+      </w:r>
+    </w:p>
+    <w:p>
+      <w:r>
+        <w:t>설정은 $HOME/.media-bridge/config.json에 저장됩니다.</w:t>
+      </w:r>
+    </w:p>
+    <w:p>
+      <w:pPr>
+        <w:pStyle w:val="Heading3"/>
+      </w:pPr>
+      <w:r>
+        <w:t>설정 저장 실패</w:t>
+      </w:r>
+    </w:p>
+    <w:p>
+      <w:r>
+        <w:t>endpoint에 사용자명·비밀번호·query를 넣지 않습니다. model ID는 실제 제공자가 요구하는 정확한 값을</w:t>
+      </w:r>
+    </w:p>
+    <w:p>
+      <w:r>
+        <w:t>입력하고 RPM·TPM은 양의 정수로 입력합니다.</w:t>
+      </w:r>
+    </w:p>
+    <w:p>
+      <w:pPr>
+        <w:pStyle w:val="Heading3"/>
+      </w:pPr>
+      <w:r>
+        <w:t>화면 인식 차단</w:t>
+      </w:r>
+    </w:p>
+    <w:p>
+      <w:r>
+        <w:t>화면을 확대하고 오류 영역만 다시 캡처합니다. 작은 글씨, 흐림, 잘린 오류 문구를 피하고 필요하면</w:t>
+      </w:r>
+    </w:p>
+    <w:p>
+      <w:r>
+        <w:t>오류 문구를 직접 입력합니다. 인식이 부족한 화면을 Solar로 우회 전달하지 않습니다.</w:t>
+      </w:r>
+    </w:p>
+    <w:p>
+      <w:pPr>
+        <w:pStyle w:val="Heading3"/>
+      </w:pPr>
+      <w:r>
+        <w:t>로그 확인</w:t>
+      </w:r>
+    </w:p>
+    <w:p>
+      <w:pPr>
+        <w:pStyle w:val="NoSpacing"/>
+        <w:ind w:left="360"/>
+      </w:pPr>
+      <w:r>
+        <w:rPr>
+          <w:rFonts w:ascii="Consolas" w:hAnsi="Consolas"/>
+          <w:sz w:val="18"/>
+        </w:rPr>
+        <w:t>mb status --json</w:t>
+        <w:br/>
+        <w:t>mb health --json</w:t>
+      </w:r>
+    </w:p>
+    <w:p>
+      <w:r>
+        <w:t>로그와 오류 보고에는 key 원문, 화면 원문, OCR 원문을 넣지 않습니다.</w:t>
+      </w:r>
+    </w:p>
+    <w:p>
+      <w:pPr>
+        <w:pStyle w:val="Heading1"/>
+      </w:pPr>
+      <w:r>
+        <w:t>14. windows-uat-checklist</w:t>
+      </w:r>
+    </w:p>
+    <w:p>
+      <w:r>
+        <w:rPr>
+          <w:i/>
+        </w:rPr>
+        <w:t>원문 경로: docs\manuals\user\windows-uat-checklist.md</w:t>
+      </w:r>
+    </w:p>
+    <w:p>
+      <w:pPr>
+        <w:pStyle w:val="Heading2"/>
+      </w:pPr>
+      <w:r>
+        <w:t>Windows npm CLI 외부 테스트 체크리스트</w:t>
+      </w:r>
+    </w:p>
+    <w:p>
+      <w:pPr>
+        <w:pStyle w:val="Heading3"/>
+      </w:pPr>
+      <w:r>
+        <w:t>설치 전</w:t>
+      </w:r>
+    </w:p>
+    <w:p>
+      <w:pPr>
+        <w:pStyle w:val="ListBullet"/>
+      </w:pPr>
+      <w:r>
+        <w:t>[ ] 기존 Media Bridge가 실행 중이지 않다.</w:t>
+      </w:r>
+    </w:p>
+    <w:p>
+      <w:pPr>
+        <w:pStyle w:val="ListBullet"/>
+      </w:pPr>
+      <w:r>
+        <w:t>[ ] Node.js 18 이상과 npm이 준비되어 있다.</w:t>
+      </w:r>
+    </w:p>
+    <w:p>
+      <w:pPr>
+        <w:pStyle w:val="ListBullet"/>
+      </w:pPr>
+      <w:r>
+        <w:t>[ ] npm registry의 @cyhuh/media-bridge 공개 여부를 확인했다.</w:t>
+      </w:r>
+    </w:p>
+    <w:p>
+      <w:pPr>
+        <w:pStyle w:val="Heading3"/>
+      </w:pPr>
+      <w:r>
+        <w:t>설치·최초 설정</w:t>
+      </w:r>
+    </w:p>
+    <w:p>
+      <w:pPr>
+        <w:pStyle w:val="ListBullet"/>
+      </w:pPr>
+      <w:r>
+        <w:t>[ ] npm install -g @cyhuh/media-bridge가 성공했다.</w:t>
+      </w:r>
+    </w:p>
+    <w:p>
+      <w:pPr>
+        <w:pStyle w:val="ListBullet"/>
+      </w:pPr>
+      <w:r>
+        <w:t>[ ] mb init이 완료됐다.</w:t>
+      </w:r>
+    </w:p>
+    <w:p>
+      <w:pPr>
+        <w:pStyle w:val="ListBullet"/>
+      </w:pPr>
+      <w:r>
+        <w:t>[ ] OpenCodex·Solar endpoint와 정확한 model ID를 설정했다.</w:t>
+      </w:r>
+    </w:p>
+    <w:p>
+      <w:pPr>
+        <w:pStyle w:val="ListBullet"/>
+      </w:pPr>
+      <w:r>
+        <w:t>[ ] credential 원문을 입력하지 않았다.</w:t>
+      </w:r>
+    </w:p>
+    <w:p>
+      <w:pPr>
+        <w:pStyle w:val="ListBullet"/>
+      </w:pPr>
+      <w:r>
+        <w:t>[ ] mb status와 mb health --json을 실행했다.</w:t>
+      </w:r>
+    </w:p>
+    <w:p>
+      <w:pPr>
+        <w:pStyle w:val="Heading3"/>
+      </w:pPr>
+      <w:r>
+        <w:t>핵심 사용</w:t>
+      </w:r>
+    </w:p>
+    <w:p>
+      <w:pPr>
+        <w:pStyle w:val="ListBullet"/>
+      </w:pPr>
+      <w:r>
+        <w:t>[ ] mb start가 성공했다.</w:t>
+      </w:r>
+    </w:p>
+    <w:p>
+      <w:pPr>
+        <w:pStyle w:val="ListBullet"/>
+      </w:pPr>
+      <w:r>
+        <w:t>[ ] mb ready --wait --timeout 30이 성공했다.</w:t>
+      </w:r>
+    </w:p>
+    <w:p>
+      <w:pPr>
+        <w:pStyle w:val="ListBullet"/>
+      </w:pPr>
+      <w:r>
+        <w:t>[ ] mb gui가 설정 주소를 출력한다.</w:t>
+      </w:r>
+    </w:p>
+    <w:p>
+      <w:pPr>
+        <w:pStyle w:val="Heading3"/>
+      </w:pPr>
+      <w:r>
+        <w:t>복구·제거</w:t>
+      </w:r>
+    </w:p>
+    <w:p>
+      <w:pPr>
+        <w:pStyle w:val="ListBullet"/>
+      </w:pPr>
+      <w:r>
+        <w:t>[ ] mb service restart 후 상태가 유지된다.</w:t>
+      </w:r>
+    </w:p>
+    <w:p>
+      <w:pPr>
+        <w:pStyle w:val="ListBullet"/>
+      </w:pPr>
+      <w:r>
+        <w:t>[ ] mb stop 후 process와 port가 정리된다.</w:t>
+      </w:r>
+    </w:p>
+    <w:p>
+      <w:pPr>
+        <w:pStyle w:val="ListBullet"/>
+      </w:pPr>
+      <w:r>
+        <w:t>[ ] mb service uninstall 후 service marker가 사라진다.</w:t>
+      </w:r>
+    </w:p>
+    <w:p>
+      <w:pPr>
+        <w:pStyle w:val="ListBullet"/>
+      </w:pPr>
+      <w:r>
+        <w:t>[ ] npm uninstall -g @cyhuh/media-bridge가 성공한다.</w:t>
+      </w:r>
+    </w:p>
+    <w:p>
+      <w:pPr>
+        <w:pStyle w:val="Heading3"/>
+      </w:pPr>
+      <w:r>
+        <w:t>외부 종속 검증</w:t>
+      </w:r>
+    </w:p>
+    <w:p>
+      <w:pPr>
+        <w:pStyle w:val="ListBullet"/>
+      </w:pPr>
+      <w:r>
+        <w:t>[ ] 실제 OpenCodex 연결을 확인했다.</w:t>
+      </w:r>
+    </w:p>
+    <w:p>
+      <w:pPr>
+        <w:pStyle w:val="ListBullet"/>
+      </w:pPr>
+      <w:r>
+        <w:t>[ ] 실제 Solar/OCR/Vision provider 호출을 확인했다.</w:t>
+      </w:r>
+    </w:p>
+    <w:p>
+      <w:pPr>
+        <w:pStyle w:val="ListBullet"/>
+      </w:pPr>
+      <w:r>
+        <w:t>[ ] 위 항목은 CLI 계약·fixture 테스트와 별도로 기록했다.</w:t>
+      </w:r>
+    </w:p>
+    <w:p>
+      <w:pPr>
+        <w:pStyle w:val="Heading1"/>
+      </w:pPr>
+      <w:r>
+        <w:t>운영자 매뉴얼</w:t>
+      </w:r>
+    </w:p>
+    <w:p>
+      <w:pPr>
+        <w:pStyle w:val="Heading1"/>
+      </w:pPr>
+      <w:r>
+        <w:t>15. consumer-integration</w:t>
+      </w:r>
+    </w:p>
+    <w:p>
+      <w:r>
+        <w:rPr>
+          <w:i/>
+        </w:rPr>
+        <w:t>원문 경로: docs\manuals\operator\consumer-integration.md</w:t>
+      </w:r>
+    </w:p>
+    <w:p>
+      <w:pPr>
+        <w:pStyle w:val="Heading2"/>
+      </w:pPr>
+      <w:r>
+        <w:t>소비자 프로그램 연동 메뉴얼</w:t>
+      </w:r>
+    </w:p>
+    <w:p>
+      <w:r>
+        <w:t>상태: 2026-09-15 확인 기준</w:t>
+      </w:r>
+    </w:p>
+    <w:p>
+      <w:r>
+        <w:t>이 문서는 Media Bridge 소스를 변경하지 않고, Media Bridge 호스트에 설치된 Media Bridge를 다른 프로그램에서 호출하기 위한 소비자 측 설정 절차를 설명합니다. 대상은 Daon2, Daon2-RAG, Eoul Agent, Eoul Gateway입니다.</w:t>
+      </w:r>
+    </w:p>
+    <w:p>
+      <w:pPr>
+        <w:pStyle w:val="Heading3"/>
+      </w:pPr>
+      <w:r>
+        <w:t>설치 순서와 주소 결정</w:t>
+      </w:r>
+    </w:p>
+    <w:p>
+      <w:r>
+        <w:t>Media Bridge는 먼저 설치할 수 있지만 npm install만으로 네트워크 주소를 추측하거나 변경하지</w:t>
+      </w:r>
+    </w:p>
+    <w:p>
+      <w:r>
+        <w:t>않습니다. 설치 자동화는 Media Bridge 설치 후 실행 환경을 알고 있는 단계에서 mb init에 bind</w:t>
+      </w:r>
+    </w:p>
+    <w:p>
+      <w:r>
+        <w:t>주소를 전달하고, 이어서 Eoul Gateway가 같은 주소의 endpoint를 사용하도록 구성합니다.</w:t>
+      </w:r>
+    </w:p>
+    <w:p>
+      <w:r>
+        <w:t>시스템 전역 npm 경로에 쓸 권한이 없는 계정은 사용자 prefix와 PATH를 먼저 설정합니다.</w:t>
+      </w:r>
+    </w:p>
+    <w:p>
+      <w:pPr>
+        <w:pStyle w:val="NoSpacing"/>
+        <w:ind w:left="360"/>
+      </w:pPr>
+      <w:r>
+        <w:rPr>
+          <w:rFonts w:ascii="Consolas" w:hAnsi="Consolas"/>
+          <w:sz w:val="18"/>
+        </w:rPr>
+        <w:t>npm config set prefix "$HOME/.local"</w:t>
+        <w:br/>
+        <w:t>npm install -g @cyhuh/media-bridge</w:t>
+        <w:br/>
+        <w:t>echo 'export PATH="$HOME/.local/bin:$PATH"' &gt;&gt; "$HOME/.bashrc"</w:t>
+        <w:br/>
+        <w:t>export PATH="$HOME/.local/bin:$PATH"</w:t>
+        <w:br/>
+        <w:t>command -v mb</w:t>
+      </w:r>
+    </w:p>
+    <w:p>
+      <w:r>
+        <w:t>command -v mb가 경로를 출력한 뒤 아래 초기화를 실행합니다.</w:t>
+      </w:r>
+    </w:p>
+    <w:p>
+      <w:pPr>
+        <w:pStyle w:val="NoSpacing"/>
+        <w:ind w:left="360"/>
+      </w:pPr>
+      <w:r>
+        <w:rPr>
+          <w:rFonts w:ascii="Consolas" w:hAnsi="Consolas"/>
+          <w:sz w:val="18"/>
+        </w:rPr>
+        <w:t>npm install -g @cyhuh/media-bridge</w:t>
+        <w:br/>
+        <w:t>mb init --host &lt;Media-Bridge를 열 주소&gt; --port 8642</w:t>
+        <w:br/>
+        <w:t>mb service install</w:t>
+        <w:br/>
+        <w:t>mb service start</w:t>
+      </w:r>
+    </w:p>
+    <w:p>
+      <w:r>
+        <w:t>호스트에서 직접 실행되는 Gateway는 127.0.0.1을 사용합니다. Docker Gateway는 Media Bridge가</w:t>
+      </w:r>
+    </w:p>
+    <w:p>
+      <w:r>
+        <w:t>실제로 해당 Docker host gateway에서 수신하도록 설정된 경우에만 그 gateway 주소를 사용합니다.</w:t>
+      </w:r>
+    </w:p>
+    <w:p>
+      <w:r>
+        <w:t>주소를 정하지 않으면 Media Bridge 기본 bind는 127.0.0.1입니다. 따라서 Docker Gateway가</w:t>
+      </w:r>
+    </w:p>
+    <w:p>
+      <w:r>
+        <w:t>이미 설치된 Media Bridge에 연결할 때 endpoint만 임의로 172.17.0.1로 바꾸면 연결되지 않습니다.</w:t>
+      </w:r>
+    </w:p>
+    <w:p>
+      <w:pPr>
+        <w:pStyle w:val="Heading3"/>
+      </w:pPr>
+      <w:r>
+        <w:t>1. 현재 서버 연결 정보</w:t>
+      </w:r>
+    </w:p>
+    <w:p>
+      <w:r>
+        <w:t>Media Bridge 호스트에서 확인된 Media Bridge는 다음 주소에 바인딩되어 있습니다.</w:t>
       </w:r>
     </w:p>
     <w:tbl>
@@ -1351,26 +3836,17 @@
         <w:tblLook w:firstColumn="1" w:firstRow="1" w:lastColumn="0" w:lastRow="0" w:noHBand="0" w:noVBand="1" w:val="04A0"/>
       </w:tblPr>
       <w:tblGrid>
-        <w:gridCol w:w="3312"/>
-        <w:gridCol w:w="3312"/>
-        <w:gridCol w:w="3312"/>
+        <w:gridCol w:w="5040"/>
+        <w:gridCol w:w="5040"/>
       </w:tblGrid>
       <w:tr>
         <w:trPr>
-          <w:tblHeader w:val="true"/>
+          <w:tblHeader/>
         </w:trPr>
         <w:tc>
           <w:tcPr>
-            <w:tcW w:type="dxa" w:w="3312"/>
+            <w:tcW w:type="dxa" w:w="5040"/>
             <w:shd w:fill="1F4E78"/>
-            <w:tcBorders>
-              <w:top w:val="single" w:sz="4" w:color="D9D9D9"/>
-              <w:left w:val="single" w:sz="4" w:color="D9D9D9"/>
-              <w:bottom w:val="single" w:sz="4" w:color="D9D9D9"/>
-              <w:right w:val="single" w:sz="4" w:color="D9D9D9"/>
-              <w:insideH w:val="single" w:sz="4" w:color="D9D9D9"/>
-              <w:insideV w:val="single" w:sz="4" w:color="D9D9D9"/>
-            </w:tcBorders>
           </w:tcPr>
           <w:p>
             <w:r>
@@ -1378,22 +3854,14 @@
                 <w:b/>
                 <w:color w:val="FFFFFF"/>
               </w:rPr>
-              <w:t>시험</w:t>
+              <w:t>항목</w:t>
             </w:r>
           </w:p>
         </w:tc>
         <w:tc>
           <w:tcPr>
-            <w:tcW w:type="dxa" w:w="3312"/>
+            <w:tcW w:type="dxa" w:w="5040"/>
             <w:shd w:fill="1F4E78"/>
-            <w:tcBorders>
-              <w:top w:val="single" w:sz="4" w:color="D9D9D9"/>
-              <w:left w:val="single" w:sz="4" w:color="D9D9D9"/>
-              <w:bottom w:val="single" w:sz="4" w:color="D9D9D9"/>
-              <w:right w:val="single" w:sz="4" w:color="D9D9D9"/>
-              <w:insideH w:val="single" w:sz="4" w:color="D9D9D9"/>
-              <w:insideV w:val="single" w:sz="4" w:color="D9D9D9"/>
-            </w:tcBorders>
           </w:tcPr>
           <w:p>
             <w:r>
@@ -1401,22 +3869,519 @@
                 <w:b/>
                 <w:color w:val="FFFFFF"/>
               </w:rPr>
-              <w:t>호출 경로</w:t>
+              <w:t>값</w:t>
+            </w:r>
+          </w:p>
+        </w:tc>
+      </w:tr>
+      <w:tr>
+        <w:tc>
+          <w:tcPr>
+            <w:tcW w:type="dxa" w:w="5040"/>
+            <w:vAlign w:val="center"/>
+            <w:shd w:fill="F3F6F9"/>
+          </w:tcPr>
+          <w:p>
+            <w:r>
+              <w:t>주소</w:t>
             </w:r>
           </w:p>
         </w:tc>
         <w:tc>
           <w:tcPr>
-            <w:tcW w:type="dxa" w:w="3312"/>
+            <w:tcW w:type="dxa" w:w="5040"/>
+            <w:vAlign w:val="center"/>
+            <w:shd w:fill="F3F6F9"/>
+          </w:tcPr>
+          <w:p>
+            <w:r>
+              <w:t>127.0.0.1:8642</w:t>
+            </w:r>
+          </w:p>
+        </w:tc>
+      </w:tr>
+      <w:tr>
+        <w:tc>
+          <w:tcPr>
+            <w:tcW w:type="dxa" w:w="5040"/>
+            <w:vAlign w:val="center"/>
+          </w:tcPr>
+          <w:p>
+            <w:r>
+              <w:t>Responses endpoint</w:t>
+            </w:r>
+          </w:p>
+        </w:tc>
+        <w:tc>
+          <w:tcPr>
+            <w:tcW w:type="dxa" w:w="5040"/>
+            <w:vAlign w:val="center"/>
+          </w:tcPr>
+          <w:p>
+            <w:r>
+              <w:t>http://127.0.0.1:8642/v1/responses</w:t>
+            </w:r>
+          </w:p>
+        </w:tc>
+      </w:tr>
+      <w:tr>
+        <w:tc>
+          <w:tcPr>
+            <w:tcW w:type="dxa" w:w="5040"/>
+            <w:vAlign w:val="center"/>
+            <w:shd w:fill="F3F6F9"/>
+          </w:tcPr>
+          <w:p>
+            <w:r>
+              <w:t>Chat Completions endpoint</w:t>
+            </w:r>
+          </w:p>
+        </w:tc>
+        <w:tc>
+          <w:tcPr>
+            <w:tcW w:type="dxa" w:w="5040"/>
+            <w:vAlign w:val="center"/>
+            <w:shd w:fill="F3F6F9"/>
+          </w:tcPr>
+          <w:p>
+            <w:r>
+              <w:t>http://127.0.0.1:8642/v1/chat/completions</w:t>
+            </w:r>
+          </w:p>
+        </w:tc>
+      </w:tr>
+      <w:tr>
+        <w:tc>
+          <w:tcPr>
+            <w:tcW w:type="dxa" w:w="5040"/>
+            <w:vAlign w:val="center"/>
+          </w:tcPr>
+          <w:p>
+            <w:r>
+              <w:t>Models endpoint</w:t>
+            </w:r>
+          </w:p>
+        </w:tc>
+        <w:tc>
+          <w:tcPr>
+            <w:tcW w:type="dxa" w:w="5040"/>
+            <w:vAlign w:val="center"/>
+          </w:tcPr>
+          <w:p>
+            <w:r>
+              <w:t>http://127.0.0.1:8642/v1/models</w:t>
+            </w:r>
+          </w:p>
+        </w:tc>
+      </w:tr>
+      <w:tr>
+        <w:tc>
+          <w:tcPr>
+            <w:tcW w:type="dxa" w:w="5040"/>
+            <w:vAlign w:val="center"/>
+            <w:shd w:fill="F3F6F9"/>
+          </w:tcPr>
+          <w:p>
+            <w:r>
+              <w:t>API base URL</w:t>
+            </w:r>
+          </w:p>
+        </w:tc>
+        <w:tc>
+          <w:tcPr>
+            <w:tcW w:type="dxa" w:w="5040"/>
+            <w:vAlign w:val="center"/>
+            <w:shd w:fill="F3F6F9"/>
+          </w:tcPr>
+          <w:p>
+            <w:r>
+              <w:t>http://127.0.0.1:8642/v1</w:t>
+            </w:r>
+          </w:p>
+        </w:tc>
+      </w:tr>
+      <w:tr>
+        <w:tc>
+          <w:tcPr>
+            <w:tcW w:type="dxa" w:w="5040"/>
+            <w:vAlign w:val="center"/>
+          </w:tcPr>
+          <w:p>
+            <w:r>
+              <w:t>상태 확인</w:t>
+            </w:r>
+          </w:p>
+        </w:tc>
+        <w:tc>
+          <w:tcPr>
+            <w:tcW w:type="dxa" w:w="5040"/>
+            <w:vAlign w:val="center"/>
+          </w:tcPr>
+          <w:p>
+            <w:r>
+              <w:t>mb status, mb health --json, mb ready</w:t>
+            </w:r>
+          </w:p>
+        </w:tc>
+      </w:tr>
+      <w:tr>
+        <w:tc>
+          <w:tcPr>
+            <w:tcW w:type="dxa" w:w="5040"/>
+            <w:vAlign w:val="center"/>
+            <w:shd w:fill="F3F6F9"/>
+          </w:tcPr>
+          <w:p>
+            <w:r>
+              <w:t>현재 설치 버전</w:t>
+            </w:r>
+          </w:p>
+        </w:tc>
+        <w:tc>
+          <w:tcPr>
+            <w:tcW w:type="dxa" w:w="5040"/>
+            <w:vAlign w:val="center"/>
+            <w:shd w:fill="F3F6F9"/>
+          </w:tcPr>
+          <w:p>
+            <w:r>
+              <w:t>@cyhuh/media-bridge@0.1.12</w:t>
+            </w:r>
+          </w:p>
+        </w:tc>
+      </w:tr>
+    </w:tbl>
+    <w:p/>
+    <w:p>
+      <w:r>
+        <w:t>Media Bridge가 loopback(127.0.0.1)에만 열려 있으므로, 호출하는 프로그램이 Media Bridge 호스트에서 실행될 때만 위 주소를 그대로 사용합니다. 노트북에서 연 SSH 터널(ssh -L 18765:127.0.0.1:8642 ...)은 노트북의 브라우저나 노트북에서 실행하는 시험 클라이언트용입니다. Media Bridge 호스트에서 실행되는 Daon2나 Gateway의 설정값을 18765로 넣으면 안 됩니다.</w:t>
+      </w:r>
+    </w:p>
+    <w:p>
+      <w:pPr>
+        <w:pStyle w:val="Heading3"/>
+      </w:pPr>
+      <w:r>
+        <w:t>Docker 소비자를 같은 PC에서 호출하는 경우</w:t>
+      </w:r>
+    </w:p>
+    <w:p>
+      <w:r>
+        <w:t>Media Bridge는 npm 설치 시 기본적으로 127.0.0.1에만 bind됩니다. Docker 컨테이너에서 호출해야</w:t>
+      </w:r>
+    </w:p>
+    <w:p>
+      <w:r>
+        <w:t>하면 설치 프로그램에서 해당 PC의 Docker bridge gateway를 명시적으로 저장합니다.</w:t>
+      </w:r>
+    </w:p>
+    <w:p>
+      <w:pPr>
+        <w:pStyle w:val="NoSpacing"/>
+        <w:ind w:left="360"/>
+      </w:pPr>
+      <w:r>
+        <w:rPr>
+          <w:rFonts w:ascii="Consolas" w:hAnsi="Consolas"/>
+          <w:sz w:val="18"/>
+        </w:rPr>
+        <w:t>docker network inspect bridge --format '{{range .IPAM.Config}}{{.Gateway}}{{end}}'</w:t>
+        <w:br/>
+        <w:t>mb init --host 172.17.0.1 --port 8642</w:t>
+        <w:br/>
+        <w:t>mb service restart</w:t>
+      </w:r>
+    </w:p>
+    <w:p>
+      <w:r>
+        <w:t>위 주소는 예시이며 모든 PC에 고정하지 않습니다. 첫 명령의 실제 결과를 --host에 넣어야 합니다.</w:t>
+      </w:r>
+    </w:p>
+    <w:p>
+      <w:r>
+        <w:t>비대화식 설치는 MB_HOST=&lt;사설-IPv4&gt; MB_PORT=8642 mb init을 사용합니다. loopback과 사설 IPv4만</w:t>
+      </w:r>
+    </w:p>
+    <w:p>
+      <w:r>
+        <w:t>허용하므로 공인 주소는 설정할 수 없습니다. --host를 생략하면 기본값 127.0.0.1을 유지하며,</w:t>
+      </w:r>
+    </w:p>
+    <w:p>
+      <w:r>
+        <w:t>다른 PC에 패키지를 다시 설치해도 그 PC의 설정이 자동으로 172.17.0.1로 바뀌지 않습니다.</w:t>
+      </w:r>
+    </w:p>
+    <w:p>
+      <w:pPr>
+        <w:pStyle w:val="Heading3"/>
+      </w:pPr>
+      <w:r>
+        <w:t>다른 PC에서 지속적으로 사용하는 경우</w:t>
+      </w:r>
+    </w:p>
+    <w:p>
+      <w:r>
+        <w:t>SSH 터널은 임시 점검이나 단기 사용에는 적합하지만, 프로세스 종료·네트워크 단절·재부팅 때 다시 열어야 합니다. 여러 PC의 Daon2, Daon2-RAG, Eoul Gateway 또는 Eoul Agent가 지속적으로 사용해야 한다면 Media Bridge 호스트에 HTTPS Reverse Proxy를 등록하는 운영 구성이 적합합니다.</w:t>
+      </w:r>
+    </w:p>
+    <w:p>
+      <w:pPr>
+        <w:pStyle w:val="NoSpacing"/>
+        <w:ind w:left="360"/>
+      </w:pPr>
+      <w:r>
+        <w:rPr>
+          <w:rFonts w:ascii="Consolas" w:hAnsi="Consolas"/>
+          <w:sz w:val="18"/>
+        </w:rPr>
+        <w:t>다른 PC의 소비자 프로그램</w:t>
+        <w:br/>
+        <w:t xml:space="preserve">  -&gt; HTTPS Reverse Proxy (허용된 DNS 이름과 TLS)</w:t>
+        <w:br/>
+        <w:t xml:space="preserve">  -&gt; Media Bridge 호스트의 127.0.0.1:8642</w:t>
+        <w:br/>
+        <w:t xml:space="preserve">  -&gt; Media Bridge /v1/responses 또는 /v1/chat/completions</w:t>
+      </w:r>
+    </w:p>
+    <w:p>
+      <w:r>
+        <w:t>Reverse Proxy를 사용할 때 소비자 프로그램의 API base URL은 http://127.0.0.1:8642/v1이 아니라 다음처럼 Proxy의 HTTPS 주소를 사용합니다.</w:t>
+      </w:r>
+    </w:p>
+    <w:p>
+      <w:pPr>
+        <w:pStyle w:val="NoSpacing"/>
+        <w:ind w:left="360"/>
+      </w:pPr>
+      <w:r>
+        <w:rPr>
+          <w:rFonts w:ascii="Consolas" w:hAnsi="Consolas"/>
+          <w:sz w:val="18"/>
+        </w:rPr>
+        <w:t>https://&lt;Media-Bridge-허용-DNS&gt;/v1</w:t>
+      </w:r>
+    </w:p>
+    <w:p>
+      <w:r>
+        <w:t>운영 등록 시 다음 조건을 지킵니다.</w:t>
+      </w:r>
+    </w:p>
+    <w:p>
+      <w:pPr>
+        <w:pStyle w:val="ListBullet"/>
+      </w:pPr>
+      <w:r>
+        <w:t>TLS 인증서를 사용하고 HTTP 평문 외부 공개는 허용하지 않습니다.</w:t>
+      </w:r>
+    </w:p>
+    <w:p>
+      <w:pPr>
+        <w:pStyle w:val="ListBullet"/>
+      </w:pPr>
+      <w:r>
+        <w:t>방화벽은 승인된 소비자 PC 또는 사설망만 Proxy 포트에 접근하도록 제한합니다.</w:t>
+      </w:r>
+    </w:p>
+    <w:p>
+      <w:pPr>
+        <w:pStyle w:val="ListBullet"/>
+      </w:pPr>
+      <w:r>
+        <w:t>Proxy는 내부 upstream을 http://127.0.0.1:8642로 고정하고 임의 upstream 전달을 허용하지 않습니다.</w:t>
+      </w:r>
+    </w:p>
+    <w:p>
+      <w:pPr>
+        <w:pStyle w:val="ListBullet"/>
+      </w:pPr>
+      <w:r>
+        <w:t>요청 본문, Authorization 헤더, tenant 헤더를 Proxy access log에 기록하지 않습니다.</w:t>
+      </w:r>
+    </w:p>
+    <w:p>
+      <w:pPr>
+        <w:pStyle w:val="ListBullet"/>
+      </w:pPr>
+      <w:r>
+        <w:t>Media Bridge의 Bearer 토큰과 X-Media-Bridge-Tenant 헤더를 소비자에서 그대로 전달하되, 토큰을 URL query나 문서에 넣지 않습니다.</w:t>
+      </w:r>
+    </w:p>
+    <w:p>
+      <w:pPr>
+        <w:pStyle w:val="ListBullet"/>
+      </w:pPr>
+      <w:r>
+        <w:t>Proxy 등록 후 각 소비자에서 사용할 계약에 맞춰 /v1/responses 또는 /v1/chat/completions 최소 text 요청과 실제 Provider readiness를 별도로 확인합니다.</w:t>
+      </w:r>
+    </w:p>
+    <w:p>
+      <w:r>
+        <w:t>Media Bridge의 HTTPS 경계와 예시 profile은 docs/install/https-reverse-proxy.md (../../install/https-reverse-proxy.md)를 따릅니다. 이 구성은 Media Bridge 소스를 변경하는 작업이 아니라 Media Bridge 호스트의 배포·네트워크 계층을 설정하는 작업입니다.</w:t>
+      </w:r>
+    </w:p>
+    <w:p>
+      <w:pPr>
+        <w:pStyle w:val="Heading3"/>
+      </w:pPr>
+      <w:r>
+        <w:t>2. 공통 인증 설정</w:t>
+      </w:r>
+    </w:p>
+    <w:p>
+      <w:r>
+        <w:t>HTTP 호출에는 두 값이 필요합니다.</w:t>
+      </w:r>
+    </w:p>
+    <w:p>
+      <w:pPr>
+        <w:pStyle w:val="NoSpacing"/>
+        <w:ind w:left="360"/>
+      </w:pPr>
+      <w:r>
+        <w:rPr>
+          <w:rFonts w:ascii="Consolas" w:hAnsi="Consolas"/>
+          <w:sz w:val="18"/>
+        </w:rPr>
+        <w:t>Authorization: Bearer &lt;Media Bridge service token&gt;</w:t>
+        <w:br/>
+        <w:t>X-Media-Bridge-Tenant: &lt;tenant id&gt;</w:t>
+      </w:r>
+    </w:p>
+    <w:p>
+      <w:r>
+        <w:t>OpenAI 호환 Provider가 모델을 자동으로 가져올 때는 GET /v1/models를 호출합니다.</w:t>
+      </w:r>
+    </w:p>
+    <w:p>
+      <w:r>
+        <w:t>이 조회에는 Bearer 토큰만 필요하고 tenant 헤더는 필요하지 않습니다. 실제</w:t>
+      </w:r>
+    </w:p>
+    <w:p>
+      <w:r>
+        <w:t>POST /v1/responses와 POST /v1/chat/completions 호출에는 위 두 헤더가 모두 필요합니다.</w:t>
+      </w:r>
+    </w:p>
+    <w:p>
+      <w:r>
+        <w:t>서비스 토큰 원문은 Media Bridge 호스트의 Media Bridge runtime secret 저장 위치에서 읽어야 합니다. 토큰을 소스, Git, DB의 일반 문자열, 화면 캡처, 문서에 넣지 않습니다. 소비자 프로그램은 각 제품이 지원하는 Secret file 또는 Secret Store 참조로 주입합니다.</w:t>
+      </w:r>
+    </w:p>
+    <w:p>
+      <w:r>
+        <w:t>최소 호출 형태는 다음과 같습니다.</w:t>
+      </w:r>
+    </w:p>
+    <w:p>
+      <w:pPr>
+        <w:pStyle w:val="NoSpacing"/>
+        <w:ind w:left="360"/>
+      </w:pPr>
+      <w:r>
+        <w:rPr>
+          <w:rFonts w:ascii="Consolas" w:hAnsi="Consolas"/>
+          <w:sz w:val="18"/>
+        </w:rPr>
+        <w:t>curl -sS -X POST http://127.0.0.1:8642/v1/responses \</w:t>
+        <w:br/>
+        <w:t xml:space="preserve">  -H "Authorization: Bearer ${MEDIA_BRIDGE_SERVICE_TOKEN}" \</w:t>
+        <w:br/>
+        <w:t xml:space="preserve">  -H "X-Media-Bridge-Tenant: ${MEDIA_BRIDGE_TENANT_ID}" \</w:t>
+        <w:br/>
+        <w:t xml:space="preserve">  -H 'Content-Type: application/json' \</w:t>
+        <w:br/>
+        <w:t xml:space="preserve">  -d '{"model":"&lt;실제 Media Bridge 모델 ID&gt;","input":"연결 확인"}'</w:t>
+      </w:r>
+    </w:p>
+    <w:p>
+      <w:r>
+        <w:t>Chat Completions 소비자는 다음 경로를 사용합니다.</w:t>
+      </w:r>
+    </w:p>
+    <w:p>
+      <w:pPr>
+        <w:pStyle w:val="NoSpacing"/>
+        <w:ind w:left="360"/>
+      </w:pPr>
+      <w:r>
+        <w:rPr>
+          <w:rFonts w:ascii="Consolas" w:hAnsi="Consolas"/>
+          <w:sz w:val="18"/>
+        </w:rPr>
+        <w:t>curl -sS -X POST http://127.0.0.1:8642/v1/chat/completions \</w:t>
+        <w:br/>
+        <w:t xml:space="preserve">  -H "Authorization: Bearer ${MEDIA_BRIDGE_SERVICE_TOKEN}" \</w:t>
+        <w:br/>
+        <w:t xml:space="preserve">  -H "X-Media-Bridge-Tenant: ${MEDIA_BRIDGE_TENANT_ID}" \</w:t>
+        <w:br/>
+        <w:t xml:space="preserve">  -H 'Content-Type: application/json' \</w:t>
+        <w:br/>
+        <w:t xml:space="preserve">  -d '{"model":"&lt;실제 Media Bridge 모델 ID&gt;","messages":[{"role":"user","content":"연결 확인"}]}'</w:t>
+      </w:r>
+    </w:p>
+    <w:p>
+      <w:r>
+        <w:t>&lt;실제 Media Bridge 모델 ID&gt;는 설치된 runtime의 모델 원장과 외부 Provider 계약으로 확인한 값을 사용합니다. 모델명을 추측해 문서나 설정에 고정하지 않습니다.</w:t>
+      </w:r>
+    </w:p>
+    <w:p>
+      <w:pPr>
+        <w:pStyle w:val="Heading3"/>
+      </w:pPr>
+      <w:r>
+        <w:t>3. Daon2 설정</w:t>
+      </w:r>
+    </w:p>
+    <w:p>
+      <w:pPr>
+        <w:pStyle w:val="Heading3"/>
+      </w:pPr>
+      <w:r>
+        <w:t>현재 코드 기준의 제한</w:t>
+      </w:r>
+    </w:p>
+    <w:p>
+      <w:r>
+        <w:t>Daon2 Admin의 Model Registry Provider 등록 화면은 승인된 카탈로그만 선택하도록 되어 있습니다. 현재 카탈로그에는 cerebras, groq, mistral, openrouter, upstage, gemini, claude, openai, ollama가 있고 media_bridge는 없습니다. Provider 생성 API도 provider_code만 받고 서버의 승인된 baseline에서 base_url과 secret_ref를 채웁니다.</w:t>
+      </w:r>
+    </w:p>
+    <w:p>
+      <w:r>
+        <w:t>따라서 현재 화면에서 임의로 media_bridge를 입력하는 것만으로는 등록되지 않습니다. 이것은 Media Bridge의 문제나 서버 장애가 아니라 Daon2 소비자 측 Provider 카탈로그·baseline이 Media Bridge를 아직 정의하지 않은 상태라는 뜻입니다. Daon2 소스에 소비자용 Provider profile을 추가하는 작업이 필요한 경우, 별도 개발·검증 절차로 처리해야 합니다.</w:t>
+      </w:r>
+    </w:p>
+    <w:p>
+      <w:pPr>
+        <w:pStyle w:val="Heading3"/>
+      </w:pPr>
+      <w:r>
+        <w:t>소비자 측에 추가해야 할 Provider 계약</w:t>
+      </w:r>
+    </w:p>
+    <w:p>
+      <w:r>
+        <w:t>Daon2의 Provider profile에 다음 의미를 등록합니다.</w:t>
+      </w:r>
+    </w:p>
+    <w:tbl>
+      <w:tblPr>
+        <w:tblStyle w:val="TableGrid"/>
+        <w:tblW w:type="auto" w:w="0"/>
+        <w:tblLook w:firstColumn="1" w:firstRow="1" w:lastColumn="0" w:lastRow="0" w:noHBand="0" w:noVBand="1" w:val="04A0"/>
+      </w:tblPr>
+      <w:tblGrid>
+        <w:gridCol w:w="5040"/>
+        <w:gridCol w:w="5040"/>
+      </w:tblGrid>
+      <w:tr>
+        <w:trPr>
+          <w:tblHeader/>
+        </w:trPr>
+        <w:tc>
+          <w:tcPr>
+            <w:tcW w:type="dxa" w:w="5040"/>
             <w:shd w:fill="1F4E78"/>
-            <w:tcBorders>
-              <w:top w:val="single" w:sz="4" w:color="D9D9D9"/>
-              <w:left w:val="single" w:sz="4" w:color="D9D9D9"/>
-              <w:bottom w:val="single" w:sz="4" w:color="D9D9D9"/>
-              <w:right w:val="single" w:sz="4" w:color="D9D9D9"/>
-              <w:insideH w:val="single" w:sz="4" w:color="D9D9D9"/>
-              <w:insideV w:val="single" w:sz="4" w:color="D9D9D9"/>
-            </w:tcBorders>
           </w:tcPr>
           <w:p>
             <w:r>
@@ -1424,7 +4389,22 @@
                 <w:b/>
                 <w:color w:val="FFFFFF"/>
               </w:rPr>
-              <w:t>확인 항목</w:t>
+              <w:t>필드</w:t>
+            </w:r>
+          </w:p>
+        </w:tc>
+        <w:tc>
+          <w:tcPr>
+            <w:tcW w:type="dxa" w:w="5040"/>
+            <w:shd w:fill="1F4E78"/>
+          </w:tcPr>
+          <w:p>
+            <w:r>
+              <w:rPr>
+                <w:b/>
+                <w:color w:val="FFFFFF"/>
+              </w:rPr>
+              <w:t>Media Bridge용 값</w:t>
             </w:r>
           </w:p>
         </w:tc>
@@ -1432,61 +4412,25 @@
       <w:tr>
         <w:tc>
           <w:tcPr>
-            <w:tcW w:type="dxa" w:w="3312"/>
+            <w:tcW w:type="dxa" w:w="5040"/>
             <w:vAlign w:val="center"/>
             <w:shd w:fill="F3F6F9"/>
-            <w:tcBorders>
-              <w:top w:val="single" w:sz="4" w:color="D9D9D9"/>
-              <w:left w:val="single" w:sz="4" w:color="D9D9D9"/>
-              <w:bottom w:val="single" w:sz="4" w:color="D9D9D9"/>
-              <w:right w:val="single" w:sz="4" w:color="D9D9D9"/>
-              <w:insideH w:val="single" w:sz="4" w:color="D9D9D9"/>
-              <w:insideV w:val="single" w:sz="4" w:color="D9D9D9"/>
-            </w:tcBorders>
           </w:tcPr>
           <w:p>
             <w:r>
-              <w:t>전체 파이프라인</w:t>
+              <w:t>provider code</w:t>
             </w:r>
           </w:p>
         </w:tc>
         <w:tc>
           <w:tcPr>
-            <w:tcW w:type="dxa" w:w="3312"/>
+            <w:tcW w:type="dxa" w:w="5040"/>
             <w:vAlign w:val="center"/>
             <w:shd w:fill="F3F6F9"/>
-            <w:tcBorders>
-              <w:top w:val="single" w:sz="4" w:color="D9D9D9"/>
-              <w:left w:val="single" w:sz="4" w:color="D9D9D9"/>
-              <w:bottom w:val="single" w:sz="4" w:color="D9D9D9"/>
-              <w:right w:val="single" w:sz="4" w:color="D9D9D9"/>
-              <w:insideH w:val="single" w:sz="4" w:color="D9D9D9"/>
-              <w:insideV w:val="single" w:sz="4" w:color="D9D9D9"/>
-            </w:tcBorders>
           </w:tcPr>
           <w:p>
             <w:r>
-              <w:t>Control/Test Lab → Data Gateway → OCR → Solar</w:t>
-            </w:r>
-          </w:p>
-        </w:tc>
-        <w:tc>
-          <w:tcPr>
-            <w:tcW w:type="dxa" w:w="3312"/>
-            <w:vAlign w:val="center"/>
-            <w:shd w:fill="F3F6F9"/>
-            <w:tcBorders>
-              <w:top w:val="single" w:sz="4" w:color="D9D9D9"/>
-              <w:left w:val="single" w:sz="4" w:color="D9D9D9"/>
-              <w:bottom w:val="single" w:sz="4" w:color="D9D9D9"/>
-              <w:right w:val="single" w:sz="4" w:color="D9D9D9"/>
-              <w:insideH w:val="single" w:sz="4" w:color="D9D9D9"/>
-              <w:insideV w:val="single" w:sz="4" w:color="D9D9D9"/>
-            </w:tcBorders>
-          </w:tcPr>
-          <w:p>
-            <w:r>
-              <w:t>DB Provider·snapshot·OCR·sanitization·downstream</w:t>
+              <w:t>media_bridge (소비자 측에서 승인할 내부 식별자)</w:t>
             </w:r>
           </w:p>
         </w:tc>
@@ -1494,58 +4438,223 @@
       <w:tr>
         <w:tc>
           <w:tcPr>
-            <w:tcW w:type="dxa" w:w="3312"/>
+            <w:tcW w:type="dxa" w:w="5040"/>
             <w:vAlign w:val="center"/>
-            <w:tcBorders>
-              <w:top w:val="single" w:sz="4" w:color="D9D9D9"/>
-              <w:left w:val="single" w:sz="4" w:color="D9D9D9"/>
-              <w:bottom w:val="single" w:sz="4" w:color="D9D9D9"/>
-              <w:right w:val="single" w:sz="4" w:color="D9D9D9"/>
-              <w:insideH w:val="single" w:sz="4" w:color="D9D9D9"/>
-              <w:insideV w:val="single" w:sz="4" w:color="D9D9D9"/>
-            </w:tcBorders>
           </w:tcPr>
           <w:p>
             <w:r>
-              <w:t>OmniRoute 전체 흐름</w:t>
+              <w:t>provider type</w:t>
             </w:r>
           </w:p>
         </w:tc>
         <w:tc>
           <w:tcPr>
-            <w:tcW w:type="dxa" w:w="3312"/>
+            <w:tcW w:type="dxa" w:w="5040"/>
             <w:vAlign w:val="center"/>
-            <w:tcBorders>
-              <w:top w:val="single" w:sz="4" w:color="D9D9D9"/>
-              <w:left w:val="single" w:sz="4" w:color="D9D9D9"/>
-              <w:bottom w:val="single" w:sz="4" w:color="D9D9D9"/>
-              <w:right w:val="single" w:sz="4" w:color="D9D9D9"/>
-              <w:insideH w:val="single" w:sz="4" w:color="D9D9D9"/>
-              <w:insideV w:val="single" w:sz="4" w:color="D9D9D9"/>
-            </w:tcBorders>
           </w:tcPr>
           <w:p>
             <w:r>
-              <w:t>OmniRoute → Media Bridge → OCR → Solar</w:t>
+              <w:t>external_api</w:t>
+            </w:r>
+          </w:p>
+        </w:tc>
+      </w:tr>
+      <w:tr>
+        <w:tc>
+          <w:tcPr>
+            <w:tcW w:type="dxa" w:w="5040"/>
+            <w:vAlign w:val="center"/>
+            <w:shd w:fill="F3F6F9"/>
+          </w:tcPr>
+          <w:p>
+            <w:r>
+              <w:t>base URL</w:t>
             </w:r>
           </w:p>
         </w:tc>
         <w:tc>
           <w:tcPr>
-            <w:tcW w:type="dxa" w:w="3312"/>
+            <w:tcW w:type="dxa" w:w="5040"/>
             <w:vAlign w:val="center"/>
-            <w:tcBorders>
-              <w:top w:val="single" w:sz="4" w:color="D9D9D9"/>
-              <w:left w:val="single" w:sz="4" w:color="D9D9D9"/>
-              <w:bottom w:val="single" w:sz="4" w:color="D9D9D9"/>
-              <w:right w:val="single" w:sz="4" w:color="D9D9D9"/>
-              <w:insideH w:val="single" w:sz="4" w:color="D9D9D9"/>
-              <w:insideV w:val="single" w:sz="4" w:color="D9D9D9"/>
-            </w:tcBorders>
+            <w:shd w:fill="F3F6F9"/>
           </w:tcPr>
           <w:p>
             <w:r>
-              <w:t>HTTPS endpoint·client key·tenant·실제 downstream</w:t>
+              <w:t>http://127.0.0.1:8642/v1 (Daon2가 Media Bridge 호스트에서 실행될 때)</w:t>
+            </w:r>
+          </w:p>
+        </w:tc>
+      </w:tr>
+      <w:tr>
+        <w:tc>
+          <w:tcPr>
+            <w:tcW w:type="dxa" w:w="5040"/>
+            <w:vAlign w:val="center"/>
+          </w:tcPr>
+          <w:p>
+            <w:r>
+              <w:t>Responses 경로</w:t>
+            </w:r>
+          </w:p>
+        </w:tc>
+        <w:tc>
+          <w:tcPr>
+            <w:tcW w:type="dxa" w:w="5040"/>
+            <w:vAlign w:val="center"/>
+          </w:tcPr>
+          <w:p>
+            <w:r>
+              <w:t>/responses (POST /v1/responses)</w:t>
+            </w:r>
+          </w:p>
+        </w:tc>
+      </w:tr>
+      <w:tr>
+        <w:tc>
+          <w:tcPr>
+            <w:tcW w:type="dxa" w:w="5040"/>
+            <w:vAlign w:val="center"/>
+            <w:shd w:fill="F3F6F9"/>
+          </w:tcPr>
+          <w:p>
+            <w:r>
+              <w:t>Chat Completions 경로</w:t>
+            </w:r>
+          </w:p>
+        </w:tc>
+        <w:tc>
+          <w:tcPr>
+            <w:tcW w:type="dxa" w:w="5040"/>
+            <w:vAlign w:val="center"/>
+            <w:shd w:fill="F3F6F9"/>
+          </w:tcPr>
+          <w:p>
+            <w:r>
+              <w:t>/chat/completions (POST /v1/chat/completions)</w:t>
+            </w:r>
+          </w:p>
+        </w:tc>
+      </w:tr>
+      <w:tr>
+        <w:tc>
+          <w:tcPr>
+            <w:tcW w:type="dxa" w:w="5040"/>
+            <w:vAlign w:val="center"/>
+          </w:tcPr>
+          <w:p>
+            <w:r>
+              <w:t>인증</w:t>
+            </w:r>
+          </w:p>
+        </w:tc>
+        <w:tc>
+          <w:tcPr>
+            <w:tcW w:type="dxa" w:w="5040"/>
+            <w:vAlign w:val="center"/>
+          </w:tcPr>
+          <w:p>
+            <w:r>
+              <w:t>Bearer service token + X-Media-Bridge-Tenant 헤더</w:t>
+            </w:r>
+          </w:p>
+        </w:tc>
+      </w:tr>
+      <w:tr>
+        <w:tc>
+          <w:tcPr>
+            <w:tcW w:type="dxa" w:w="5040"/>
+            <w:vAlign w:val="center"/>
+            <w:shd w:fill="F3F6F9"/>
+          </w:tcPr>
+          <w:p>
+            <w:r>
+              <w:t>후보 역할</w:t>
+            </w:r>
+          </w:p>
+        </w:tc>
+        <w:tc>
+          <w:tcPr>
+            <w:tcW w:type="dxa" w:w="5040"/>
+            <w:vAlign w:val="center"/>
+            <w:shd w:fill="F3F6F9"/>
+          </w:tcPr>
+          <w:p>
+            <w:r>
+              <w:t>우선 text; Media 입력 계약을 검증한 뒤 필요한 역할만 추가</w:t>
+            </w:r>
+          </w:p>
+        </w:tc>
+      </w:tr>
+      <w:tr>
+        <w:tc>
+          <w:tcPr>
+            <w:tcW w:type="dxa" w:w="5040"/>
+            <w:vAlign w:val="center"/>
+          </w:tcPr>
+          <w:p>
+            <w:r>
+              <w:t>execution policy</w:t>
+            </w:r>
+          </w:p>
+        </w:tc>
+        <w:tc>
+          <w:tcPr>
+            <w:tcW w:type="dxa" w:w="5040"/>
+            <w:vAlign w:val="center"/>
+          </w:tcPr>
+          <w:p>
+            <w:r>
+              <w:t>external_provider</w:t>
+            </w:r>
+          </w:p>
+        </w:tc>
+      </w:tr>
+      <w:tr>
+        <w:tc>
+          <w:tcPr>
+            <w:tcW w:type="dxa" w:w="5040"/>
+            <w:vAlign w:val="center"/>
+            <w:shd w:fill="F3F6F9"/>
+          </w:tcPr>
+          <w:p>
+            <w:r>
+              <w:t>contract version</w:t>
+            </w:r>
+          </w:p>
+        </w:tc>
+        <w:tc>
+          <w:tcPr>
+            <w:tcW w:type="dxa" w:w="5040"/>
+            <w:vAlign w:val="center"/>
+            <w:shd w:fill="F3F6F9"/>
+          </w:tcPr>
+          <w:p>
+            <w:r>
+              <w:t>Daon2가 요구하는 v1</w:t>
+            </w:r>
+          </w:p>
+        </w:tc>
+      </w:tr>
+      <w:tr>
+        <w:tc>
+          <w:tcPr>
+            <w:tcW w:type="dxa" w:w="5040"/>
+            <w:vAlign w:val="center"/>
+          </w:tcPr>
+          <w:p>
+            <w:r>
+              <w:t>secret reference</w:t>
+            </w:r>
+          </w:p>
+        </w:tc>
+        <w:tc>
+          <w:tcPr>
+            <w:tcW w:type="dxa" w:w="5040"/>
+            <w:vAlign w:val="center"/>
+          </w:tcPr>
+          <w:p>
+            <w:r>
+              <w:t>토큰 원문이 아닌 Daon2가 읽을 수 있는 Secret 참조</w:t>
             </w:r>
           </w:p>
         </w:tc>
@@ -1554,15 +4663,157 @@
     <w:p/>
     <w:p>
       <w:r>
-        <w:t>결과에는 시험 출처를 표시하고 이전 시험 결과를 재사용하지 않습니다. Test Lab에 중간 연결 선택이나 별도 연결 식별자 입력이 나타나면 현재 구조와 맞지 않습니다.</w:t>
-      </w:r>
-    </w:p>
-    <w:p>
-      <w:pPr>
-        <w:pStyle w:val="Heading1"/>
-      </w:pPr>
-      <w:r>
-        <w:t>8. 오류 대응</w:t>
+        <w:t>Daon2의 기존 OpenAI baseline을 Media Bridge 주소로 바꾸어 우회하는 방식은 권장하지 않습니다. 소비자 Provider profile에서 실제로 사용할 Responses 또는 Chat Completions 계약과 tenant 헤더를 명시해야 합니다.</w:t>
+      </w:r>
+    </w:p>
+    <w:p>
+      <w:pPr>
+        <w:pStyle w:val="Heading3"/>
+      </w:pPr>
+      <w:r>
+        <w:t>Provider·Model·역할 매핑 순서</w:t>
+      </w:r>
+    </w:p>
+    <w:p>
+      <w:r>
+        <w:t>Media Bridge용 Provider profile이 소비자 코드에 반영된 뒤 Admin 화면에서 다음 순서로 처리합니다.</w:t>
+      </w:r>
+    </w:p>
+    <w:p>
+      <w:pPr>
+        <w:pStyle w:val="ListNumber"/>
+      </w:pPr>
+      <w:r>
+        <w:t>Provider 등록: Provider 등록에서 media_bridge를 선택합니다.</w:t>
+      </w:r>
+    </w:p>
+    <w:p>
+      <w:pPr>
+        <w:pStyle w:val="ListNumber"/>
+      </w:pPr>
+      <w:r>
+        <w:t>연결 검증: Provider connection test 또는 activation readiness 재검증을 실행합니다. 127.0.0.1:8642 연결, Bearer 인증, tenant 헤더가 모두 성공해야 합니다.</w:t>
+      </w:r>
+    </w:p>
+    <w:p>
+      <w:pPr>
+        <w:pStyle w:val="ListNumber"/>
+      </w:pPr>
+      <w:r>
+        <w:t>Provider 활성화: 현재 상태가 inactive인지 확인한 뒤 active로 변경합니다.</w:t>
+      </w:r>
+    </w:p>
+    <w:p>
+      <w:pPr>
+        <w:pStyle w:val="ListNumber"/>
+      </w:pPr>
+      <w:r>
+        <w:t>Model 등록: Media Bridge가 실제로 제공하는 모델 ID를 model_code와 model_name으로 등록하고 task_role=text, execution_policy=external_provider, contract_version=v1를 사용합니다.</w:t>
+      </w:r>
+    </w:p>
+    <w:p>
+      <w:pPr>
+        <w:pStyle w:val="ListNumber"/>
+      </w:pPr>
+      <w:r>
+        <w:t>Model 활성화: 연결 검증이 성공한 뒤 모델을 active로 변경합니다.</w:t>
+      </w:r>
+    </w:p>
+    <w:p>
+      <w:pPr>
+        <w:pStyle w:val="ListNumber"/>
+      </w:pPr>
+      <w:r>
+        <w:t>역할 매핑 활성화: text 역할의 active mapping 대상으로 해당 모델을 선택하고 우선순위를 지정합니다.</w:t>
+      </w:r>
+    </w:p>
+    <w:p>
+      <w:pPr>
+        <w:pStyle w:val="ListNumber"/>
+      </w:pPr>
+      <w:r>
+        <w:t>실제 Daon2 요청: Daon2가 직접 Provider API를 호출하는지, 또는 내부 adapter를 거치는지 확인한 뒤 최소 text 요청 1건을 실행합니다.</w:t>
+      </w:r>
+    </w:p>
+    <w:p>
+      <w:r>
+        <w:t>역할 매핑은 모델 활성화보다 먼저 할 수 없습니다. Provider·Model이 모두 active가 아니거나 readiness evidence가 없으면 매핑을 활성화하지 않습니다.</w:t>
+      </w:r>
+    </w:p>
+    <w:p>
+      <w:pPr>
+        <w:pStyle w:val="Heading3"/>
+      </w:pPr>
+      <w:r>
+        <w:t>4. Daon2-RAG 설정</w:t>
+      </w:r>
+    </w:p>
+    <w:p>
+      <w:r>
+        <w:t>Daon2-RAG도 같은 Provider→Model→역할 매핑 원칙을 사용하지만, 역할별로 Media Bridge를 구분해야 합니다.</w:t>
+      </w:r>
+    </w:p>
+    <w:p>
+      <w:pPr>
+        <w:pStyle w:val="ListBullet"/>
+      </w:pPr>
+      <w:r>
+        <w:t>text: Media Bridge Responses 또는 Chat Completions 계약으로 연결할 수 있는 후보입니다.</w:t>
+      </w:r>
+    </w:p>
+    <w:p>
+      <w:pPr>
+        <w:pStyle w:val="ListBullet"/>
+      </w:pPr>
+      <w:r>
+        <w:t>embedding: Media Bridge의 /v1/responses는 embedding endpoint가 아니므로 매핑하지 않습니다. 기존 embedding Provider와 /embeddings 계약을 유지합니다.</w:t>
+      </w:r>
+    </w:p>
+    <w:p>
+      <w:pPr>
+        <w:pStyle w:val="ListBullet"/>
+      </w:pPr>
+      <w:r>
+        <w:t>reranker: Media Bridge Responses만으로 대체할 수 있다고 확인되지 않았으므로 기존 reranker 계약을 유지합니다.</w:t>
+      </w:r>
+    </w:p>
+    <w:p>
+      <w:pPr>
+        <w:pStyle w:val="ListBullet"/>
+      </w:pPr>
+      <w:r>
+        <w:t>vision: 이미지 입력을 실제로 Media Bridge가 처리하는 소비자 경로와 모델 capability를 별도 검증한 뒤에만 사용합니다.</w:t>
+      </w:r>
+    </w:p>
+    <w:p>
+      <w:r>
+        <w:t>따라서 RAG 전체를 Media Bridge 하나로 바꾸는 설정은 현재 계약으로 확인되지 않았습니다. 우선 text 역할만 연결하고, 검색용 embedding·reranker는 기존 Provider를 유지하는 구성이 안전한 기본값입니다.</w:t>
+      </w:r>
+    </w:p>
+    <w:p>
+      <w:pPr>
+        <w:pStyle w:val="Heading3"/>
+      </w:pPr>
+      <w:r>
+        <w:t>5. Eoul Gateway 설정</w:t>
+      </w:r>
+    </w:p>
+    <w:p>
+      <w:r>
+        <w:t>Eoul Gateway는 Provider·Model·Route·Policy를 순서대로 구성합니다. Media Bridge는 Gateway가 호출하는 내부 Provider endpoint로 등록합니다.</w:t>
+      </w:r>
+    </w:p>
+    <w:p>
+      <w:pPr>
+        <w:pStyle w:val="Heading3"/>
+      </w:pPr>
+      <w:r>
+        <w:t>Provider</w:t>
+      </w:r>
+    </w:p>
+    <w:p>
+      <w:r>
+        <w:t>Gateway Console의 Provider 등록에서 다음 개념을 사용합니다.</w:t>
       </w:r>
     </w:p>
     <w:tbl>
@@ -1572,26 +4823,17 @@
         <w:tblLook w:firstColumn="1" w:firstRow="1" w:lastColumn="0" w:lastRow="0" w:noHBand="0" w:noVBand="1" w:val="04A0"/>
       </w:tblPr>
       <w:tblGrid>
-        <w:gridCol w:w="3312"/>
-        <w:gridCol w:w="3312"/>
-        <w:gridCol w:w="3312"/>
+        <w:gridCol w:w="5040"/>
+        <w:gridCol w:w="5040"/>
       </w:tblGrid>
       <w:tr>
         <w:trPr>
-          <w:tblHeader w:val="true"/>
+          <w:tblHeader/>
         </w:trPr>
         <w:tc>
           <w:tcPr>
-            <w:tcW w:type="dxa" w:w="3312"/>
+            <w:tcW w:type="dxa" w:w="5040"/>
             <w:shd w:fill="1F4E78"/>
-            <w:tcBorders>
-              <w:top w:val="single" w:sz="4" w:color="D9D9D9"/>
-              <w:left w:val="single" w:sz="4" w:color="D9D9D9"/>
-              <w:bottom w:val="single" w:sz="4" w:color="D9D9D9"/>
-              <w:right w:val="single" w:sz="4" w:color="D9D9D9"/>
-              <w:insideH w:val="single" w:sz="4" w:color="D9D9D9"/>
-              <w:insideV w:val="single" w:sz="4" w:color="D9D9D9"/>
-            </w:tcBorders>
           </w:tcPr>
           <w:p>
             <w:r>
@@ -1599,22 +4841,14 @@
                 <w:b/>
                 <w:color w:val="FFFFFF"/>
               </w:rPr>
-              <w:t>오류</w:t>
+              <w:t>필드</w:t>
             </w:r>
           </w:p>
         </w:tc>
         <w:tc>
           <w:tcPr>
-            <w:tcW w:type="dxa" w:w="3312"/>
+            <w:tcW w:type="dxa" w:w="5040"/>
             <w:shd w:fill="1F4E78"/>
-            <w:tcBorders>
-              <w:top w:val="single" w:sz="4" w:color="D9D9D9"/>
-              <w:left w:val="single" w:sz="4" w:color="D9D9D9"/>
-              <w:bottom w:val="single" w:sz="4" w:color="D9D9D9"/>
-              <w:right w:val="single" w:sz="4" w:color="D9D9D9"/>
-              <w:insideH w:val="single" w:sz="4" w:color="D9D9D9"/>
-              <w:insideV w:val="single" w:sz="4" w:color="D9D9D9"/>
-            </w:tcBorders>
           </w:tcPr>
           <w:p>
             <w:r>
@@ -1622,22 +4856,397 @@
                 <w:b/>
                 <w:color w:val="FFFFFF"/>
               </w:rPr>
-              <w:t>우선 확인</w:t>
+              <w:t>값 또는 규칙</w:t>
+            </w:r>
+          </w:p>
+        </w:tc>
+      </w:tr>
+      <w:tr>
+        <w:tc>
+          <w:tcPr>
+            <w:tcW w:type="dxa" w:w="5040"/>
+            <w:vAlign w:val="center"/>
+            <w:shd w:fill="F3F6F9"/>
+          </w:tcPr>
+          <w:p>
+            <w:r>
+              <w:t>adapterId</w:t>
             </w:r>
           </w:p>
         </w:tc>
         <w:tc>
           <w:tcPr>
-            <w:tcW w:type="dxa" w:w="3312"/>
+            <w:tcW w:type="dxa" w:w="5040"/>
+            <w:vAlign w:val="center"/>
+            <w:shd w:fill="F3F6F9"/>
+          </w:tcPr>
+          <w:p>
+            <w:r>
+              <w:t>openai-compatible 또는 Responses를 지원하는 Gateway adapter의 실제 ID</w:t>
+            </w:r>
+          </w:p>
+        </w:tc>
+      </w:tr>
+      <w:tr>
+        <w:tc>
+          <w:tcPr>
+            <w:tcW w:type="dxa" w:w="5040"/>
+            <w:vAlign w:val="center"/>
+          </w:tcPr>
+          <w:p>
+            <w:r>
+              <w:t>endpoint/base URL</w:t>
+            </w:r>
+          </w:p>
+        </w:tc>
+        <w:tc>
+          <w:tcPr>
+            <w:tcW w:type="dxa" w:w="5040"/>
+            <w:vAlign w:val="center"/>
+          </w:tcPr>
+          <w:p>
+            <w:r>
+              <w:t>http://127.0.0.1:8642/v1 (Gateway가 Media Bridge 호스트에서 실행될 때)</w:t>
+            </w:r>
+          </w:p>
+        </w:tc>
+      </w:tr>
+      <w:tr>
+        <w:tc>
+          <w:tcPr>
+            <w:tcW w:type="dxa" w:w="5040"/>
+            <w:vAlign w:val="center"/>
+            <w:shd w:fill="F3F6F9"/>
+          </w:tcPr>
+          <w:p>
+            <w:r>
+              <w:t>protocol</w:t>
+            </w:r>
+          </w:p>
+        </w:tc>
+        <w:tc>
+          <w:tcPr>
+            <w:tcW w:type="dxa" w:w="5040"/>
+            <w:vAlign w:val="center"/>
+            <w:shd w:fill="F3F6F9"/>
+          </w:tcPr>
+          <w:p>
+            <w:r>
+              <w:t>소비자가 선택한 Media Bridge Responses 또는 Chat Completions 계약과 일치하는 값</w:t>
+            </w:r>
+          </w:p>
+        </w:tc>
+      </w:tr>
+      <w:tr>
+        <w:tc>
+          <w:tcPr>
+            <w:tcW w:type="dxa" w:w="5040"/>
+            <w:vAlign w:val="center"/>
+          </w:tcPr>
+          <w:p>
+            <w:r>
+              <w:t>secretRef</w:t>
+            </w:r>
+          </w:p>
+        </w:tc>
+        <w:tc>
+          <w:tcPr>
+            <w:tcW w:type="dxa" w:w="5040"/>
+            <w:vAlign w:val="center"/>
+          </w:tcPr>
+          <w:p>
+            <w:r>
+              <w:t>Media Bridge service token을 가리키는 Secret reference</w:t>
+            </w:r>
+          </w:p>
+        </w:tc>
+      </w:tr>
+      <w:tr>
+        <w:tc>
+          <w:tcPr>
+            <w:tcW w:type="dxa" w:w="5040"/>
+            <w:vAlign w:val="center"/>
+            <w:shd w:fill="F3F6F9"/>
+          </w:tcPr>
+          <w:p>
+            <w:r>
+              <w:t>local network</w:t>
+            </w:r>
+          </w:p>
+        </w:tc>
+        <w:tc>
+          <w:tcPr>
+            <w:tcW w:type="dxa" w:w="5040"/>
+            <w:vAlign w:val="center"/>
+            <w:shd w:fill="F3F6F9"/>
+          </w:tcPr>
+          <w:p>
+            <w:r>
+              <w:t>loopback 127.0.0.1, TCP port 8642, http를 명시적으로 허용</w:t>
+            </w:r>
+          </w:p>
+        </w:tc>
+      </w:tr>
+      <w:tr>
+        <w:tc>
+          <w:tcPr>
+            <w:tcW w:type="dxa" w:w="5040"/>
+            <w:vAlign w:val="center"/>
+          </w:tcPr>
+          <w:p>
+            <w:r>
+              <w:t>status</w:t>
+            </w:r>
+          </w:p>
+        </w:tc>
+        <w:tc>
+          <w:tcPr>
+            <w:tcW w:type="dxa" w:w="5040"/>
+            <w:vAlign w:val="center"/>
+          </w:tcPr>
+          <w:p>
+            <w:r>
+              <w:t>연결 시험 성공 후 ACTIVE</w:t>
+            </w:r>
+          </w:p>
+        </w:tc>
+      </w:tr>
+    </w:tbl>
+    <w:p/>
+    <w:p>
+      <w:r>
+        <w:t>Gateway의 현재 사용자 메뉴얼은 Provider에 API key 원문을 저장하지 않고 Secret reference를 사용하도록 규정합니다. Media Bridge 토큰도 같은 방식으로 등록합니다.</w:t>
+      </w:r>
+    </w:p>
+    <w:p>
+      <w:pPr>
+        <w:pStyle w:val="Heading3"/>
+      </w:pPr>
+      <w:r>
+        <w:t>Model·Route·Policy</w:t>
+      </w:r>
+    </w:p>
+    <w:p>
+      <w:pPr>
+        <w:pStyle w:val="ListNumber"/>
+      </w:pPr>
+      <w:r>
+        <w:t>Provider에 속한 실제 Media Bridge 모델 ID로 Model draft를 만듭니다.</w:t>
+      </w:r>
+    </w:p>
+    <w:p>
+      <w:pPr>
+        <w:pStyle w:val="ListNumber"/>
+      </w:pPr>
+      <w:r>
+        <w:t>Provider ID와 Model ID를 참조하는 Route를 만듭니다.</w:t>
+      </w:r>
+    </w:p>
+    <w:p>
+      <w:pPr>
+        <w:pStyle w:val="ListNumber"/>
+      </w:pPr>
+      <w:r>
+        <w:t>Route의 text/Responses 연결 시험을 실행해 VERIFIED 상태를 확인합니다.</w:t>
+      </w:r>
+    </w:p>
+    <w:p>
+      <w:pPr>
+        <w:pStyle w:val="ListNumber"/>
+      </w:pPr>
+      <w:r>
+        <w:t>해당 Route를 포함하는 Policy를 만들고 발행합니다.</w:t>
+      </w:r>
+    </w:p>
+    <w:p>
+      <w:pPr>
+        <w:pStyle w:val="ListNumber"/>
+      </w:pPr>
+      <w:r>
+        <w:t>발행된 logical model ID를 사용하는 Gateway /v1/responses 요청으로 최소 text 요청을 실행합니다.</w:t>
+      </w:r>
+    </w:p>
+    <w:p>
+      <w:r>
+        <w:t>Gateway의 외부 공개 API와 Media Bridge의 내부 API는 별개입니다. 애플리케이션은 Gateway URL을 호출하고, Gateway만 Media Bridge loopback 주소를 호출하도록 구성합니다.</w:t>
+      </w:r>
+    </w:p>
+    <w:p>
+      <w:pPr>
+        <w:pStyle w:val="Heading3"/>
+      </w:pPr>
+      <w:r>
+        <w:t>6. Eoul Agent 설정</w:t>
+      </w:r>
+    </w:p>
+    <w:p>
+      <w:r>
+        <w:t>현재 Eoul Agent의 설정 예시에는 Media Bridge 전용 환경변수나 OpenAI Responses Provider 항목이 확인되지 않았고, 기본 Connector 모드는 recorded입니다. 따라서 .env.example에 주소만 추가한다고 Eoul Agent가 Media Bridge를 사용하게 되지는 않습니다.</w:t>
+      </w:r>
+    </w:p>
+    <w:p>
+      <w:r>
+        <w:t>권장 소비자 경로는 다음과 같습니다.</w:t>
+      </w:r>
+    </w:p>
+    <w:p>
+      <w:pPr>
+        <w:pStyle w:val="NoSpacing"/>
+        <w:ind w:left="360"/>
+      </w:pPr>
+      <w:r>
+        <w:rPr>
+          <w:rFonts w:ascii="Consolas" w:hAnsi="Consolas"/>
+          <w:sz w:val="18"/>
+        </w:rPr>
+        <w:t>Eoul Agent → Eoul Gateway의 발행된 logical model → Gateway의 Media Bridge Route → Media Bridge /v1/responses</w:t>
+      </w:r>
+    </w:p>
+    <w:p>
+      <w:r>
+        <w:t>Eoul Agent를 직접 Media Bridge에 연결하려면 Eoul Agent에 Responses client/connector와 다음 계약을 구현해야 합니다.</w:t>
+      </w:r>
+    </w:p>
+    <w:p>
+      <w:pPr>
+        <w:pStyle w:val="ListBullet"/>
+      </w:pPr>
+      <w:r>
+        <w:t>base URL과 /v1/responses 또는 /v1/chat/completions 경로</w:t>
+      </w:r>
+    </w:p>
+    <w:p>
+      <w:pPr>
+        <w:pStyle w:val="ListBullet"/>
+      </w:pPr>
+      <w:r>
+        <w:t>Bearer service token Secret file 주입</w:t>
+      </w:r>
+    </w:p>
+    <w:p>
+      <w:pPr>
+        <w:pStyle w:val="ListBullet"/>
+      </w:pPr>
+      <w:r>
+        <w:t>X-Media-Bridge-Tenant 헤더</w:t>
+      </w:r>
+    </w:p>
+    <w:p>
+      <w:pPr>
+        <w:pStyle w:val="ListBullet"/>
+      </w:pPr>
+      <w:r>
+        <w:t>Responses 요청·streaming 응답 처리</w:t>
+      </w:r>
+    </w:p>
+    <w:p>
+      <w:pPr>
+        <w:pStyle w:val="ListBullet"/>
+      </w:pPr>
+      <w:r>
+        <w:t>tool·follow-up 상태의 보존과 미지원 기능의 명시적 오류 처리</w:t>
+      </w:r>
+    </w:p>
+    <w:p>
+      <w:r>
+        <w:t>이 구현이 없으면 Agent의 EOUL_* 포트 설정이나 recorded Connector 설정만 바꾸어도 Media Bridge 호출이 발생하지 않습니다. 직접 연결을 선택할 경우에는 Eoul Agent의 계획 승인, 구현, 실제 Media Bridge 호스트 E2E 검증이 별도 작업입니다.</w:t>
+      </w:r>
+    </w:p>
+    <w:p>
+      <w:pPr>
+        <w:pStyle w:val="Heading3"/>
+      </w:pPr>
+      <w:r>
+        <w:t>7. 연결 확인 순서</w:t>
+      </w:r>
+    </w:p>
+    <w:p>
+      <w:r>
+        <w:t>각 소비자에서 다음 순서로 확인합니다.</w:t>
+      </w:r>
+    </w:p>
+    <w:p>
+      <w:pPr>
+        <w:pStyle w:val="ListNumber"/>
+      </w:pPr>
+      <w:r>
+        <w:t>Media Bridge 호스트에서 mb status, mb health --json, mb ready가 성공하는지 확인합니다.</w:t>
+      </w:r>
+    </w:p>
+    <w:p>
+      <w:pPr>
+        <w:pStyle w:val="ListNumber"/>
+      </w:pPr>
+      <w:r>
+        <w:t>호출 프로세스가 Media Bridge 호스트에서 실행되는지 확인합니다. 다른 호스트이면 127.0.0.1을 사용하지 않습니다.</w:t>
+      </w:r>
+    </w:p>
+    <w:p>
+      <w:pPr>
+        <w:pStyle w:val="ListNumber"/>
+      </w:pPr>
+      <w:r>
+        <w:t>Secret file이 존재하고 호출 프로세스가 읽을 수 있는지만 확인합니다. 원문은 출력하지 않습니다.</w:t>
+      </w:r>
+    </w:p>
+    <w:p>
+      <w:pPr>
+        <w:pStyle w:val="ListNumber"/>
+      </w:pPr>
+      <w:r>
+        <w:t>최소 text Responses 요청을 1회 실행합니다.</w:t>
+      </w:r>
+    </w:p>
+    <w:p>
+      <w:pPr>
+        <w:pStyle w:val="ListNumber"/>
+      </w:pPr>
+      <w:r>
+        <w:t>소비자 쪽 Provider connection test/readiness가 성공하는지 확인합니다.</w:t>
+      </w:r>
+    </w:p>
+    <w:p>
+      <w:pPr>
+        <w:pStyle w:val="ListNumber"/>
+      </w:pPr>
+      <w:r>
+        <w:t>Provider active → Model active → 역할 mapping active 순서를 확인합니다.</w:t>
+      </w:r>
+    </w:p>
+    <w:p>
+      <w:pPr>
+        <w:pStyle w:val="ListNumber"/>
+      </w:pPr>
+      <w:r>
+        <w:t>실제 애플리케이션 요청에서 사용한 Provider, Model, Route/logical model ID를 기록합니다.</w:t>
+      </w:r>
+    </w:p>
+    <w:p>
+      <w:pPr>
+        <w:pStyle w:val="Heading3"/>
+      </w:pPr>
+      <w:r>
+        <w:t>오류별 판별</w:t>
+      </w:r>
+    </w:p>
+    <w:tbl>
+      <w:tblPr>
+        <w:tblStyle w:val="TableGrid"/>
+        <w:tblW w:type="auto" w:w="0"/>
+        <w:tblLook w:firstColumn="1" w:firstRow="1" w:lastColumn="0" w:lastRow="0" w:noHBand="0" w:noVBand="1" w:val="04A0"/>
+      </w:tblPr>
+      <w:tblGrid>
+        <w:gridCol w:w="5040"/>
+        <w:gridCol w:w="5040"/>
+      </w:tblGrid>
+      <w:tr>
+        <w:trPr>
+          <w:tblHeader/>
+        </w:trPr>
+        <w:tc>
+          <w:tcPr>
+            <w:tcW w:type="dxa" w:w="5040"/>
             <w:shd w:fill="1F4E78"/>
-            <w:tcBorders>
-              <w:top w:val="single" w:sz="4" w:color="D9D9D9"/>
-              <w:left w:val="single" w:sz="4" w:color="D9D9D9"/>
-              <w:bottom w:val="single" w:sz="4" w:color="D9D9D9"/>
-              <w:right w:val="single" w:sz="4" w:color="D9D9D9"/>
-              <w:insideH w:val="single" w:sz="4" w:color="D9D9D9"/>
-              <w:insideV w:val="single" w:sz="4" w:color="D9D9D9"/>
-            </w:tcBorders>
           </w:tcPr>
           <w:p>
             <w:r>
@@ -1645,7 +5254,22 @@
                 <w:b/>
                 <w:color w:val="FFFFFF"/>
               </w:rPr>
-              <w:t>조치</w:t>
+              <w:t>증상</w:t>
+            </w:r>
+          </w:p>
+        </w:tc>
+        <w:tc>
+          <w:tcPr>
+            <w:tcW w:type="dxa" w:w="5040"/>
+            <w:shd w:fill="1F4E78"/>
+          </w:tcPr>
+          <w:p>
+            <w:r>
+              <w:rPr>
+                <w:b/>
+                <w:color w:val="FFFFFF"/>
+              </w:rPr>
+              <w:t>우선 확인할 것</w:t>
             </w:r>
           </w:p>
         </w:tc>
@@ -1653,61 +5277,25 @@
       <w:tr>
         <w:tc>
           <w:tcPr>
-            <w:tcW w:type="dxa" w:w="3312"/>
+            <w:tcW w:type="dxa" w:w="5040"/>
             <w:vAlign w:val="center"/>
             <w:shd w:fill="F3F6F9"/>
-            <w:tcBorders>
-              <w:top w:val="single" w:sz="4" w:color="D9D9D9"/>
-              <w:left w:val="single" w:sz="4" w:color="D9D9D9"/>
-              <w:bottom w:val="single" w:sz="4" w:color="D9D9D9"/>
-              <w:right w:val="single" w:sz="4" w:color="D9D9D9"/>
-              <w:insideH w:val="single" w:sz="4" w:color="D9D9D9"/>
-              <w:insideV w:val="single" w:sz="4" w:color="D9D9D9"/>
-            </w:tcBorders>
           </w:tcPr>
           <w:p>
             <w:r>
-              <w:t>gateway_configuration_missing</w:t>
+              <w:t>연결 거부</w:t>
             </w:r>
           </w:p>
         </w:tc>
         <w:tc>
           <w:tcPr>
-            <w:tcW w:type="dxa" w:w="3312"/>
+            <w:tcW w:type="dxa" w:w="5040"/>
             <w:vAlign w:val="center"/>
             <w:shd w:fill="F3F6F9"/>
-            <w:tcBorders>
-              <w:top w:val="single" w:sz="4" w:color="D9D9D9"/>
-              <w:left w:val="single" w:sz="4" w:color="D9D9D9"/>
-              <w:bottom w:val="single" w:sz="4" w:color="D9D9D9"/>
-              <w:right w:val="single" w:sz="4" w:color="D9D9D9"/>
-              <w:insideH w:val="single" w:sz="4" w:color="D9D9D9"/>
-              <w:insideV w:val="single" w:sz="4" w:color="D9D9D9"/>
-            </w:tcBorders>
           </w:tcPr>
           <w:p>
             <w:r>
-              <w:t>DB Provider·encrypted credential·snapshot</w:t>
-            </w:r>
-          </w:p>
-        </w:tc>
-        <w:tc>
-          <w:tcPr>
-            <w:tcW w:type="dxa" w:w="3312"/>
-            <w:vAlign w:val="center"/>
-            <w:shd w:fill="F3F6F9"/>
-            <w:tcBorders>
-              <w:top w:val="single" w:sz="4" w:color="D9D9D9"/>
-              <w:left w:val="single" w:sz="4" w:color="D9D9D9"/>
-              <w:bottom w:val="single" w:sz="4" w:color="D9D9D9"/>
-              <w:right w:val="single" w:sz="4" w:color="D9D9D9"/>
-              <w:insideH w:val="single" w:sz="4" w:color="D9D9D9"/>
-              <w:insideV w:val="single" w:sz="4" w:color="D9D9D9"/>
-            </w:tcBorders>
-          </w:tcPr>
-          <w:p>
-            <w:r>
-              <w:t>새 Secret 파일 금지; DB 경로와 image 확인</w:t>
+              <w:t>호출 프로세스 위치, 127.0.0.1:8642, Media Bridge runtime 상태</w:t>
             </w:r>
           </w:p>
         </w:tc>
@@ -1715,58 +5303,23 @@
       <w:tr>
         <w:tc>
           <w:tcPr>
-            <w:tcW w:type="dxa" w:w="3312"/>
+            <w:tcW w:type="dxa" w:w="5040"/>
             <w:vAlign w:val="center"/>
-            <w:tcBorders>
-              <w:top w:val="single" w:sz="4" w:color="D9D9D9"/>
-              <w:left w:val="single" w:sz="4" w:color="D9D9D9"/>
-              <w:bottom w:val="single" w:sz="4" w:color="D9D9D9"/>
-              <w:right w:val="single" w:sz="4" w:color="D9D9D9"/>
-              <w:insideH w:val="single" w:sz="4" w:color="D9D9D9"/>
-              <w:insideV w:val="single" w:sz="4" w:color="D9D9D9"/>
-            </w:tcBorders>
           </w:tcPr>
           <w:p>
             <w:r>
-              <w:t>gateway_unavailable</w:t>
+              <w:t>401/403</w:t>
             </w:r>
           </w:p>
         </w:tc>
         <w:tc>
           <w:tcPr>
-            <w:tcW w:type="dxa" w:w="3312"/>
+            <w:tcW w:type="dxa" w:w="5040"/>
             <w:vAlign w:val="center"/>
-            <w:tcBorders>
-              <w:top w:val="single" w:sz="4" w:color="D9D9D9"/>
-              <w:left w:val="single" w:sz="4" w:color="D9D9D9"/>
-              <w:bottom w:val="single" w:sz="4" w:color="D9D9D9"/>
-              <w:right w:val="single" w:sz="4" w:color="D9D9D9"/>
-              <w:insideH w:val="single" w:sz="4" w:color="D9D9D9"/>
-              <w:insideV w:val="single" w:sz="4" w:color="D9D9D9"/>
-            </w:tcBorders>
           </w:tcPr>
           <w:p>
             <w:r>
-              <w:t>Data health·snapshot·endpoint·network</w:t>
-            </w:r>
-          </w:p>
-        </w:tc>
-        <w:tc>
-          <w:tcPr>
-            <w:tcW w:type="dxa" w:w="3312"/>
-            <w:vAlign w:val="center"/>
-            <w:tcBorders>
-              <w:top w:val="single" w:sz="4" w:color="D9D9D9"/>
-              <w:left w:val="single" w:sz="4" w:color="D9D9D9"/>
-              <w:bottom w:val="single" w:sz="4" w:color="D9D9D9"/>
-              <w:right w:val="single" w:sz="4" w:color="D9D9D9"/>
-              <w:insideH w:val="single" w:sz="4" w:color="D9D9D9"/>
-              <w:insideV w:val="single" w:sz="4" w:color="D9D9D9"/>
-            </w:tcBorders>
-          </w:tcPr>
-          <w:p>
-            <w:r>
-              <w:t>Data와 active generation 확인 후 HTTPS 재시험</w:t>
+              <w:t>Bearer 토큰 주입, tenant 헤더, Secret reference</w:t>
             </w:r>
           </w:p>
         </w:tc>
@@ -1774,61 +5327,25 @@
       <w:tr>
         <w:tc>
           <w:tcPr>
-            <w:tcW w:type="dxa" w:w="3312"/>
+            <w:tcW w:type="dxa" w:w="5040"/>
             <w:vAlign w:val="center"/>
             <w:shd w:fill="F3F6F9"/>
-            <w:tcBorders>
-              <w:top w:val="single" w:sz="4" w:color="D9D9D9"/>
-              <w:left w:val="single" w:sz="4" w:color="D9D9D9"/>
-              <w:bottom w:val="single" w:sz="4" w:color="D9D9D9"/>
-              <w:right w:val="single" w:sz="4" w:color="D9D9D9"/>
-              <w:insideH w:val="single" w:sz="4" w:color="D9D9D9"/>
-              <w:insideV w:val="single" w:sz="4" w:color="D9D9D9"/>
-            </w:tcBorders>
           </w:tcPr>
           <w:p>
             <w:r>
-              <w:t>ocr_failed</w:t>
+              <w:t>Provider 등록 거부</w:t>
             </w:r>
           </w:p>
         </w:tc>
         <w:tc>
           <w:tcPr>
-            <w:tcW w:type="dxa" w:w="3312"/>
+            <w:tcW w:type="dxa" w:w="5040"/>
             <w:vAlign w:val="center"/>
             <w:shd w:fill="F3F6F9"/>
-            <w:tcBorders>
-              <w:top w:val="single" w:sz="4" w:color="D9D9D9"/>
-              <w:left w:val="single" w:sz="4" w:color="D9D9D9"/>
-              <w:bottom w:val="single" w:sz="4" w:color="D9D9D9"/>
-              <w:right w:val="single" w:sz="4" w:color="D9D9D9"/>
-              <w:insideH w:val="single" w:sz="4" w:color="D9D9D9"/>
-              <w:insideV w:val="single" w:sz="4" w:color="D9D9D9"/>
-            </w:tcBorders>
           </w:tcPr>
           <w:p>
             <w:r>
-              <w:t>Document Parse Provider·credential·응답</w:t>
-            </w:r>
-          </w:p>
-        </w:tc>
-        <w:tc>
-          <w:tcPr>
-            <w:tcW w:type="dxa" w:w="3312"/>
-            <w:vAlign w:val="center"/>
-            <w:shd w:fill="F3F6F9"/>
-            <w:tcBorders>
-              <w:top w:val="single" w:sz="4" w:color="D9D9D9"/>
-              <w:left w:val="single" w:sz="4" w:color="D9D9D9"/>
-              <w:bottom w:val="single" w:sz="4" w:color="D9D9D9"/>
-              <w:right w:val="single" w:sz="4" w:color="D9D9D9"/>
-              <w:insideH w:val="single" w:sz="4" w:color="D9D9D9"/>
-              <w:insideV w:val="single" w:sz="4" w:color="D9D9D9"/>
-            </w:tcBorders>
-          </w:tcPr>
-          <w:p>
-            <w:r>
-              <w:t>DB credential과 Provider 상태 확인; Solar 0회</w:t>
+              <w:t>소비자 Provider catalog/baseline에 media_bridge가 정의되었는지</w:t>
             </w:r>
           </w:p>
         </w:tc>
@@ -1836,58 +5353,23 @@
       <w:tr>
         <w:tc>
           <w:tcPr>
-            <w:tcW w:type="dxa" w:w="3312"/>
+            <w:tcW w:type="dxa" w:w="5040"/>
             <w:vAlign w:val="center"/>
-            <w:tcBorders>
-              <w:top w:val="single" w:sz="4" w:color="D9D9D9"/>
-              <w:left w:val="single" w:sz="4" w:color="D9D9D9"/>
-              <w:bottom w:val="single" w:sz="4" w:color="D9D9D9"/>
-              <w:right w:val="single" w:sz="4" w:color="D9D9D9"/>
-              <w:insideH w:val="single" w:sz="4" w:color="D9D9D9"/>
-              <w:insideV w:val="single" w:sz="4" w:color="D9D9D9"/>
-            </w:tcBorders>
           </w:tcPr>
           <w:p>
             <w:r>
-              <w:t>sanitization_failed</w:t>
+              <w:t>Model 활성화 거부</w:t>
             </w:r>
           </w:p>
         </w:tc>
         <w:tc>
           <w:tcPr>
-            <w:tcW w:type="dxa" w:w="3312"/>
+            <w:tcW w:type="dxa" w:w="5040"/>
             <w:vAlign w:val="center"/>
-            <w:tcBorders>
-              <w:top w:val="single" w:sz="4" w:color="D9D9D9"/>
-              <w:left w:val="single" w:sz="4" w:color="D9D9D9"/>
-              <w:bottom w:val="single" w:sz="4" w:color="D9D9D9"/>
-              <w:right w:val="single" w:sz="4" w:color="D9D9D9"/>
-              <w:insideH w:val="single" w:sz="4" w:color="D9D9D9"/>
-              <w:insideV w:val="single" w:sz="4" w:color="D9D9D9"/>
-            </w:tcBorders>
           </w:tcPr>
           <w:p>
             <w:r>
-              <w:t>OCR 출력·원본 제거</w:t>
-            </w:r>
-          </w:p>
-        </w:tc>
-        <w:tc>
-          <w:tcPr>
-            <w:tcW w:type="dxa" w:w="3312"/>
-            <w:vAlign w:val="center"/>
-            <w:tcBorders>
-              <w:top w:val="single" w:sz="4" w:color="D9D9D9"/>
-              <w:left w:val="single" w:sz="4" w:color="D9D9D9"/>
-              <w:bottom w:val="single" w:sz="4" w:color="D9D9D9"/>
-              <w:right w:val="single" w:sz="4" w:color="D9D9D9"/>
-              <w:insideH w:val="single" w:sz="4" w:color="D9D9D9"/>
-              <w:insideV w:val="single" w:sz="4" w:color="D9D9D9"/>
-            </w:tcBorders>
-          </w:tcPr>
-          <w:p>
-            <w:r>
-              <w:t>sanitizer와 downstream payload 확인</w:t>
+              <w:t>Provider active 여부, 실제 모델 ID, readiness evidence</w:t>
             </w:r>
           </w:p>
         </w:tc>
@@ -1895,61 +5377,75 @@
       <w:tr>
         <w:tc>
           <w:tcPr>
-            <w:tcW w:type="dxa" w:w="3312"/>
+            <w:tcW w:type="dxa" w:w="5040"/>
             <w:vAlign w:val="center"/>
             <w:shd w:fill="F3F6F9"/>
-            <w:tcBorders>
-              <w:top w:val="single" w:sz="4" w:color="D9D9D9"/>
-              <w:left w:val="single" w:sz="4" w:color="D9D9D9"/>
-              <w:bottom w:val="single" w:sz="4" w:color="D9D9D9"/>
-              <w:right w:val="single" w:sz="4" w:color="D9D9D9"/>
-              <w:insideH w:val="single" w:sz="4" w:color="D9D9D9"/>
-              <w:insideV w:val="single" w:sz="4" w:color="D9D9D9"/>
-            </w:tcBorders>
           </w:tcPr>
           <w:p>
             <w:r>
-              <w:t>downstream_configuration</w:t>
+              <w:t>RAG embedding 실패</w:t>
             </w:r>
           </w:p>
         </w:tc>
         <w:tc>
           <w:tcPr>
-            <w:tcW w:type="dxa" w:w="3312"/>
+            <w:tcW w:type="dxa" w:w="5040"/>
             <w:vAlign w:val="center"/>
             <w:shd w:fill="F3F6F9"/>
-            <w:tcBorders>
-              <w:top w:val="single" w:sz="4" w:color="D9D9D9"/>
-              <w:left w:val="single" w:sz="4" w:color="D9D9D9"/>
-              <w:bottom w:val="single" w:sz="4" w:color="D9D9D9"/>
-              <w:right w:val="single" w:sz="4" w:color="D9D9D9"/>
-              <w:insideH w:val="single" w:sz="4" w:color="D9D9D9"/>
-              <w:insideV w:val="single" w:sz="4" w:color="D9D9D9"/>
-            </w:tcBorders>
           </w:tcPr>
           <w:p>
             <w:r>
-              <w:t>Solar Provider·model·route·snapshot</w:t>
+              <w:t>embedding 역할을 Media Bridge에 잘못 매핑했는지</w:t>
+            </w:r>
+          </w:p>
+        </w:tc>
+      </w:tr>
+      <w:tr>
+        <w:tc>
+          <w:tcPr>
+            <w:tcW w:type="dxa" w:w="5040"/>
+            <w:vAlign w:val="center"/>
+          </w:tcPr>
+          <w:p>
+            <w:r>
+              <w:t>요청은 성공하지만 Media Bridge 로그가 없음</w:t>
             </w:r>
           </w:p>
         </w:tc>
         <w:tc>
           <w:tcPr>
-            <w:tcW w:type="dxa" w:w="3312"/>
+            <w:tcW w:type="dxa" w:w="5040"/>
             <w:vAlign w:val="center"/>
-            <w:shd w:fill="F3F6F9"/>
-            <w:tcBorders>
-              <w:top w:val="single" w:sz="4" w:color="D9D9D9"/>
-              <w:left w:val="single" w:sz="4" w:color="D9D9D9"/>
-              <w:bottom w:val="single" w:sz="4" w:color="D9D9D9"/>
-              <w:right w:val="single" w:sz="4" w:color="D9D9D9"/>
-              <w:insideH w:val="single" w:sz="4" w:color="D9D9D9"/>
-              <w:insideV w:val="single" w:sz="4" w:color="D9D9D9"/>
-            </w:tcBorders>
           </w:tcPr>
           <w:p>
             <w:r>
-              <w:t>active mapping 확인 후 snapshot 재발행</w:t>
+              <w:t>애플리케이션이 Gateway 또는 다른 Provider를 호출하는지</w:t>
+            </w:r>
+          </w:p>
+        </w:tc>
+      </w:tr>
+      <w:tr>
+        <w:tc>
+          <w:tcPr>
+            <w:tcW w:type="dxa" w:w="5040"/>
+            <w:vAlign w:val="center"/>
+            <w:shd w:fill="F3F6F9"/>
+          </w:tcPr>
+          <w:p>
+            <w:r>
+              <w:t>노트북에서만 접속 실패</w:t>
+            </w:r>
+          </w:p>
+        </w:tc>
+        <w:tc>
+          <w:tcPr>
+            <w:tcW w:type="dxa" w:w="5040"/>
+            <w:vAlign w:val="center"/>
+            <w:shd w:fill="F3F6F9"/>
+          </w:tcPr>
+          <w:p>
+            <w:r>
+              <w:t>SSH 터널 사용 여부와 포트 18765를 시험 클라이언트에만 사용했는지</w:t>
             </w:r>
           </w:p>
         </w:tc>
@@ -1958,10 +5454,352 @@
     <w:p/>
     <w:p>
       <w:pPr>
+        <w:pStyle w:val="Heading3"/>
+      </w:pPr>
+      <w:r>
+        <w:t>8. 현재 판정</w:t>
+      </w:r>
+    </w:p>
+    <w:p>
+      <w:pPr>
+        <w:pStyle w:val="ListBullet"/>
+      </w:pPr>
+      <w:r>
+        <w:t>Media Bridge 호스트의 Media Bridge runtime은 실행 중이며 health는 200입니다.</w:t>
+      </w:r>
+    </w:p>
+    <w:p>
+      <w:pPr>
+        <w:pStyle w:val="ListBullet"/>
+      </w:pPr>
+      <w:r>
+        <w:t>Daon2/Daon2-RAG의 현재 Provider 카탈로그에는 Media Bridge가 없어 UI만으로 등록할 수 없습니다.</w:t>
+      </w:r>
+    </w:p>
+    <w:p>
+      <w:pPr>
+        <w:pStyle w:val="ListBullet"/>
+      </w:pPr>
+      <w:r>
+        <w:t>Daon2-RAG의 embedding·reranker 역할은 Media Bridge Responses endpoint로 대체된다고 확인되지 않았습니다.</w:t>
+      </w:r>
+    </w:p>
+    <w:p>
+      <w:pPr>
+        <w:pStyle w:val="ListBullet"/>
+      </w:pPr>
+      <w:r>
+        <w:t>Eoul Gateway는 Provider/Route 계층에서 Media Bridge를 소비하도록 구성하는 경로가 정합적입니다.</w:t>
+      </w:r>
+    </w:p>
+    <w:p>
+      <w:pPr>
+        <w:pStyle w:val="ListBullet"/>
+      </w:pPr>
+      <w:r>
+        <w:t>Eoul Agent는 현재 설정 파일만으로 직접 연결된다는 근거가 없으며, Gateway 경유 또는 별도 Responses connector 구현이 필요합니다.</w:t>
+      </w:r>
+    </w:p>
+    <w:p>
+      <w:r>
+        <w:t>이 문서는 소비자 측 설정 절차를 기록한 것이며 Media Bridge 소스·배포·런타임 설정을 변경하지 않습니다.</w:t>
+      </w:r>
+    </w:p>
+    <w:p>
+      <w:pPr>
+        <w:pStyle w:val="Heading1"/>
+      </w:pPr>
+      <w:r>
+        <w:t>16. operations</w:t>
+      </w:r>
+    </w:p>
+    <w:p>
+      <w:r>
+        <w:rPr>
+          <w:i/>
+        </w:rPr>
+        <w:t>원문 경로: docs\manuals\operator\operations.md</w:t>
+      </w:r>
+    </w:p>
+    <w:p>
+      <w:pPr>
         <w:pStyle w:val="Heading2"/>
       </w:pPr>
       <w:r>
-        <w:t>운영 로그 원칙</w:t>
+        <w:t>Media Bridge 관리 매뉴얼</w:t>
+      </w:r>
+    </w:p>
+    <w:p>
+      <w:pPr>
+        <w:pStyle w:val="Heading3"/>
+      </w:pPr>
+      <w:r>
+        <w:t>시작·중지</w:t>
+      </w:r>
+    </w:p>
+    <w:p>
+      <w:pPr>
+        <w:pStyle w:val="NoSpacing"/>
+        <w:ind w:left="360"/>
+      </w:pPr>
+      <w:r>
+        <w:rPr>
+          <w:rFonts w:ascii="Consolas" w:hAnsi="Consolas"/>
+          <w:sz w:val="18"/>
+        </w:rPr>
+        <w:t>systemctl --user enable --now media-bridge-web.service media-bridge-data.service</w:t>
+        <w:br/>
+        <w:t>systemctl --user stop media-bridge-web.service media-bridge-data.service</w:t>
+        <w:br/>
+        <w:t>systemctl --user restart media-bridge-web.service media-bridge-data.service</w:t>
+      </w:r>
+    </w:p>
+    <w:p>
+      <w:pPr>
+        <w:pStyle w:val="Heading3"/>
+      </w:pPr>
+      <w:r>
+        <w:t>상태 확인</w:t>
+      </w:r>
+    </w:p>
+    <w:p>
+      <w:pPr>
+        <w:pStyle w:val="NoSpacing"/>
+        <w:ind w:left="360"/>
+      </w:pPr>
+      <w:r>
+        <w:rPr>
+          <w:rFonts w:ascii="Consolas" w:hAnsi="Consolas"/>
+          <w:sz w:val="18"/>
+        </w:rPr>
+        <w:t>systemctl --user --no-pager status media-bridge-web.service media-bridge-data.service</w:t>
+        <w:br/>
+        <w:t>curl --fail http://127.0.0.1:8765/</w:t>
+        <w:br/>
+        <w:t>curl --fail http://127.0.0.1:8766/status</w:t>
+      </w:r>
+    </w:p>
+    <w:p>
+      <w:pPr>
+        <w:pStyle w:val="Heading3"/>
+      </w:pPr>
+      <w:r>
+        <w:t>로그 확인</w:t>
+      </w:r>
+    </w:p>
+    <w:p>
+      <w:pPr>
+        <w:pStyle w:val="NoSpacing"/>
+        <w:ind w:left="360"/>
+      </w:pPr>
+      <w:r>
+        <w:rPr>
+          <w:rFonts w:ascii="Consolas" w:hAnsi="Consolas"/>
+          <w:sz w:val="18"/>
+        </w:rPr>
+        <w:t>journalctl --user -u media-bridge-web.service -u media-bridge-data.service --since "10 minutes ago" --no-pager</w:t>
+      </w:r>
+    </w:p>
+    <w:p>
+      <w:r>
+        <w:t>설정은 Web 화면에서 변경합니다. key 원문, 화면 원문, 요청 본문을 로그나 문서에 복사하지 않습니다.</w:t>
+      </w:r>
+    </w:p>
+    <w:p>
+      <w:pPr>
+        <w:pStyle w:val="Heading1"/>
+      </w:pPr>
+      <w:r>
+        <w:t>17. backup-upgrade</w:t>
+      </w:r>
+    </w:p>
+    <w:p>
+      <w:r>
+        <w:rPr>
+          <w:i/>
+        </w:rPr>
+        <w:t>원문 경로: docs\manuals\operator\backup-upgrade.md</w:t>
+      </w:r>
+    </w:p>
+    <w:p>
+      <w:pPr>
+        <w:pStyle w:val="Heading2"/>
+      </w:pPr>
+      <w:r>
+        <w:t>Media Bridge 업데이트·복구</w:t>
+      </w:r>
+    </w:p>
+    <w:p>
+      <w:pPr>
+        <w:pStyle w:val="Heading3"/>
+      </w:pPr>
+      <w:r>
+        <w:t>업데이트 전</w:t>
+      </w:r>
+    </w:p>
+    <w:p>
+      <w:r>
+        <w:t>현재 사용 중인 package와 이전 package 파일을 함께 보관합니다. Web 설정값은 local state에 저장됩니다.</w:t>
+      </w:r>
+    </w:p>
+    <w:p>
+      <w:pPr>
+        <w:pStyle w:val="NoSpacing"/>
+        <w:ind w:left="360"/>
+      </w:pPr>
+      <w:r>
+        <w:rPr>
+          <w:rFonts w:ascii="Consolas" w:hAnsi="Consolas"/>
+          <w:sz w:val="18"/>
+        </w:rPr>
+        <w:t>systemctl --user stop media-bridge-web.service media-bridge-data.service</w:t>
+      </w:r>
+    </w:p>
+    <w:p>
+      <w:pPr>
+        <w:pStyle w:val="Heading3"/>
+      </w:pPr>
+      <w:r>
+        <w:t>업데이트</w:t>
+      </w:r>
+    </w:p>
+    <w:p>
+      <w:pPr>
+        <w:pStyle w:val="NoSpacing"/>
+        <w:ind w:left="360"/>
+      </w:pPr>
+      <w:r>
+        <w:rPr>
+          <w:rFonts w:ascii="Consolas" w:hAnsi="Consolas"/>
+          <w:sz w:val="18"/>
+        </w:rPr>
+        <w:t>cd "$HOME/Downloads/media-bridge-0.1.0"</w:t>
+        <w:br/>
+        <w:t>sudo dpkg -i ./media-bridge_0.1.0_amd64.deb</w:t>
+        <w:br/>
+        <w:t>systemctl --user daemon-reload</w:t>
+        <w:br/>
+        <w:t>systemctl --user start media-bridge-web.service media-bridge-data.service</w:t>
+      </w:r>
+    </w:p>
+    <w:p>
+      <w:r>
+        <w:t>Web 화면을 새로 열어 기존 설정을 확인합니다.</w:t>
+      </w:r>
+    </w:p>
+    <w:p>
+      <w:pPr>
+        <w:pStyle w:val="Heading3"/>
+      </w:pPr>
+      <w:r>
+        <w:t>복구</w:t>
+      </w:r>
+    </w:p>
+    <w:p>
+      <w:r>
+        <w:t>문제가 생기면 service를 중지하고 이전 package를 다시 설치합니다.</w:t>
+      </w:r>
+    </w:p>
+    <w:p>
+      <w:pPr>
+        <w:pStyle w:val="NoSpacing"/>
+        <w:ind w:left="360"/>
+      </w:pPr>
+      <w:r>
+        <w:rPr>
+          <w:rFonts w:ascii="Consolas" w:hAnsi="Consolas"/>
+          <w:sz w:val="18"/>
+        </w:rPr>
+        <w:t>systemctl --user stop media-bridge-web.service media-bridge-data.service</w:t>
+        <w:br/>
+        <w:t>cd "$HOME/Downloads/media-bridge-0.1.0"</w:t>
+        <w:br/>
+        <w:t>sudo dpkg -i ./media-bridge_0.1.0_amd64.deb</w:t>
+        <w:br/>
+        <w:t>systemctl --user daemon-reload</w:t>
+        <w:br/>
+        <w:t>systemctl --user start media-bridge-web.service media-bridge-data.service</w:t>
+      </w:r>
+    </w:p>
+    <w:p>
+      <w:r>
+        <w:t>복구 후 Web 설정과 http://127.0.0.1:8766/status를 확인합니다.</w:t>
+      </w:r>
+    </w:p>
+    <w:p>
+      <w:pPr>
+        <w:pStyle w:val="Heading1"/>
+      </w:pPr>
+      <w:r>
+        <w:t>18. credentials-snapshots-audit</w:t>
+      </w:r>
+    </w:p>
+    <w:p>
+      <w:r>
+        <w:rPr>
+          <w:i/>
+        </w:rPr>
+        <w:t>원문 경로: docs\manuals\operator\credentials-snapshots-audit.md</w:t>
+      </w:r>
+    </w:p>
+    <w:p>
+      <w:pPr>
+        <w:pStyle w:val="Heading2"/>
+      </w:pPr>
+      <w:r>
+        <w:t>Media Bridge credential, snapshot, audit</w:t>
+      </w:r>
+    </w:p>
+    <w:p>
+      <w:r>
+        <w:t>bootstrap token, recovery code, client credential은 한 번만 표시한다. DB에는 password hash와 credential</w:t>
+      </w:r>
+    </w:p>
+    <w:p>
+      <w:r>
+        <w:t>digest만 남는다. Provider는 환경변수/Docker Secret/외부 Secret Store reference만 저장한다. snapshot</w:t>
+      </w:r>
+    </w:p>
+    <w:p>
+      <w:r>
+        <w:t>private key는 Secret으로 주입하고 DB에는 key ID와 공개 정보만 둔다. snapshot 발행·rollback 전 validated</w:t>
+      </w:r>
+    </w:p>
+    <w:p>
+      <w:r>
+        <w:t>draft와 target version을 확인하며 audit에는 본문과 Secret이 아닌 행위·대상·safe status만 남긴다.</w:t>
+      </w:r>
+    </w:p>
+    <w:p>
+      <w:pPr>
+        <w:pStyle w:val="Heading1"/>
+      </w:pPr>
+      <w:r>
+        <w:t>19. adapter-operations</w:t>
+      </w:r>
+    </w:p>
+    <w:p>
+      <w:r>
+        <w:rPr>
+          <w:i/>
+        </w:rPr>
+        <w:t>원문 경로: docs\manuals\operator\adapter-operations.md</w:t>
+      </w:r>
+    </w:p>
+    <w:p>
+      <w:pPr>
+        <w:pStyle w:val="Heading2"/>
+      </w:pPr>
+      <w:r>
+        <w:t>Adapter 운영자 가이드</w:t>
+      </w:r>
+    </w:p>
+    <w:p>
+      <w:pPr>
+        <w:pStyle w:val="Heading3"/>
+      </w:pPr>
+      <w:r>
+        <w:t>Secret 경계</w:t>
       </w:r>
     </w:p>
     <w:p>
@@ -1969,7 +5807,7 @@
         <w:pStyle w:val="ListBullet"/>
       </w:pPr>
       <w:r>
-        <w:t>request ID·error code·model ID·snapshot generation·latency bucket만 기록</w:t>
+        <w:t>Adapter credential과 decision HMAC 원문은 환경변수 또는 외부 Secret으로만 주입한다.</w:t>
       </w:r>
     </w:p>
     <w:p>
@@ -1977,7 +5815,7 @@
         <w:pStyle w:val="ListBullet"/>
       </w:pPr>
       <w:r>
-        <w:t>API key·credential·request body·media·OCR 원문·provider response 원문 기록 금지</w:t>
+        <w:t>config, manifest, DB, snapshot, 로그에는 환경변수 이름만 둔다.</w:t>
       </w:r>
     </w:p>
     <w:p>
@@ -1985,7 +5823,132 @@
         <w:pStyle w:val="ListBullet"/>
       </w:pPr>
       <w:r>
-        <w:t>health 200만으로 전체 흐름 PASS 판정 금지</w:t>
+        <w:t>OmniRoute critical plugin은 다음 세 이름만 child에 요청한다.</w:t>
+      </w:r>
+    </w:p>
+    <w:p>
+      <w:pPr>
+        <w:pStyle w:val="ListBullet"/>
+      </w:pPr>
+      <w:r>
+        <w:t>MEDIA_BRIDGE_ADAPTER_ENDPOINT</w:t>
+      </w:r>
+    </w:p>
+    <w:p>
+      <w:pPr>
+        <w:pStyle w:val="ListBullet"/>
+      </w:pPr>
+      <w:r>
+        <w:t>MEDIA_BRIDGE_ADAPTER_CREDENTIAL</w:t>
+      </w:r>
+    </w:p>
+    <w:p>
+      <w:pPr>
+        <w:pStyle w:val="ListBullet"/>
+      </w:pPr>
+      <w:r>
+        <w:t>MEDIA_BRIDGE_ADAPTER_DECISION_HMAC</w:t>
+      </w:r>
+    </w:p>
+    <w:p>
+      <w:pPr>
+        <w:pStyle w:val="ListBullet"/>
+      </w:pPr>
+      <w:r>
+        <w:t>undeclared 환경변수는 child로 전달되지 않는다. 필수 값 누락은 plugin 시작 전에 차단한다.</w:t>
+      </w:r>
+    </w:p>
+    <w:p>
+      <w:pPr>
+        <w:pStyle w:val="Heading3"/>
+      </w:pPr>
+      <w:r>
+        <w:t>Preview 생성</w:t>
+      </w:r>
+    </w:p>
+    <w:p>
+      <w:pPr>
+        <w:pStyle w:val="NoSpacing"/>
+        <w:ind w:left="360"/>
+      </w:pPr>
+      <w:r>
+        <w:rPr>
+          <w:rFonts w:ascii="Consolas" w:hAnsi="Consolas"/>
+          <w:sz w:val="18"/>
+        </w:rPr>
+        <w:t>media-bridge-adapter render-config \</w:t>
+        <w:br/>
+        <w:t xml:space="preserve">  --adapter omniroute \</w:t>
+        <w:br/>
+        <w:t xml:space="preserve">  --external-version 3.8.50 \</w:t>
+        <w:br/>
+        <w:t xml:space="preserve">  --external-base-commit f95b03d70929a6a850d4b986a7bbad6740dd02e0 \</w:t>
+        <w:br/>
+        <w:t xml:space="preserve">  --extension-commit eaa5ba08579f93db2d3e5b0046792ce8f70fb208 \</w:t>
+        <w:br/>
+        <w:t xml:space="preserve">  --endpoint https://media-bridge.example/adapter/v1/pre-upstream \</w:t>
+        <w:br/>
+        <w:t xml:space="preserve">  --credential-env MEDIA_BRIDGE_ADAPTER_CREDENTIAL \</w:t>
+        <w:br/>
+        <w:t xml:space="preserve">  --decision-hmac-env MEDIA_BRIDGE_ADAPTER_DECISION_HMAC \</w:t>
+        <w:br/>
+        <w:t xml:space="preserve">  --output /absolute/new/path/omniroute-preview.json</w:t>
+      </w:r>
+    </w:p>
+    <w:p>
+      <w:r>
+        <w:t>출력은 자동 설치 파일이 아닌 검토용 fragment다. 기존 파일은 덮어쓰지 않으며 bundled plugin의</w:t>
+      </w:r>
+    </w:p>
+    <w:p>
+      <w:r>
+        <w:t>경로와 integrity를 함께 기록한다. 실제 설치·서비스 등록·포트·proxy 변경은 P4 범위가 아니다.</w:t>
+      </w:r>
+    </w:p>
+    <w:p>
+      <w:pPr>
+        <w:pStyle w:val="Heading3"/>
+      </w:pPr>
+      <w:r>
+        <w:t>연결 시험</w:t>
+      </w:r>
+    </w:p>
+    <w:p>
+      <w:r>
+        <w:t>media-bridge-adapter test-connection은 문서화된 Adapter endpoint에 text-only probe 한 번만</w:t>
+      </w:r>
+    </w:p>
+    <w:p>
+      <w:r>
+        <w:t>전송하고 redirect를 따르지 않는다. credential은 지정한 환경변수에서 읽으며 출력·오류에 표시하지</w:t>
+      </w:r>
+    </w:p>
+    <w:p>
+      <w:r>
+        <w:t>않는다. 이 시험은 Adapter 도달성을 확인할 뿐 실제 provider 호출 성공을 의미하지 않는다.</w:t>
+      </w:r>
+    </w:p>
+    <w:p>
+      <w:pPr>
+        <w:pStyle w:val="Heading3"/>
+      </w:pPr>
+      <w:r>
+        <w:t>제거와 장애</w:t>
+      </w:r>
+    </w:p>
+    <w:p>
+      <w:r>
+        <w:t>Adapter registry 제거는 generic MCP/Gateway와 sealed downstream을 제거하지 않는다. critical plugin을</w:t>
+      </w:r>
+    </w:p>
+    <w:p>
+      <w:r>
+        <w:t>운영에서 제거할 때는 먼저 해당 router 경로를 중지하고 명시적으로 deactivate/uninstall해야 한다.</w:t>
+      </w:r>
+    </w:p>
+    <w:p>
+      <w:r>
+        <w:t>Control Plane 중단과 provider live fallback은 P4에서 검증하지 않았다.</w:t>
       </w:r>
     </w:p>
     <w:p>
@@ -1993,7 +5956,67 @@
         <w:pStyle w:val="Heading1"/>
       </w:pPr>
       <w:r>
-        <w:t>9. 백업·업그레이드·rollback</w:t>
+        <w:t>개발자 매뉴얼</w:t>
+      </w:r>
+    </w:p>
+    <w:p>
+      <w:pPr>
+        <w:pStyle w:val="Heading1"/>
+      </w:pPr>
+      <w:r>
+        <w:t>20. gateway</w:t>
+      </w:r>
+    </w:p>
+    <w:p>
+      <w:r>
+        <w:rPr>
+          <w:i/>
+        </w:rPr>
+        <w:t>원문 경로: docs\manuals\developer\gateway.md</w:t>
+      </w:r>
+    </w:p>
+    <w:p>
+      <w:pPr>
+        <w:pStyle w:val="Heading2"/>
+      </w:pPr>
+      <w:r>
+        <w:t>Media Bridge Gateway 개발자 계약</w:t>
+      </w:r>
+    </w:p>
+    <w:p>
+      <w:pPr>
+        <w:pStyle w:val="Heading3"/>
+      </w:pPr>
+      <w:r>
+        <w:t>현재 판정</w:t>
+      </w:r>
+    </w:p>
+    <w:p>
+      <w:r>
+        <w:t>P3 Gateway 코드는 P3_CODE_READY_LIVE_DOWNSTREAM_NOT_VERIFIED다. loopback TCP에서</w:t>
+      </w:r>
+    </w:p>
+    <w:p>
+      <w:r>
+        <w:t>인증된 Responses JSON/SSE와 Streamable HTTP MCP를 검증했지만 실제 OCR·Vision·Solar</w:t>
+      </w:r>
+    </w:p>
+    <w:p>
+      <w:r>
+        <w:t>provider, OpenCodex, OmniRoute, 운영 HTTPS 배포는 검증하지 않았다.</w:t>
+      </w:r>
+    </w:p>
+    <w:p>
+      <w:pPr>
+        <w:pStyle w:val="Heading3"/>
+      </w:pPr>
+      <w:r>
+        <w:t>강제 처리 순서</w:t>
+      </w:r>
+    </w:p>
+    <w:p>
+      <w:r>
+        <w:t>POST /v1/responses는 다음 순서를 서버에서 강제한다.</w:t>
       </w:r>
     </w:p>
     <w:p>
@@ -2001,7 +6024,12 @@
         <w:pStyle w:val="ListNumber"/>
       </w:pPr>
       <w:r>
-        <w:t>image tag/commit·migration revision·snapshot generation 기록</w:t>
+        <w:t>signed snapshot 파일의 원자 교체를 확인하고, 유효하면 새 generation을 적용한다.</w:t>
+      </w:r>
+    </w:p>
+    <w:p>
+      <w:r>
+        <w:t>위조·손상 snapshot이면 last-known-good generation을 유지한 뒤 요청 generation을 고정한다.</w:t>
       </w:r>
     </w:p>
     <w:p>
@@ -2009,7 +6037,7 @@
         <w:pStyle w:val="ListNumber"/>
       </w:pPr>
       <w:r>
-        <w:t>PostgreSQL과 signed snapshot 백업</w:t>
+        <w:t>Data Plane credential의 digest, scope, 만료, 폐기 상태를 검증한다.</w:t>
       </w:r>
     </w:p>
     <w:p>
@@ -2017,7 +6045,7 @@
         <w:pStyle w:val="ListNumber"/>
       </w:pPr>
       <w:r>
-        <w:t>새 image와 Control/Data health 확인</w:t>
+        <w:t>OpenAI Responses 입력을 제한된 계약으로 normalize한다.</w:t>
       </w:r>
     </w:p>
     <w:p>
@@ -2025,7 +6053,7 @@
         <w:pStyle w:val="ListNumber"/>
       </w:pPr>
       <w:r>
-        <w:t>migration 후 Provider·routing·snapshot 확인</w:t>
+        <w:t>실제 선택된 model의 exact·active capability를 snapshot registry에서 확인한다.</w:t>
       </w:r>
     </w:p>
     <w:p>
@@ -2033,7 +6061,12 @@
         <w:pStyle w:val="ListNumber"/>
       </w:pPr>
       <w:r>
-        <w:t>text와 media 요청 실행</w:t>
+        <w:t>media가 있고 대상이 Non-Vision이면 같은 generation의 Core</w:t>
+      </w:r>
+    </w:p>
+    <w:p>
+      <w:r>
+        <w:t>prepare_for_model로 OCR·Vision·sanitizer·cleanup을 수행한다.</w:t>
       </w:r>
     </w:p>
     <w:p>
@@ -2041,121 +6074,66 @@
         <w:pStyle w:val="ListNumber"/>
       </w:pPr>
       <w:r>
-        <w:t>문제 발생 시 승인된 이전 image와 last-known-good snapshot으로 복구</w:t>
-      </w:r>
-    </w:p>
-    <w:p>
-      <w:r>
-        <w:t>Secret 원문과 snapshot private key를 Git이나 문서에 저장하지 않습니다. 운영 서버에서 source를 직접 수정하지 않습니다.</w:t>
-      </w:r>
-    </w:p>
-    <w:p>
-      <w:pPr>
-        <w:pStyle w:val="Heading1"/>
-      </w:pPr>
-      <w:r>
-        <w:t>10. 운영 인수 체크리스트</w:t>
-      </w:r>
-    </w:p>
-    <w:p>
-      <w:pPr>
-        <w:pStyle w:val="ListBullet"/>
-      </w:pPr>
-      <w:r>
-        <w:t>[ ] 승인된 release commit/image 배포</w:t>
-      </w:r>
-    </w:p>
-    <w:p>
-      <w:pPr>
-        <w:pStyle w:val="ListBullet"/>
-      </w:pPr>
-      <w:r>
-        <w:t>[ ] Control/Data/PostgreSQL healthy</w:t>
-      </w:r>
-    </w:p>
-    <w:p>
-      <w:pPr>
-        <w:pStyle w:val="ListBullet"/>
-      </w:pPr>
-      <w:r>
-        <w:t>[ ] migration revision과 active snapshot generation 기록</w:t>
-      </w:r>
-    </w:p>
-    <w:p>
-      <w:pPr>
-        <w:pStyle w:val="ListBullet"/>
-      </w:pPr>
-      <w:r>
-        <w:t>[ ] DB Provider credential 확인</w:t>
-      </w:r>
-    </w:p>
-    <w:p>
-      <w:pPr>
-        <w:pStyle w:val="ListBullet"/>
-      </w:pPr>
-      <w:r>
-        <w:t>[ ] routing profile과 published model 확인</w:t>
-      </w:r>
-    </w:p>
-    <w:p>
-      <w:pPr>
-        <w:pStyle w:val="ListBullet"/>
-      </w:pPr>
-      <w:r>
-        <w:t>[ ] HTTPS /v1/models 성공</w:t>
-      </w:r>
-    </w:p>
-    <w:p>
-      <w:pPr>
-        <w:pStyle w:val="ListBullet"/>
-      </w:pPr>
-      <w:r>
-        <w:t>[ ] text-only /v1/responses 성공</w:t>
-      </w:r>
-    </w:p>
-    <w:p>
-      <w:pPr>
-        <w:pStyle w:val="ListBullet"/>
-      </w:pPr>
-      <w:r>
-        <w:t>[ ] image/PDF → OCR → Solar 성공</w:t>
-      </w:r>
-    </w:p>
-    <w:p>
-      <w:pPr>
-        <w:pStyle w:val="ListBullet"/>
-      </w:pPr>
-      <w:r>
-        <w:t>[ ] OCR/sanitization 실패 시 downstream 0회</w:t>
-      </w:r>
-    </w:p>
-    <w:p>
-      <w:pPr>
-        <w:pStyle w:val="ListBullet"/>
-      </w:pPr>
-      <w:r>
-        <w:t>[ ] Codex/OpenCodex가 Media Bridge만 호출</w:t>
-      </w:r>
-    </w:p>
-    <w:p>
-      <w:pPr>
-        <w:pStyle w:val="ListBullet"/>
-      </w:pPr>
-      <w:r>
-        <w:t>[ ] backup과 rollback 확인</w:t>
-      </w:r>
-    </w:p>
-    <w:p>
-      <w:pPr>
-        <w:pStyle w:val="Heading1"/>
-      </w:pPr>
-      <w:r>
-        <w:t>11. 관련 문서와 적용 범위</w:t>
-      </w:r>
-    </w:p>
-    <w:p>
-      <w:r>
-        <w:t>이 문서는 배포·사용 절차를 담당합니다. 내부 Gateway 계약, Adapter SDK, Provider catalog 설계는 저장소 개발자 문서를 참조합니다. 실제 Provider 비용, 외부 OmniRoute 연결, 사용자 acceptance는 실제 증거를 별도로 기록해야 합니다.</w:t>
+        <w:t>성공한 payload만 다시 만들고 요청별 nonce를 포함한 input/output digest와 receipt로</w:t>
+      </w:r>
+    </w:p>
+    <w:p>
+      <w:r>
+        <w:t>봉인한다.</w:t>
+      </w:r>
+    </w:p>
+    <w:p>
+      <w:pPr>
+        <w:pStyle w:val="ListNumber"/>
+      </w:pPr>
+      <w:r>
+        <w:t>generic Responses downstream이 socket write 직전에 receipt, digest, target,</w:t>
+      </w:r>
+    </w:p>
+    <w:p>
+      <w:r>
+        <w:t>capability, action, media reference를 재검증한다.</w:t>
+      </w:r>
+    </w:p>
+    <w:p>
+      <w:pPr>
+        <w:pStyle w:val="ListNumber"/>
+      </w:pPr>
+      <w:r>
+        <w:t>JSON downstream 성공 또는 SSE 정상 EOF 뒤에만 후속 요청용 sanitized state를 기록한다.</w:t>
+      </w:r>
+    </w:p>
+    <w:p>
+      <w:r>
+        <w:t>stream 실패·초과·client 취소는 state를 만들지 않는다. JSON state 기록만 실패한 경우</w:t>
+      </w:r>
+    </w:p>
+    <w:p>
+      <w:r>
+        <w:t>이미 받은 provider 응답은 보존하고 Media-Bridge-State: unavailable 경고를 붙인다.</w:t>
+      </w:r>
+    </w:p>
+    <w:p>
+      <w:r>
+        <w:t>unknown/stale capability, 인증, normalize, acquisition, OCR, Vision, sanitizer, cleanup,</w:t>
+      </w:r>
+    </w:p>
+    <w:p>
+      <w:r>
+        <w:t>seal 검증 중 하나라도 실패하면 downstream 호출은 0회다. Non-Vision 요청에서는 원본</w:t>
+      </w:r>
+    </w:p>
+    <w:p>
+      <w:r>
+        <w:t>media, base64, URL, asset/local-path reference를 downstream payload에 남기지 않는다.</w:t>
+      </w:r>
+    </w:p>
+    <w:p>
+      <w:pPr>
+        <w:pStyle w:val="Heading3"/>
+      </w:pPr>
+      <w:r>
+        <w:t>HTTP 표면</w:t>
       </w:r>
     </w:p>
     <w:tbl>
@@ -2165,25 +6143,19 @@
         <w:tblLook w:firstColumn="1" w:firstRow="1" w:lastColumn="0" w:lastRow="0" w:noHBand="0" w:noVBand="1" w:val="04A0"/>
       </w:tblPr>
       <w:tblGrid>
-        <w:gridCol w:w="4968"/>
-        <w:gridCol w:w="4968"/>
+        <w:gridCol w:w="2520"/>
+        <w:gridCol w:w="2520"/>
+        <w:gridCol w:w="2520"/>
+        <w:gridCol w:w="2520"/>
       </w:tblGrid>
       <w:tr>
         <w:trPr>
-          <w:tblHeader w:val="true"/>
+          <w:tblHeader/>
         </w:trPr>
         <w:tc>
           <w:tcPr>
-            <w:tcW w:type="dxa" w:w="4968"/>
+            <w:tcW w:type="dxa" w:w="2520"/>
             <w:shd w:fill="1F4E78"/>
-            <w:tcBorders>
-              <w:top w:val="single" w:sz="4" w:color="D9D9D9"/>
-              <w:left w:val="single" w:sz="4" w:color="D9D9D9"/>
-              <w:bottom w:val="single" w:sz="4" w:color="D9D9D9"/>
-              <w:right w:val="single" w:sz="4" w:color="D9D9D9"/>
-              <w:insideH w:val="single" w:sz="4" w:color="D9D9D9"/>
-              <w:insideV w:val="single" w:sz="4" w:color="D9D9D9"/>
-            </w:tcBorders>
           </w:tcPr>
           <w:p>
             <w:r>
@@ -2191,22 +6163,14 @@
                 <w:b/>
                 <w:color w:val="FFFFFF"/>
               </w:rPr>
-              <w:t>문서</w:t>
+              <w:t>경로</w:t>
             </w:r>
           </w:p>
         </w:tc>
         <w:tc>
           <w:tcPr>
-            <w:tcW w:type="dxa" w:w="4968"/>
+            <w:tcW w:type="dxa" w:w="2520"/>
             <w:shd w:fill="1F4E78"/>
-            <w:tcBorders>
-              <w:top w:val="single" w:sz="4" w:color="D9D9D9"/>
-              <w:left w:val="single" w:sz="4" w:color="D9D9D9"/>
-              <w:bottom w:val="single" w:sz="4" w:color="D9D9D9"/>
-              <w:right w:val="single" w:sz="4" w:color="D9D9D9"/>
-              <w:insideH w:val="single" w:sz="4" w:color="D9D9D9"/>
-              <w:insideV w:val="single" w:sz="4" w:color="D9D9D9"/>
-            </w:tcBorders>
           </w:tcPr>
           <w:p>
             <w:r>
@@ -2214,7 +6178,37 @@
                 <w:b/>
                 <w:color w:val="FFFFFF"/>
               </w:rPr>
-              <w:t>용도</w:t>
+              <w:t>메서드</w:t>
+            </w:r>
+          </w:p>
+        </w:tc>
+        <w:tc>
+          <w:tcPr>
+            <w:tcW w:type="dxa" w:w="2520"/>
+            <w:shd w:fill="1F4E78"/>
+          </w:tcPr>
+          <w:p>
+            <w:r>
+              <w:rPr>
+                <w:b/>
+                <w:color w:val="FFFFFF"/>
+              </w:rPr>
+              <w:t>필요한 scope</w:t>
+            </w:r>
+          </w:p>
+        </w:tc>
+        <w:tc>
+          <w:tcPr>
+            <w:tcW w:type="dxa" w:w="2520"/>
+            <w:shd w:fill="1F4E78"/>
+          </w:tcPr>
+          <w:p>
+            <w:r>
+              <w:rPr>
+                <w:b/>
+                <w:color w:val="FFFFFF"/>
+              </w:rPr>
+              <w:t>계약</w:t>
             </w:r>
           </w:p>
         </w:tc>
@@ -2222,41 +6216,49 @@
       <w:tr>
         <w:tc>
           <w:tcPr>
-            <w:tcW w:type="dxa" w:w="4968"/>
+            <w:tcW w:type="dxa" w:w="2520"/>
             <w:vAlign w:val="center"/>
             <w:shd w:fill="F3F6F9"/>
-            <w:tcBorders>
-              <w:top w:val="single" w:sz="4" w:color="D9D9D9"/>
-              <w:left w:val="single" w:sz="4" w:color="D9D9D9"/>
-              <w:bottom w:val="single" w:sz="4" w:color="D9D9D9"/>
-              <w:right w:val="single" w:sz="4" w:color="D9D9D9"/>
-              <w:insideH w:val="single" w:sz="4" w:color="D9D9D9"/>
-              <w:insideV w:val="single" w:sz="4" w:color="D9D9D9"/>
-            </w:tcBorders>
           </w:tcPr>
           <w:p>
             <w:r>
-              <w:t>docs/install/docker-compose.md</w:t>
+              <w:t>/v1/models</w:t>
             </w:r>
           </w:p>
         </w:tc>
         <w:tc>
           <w:tcPr>
-            <w:tcW w:type="dxa" w:w="4968"/>
+            <w:tcW w:type="dxa" w:w="2520"/>
             <w:vAlign w:val="center"/>
             <w:shd w:fill="F3F6F9"/>
-            <w:tcBorders>
-              <w:top w:val="single" w:sz="4" w:color="D9D9D9"/>
-              <w:left w:val="single" w:sz="4" w:color="D9D9D9"/>
-              <w:bottom w:val="single" w:sz="4" w:color="D9D9D9"/>
-              <w:right w:val="single" w:sz="4" w:color="D9D9D9"/>
-              <w:insideH w:val="single" w:sz="4" w:color="D9D9D9"/>
-              <w:insideV w:val="single" w:sz="4" w:color="D9D9D9"/>
-            </w:tcBorders>
           </w:tcPr>
           <w:p>
             <w:r>
-              <w:t>Compose 배포</w:t>
+              <w:t>GET</w:t>
+            </w:r>
+          </w:p>
+        </w:tc>
+        <w:tc>
+          <w:tcPr>
+            <w:tcW w:type="dxa" w:w="2520"/>
+            <w:vAlign w:val="center"/>
+            <w:shd w:fill="F3F6F9"/>
+          </w:tcPr>
+          <w:p>
+            <w:r>
+              <w:t>Bearer 인증</w:t>
+            </w:r>
+          </w:p>
+        </w:tc>
+        <w:tc>
+          <w:tcPr>
+            <w:tcW w:type="dxa" w:w="2520"/>
+            <w:vAlign w:val="center"/>
+            <w:shd w:fill="F3F6F9"/>
+          </w:tcPr>
+          <w:p>
+            <w:r>
+              <w:t>OpenAI 호환 활성 모델 목록</w:t>
             </w:r>
           </w:p>
         </w:tc>
@@ -2264,39 +6266,45 @@
       <w:tr>
         <w:tc>
           <w:tcPr>
-            <w:tcW w:type="dxa" w:w="4968"/>
+            <w:tcW w:type="dxa" w:w="2520"/>
             <w:vAlign w:val="center"/>
-            <w:tcBorders>
-              <w:top w:val="single" w:sz="4" w:color="D9D9D9"/>
-              <w:left w:val="single" w:sz="4" w:color="D9D9D9"/>
-              <w:bottom w:val="single" w:sz="4" w:color="D9D9D9"/>
-              <w:right w:val="single" w:sz="4" w:color="D9D9D9"/>
-              <w:insideH w:val="single" w:sz="4" w:color="D9D9D9"/>
-              <w:insideV w:val="single" w:sz="4" w:color="D9D9D9"/>
-            </w:tcBorders>
           </w:tcPr>
           <w:p>
             <w:r>
-              <w:t>docs/install/https-reverse-proxy.md</w:t>
+              <w:t>/v1/responses</w:t>
             </w:r>
           </w:p>
         </w:tc>
         <w:tc>
           <w:tcPr>
-            <w:tcW w:type="dxa" w:w="4968"/>
+            <w:tcW w:type="dxa" w:w="2520"/>
             <w:vAlign w:val="center"/>
-            <w:tcBorders>
-              <w:top w:val="single" w:sz="4" w:color="D9D9D9"/>
-              <w:left w:val="single" w:sz="4" w:color="D9D9D9"/>
-              <w:bottom w:val="single" w:sz="4" w:color="D9D9D9"/>
-              <w:right w:val="single" w:sz="4" w:color="D9D9D9"/>
-              <w:insideH w:val="single" w:sz="4" w:color="D9D9D9"/>
-              <w:insideV w:val="single" w:sz="4" w:color="D9D9D9"/>
-            </w:tcBorders>
           </w:tcPr>
           <w:p>
             <w:r>
-              <w:t>HTTPS reverse proxy</w:t>
+              <w:t>POST</w:t>
+            </w:r>
+          </w:p>
+        </w:tc>
+        <w:tc>
+          <w:tcPr>
+            <w:tcW w:type="dxa" w:w="2520"/>
+            <w:vAlign w:val="center"/>
+          </w:tcPr>
+          <w:p>
+            <w:r>
+              <w:t>responses:invoke</w:t>
+            </w:r>
+          </w:p>
+        </w:tc>
+        <w:tc>
+          <w:tcPr>
+            <w:tcW w:type="dxa" w:w="2520"/>
+            <w:vAlign w:val="center"/>
+          </w:tcPr>
+          <w:p>
+            <w:r>
+              <w:t>JSON 또는 downstream SSE 응답</w:t>
             </w:r>
           </w:p>
         </w:tc>
@@ -2304,41 +6312,49 @@
       <w:tr>
         <w:tc>
           <w:tcPr>
-            <w:tcW w:type="dxa" w:w="4968"/>
+            <w:tcW w:type="dxa" w:w="2520"/>
             <w:vAlign w:val="center"/>
             <w:shd w:fill="F3F6F9"/>
-            <w:tcBorders>
-              <w:top w:val="single" w:sz="4" w:color="D9D9D9"/>
-              <w:left w:val="single" w:sz="4" w:color="D9D9D9"/>
-              <w:bottom w:val="single" w:sz="4" w:color="D9D9D9"/>
-              <w:right w:val="single" w:sz="4" w:color="D9D9D9"/>
-              <w:insideH w:val="single" w:sz="4" w:color="D9D9D9"/>
-              <w:insideV w:val="single" w:sz="4" w:color="D9D9D9"/>
-            </w:tcBorders>
           </w:tcPr>
           <w:p>
             <w:r>
-              <w:t>docs/manuals/operator/consumer-integration.md</w:t>
+              <w:t>/assets</w:t>
             </w:r>
           </w:p>
         </w:tc>
         <w:tc>
           <w:tcPr>
-            <w:tcW w:type="dxa" w:w="4968"/>
+            <w:tcW w:type="dxa" w:w="2520"/>
             <w:vAlign w:val="center"/>
             <w:shd w:fill="F3F6F9"/>
-            <w:tcBorders>
-              <w:top w:val="single" w:sz="4" w:color="D9D9D9"/>
-              <w:left w:val="single" w:sz="4" w:color="D9D9D9"/>
-              <w:bottom w:val="single" w:sz="4" w:color="D9D9D9"/>
-              <w:right w:val="single" w:sz="4" w:color="D9D9D9"/>
-              <w:insideH w:val="single" w:sz="4" w:color="D9D9D9"/>
-              <w:insideV w:val="single" w:sz="4" w:color="D9D9D9"/>
-            </w:tcBorders>
           </w:tcPr>
           <w:p>
             <w:r>
-              <w:t>소비자 Endpoint 연결</w:t>
+              <w:t>POST</w:t>
+            </w:r>
+          </w:p>
+        </w:tc>
+        <w:tc>
+          <w:tcPr>
+            <w:tcW w:type="dxa" w:w="2520"/>
+            <w:vAlign w:val="center"/>
+            <w:shd w:fill="F3F6F9"/>
+          </w:tcPr>
+          <w:p>
+            <w:r>
+              <w:t>assets:write</w:t>
+            </w:r>
+          </w:p>
+        </w:tc>
+        <w:tc>
+          <w:tcPr>
+            <w:tcW w:type="dxa" w:w="2520"/>
+            <w:vAlign w:val="center"/>
+            <w:shd w:fill="F3F6F9"/>
+          </w:tcPr>
+          <w:p>
+            <w:r>
+              <w:t>tenant-scoped 임시 asset 발급</w:t>
             </w:r>
           </w:p>
         </w:tc>
@@ -2346,39 +6362,1013 @@
       <w:tr>
         <w:tc>
           <w:tcPr>
-            <w:tcW w:type="dxa" w:w="4968"/>
+            <w:tcW w:type="dxa" w:w="2520"/>
             <w:vAlign w:val="center"/>
-            <w:tcBorders>
-              <w:top w:val="single" w:sz="4" w:color="D9D9D9"/>
-              <w:left w:val="single" w:sz="4" w:color="D9D9D9"/>
-              <w:bottom w:val="single" w:sz="4" w:color="D9D9D9"/>
-              <w:right w:val="single" w:sz="4" w:color="D9D9D9"/>
-              <w:insideH w:val="single" w:sz="4" w:color="D9D9D9"/>
-              <w:insideV w:val="single" w:sz="4" w:color="D9D9D9"/>
-            </w:tcBorders>
           </w:tcPr>
           <w:p>
             <w:r>
-              <w:t>docs/manuals/user/npm-cli.md</w:t>
+              <w:t>/mcp</w:t>
             </w:r>
           </w:p>
         </w:tc>
         <w:tc>
           <w:tcPr>
-            <w:tcW w:type="dxa" w:w="4968"/>
+            <w:tcW w:type="dxa" w:w="2520"/>
             <w:vAlign w:val="center"/>
-            <w:tcBorders>
-              <w:top w:val="single" w:sz="4" w:color="D9D9D9"/>
-              <w:left w:val="single" w:sz="4" w:color="D9D9D9"/>
-              <w:bottom w:val="single" w:sz="4" w:color="D9D9D9"/>
-              <w:right w:val="single" w:sz="4" w:color="D9D9D9"/>
-              <w:insideH w:val="single" w:sz="4" w:color="D9D9D9"/>
-              <w:insideV w:val="single" w:sz="4" w:color="D9D9D9"/>
-            </w:tcBorders>
           </w:tcPr>
           <w:p>
             <w:r>
-              <w:t>personal npm CLI</w:t>
+              <w:t>MCP Streamable HTTP</w:t>
+            </w:r>
+          </w:p>
+        </w:tc>
+        <w:tc>
+          <w:tcPr>
+            <w:tcW w:type="dxa" w:w="2520"/>
+            <w:vAlign w:val="center"/>
+          </w:tcPr>
+          <w:p>
+            <w:r>
+              <w:t>mcp:invoke</w:t>
+            </w:r>
+          </w:p>
+        </w:tc>
+        <w:tc>
+          <w:tcPr>
+            <w:tcW w:type="dxa" w:w="2520"/>
+            <w:vAlign w:val="center"/>
+          </w:tcPr>
+          <w:p>
+            <w:r>
+              <w:t>3개 Core 도구</w:t>
+            </w:r>
+          </w:p>
+        </w:tc>
+      </w:tr>
+    </w:tbl>
+    <w:p/>
+    <w:p>
+      <w:r>
+        <w:t>모든 알려진 경로는 Authorization: Bearer &lt;credential&gt;을 요구한다. /v1/models는 모델</w:t>
+      </w:r>
+    </w:p>
+    <w:p>
+      <w:r>
+        <w:t>목록 조회에 tenant 헤더가 필요하지 않으며, /v1/responses와 /assets는 tenant 경계를</w:t>
+      </w:r>
+    </w:p>
+    <w:p>
+      <w:r>
+        <w:t>계속 요구한다. Admin session cookie는</w:t>
+      </w:r>
+    </w:p>
+    <w:p>
+      <w:r>
+        <w:t>Data Plane 인증 수단이 아니며 cookie가 있으면 거부한다. 중복 Authorization/Cookie 헤더도</w:t>
+      </w:r>
+    </w:p>
+    <w:p>
+      <w:r>
+        <w:t>거부한다. 알려지지 않은 경로는 MCP로 재해석하지 않고 bounded 404를 반환하며 trailing</w:t>
+      </w:r>
+    </w:p>
+    <w:p>
+      <w:r>
+        <w:t>slash redirect는 허용하지 않는다. 기본 Responses body 상한은 4 MiB, asset upload 상한은</w:t>
+      </w:r>
+    </w:p>
+    <w:p>
+      <w:r>
+        <w:t>2 MiB다.</w:t>
+      </w:r>
+    </w:p>
+    <w:p>
+      <w:r>
+        <w:t>credential 원문 형식은 P1이 한 번만 발급하는 mbc_&lt;selector&gt;.&lt;secret&gt;이며 snapshot에는</w:t>
+      </w:r>
+    </w:p>
+    <w:p>
+      <w:r>
+        <w:t>selector, HMAC digest, scopes, expiry, revoked 정보만 들어간다. 원문은 DB, snapshot,</w:t>
+      </w:r>
+    </w:p>
+    <w:p>
+      <w:r>
+        <w:t>설정 파일, 운영 이벤트에 저장하지 않는다.</w:t>
+      </w:r>
+    </w:p>
+    <w:p>
+      <w:pPr>
+        <w:pStyle w:val="Heading3"/>
+      </w:pPr>
+      <w:r>
+        <w:t>Responses 입력과 후속 상태</w:t>
+      </w:r>
+    </w:p>
+    <w:p>
+      <w:pPr>
+        <w:pStyle w:val="ListBullet"/>
+      </w:pPr>
+      <w:r>
+        <w:t>model은 registry의 exact ID여야 한다.</w:t>
+      </w:r>
+    </w:p>
+    <w:p>
+      <w:pPr>
+        <w:pStyle w:val="ListBullet"/>
+      </w:pPr>
+      <w:r>
+        <w:t>문자열 input 또는 제한된 user message/content만 허용한다.</w:t>
+      </w:r>
+    </w:p>
+    <w:p>
+      <w:pPr>
+        <w:pStyle w:val="ListBullet"/>
+      </w:pPr>
+      <w:r>
+        <w:t>image/PDF는 검증된 data URI 또는 tenant asset 경계를 통해 획득한다.</w:t>
+      </w:r>
+    </w:p>
+    <w:p>
+      <w:pPr>
+        <w:pStyle w:val="ListBullet"/>
+      </w:pPr>
+      <w:r>
+        <w:t>Vision passthrough도 exact active capability와 PDF verified flag를 요구한다.</w:t>
+      </w:r>
+    </w:p>
+    <w:p>
+      <w:pPr>
+        <w:pStyle w:val="ListBullet"/>
+      </w:pPr>
+      <w:r>
+        <w:t>previous_response_id는 Gateway가 성공 뒤 저장한 같은 credential·tenant의 sanitized</w:t>
+      </w:r>
+    </w:p>
+    <w:p>
+      <w:r>
+        <w:t>state만 참조한다. 변환이 끝나 원본 media/reference가 0개인 state는 media-tainted가</w:t>
+      </w:r>
+    </w:p>
+    <w:p>
+      <w:r>
+        <w:t>아니며, 이미지가 있던 원대화 전체를 복원하지 않는다.</w:t>
+      </w:r>
+    </w:p>
+    <w:p>
+      <w:pPr>
+        <w:pStyle w:val="ListBullet"/>
+      </w:pPr>
+      <w:r>
+        <w:t>state에는 sanitized user text, media taint/modality, credential selector, target,</w:t>
+      </w:r>
+    </w:p>
+    <w:p>
+      <w:r>
+        <w:t>snapshot version, TTL만 저장한다. assistant, reasoning, tool result, raw provider response,</w:t>
+      </w:r>
+    </w:p>
+    <w:p>
+      <w:r>
+        <w:t>원본 media는 저장하지 않는다.</w:t>
+      </w:r>
+    </w:p>
+    <w:p>
+      <w:pPr>
+        <w:pStyle w:val="ListBullet"/>
+      </w:pPr>
+      <w:r>
+        <w:t>실패 transaction은 state를 만들지 않으므로 새 text 요청을 같은 세션에서 계속할 수</w:t>
+      </w:r>
+    </w:p>
+    <w:p>
+      <w:r>
+        <w:t>있다.</w:t>
+      </w:r>
+    </w:p>
+    <w:p>
+      <w:pPr>
+        <w:pStyle w:val="Heading3"/>
+      </w:pPr>
+      <w:r>
+        <w:t>안전한 오류와 운영 이벤트</w:t>
+      </w:r>
+    </w:p>
+    <w:p>
+      <w:r>
+        <w:t>오류 응답은 bounded safe code/message만 반환하며 provider body나 credential을 반사하지</w:t>
+      </w:r>
+    </w:p>
+    <w:p>
+      <w:r>
+        <w:t>않는다. Gateway 운영 이벤트는 다음 필드만 허용한다.</w:t>
+      </w:r>
+    </w:p>
+    <w:p>
+      <w:pPr>
+        <w:pStyle w:val="ListBullet"/>
+      </w:pPr>
+      <w:r>
+        <w:t>내부 request ID</w:t>
+      </w:r>
+    </w:p>
+    <w:p>
+      <w:pPr>
+        <w:pStyle w:val="ListBullet"/>
+      </w:pPr>
+      <w:r>
+        <w:t>route event type</w:t>
+      </w:r>
+    </w:p>
+    <w:p>
+      <w:pPr>
+        <w:pStyle w:val="ListBullet"/>
+      </w:pPr>
+      <w:r>
+        <w:t>Core가 검증한 model ID 또는 null</w:t>
+      </w:r>
+    </w:p>
+    <w:p>
+      <w:pPr>
+        <w:pStyle w:val="ListBullet"/>
+      </w:pPr>
+      <w:r>
+        <w:t>snapshot/policy version</w:t>
+      </w:r>
+    </w:p>
+    <w:p>
+      <w:pPr>
+        <w:pStyle w:val="ListBullet"/>
+      </w:pPr>
+      <w:r>
+        <w:t>결과 code</w:t>
+      </w:r>
+    </w:p>
+    <w:p>
+      <w:pPr>
+        <w:pStyle w:val="ListBullet"/>
+      </w:pPr>
+      <w:r>
+        <w:t>latency bucket과 request-size bucket</w:t>
+      </w:r>
+    </w:p>
+    <w:p>
+      <w:r>
+        <w:t>요청 본문, media, OCR·Vision text, Secret, credential, response body 필드는 이벤트 계약에</w:t>
+      </w:r>
+    </w:p>
+    <w:p>
+      <w:r>
+        <w:t>없다. 현재 기본 sink는 no-op이며 P1 OperationalEventWriter와의 persistence adapter 및</w:t>
+      </w:r>
+    </w:p>
+    <w:p>
+      <w:r>
+        <w:t>배포 연결은 후속 통합 범위다.</w:t>
+      </w:r>
+    </w:p>
+    <w:p>
+      <w:pPr>
+        <w:pStyle w:val="Heading3"/>
+      </w:pPr>
+      <w:r>
+        <w:t>실행 진입점과 Secret 경계</w:t>
+      </w:r>
+    </w:p>
+    <w:p>
+      <w:r>
+        <w:t>설치 package는 media-bridge-gateway console script를 제공한다. 실제 프로세스 실행에는</w:t>
+      </w:r>
+    </w:p>
+    <w:p>
+      <w:r>
+        <w:t>다음 설정이 필요하며 Secret 원문은 환경변수 또는 대응하는 *_FILE로만 주입한다.</w:t>
+      </w:r>
+    </w:p>
+    <w:p>
+      <w:pPr>
+        <w:pStyle w:val="ListBullet"/>
+      </w:pPr>
+      <w:r>
+        <w:t>snapshot: MEDIA_BRIDGE_SNAPSHOT_PATH, MEDIA_BRIDGE_SNAPSHOT_KEY_ID,</w:t>
+      </w:r>
+    </w:p>
+    <w:p>
+      <w:r>
+        <w:t>MEDIA_BRIDGE_SNAPSHOT_PUBLIC_KEY 또는 _FILE</w:t>
+      </w:r>
+    </w:p>
+    <w:p>
+      <w:pPr>
+        <w:pStyle w:val="ListBullet"/>
+      </w:pPr>
+      <w:r>
+        <w:t>Data Plane: MEDIA_BRIDGE_GATEWAY_AUTH_PEPPER 또는 _FILE,</w:t>
+      </w:r>
+    </w:p>
+    <w:p>
+      <w:r>
+        <w:t>MEDIA_BRIDGE_RECEIPT_SECRET 또는 _FILE, MEDIA_BRIDGE_ASSET_ROOT</w:t>
+      </w:r>
+    </w:p>
+    <w:p>
+      <w:pPr>
+        <w:pStyle w:val="ListBullet"/>
+      </w:pPr>
+      <w:r>
+        <w:t>OCR: MEDIA_BRIDGE_OCR_ENDPOINT, MEDIA_BRIDGE_OCR_API_KEY 또는 _FILE</w:t>
+      </w:r>
+    </w:p>
+    <w:p>
+      <w:pPr>
+        <w:pStyle w:val="ListBullet"/>
+      </w:pPr>
+      <w:r>
+        <w:t>Vision: MEDIA_BRIDGE_VISION_ENDPOINT, MEDIA_BRIDGE_VISION_MODEL,</w:t>
+      </w:r>
+    </w:p>
+    <w:p>
+      <w:r>
+        <w:t>MEDIA_BRIDGE_VISION_API_KEY 또는 _FILE</w:t>
+      </w:r>
+    </w:p>
+    <w:p>
+      <w:pPr>
+        <w:pStyle w:val="ListBullet"/>
+      </w:pPr>
+      <w:r>
+        <w:t>downstream: MEDIA_BRIDGE_DOWNSTREAM_RESPONSES_URL,</w:t>
+      </w:r>
+    </w:p>
+    <w:p>
+      <w:r>
+        <w:t>MEDIA_BRIDGE_DOWNSTREAM_API_KEY 또는 _FILE</w:t>
+      </w:r>
+    </w:p>
+    <w:p>
+      <w:pPr>
+        <w:pStyle w:val="ListBullet"/>
+      </w:pPr>
+      <w:r>
+        <w:t>optional Solar analysis: MEDIA_BRIDGE_SOLAR_ENDPOINT, MEDIA_BRIDGE_SOLAR_MODEL,</w:t>
+      </w:r>
+    </w:p>
+    <w:p>
+      <w:r>
+        <w:t>MEDIA_BRIDGE_SOLAR_API_KEY 또는 _FILE</w:t>
+      </w:r>
+    </w:p>
+    <w:p>
+      <w:pPr>
+        <w:pStyle w:val="ListBullet"/>
+      </w:pPr>
+      <w:r>
+        <w:t>listener: MEDIA_BRIDGE_GATEWAY_HOST 기본 127.0.0.1,</w:t>
+      </w:r>
+    </w:p>
+    <w:p>
+      <w:r>
+        <w:t>MEDIA_BRIDGE_GATEWAY_PORT 기본 8001</w:t>
+      </w:r>
+    </w:p>
+    <w:p>
+      <w:r>
+        <w:t>snapshot, asset root는 absolute non-symlink path여야 한다. downstream URL은 HTTPS 또는</w:t>
+      </w:r>
+    </w:p>
+    <w:p>
+      <w:r>
+        <w:t>loopback HTTP의 정확한 /v1/responses 경로만 허용하고 redirect와 proxy environment를</w:t>
+      </w:r>
+    </w:p>
+    <w:p>
+      <w:r>
+        <w:t>사용하지 않는다. 이번 P3에서는 process 실행·port 개방·reverse proxy·배포를 하지 않았다.</w:t>
+      </w:r>
+    </w:p>
+    <w:p>
+      <w:r>
+        <w:t>downstream JSON은 bounded body로 검증하고, SSE는 첫 유효 response ID를 확인한 뒤 전체</w:t>
+      </w:r>
+    </w:p>
+    <w:p>
+      <w:r>
+        <w:t>응답을 메모리에 모으지 않고 점진적으로 전달한다. HTTP header 전 오류는 bounded HTTP</w:t>
+      </w:r>
+    </w:p>
+    <w:p>
+      <w:r>
+        <w:t>오류다. stream 시작 후 timeout·transport·size 오류는 안전한 media_bridge.error terminal</w:t>
+      </w:r>
+    </w:p>
+    <w:p>
+      <w:r>
+        <w:t>SSE event로 전달하며, client 취소는 연결 종료로 처리한다. 어느 경우에도 provider body를</w:t>
+      </w:r>
+    </w:p>
+    <w:p>
+      <w:r>
+        <w:t>반사하거나 follow-up state를 남기지 않는다. 정상 stream 완료 뒤 state 기록만 실패하면</w:t>
+      </w:r>
+    </w:p>
+    <w:p>
+      <w:r>
+        <w:t>stream은 보존되고 state만 부재하며, 이미 전송한 header에는 경고를 추가할 수 없다.</w:t>
+      </w:r>
+    </w:p>
+    <w:p>
+      <w:pPr>
+        <w:pStyle w:val="Heading3"/>
+      </w:pPr>
+      <w:r>
+        <w:t>검증된 범위</w:t>
+      </w:r>
+    </w:p>
+    <w:p>
+      <w:pPr>
+        <w:pStyle w:val="ListBullet"/>
+      </w:pPr>
+      <w:r>
+        <w:t>실제 loopback TCP Responses JSON/SSE</w:t>
+      </w:r>
+    </w:p>
+    <w:p>
+      <w:pPr>
+        <w:pStyle w:val="ListBullet"/>
+      </w:pPr>
+      <w:r>
+        <w:t>실제 Streamable HTTP MCP initialize → tools/list → tools/call</w:t>
+      </w:r>
+    </w:p>
+    <w:p>
+      <w:pPr>
+        <w:pStyle w:val="ListBullet"/>
+      </w:pPr>
+      <w:r>
+        <w:t>body limit과 no-redirect</w:t>
+      </w:r>
+    </w:p>
+    <w:p>
+      <w:pPr>
+        <w:pStyle w:val="ListBullet"/>
+      </w:pPr>
+      <w:r>
+        <w:t>동일 payload의 요청별 nonce·receipt 분리, 동일 receipt replay 2회째 차단과 network call 1회</w:t>
+      </w:r>
+    </w:p>
+    <w:p>
+      <w:pPr>
+        <w:pStyle w:val="ListBullet"/>
+      </w:pPr>
+      <w:r>
+        <w:t>snapshot 원자 reload·credential revoke 즉시 반영·invalid snapshot LKG 유지</w:t>
+      </w:r>
+    </w:p>
+    <w:p>
+      <w:pPr>
+        <w:pStyle w:val="ListBullet"/>
+      </w:pPr>
+      <w:r>
+        <w:t>실제 TCP SSE 첫 event의 완료 전 점진 전달과 stream 실패 terminal safe event</w:t>
+      </w:r>
+    </w:p>
+    <w:p>
+      <w:pPr>
+        <w:pStyle w:val="ListBullet"/>
+      </w:pPr>
+      <w:r>
+        <w:t>Non-Vision media/reference 0과 failure matrix downstream call 0</w:t>
+      </w:r>
+    </w:p>
+    <w:p>
+      <w:pPr>
+        <w:pStyle w:val="ListBullet"/>
+      </w:pPr>
+      <w:r>
+        <w:t>변환된 후속 state의 media-taint 제거, stream 실패·초과·cancel state 0, JSON state</w:t>
+      </w:r>
+    </w:p>
+    <w:p>
+      <w:r>
+        <w:t>persistence 실패 시 응답·warning header 보존</w:t>
+      </w:r>
+    </w:p>
+    <w:p>
+      <w:pPr>
+        <w:pStyle w:val="ListBullet"/>
+      </w:pPr>
+      <w:r>
+        <w:t>Vision image/PDF exact capability 경계</w:t>
+      </w:r>
+    </w:p>
+    <w:p>
+      <w:pPr>
+        <w:pStyle w:val="ListBullet"/>
+      </w:pPr>
+      <w:r>
+        <w:t>credential/scope/rate-limit/snapshot generation/shared state isolation</w:t>
+      </w:r>
+    </w:p>
+    <w:p>
+      <w:pPr>
+        <w:pStyle w:val="ListBullet"/>
+      </w:pPr>
+      <w:r>
+        <w:t>unknown route 404와 실제 duplicate Authorization/Cookie 차단</w:t>
+      </w:r>
+    </w:p>
+    <w:p>
+      <w:pPr>
+        <w:pStyle w:val="ListBullet"/>
+      </w:pPr>
+      <w:r>
+        <w:t>invalid backend endpoint·tampered snapshot·app-build 실패의 partial client cleanup</w:t>
+      </w:r>
+    </w:p>
+    <w:p>
+      <w:pPr>
+        <w:pStyle w:val="ListBullet"/>
+      </w:pPr>
+      <w:r>
+        <w:t>기존 OmniRoute 명칭 wrapper 회귀</w:t>
+      </w:r>
+    </w:p>
+    <w:p>
+      <w:r>
+        <w:t>실제 provider 비용 호출, 다른 PC HTTPS, OpenCodex·OmniRoute adapter E2E와 운영 다중</w:t>
+      </w:r>
+    </w:p>
+    <w:p>
+      <w:r>
+        <w:t>process rate-limit/event sink는 아직 검증하지 않았다.</w:t>
+      </w:r>
+    </w:p>
+    <w:p>
+      <w:pPr>
+        <w:pStyle w:val="Heading1"/>
+      </w:pPr>
+      <w:r>
+        <w:t>21. core-mcp-gateway</w:t>
+      </w:r>
+    </w:p>
+    <w:p>
+      <w:r>
+        <w:rPr>
+          <w:i/>
+        </w:rPr>
+        <w:t>원문 경로: docs\manuals\developer\core-mcp-gateway.md</w:t>
+      </w:r>
+    </w:p>
+    <w:p>
+      <w:pPr>
+        <w:pStyle w:val="Heading2"/>
+      </w:pPr>
+      <w:r>
+        <w:t>Media Bridge Core, MCP Interface, Gateway API</w:t>
+      </w:r>
+    </w:p>
+    <w:p>
+      <w:r>
+        <w:t>Core는 media detector, acquisition, OCR/Vision/parser, sanitizer, cleanup과 fail-closed 결정을 소유한다.</w:t>
+      </w:r>
+    </w:p>
+    <w:p>
+      <w:r>
+        <w:t>MCP Interface는 extract_image_context, analyze_error_image, prepare_for_model을 제공하지만 자동 interception</w:t>
+      </w:r>
+    </w:p>
+    <w:p>
+      <w:r>
+        <w:t>기능은 없다. Gateway API와 Adapter가 실제 target model이 정해진 뒤 pre-request gate 순서를 강제한다.</w:t>
+      </w:r>
+    </w:p>
+    <w:p>
+      <w:r>
+        <w:t>Non-Vision downstream은 성공한 text-only payload와 original media 0개가 확인되기 전 호출할 수 없다.</w:t>
+      </w:r>
+    </w:p>
+    <w:p>
+      <w:r>
+        <w:t>Provider/model capability 정본은 외부 router가 소유할 수 있고 Media Bridge는 signed snapshot을 방어적으로</w:t>
+      </w:r>
+    </w:p>
+    <w:p>
+      <w:r>
+        <w:t>검증한다. transformation backend capability와 provenance는 Media Bridge 책임이다.</w:t>
+      </w:r>
+    </w:p>
+    <w:p>
+      <w:pPr>
+        <w:pStyle w:val="Heading1"/>
+      </w:pPr>
+      <w:r>
+        <w:t>22. adapters</w:t>
+      </w:r>
+    </w:p>
+    <w:p>
+      <w:r>
+        <w:rPr>
+          <w:i/>
+        </w:rPr>
+        <w:t>원문 경로: docs\manuals\developer\adapters.md</w:t>
+      </w:r>
+    </w:p>
+    <w:p>
+      <w:pPr>
+        <w:pStyle w:val="Heading2"/>
+      </w:pPr>
+      <w:r>
+        <w:t>Adapter 개발자 계약</w:t>
+      </w:r>
+    </w:p>
+    <w:p>
+      <w:r>
+        <w:t>Adapter HTTP 경계는 POST /adapter/v1/pre-upstream이며</w:t>
+      </w:r>
+    </w:p>
+    <w:p>
+      <w:r>
+        <w:t>media-bridge-pre-upstream/v1 request/result만 받는다. 외부 router는 최종 provider/model을</w:t>
+      </w:r>
+    </w:p>
+    <w:p>
+      <w:r>
+        <w:t>선택한 뒤 이 경계를 호출하고, 반환된 target·digest·HMAC·media-removal 조건을 검증한 후에만</w:t>
+      </w:r>
+    </w:p>
+    <w:p>
+      <w:r>
+        <w:t>provider transport를 실행한다.</w:t>
+      </w:r>
+    </w:p>
+    <w:p>
+      <w:pPr>
+        <w:pStyle w:val="Heading3"/>
+      </w:pPr>
+      <w:r>
+        <w:t>강제 순서</w:t>
+      </w:r>
+    </w:p>
+    <w:p>
+      <w:pPr>
+        <w:pStyle w:val="ListNumber"/>
+      </w:pPr>
+      <w:r>
+        <w:t>router가 실제 provider/model을 확정한다.</w:t>
+      </w:r>
+    </w:p>
+    <w:p>
+      <w:pPr>
+        <w:pStyle w:val="ListNumber"/>
+      </w:pPr>
+      <w:r>
+        <w:t>Adapter가 canonical request를 Gateway /v1/prepare로 변환한다.</w:t>
+      </w:r>
+    </w:p>
+    <w:p>
+      <w:pPr>
+        <w:pStyle w:val="ListNumber"/>
+      </w:pPr>
+      <w:r>
+        <w:t>Gateway가 capability와 media를 판정하고 변환·sanitizer·cleanup을 수행한다.</w:t>
+      </w:r>
+    </w:p>
+    <w:p>
+      <w:pPr>
+        <w:pStyle w:val="ListNumber"/>
+      </w:pPr>
+      <w:r>
+        <w:t>외부 extension 또는 plugin이 target echo, input/output digest, HMAC과 잔존 media를 검증한다.</w:t>
+      </w:r>
+    </w:p>
+    <w:p>
+      <w:pPr>
+        <w:pStyle w:val="ListNumber"/>
+      </w:pPr>
+      <w:r>
+        <w:t>성공한 body만 provider에 전달한다. 오류·timeout·unknown build는 provider 호출 0회다.</w:t>
+      </w:r>
+    </w:p>
+    <w:p>
+      <w:r>
+        <w:t>Adapter SDK는 Core·Control DB를 import하지 않는다. legacy sealed OmniRoute downstream은</w:t>
+      </w:r>
+    </w:p>
+    <w:p>
+      <w:r>
+        <w:t>한 릴리스 동안 media_bridge.omniroute_adapter에서 새 package로 re-export한다.</w:t>
+      </w:r>
+    </w:p>
+    <w:p>
+      <w:pPr>
+        <w:pStyle w:val="Heading3"/>
+      </w:pPr>
+      <w:r>
+        <w:t>호환성 조회</w:t>
+      </w:r>
+    </w:p>
+    <w:p>
+      <w:pPr>
+        <w:pStyle w:val="NoSpacing"/>
+        <w:ind w:left="360"/>
+      </w:pPr>
+      <w:r>
+        <w:rPr>
+          <w:rFonts w:ascii="Consolas" w:hAnsi="Consolas"/>
+          <w:sz w:val="18"/>
+        </w:rPr>
+        <w:t>media-bridge-adapter inspect \</w:t>
+        <w:br/>
+        <w:t xml:space="preserve">  --adapter opencodex \</w:t>
+        <w:br/>
+        <w:t xml:space="preserve">  --external-version 2.28.0 \</w:t>
+        <w:br/>
+        <w:t xml:space="preserve">  --external-base-commit 5840591322117f3ee9568b35b135a6d4339f7711 \</w:t>
+        <w:br/>
+        <w:t xml:space="preserve">  --extension-commit fbd539bc1a68a4a9ce85823096daa537a67ec742</w:t>
+      </w:r>
+    </w:p>
+    <w:p>
+      <w:r>
+        <w:t>설정 생성은 preview-only이며 명시한 신규 파일만 생성한다. 기존 파일은 덮어쓰지 않는다.</w:t>
+      </w:r>
+    </w:p>
+    <w:p>
+      <w:r>
+        <w:t>OmniRoute preview에는 bundled plugin asset 경로와 실제 source SHA-256 integrity가 포함된다.</w:t>
+      </w:r>
+    </w:p>
+    <w:p>
+      <w:pPr>
+        <w:pStyle w:val="Heading3"/>
+      </w:pPr>
+      <w:r>
+        <w:t>검증 범위</w:t>
+      </w:r>
+    </w:p>
+    <w:p>
+      <w:r>
+        <w:t>OpenCodex extension과 OmniRoute extension은 격리 source에서만 검증됐다. 설치 binary나 실제</w:t>
+      </w:r>
+    </w:p>
+    <w:p>
+      <w:r>
+        <w:t>provider를 사용하지 않은 결과를 live E2E로 표시하면 안 된다.</w:t>
+      </w:r>
+    </w:p>
+    <w:p>
+      <w:pPr>
+        <w:pStyle w:val="Heading3"/>
+      </w:pPr>
+      <w:r>
+        <w:t>V2 책임 경계</w:t>
+      </w:r>
+    </w:p>
+    <w:p>
+      <w:r>
+        <w:t>media-bridge-interop/v2에서 Media Bridge는 asset 취득·변환·sanitizer·cleanup·provenance를</w:t>
+      </w:r>
+    </w:p>
+    <w:p>
+      <w:r>
+        <w:t>담당한다. Standalone은 자체 registry/downstream을 사용할 수 있지만 Eoul 연동에서는 Eoul이</w:t>
+      </w:r>
+    </w:p>
+    <w:p>
+      <w:r>
+        <w:t>capability·routing·Provider 실행을 소유한다. V2_4_MEDIA_BRIDGE_CODE_READY는 Eoul consumer</w:t>
+      </w:r>
+    </w:p>
+    <w:p>
+      <w:r>
+        <w:t>구현 완료를 뜻하지 않으며, Eoul 원본 변경과 consumer conformance는 별도 승인 범위다.</w:t>
+      </w:r>
+    </w:p>
+    <w:p>
+      <w:r>
+        <w:t>지원 명칭은 Standard MCP/Gateway Integration, Deep Fail-closed Host Extension,</w:t>
+      </w:r>
+    </w:p>
+    <w:p>
+      <w:r>
+        <w:t>Standalone Downstream Adapter로 분리한다. isolated OpenCodex·OmniRoute source extension은</w:t>
+      </w:r>
+    </w:p>
+    <w:p>
+      <w:r>
+        <w:t>일반 무수정 Adapter 또는 live 설치 지원으로 표시하지 않는다.</w:t>
+      </w:r>
+    </w:p>
+    <w:p>
+      <w:pPr>
+        <w:pStyle w:val="Heading1"/>
+      </w:pPr>
+      <w:r>
+        <w:t>23. adapter-sdk</w:t>
+      </w:r>
+    </w:p>
+    <w:p>
+      <w:r>
+        <w:rPr>
+          <w:i/>
+        </w:rPr>
+        <w:t>원문 경로: docs\manuals\developer\adapter-sdk.md</w:t>
+      </w:r>
+    </w:p>
+    <w:p>
+      <w:pPr>
+        <w:pStyle w:val="Heading2"/>
+      </w:pPr>
+      <w:r>
+        <w:t>Media Bridge Adapter SDK</w:t>
+      </w:r>
+    </w:p>
+    <w:p>
+      <w:r>
+        <w:t>Adapter는 external router의 실제 선택 model 뒤 POST /adapter/v1/pre-upstream을 호출하고 target echo,</w:t>
+      </w:r>
+    </w:p>
+    <w:p>
+      <w:r>
+        <w:t>input/output digest, decision HMAC, media removal을 검증한다. timeout, duplicate Authorization, unknown/stale</w:t>
+      </w:r>
+    </w:p>
+    <w:p>
+      <w:r>
+        <w:t>capability, malformed result는 provider 호출 0회다. OpenCodex와 OmniRoute reference extension은 격리 source</w:t>
+      </w:r>
+    </w:p>
+    <w:p>
+      <w:r>
+        <w:t>fixture에서 검증됐으며 설치 원본에는 적용되지 않았다. 자세한 현재 계약은 adapters.md를 따른다.</w:t>
+      </w:r>
+    </w:p>
+    <w:p>
+      <w:pPr>
+        <w:pStyle w:val="Heading1"/>
+      </w:pPr>
+      <w:r>
+        <w:t>제품 운영 기준</w:t>
+      </w:r>
+    </w:p>
+    <w:p>
+      <w:pPr>
+        <w:pStyle w:val="Heading1"/>
+      </w:pPr>
+      <w:r>
+        <w:t>24. MEDIA_BRIDGE_OPERATIONS_MANUAL</w:t>
+      </w:r>
+    </w:p>
+    <w:p>
+      <w:r>
+        <w:rPr>
+          <w:i/>
+        </w:rPr>
+        <w:t>원문 경로: docs\manuals\MEDIA_BRIDGE_OPERATIONS_MANUAL.md</w:t>
+      </w:r>
+    </w:p>
+    <w:p>
+      <w:pPr>
+        <w:pStyle w:val="Heading2"/>
+      </w:pPr>
+      <w:r>
+        <w:t>Media Bridge 운영 관리 매뉴얼</w:t>
+      </w:r>
+    </w:p>
+    <w:p>
+      <w:pPr>
+        <w:pStyle w:val="Heading3"/>
+      </w:pPr>
+      <w:r>
+        <w:t>문서 목적</w:t>
+      </w:r>
+    </w:p>
+    <w:p>
+      <w:r>
+        <w:t>이 매뉴얼은 배포형 Media Bridge의 관리 콘솔에서 Provider, 라우팅, 모델, 정책, 접근 키, Snapshot, 연결을 등록하고 운영하는 방법을 설명합니다. Media Bridge는 미디어 입력을 검사·분석한 뒤 허용된 요청을 Non‑Vision LLM Provider로 전달하므로, 아래 순서대로 설정해야 실제 요청을 안전하게 처리할 수 있습니다.</w:t>
+      </w:r>
+    </w:p>
+    <w:p>
+      <w:pPr>
+        <w:pStyle w:val="Heading3"/>
+      </w:pPr>
+      <w:r>
+        <w:t>설정 순서</w:t>
+      </w:r>
+    </w:p>
+    <w:p>
+      <w:r>
+        <w:t>권장 순서는 다음과 같습니다.</w:t>
+      </w:r>
+    </w:p>
+    <w:p>
+      <w:pPr>
+        <w:pStyle w:val="NoSpacing"/>
+        <w:ind w:left="360"/>
+      </w:pPr>
+      <w:r>
+        <w:rPr>
+          <w:rFonts w:ascii="Consolas" w:hAnsi="Consolas"/>
+          <w:sz w:val="18"/>
+        </w:rPr>
+        <w:t>Provider 등록</w:t>
+        <w:br/>
+        <w:t>→ 필요할 때 모델 override 등록</w:t>
+        <w:br/>
+        <w:t>→ 라우팅 프로필에서 분석 Provider와 LLM Provider 연결</w:t>
+        <w:br/>
+        <w:t>→ 정책 등록</w:t>
+        <w:br/>
+        <w:t>→ 외부 호출용 접근 키 발급</w:t>
+        <w:br/>
+        <w:t>→ 현재 설정 검증 및 Snapshot 발행</w:t>
+        <w:br/>
+        <w:t>→ 외부 연결 시험</w:t>
+      </w:r>
+    </w:p>
+    <w:p>
+      <w:r>
+        <w:t>Provider와 라우팅이 없으면 분석 결과를 전달할 대상이 없고, Snapshot을 발행하지 않으면 Gateway가 변경된 설정을 운영 설정으로 사용하지 않습니다.</w:t>
+      </w:r>
+    </w:p>
+    <w:p>
+      <w:pPr>
+        <w:pStyle w:val="Heading3"/>
+      </w:pPr>
+      <w:r>
+        <w:t>Provider</w:t>
+      </w:r>
+    </w:p>
+    <w:p>
+      <w:r>
+        <w:t>Provider는 Media Bridge가 호출할 외부 분석 서비스와 LLM 서비스를 등록하는 메뉴입니다.</w:t>
+      </w:r>
+    </w:p>
+    <w:p>
+      <w:pPr>
+        <w:pStyle w:val="Heading3"/>
+      </w:pPr>
+      <w:r>
+        <w:t>등록 대상</w:t>
+      </w:r>
+    </w:p>
+    <w:tbl>
+      <w:tblPr>
+        <w:tblStyle w:val="TableGrid"/>
+        <w:tblW w:type="auto" w:w="0"/>
+        <w:tblLook w:firstColumn="1" w:firstRow="1" w:lastColumn="0" w:lastRow="0" w:noHBand="0" w:noVBand="1" w:val="04A0"/>
+      </w:tblPr>
+      <w:tblGrid>
+        <w:gridCol w:w="3360"/>
+        <w:gridCol w:w="3360"/>
+        <w:gridCol w:w="3360"/>
+      </w:tblGrid>
+      <w:tr>
+        <w:trPr>
+          <w:tblHeader/>
+        </w:trPr>
+        <w:tc>
+          <w:tcPr>
+            <w:tcW w:type="dxa" w:w="3360"/>
+            <w:shd w:fill="1F4E78"/>
+          </w:tcPr>
+          <w:p>
+            <w:r>
+              <w:rPr>
+                <w:b/>
+                <w:color w:val="FFFFFF"/>
+              </w:rPr>
+              <w:t>유형</w:t>
+            </w:r>
+          </w:p>
+        </w:tc>
+        <w:tc>
+          <w:tcPr>
+            <w:tcW w:type="dxa" w:w="3360"/>
+            <w:shd w:fill="1F4E78"/>
+          </w:tcPr>
+          <w:p>
+            <w:r>
+              <w:rPr>
+                <w:b/>
+                <w:color w:val="FFFFFF"/>
+              </w:rPr>
+              <w:t>역할</w:t>
+            </w:r>
+          </w:p>
+        </w:tc>
+        <w:tc>
+          <w:tcPr>
+            <w:tcW w:type="dxa" w:w="3360"/>
+            <w:shd w:fill="1F4E78"/>
+          </w:tcPr>
+          <w:p>
+            <w:r>
+              <w:rPr>
+                <w:b/>
+                <w:color w:val="FFFFFF"/>
+              </w:rPr>
+              <w:t>예시</w:t>
             </w:r>
           </w:p>
         </w:tc>
@@ -2386,41 +7376,37 @@
       <w:tr>
         <w:tc>
           <w:tcPr>
-            <w:tcW w:type="dxa" w:w="4968"/>
+            <w:tcW w:type="dxa" w:w="3360"/>
             <w:vAlign w:val="center"/>
             <w:shd w:fill="F3F6F9"/>
-            <w:tcBorders>
-              <w:top w:val="single" w:sz="4" w:color="D9D9D9"/>
-              <w:left w:val="single" w:sz="4" w:color="D9D9D9"/>
-              <w:bottom w:val="single" w:sz="4" w:color="D9D9D9"/>
-              <w:right w:val="single" w:sz="4" w:color="D9D9D9"/>
-              <w:insideH w:val="single" w:sz="4" w:color="D9D9D9"/>
-              <w:insideV w:val="single" w:sz="4" w:color="D9D9D9"/>
-            </w:tcBorders>
           </w:tcPr>
           <w:p>
             <w:r>
-              <w:t>docs/manuals/developer/gateway.md</w:t>
+              <w:t>분석 Provider</w:t>
             </w:r>
           </w:p>
         </w:tc>
         <w:tc>
           <w:tcPr>
-            <w:tcW w:type="dxa" w:w="4968"/>
+            <w:tcW w:type="dxa" w:w="3360"/>
             <w:vAlign w:val="center"/>
             <w:shd w:fill="F3F6F9"/>
-            <w:tcBorders>
-              <w:top w:val="single" w:sz="4" w:color="D9D9D9"/>
-              <w:left w:val="single" w:sz="4" w:color="D9D9D9"/>
-              <w:bottom w:val="single" w:sz="4" w:color="D9D9D9"/>
-              <w:right w:val="single" w:sz="4" w:color="D9D9D9"/>
-              <w:insideH w:val="single" w:sz="4" w:color="D9D9D9"/>
-              <w:insideV w:val="single" w:sz="4" w:color="D9D9D9"/>
-            </w:tcBorders>
           </w:tcPr>
           <w:p>
             <w:r>
-              <w:t>Gateway API·보안 계약</w:t>
+              <w:t>이미지·PDF·문서에서 내용을 추출하거나 분석</w:t>
+            </w:r>
+          </w:p>
+        </w:tc>
+        <w:tc>
+          <w:tcPr>
+            <w:tcW w:type="dxa" w:w="3360"/>
+            <w:vAlign w:val="center"/>
+            <w:shd w:fill="F3F6F9"/>
+          </w:tcPr>
+          <w:p>
+            <w:r>
+              <w:t>upstage-document-parse, openai-vision</w:t>
             </w:r>
           </w:p>
         </w:tc>
@@ -2428,39 +7414,34 @@
       <w:tr>
         <w:tc>
           <w:tcPr>
-            <w:tcW w:type="dxa" w:w="4968"/>
+            <w:tcW w:type="dxa" w:w="3360"/>
             <w:vAlign w:val="center"/>
-            <w:tcBorders>
-              <w:top w:val="single" w:sz="4" w:color="D9D9D9"/>
-              <w:left w:val="single" w:sz="4" w:color="D9D9D9"/>
-              <w:bottom w:val="single" w:sz="4" w:color="D9D9D9"/>
-              <w:right w:val="single" w:sz="4" w:color="D9D9D9"/>
-              <w:insideH w:val="single" w:sz="4" w:color="D9D9D9"/>
-              <w:insideV w:val="single" w:sz="4" w:color="D9D9D9"/>
-            </w:tcBorders>
           </w:tcPr>
           <w:p>
             <w:r>
-              <w:t>docs/design/DESIGN.md</w:t>
+              <w:t>Non‑Vision LLM Provider</w:t>
             </w:r>
           </w:p>
         </w:tc>
         <w:tc>
           <w:tcPr>
-            <w:tcW w:type="dxa" w:w="4968"/>
+            <w:tcW w:type="dxa" w:w="3360"/>
             <w:vAlign w:val="center"/>
-            <w:tcBorders>
-              <w:top w:val="single" w:sz="4" w:color="D9D9D9"/>
-              <w:left w:val="single" w:sz="4" w:color="D9D9D9"/>
-              <w:bottom w:val="single" w:sz="4" w:color="D9D9D9"/>
-              <w:right w:val="single" w:sz="4" w:color="D9D9D9"/>
-              <w:insideH w:val="single" w:sz="4" w:color="D9D9D9"/>
-              <w:insideV w:val="single" w:sz="4" w:color="D9D9D9"/>
-            </w:tcBorders>
           </w:tcPr>
           <w:p>
             <w:r>
-              <w:t>배포형 설계와 승인 경계</w:t>
+              <w:t>분석 결과를 텍스트 모델로 처리</w:t>
+            </w:r>
+          </w:p>
+        </w:tc>
+        <w:tc>
+          <w:tcPr>
+            <w:tcW w:type="dxa" w:w="3360"/>
+            <w:vAlign w:val="center"/>
+          </w:tcPr>
+          <w:p>
+            <w:r>
+              <w:t>upstage-solar, omni-route</w:t>
             </w:r>
           </w:p>
         </w:tc>
@@ -2468,13 +7449,791 @@
     </w:tbl>
     <w:p/>
     <w:p>
-      <w:r>
-        <w:t>실제 runtime·DB·image·health 결과가 이 문서와 다르면 실제 상태를 우선하고 WORK_STATUS에 차이를 기록합니다.</w:t>
+      <w:pPr>
+        <w:pStyle w:val="Heading3"/>
+      </w:pPr>
+      <w:r>
+        <w:t>등록 방법</w:t>
+      </w:r>
+    </w:p>
+    <w:p>
+      <w:pPr>
+        <w:pStyle w:val="ListNumber"/>
+      </w:pPr>
+      <w:r>
+        <w:t>Provider 등록을 선택합니다.</w:t>
+      </w:r>
+    </w:p>
+    <w:p>
+      <w:pPr>
+        <w:pStyle w:val="ListNumber"/>
+      </w:pPr>
+      <w:r>
+        <w:t>Provider 유형을 선택합니다.</w:t>
+      </w:r>
+    </w:p>
+    <w:p>
+      <w:pPr>
+        <w:pStyle w:val="ListNumber"/>
+      </w:pPr>
+      <w:r>
+        <w:t>카탈로그에서 Provider를 선택합니다. 선택하면 이름과 endpoint가 자동으로 채워집니다.</w:t>
+      </w:r>
+    </w:p>
+    <w:p>
+      <w:pPr>
+        <w:pStyle w:val="ListNumber"/>
+      </w:pPr>
+      <w:r>
+        <w:t>필요하면 기준 모델을 입력합니다.</w:t>
+      </w:r>
+    </w:p>
+    <w:p>
+      <w:pPr>
+        <w:pStyle w:val="ListNumber"/>
+      </w:pPr>
+      <w:r>
+        <w:t>DB에 직접 저장할 API 키를 입력하거나, 환경변수 참조를 사용할 경우 환경변수 이름을 입력합니다.</w:t>
+      </w:r>
+    </w:p>
+    <w:p>
+      <w:pPr>
+        <w:pStyle w:val="ListNumber"/>
+      </w:pPr>
+      <w:r>
+        <w:t>등록합니다.</w:t>
+      </w:r>
+    </w:p>
+    <w:p>
+      <w:r>
+        <w:t>기준 모델은 선택 사항입니다.</w:t>
+      </w:r>
+    </w:p>
+    <w:p>
+      <w:pPr>
+        <w:pStyle w:val="ListBullet"/>
+      </w:pPr>
+      <w:r>
+        <w:t>기준 모델을 입력하면 해당 Provider 호출에 그 모델을 사용합니다.</w:t>
+      </w:r>
+    </w:p>
+    <w:p>
+      <w:pPr>
+        <w:pStyle w:val="ListBullet"/>
+      </w:pPr>
+      <w:r>
+        <w:t>비워두면 카탈로그에 정의된 Provider 기준 모델을 자동으로 사용합니다.</w:t>
+      </w:r>
+    </w:p>
+    <w:p>
+      <w:r>
+        <w:t>API 키를 입력하면 키 원문은 DB에 암호화되어 저장되고 목록에는 원문이나 내부 식별자를 표시하지 않습니다. 환경변수 참조를 직접 사용하는 경우에만 PROVIDER_API_KEY처럼 대문자와 숫자, 밑줄을 사용합니다.</w:t>
+      </w:r>
+    </w:p>
+    <w:p>
+      <w:pPr>
+        <w:pStyle w:val="Heading3"/>
+      </w:pPr>
+      <w:r>
+        <w:t>라우팅</w:t>
+      </w:r>
+    </w:p>
+    <w:p>
+      <w:r>
+        <w:t>라우팅 프로필은 분석 Provider와 Non‑Vision LLM Provider를 연결하는 메뉴입니다. 한 개만 연결하는 1:1 구성도 가능하고, 여러 분석 Provider와 여러 LLM Provider를 선택하는 N:N 구성도 가능합니다.</w:t>
+      </w:r>
+    </w:p>
+    <w:p>
+      <w:pPr>
+        <w:pStyle w:val="Heading3"/>
+      </w:pPr>
+      <w:r>
+        <w:t>등록 항목</w:t>
+      </w:r>
+    </w:p>
+    <w:p>
+      <w:pPr>
+        <w:pStyle w:val="ListBullet"/>
+      </w:pPr>
+      <w:r>
+        <w:t>이름: 프로필을 구분할 이름. 예: 기본 문서 분석</w:t>
+      </w:r>
+    </w:p>
+    <w:p>
+      <w:pPr>
+        <w:pStyle w:val="ListBullet"/>
+      </w:pPr>
+      <w:r>
+        <w:t>분석 Provider: 하나 이상 선택</w:t>
+      </w:r>
+    </w:p>
+    <w:p>
+      <w:pPr>
+        <w:pStyle w:val="ListBullet"/>
+      </w:pPr>
+      <w:r>
+        <w:t>Non‑Vision LLM Provider: 하나 이상 선택</w:t>
+      </w:r>
+    </w:p>
+    <w:p>
+      <w:pPr>
+        <w:pStyle w:val="ListBullet"/>
+      </w:pPr>
+      <w:r>
+        <w:t>선택 전략:</w:t>
+      </w:r>
+    </w:p>
+    <w:p>
+      <w:pPr>
+        <w:pStyle w:val="ListBullet"/>
+      </w:pPr>
+      <w:r>
+        <w:t>우선순위: 설정된 우선순위 순서로 선택</w:t>
+      </w:r>
+    </w:p>
+    <w:p>
+      <w:pPr>
+        <w:pStyle w:val="ListBullet"/>
+      </w:pPr>
+      <w:r>
+        <w:t>대체 경로: 앞선 Provider 실패 시 다음 Provider 사용</w:t>
+      </w:r>
+    </w:p>
+    <w:p>
+      <w:pPr>
+        <w:pStyle w:val="ListBullet"/>
+      </w:pPr>
+      <w:r>
+        <w:t>상태 우선: 정상 상태 Provider를 우선 선택</w:t>
+      </w:r>
+    </w:p>
+    <w:p>
+      <w:pPr>
+        <w:pStyle w:val="ListBullet"/>
+      </w:pPr>
+      <w:r>
+        <w:t>비용 우선: 비용 기준으로 선택</w:t>
+      </w:r>
+    </w:p>
+    <w:p>
+      <w:r>
+        <w:t>예를 들어 분석 Provider로 upstage-document-parse, openai-vision을 선택하고 Non‑Vision LLM Provider로 upstage-solar, omni-route를 선택하면 시스템이 분석 성공 여부와 선택 전략에 따라 전달 대상을 자동으로 결정합니다.</w:t>
+      </w:r>
+    </w:p>
+    <w:p>
+      <w:pPr>
+        <w:pStyle w:val="Heading3"/>
+      </w:pPr>
+      <w:r>
+        <w:t>모델</w:t>
+      </w:r>
+    </w:p>
+    <w:p>
+      <w:r>
+        <w:t>모델 메뉴는 Provider의 기준 모델을 대체하거나, 사용할 모델의 capability 근거를 별도로 관리할 때 사용합니다.</w:t>
+      </w:r>
+    </w:p>
+    <w:p>
+      <w:pPr>
+        <w:pStyle w:val="Heading3"/>
+      </w:pPr>
+      <w:r>
+        <w:t>등록 항목</w:t>
+      </w:r>
+    </w:p>
+    <w:p>
+      <w:pPr>
+        <w:pStyle w:val="ListBullet"/>
+      </w:pPr>
+      <w:r>
+        <w:t>모델 ID: Provider가 실제로 받는 정확한 모델 식별자. 예: solar-pro2</w:t>
+      </w:r>
+    </w:p>
+    <w:p>
+      <w:pPr>
+        <w:pStyle w:val="ListBullet"/>
+      </w:pPr>
+      <w:r>
+        <w:t>Capability 근거: 해당 모델이 텍스트 전용 Non‑Vision 모델임을 확인할 수 있는 문서, Provider 모델 목록, 또는 연결 시험 근거</w:t>
+      </w:r>
+    </w:p>
+    <w:p>
+      <w:r>
+        <w:t>모델 등록은 선택 사항입니다. 모델을 등록하지 않으면 Provider 등록에 지정한 기준 모델을 사용하고, Provider 기준 모델도 비어 있으면 카탈로그의 기본 모델을 사용합니다.</w:t>
+      </w:r>
+    </w:p>
+    <w:p>
+      <w:pPr>
+        <w:pStyle w:val="Heading3"/>
+      </w:pPr>
+      <w:r>
+        <w:t>정책</w:t>
+      </w:r>
+    </w:p>
+    <w:p>
+      <w:r>
+        <w:t>정책은 미디어 입력 경계와 차단 방식을 정의합니다. 현재 화면에서 정책 이름을 등록하면 기본 안전 정책이 적용됩니다.</w:t>
+      </w:r>
+    </w:p>
+    <w:p>
+      <w:r>
+        <w:t>기본 정책은 다음과 같습니다.</w:t>
+      </w:r>
+    </w:p>
+    <w:tbl>
+      <w:tblPr>
+        <w:tblStyle w:val="TableGrid"/>
+        <w:tblW w:type="auto" w:w="0"/>
+        <w:tblLook w:firstColumn="1" w:firstRow="1" w:lastColumn="0" w:lastRow="0" w:noHBand="0" w:noVBand="1" w:val="04A0"/>
+      </w:tblPr>
+      <w:tblGrid>
+        <w:gridCol w:w="5040"/>
+        <w:gridCol w:w="5040"/>
+      </w:tblGrid>
+      <w:tr>
+        <w:trPr>
+          <w:tblHeader/>
+        </w:trPr>
+        <w:tc>
+          <w:tcPr>
+            <w:tcW w:type="dxa" w:w="5040"/>
+            <w:shd w:fill="1F4E78"/>
+          </w:tcPr>
+          <w:p>
+            <w:r>
+              <w:rPr>
+                <w:b/>
+                <w:color w:val="FFFFFF"/>
+              </w:rPr>
+              <w:t>항목</w:t>
+            </w:r>
+          </w:p>
+        </w:tc>
+        <w:tc>
+          <w:tcPr>
+            <w:tcW w:type="dxa" w:w="5040"/>
+            <w:shd w:fill="1F4E78"/>
+          </w:tcPr>
+          <w:p>
+            <w:r>
+              <w:rPr>
+                <w:b/>
+                <w:color w:val="FFFFFF"/>
+              </w:rPr>
+              <w:t>기본값</w:t>
+            </w:r>
+          </w:p>
+        </w:tc>
+      </w:tr>
+      <w:tr>
+        <w:tc>
+          <w:tcPr>
+            <w:tcW w:type="dxa" w:w="5040"/>
+            <w:vAlign w:val="center"/>
+            <w:shd w:fill="F3F6F9"/>
+          </w:tcPr>
+          <w:p>
+            <w:r>
+              <w:t>최대 파일 수</w:t>
+            </w:r>
+          </w:p>
+        </w:tc>
+        <w:tc>
+          <w:tcPr>
+            <w:tcW w:type="dxa" w:w="5040"/>
+            <w:vAlign w:val="center"/>
+            <w:shd w:fill="F3F6F9"/>
+          </w:tcPr>
+          <w:p>
+            <w:r>
+              <w:t>4개</w:t>
+            </w:r>
+          </w:p>
+        </w:tc>
+      </w:tr>
+      <w:tr>
+        <w:tc>
+          <w:tcPr>
+            <w:tcW w:type="dxa" w:w="5040"/>
+            <w:vAlign w:val="center"/>
+          </w:tcPr>
+          <w:p>
+            <w:r>
+              <w:t>최대 미디어 크기</w:t>
+            </w:r>
+          </w:p>
+        </w:tc>
+        <w:tc>
+          <w:tcPr>
+            <w:tcW w:type="dxa" w:w="5040"/>
+            <w:vAlign w:val="center"/>
+          </w:tcPr>
+          <w:p>
+            <w:r>
+              <w:t>2MiB</w:t>
+            </w:r>
+          </w:p>
+        </w:tc>
+      </w:tr>
+      <w:tr>
+        <w:tc>
+          <w:tcPr>
+            <w:tcW w:type="dxa" w:w="5040"/>
+            <w:vAlign w:val="center"/>
+            <w:shd w:fill="F3F6F9"/>
+          </w:tcPr>
+          <w:p>
+            <w:r>
+              <w:t>최대 PDF 페이지</w:t>
+            </w:r>
+          </w:p>
+        </w:tc>
+        <w:tc>
+          <w:tcPr>
+            <w:tcW w:type="dxa" w:w="5040"/>
+            <w:vAlign w:val="center"/>
+            <w:shd w:fill="F3F6F9"/>
+          </w:tcPr>
+          <w:p>
+            <w:r>
+              <w:t>20페이지</w:t>
+            </w:r>
+          </w:p>
+        </w:tc>
+      </w:tr>
+      <w:tr>
+        <w:tc>
+          <w:tcPr>
+            <w:tcW w:type="dxa" w:w="5040"/>
+            <w:vAlign w:val="center"/>
+          </w:tcPr>
+          <w:p>
+            <w:r>
+              <w:t>URL 입력</w:t>
+            </w:r>
+          </w:p>
+        </w:tc>
+        <w:tc>
+          <w:tcPr>
+            <w:tcW w:type="dxa" w:w="5040"/>
+            <w:vAlign w:val="center"/>
+          </w:tcPr>
+          <w:p>
+            <w:r>
+              <w:t>차단</w:t>
+            </w:r>
+          </w:p>
+        </w:tc>
+      </w:tr>
+      <w:tr>
+        <w:tc>
+          <w:tcPr>
+            <w:tcW w:type="dxa" w:w="5040"/>
+            <w:vAlign w:val="center"/>
+            <w:shd w:fill="F3F6F9"/>
+          </w:tcPr>
+          <w:p>
+            <w:r>
+              <w:t>Base64 입력</w:t>
+            </w:r>
+          </w:p>
+        </w:tc>
+        <w:tc>
+          <w:tcPr>
+            <w:tcW w:type="dxa" w:w="5040"/>
+            <w:vAlign w:val="center"/>
+            <w:shd w:fill="F3F6F9"/>
+          </w:tcPr>
+          <w:p>
+            <w:r>
+              <w:t>허용</w:t>
+            </w:r>
+          </w:p>
+        </w:tc>
+      </w:tr>
+      <w:tr>
+        <w:tc>
+          <w:tcPr>
+            <w:tcW w:type="dxa" w:w="5040"/>
+            <w:vAlign w:val="center"/>
+          </w:tcPr>
+          <w:p>
+            <w:r>
+              <w:t>Asset 입력</w:t>
+            </w:r>
+          </w:p>
+        </w:tc>
+        <w:tc>
+          <w:tcPr>
+            <w:tcW w:type="dxa" w:w="5040"/>
+            <w:vAlign w:val="center"/>
+          </w:tcPr>
+          <w:p>
+            <w:r>
+              <w:t>허용</w:t>
+            </w:r>
+          </w:p>
+        </w:tc>
+      </w:tr>
+      <w:tr>
+        <w:tc>
+          <w:tcPr>
+            <w:tcW w:type="dxa" w:w="5040"/>
+            <w:vAlign w:val="center"/>
+            <w:shd w:fill="F3F6F9"/>
+          </w:tcPr>
+          <w:p>
+            <w:r>
+              <w:t>로컬 경로 입력</w:t>
+            </w:r>
+          </w:p>
+        </w:tc>
+        <w:tc>
+          <w:tcPr>
+            <w:tcW w:type="dxa" w:w="5040"/>
+            <w:vAlign w:val="center"/>
+            <w:shd w:fill="F3F6F9"/>
+          </w:tcPr>
+          <w:p>
+            <w:r>
+              <w:t>차단</w:t>
+            </w:r>
+          </w:p>
+        </w:tc>
+      </w:tr>
+      <w:tr>
+        <w:tc>
+          <w:tcPr>
+            <w:tcW w:type="dxa" w:w="5040"/>
+            <w:vAlign w:val="center"/>
+          </w:tcPr>
+          <w:p>
+            <w:r>
+              <w:t>Fail‑closed</w:t>
+            </w:r>
+          </w:p>
+        </w:tc>
+        <w:tc>
+          <w:tcPr>
+            <w:tcW w:type="dxa" w:w="5040"/>
+            <w:vAlign w:val="center"/>
+          </w:tcPr>
+          <w:p>
+            <w:r>
+              <w:t>활성</w:t>
+            </w:r>
+          </w:p>
+        </w:tc>
+      </w:tr>
+    </w:tbl>
+    <w:p/>
+    <w:p>
+      <w:r>
+        <w:t>Fail‑closed가 활성화되면 분석 Provider가 없거나 모델 capability를 확인할 수 없는 요청을 허용하지 않습니다. 정책을 등록하거나 수정한 뒤에는 Snapshot 발행을 해야 Gateway에 반영됩니다.</w:t>
+      </w:r>
+    </w:p>
+    <w:p>
+      <w:pPr>
+        <w:pStyle w:val="Heading3"/>
+      </w:pPr>
+      <w:r>
+        <w:t>접근 키</w:t>
+      </w:r>
+    </w:p>
+    <w:p>
+      <w:r>
+        <w:t>접근 키는 외부 사용자, Agent, 애플리케이션이 Media Bridge Endpoint를 호출할 때 사용하는 키입니다. 관리자만 발급·폐기할 수 있습니다.</w:t>
+      </w:r>
+    </w:p>
+    <w:p>
+      <w:pPr>
+        <w:pStyle w:val="Heading3"/>
+      </w:pPr>
+      <w:r>
+        <w:t>발급 항목</w:t>
+      </w:r>
+    </w:p>
+    <w:p>
+      <w:pPr>
+        <w:pStyle w:val="ListBullet"/>
+      </w:pPr>
+      <w:r>
+        <w:t>접근 키 이름: 사용 목적이나 호출 주체. 예: OmniRoute 배포형</w:t>
+      </w:r>
+    </w:p>
+    <w:p>
+      <w:pPr>
+        <w:pStyle w:val="ListBullet"/>
+      </w:pPr>
+      <w:r>
+        <w:t>권한:</w:t>
+      </w:r>
+    </w:p>
+    <w:p>
+      <w:pPr>
+        <w:pStyle w:val="ListBullet"/>
+      </w:pPr>
+      <w:r>
+        <w:t>assets:write: 이미지·PDF 업로드</w:t>
+      </w:r>
+    </w:p>
+    <w:p>
+      <w:pPr>
+        <w:pStyle w:val="ListBullet"/>
+      </w:pPr>
+      <w:r>
+        <w:t>mcp:invoke: MCP 호출</w:t>
+      </w:r>
+    </w:p>
+    <w:p>
+      <w:pPr>
+        <w:pStyle w:val="ListBullet"/>
+      </w:pPr>
+      <w:r>
+        <w:t>responses:invoke: Responses API 호출</w:t>
+      </w:r>
+    </w:p>
+    <w:p>
+      <w:r>
+        <w:t>발급 직후 원문 키가 한 번만 표시됩니다. 즉시 호출 주체의 Secret 관리 시스템에 저장해야 하며, 잃어버린 경우 기존 키를 복구하지 말고 새 키를 발급합니다. 사용 중지할 키는 선택 후 선택 폐기로 폐기합니다.</w:t>
+      </w:r>
+    </w:p>
+    <w:p>
+      <w:pPr>
+        <w:pStyle w:val="Heading3"/>
+      </w:pPr>
+      <w:r>
+        <w:t>Snapshot</w:t>
+      </w:r>
+    </w:p>
+    <w:p>
+      <w:r>
+        <w:t>Snapshot은 현재 DB 설정을 검증하고 운영용 서명 설정으로 발행하는 기능입니다. Provider, 모델, 라우팅, 정책을 변경한 뒤 다음 작업을 수행합니다.</w:t>
+      </w:r>
+    </w:p>
+    <w:p>
+      <w:pPr>
+        <w:pStyle w:val="ListNumber"/>
+      </w:pPr>
+      <w:r>
+        <w:t>현재 설정 검증 및 발행을 선택합니다.</w:t>
+      </w:r>
+    </w:p>
+    <w:p>
+      <w:pPr>
+        <w:pStyle w:val="ListNumber"/>
+      </w:pPr>
+      <w:r>
+        <w:t>시스템이 draft 설정을 검증합니다.</w:t>
+      </w:r>
+    </w:p>
+    <w:p>
+      <w:pPr>
+        <w:pStyle w:val="ListNumber"/>
+      </w:pPr>
+      <w:r>
+        <w:t>검증이 성공하면 서명 Snapshot이 발행됩니다.</w:t>
+      </w:r>
+    </w:p>
+    <w:p>
+      <w:pPr>
+        <w:pStyle w:val="ListNumber"/>
+      </w:pPr>
+      <w:r>
+        <w:t>Gateway가 새 Snapshot을 사용합니다.</w:t>
+      </w:r>
+    </w:p>
+    <w:p>
+      <w:r>
+        <w:t>잘못된 설정을 발행한 경우 Snapshot 목록에서 원하는 버전의 이 버전으로 rollback을 선택합니다. Snapshot 발행과 rollback은 관리자만 수행할 수 있습니다.</w:t>
+      </w:r>
+    </w:p>
+    <w:p>
+      <w:pPr>
+        <w:pStyle w:val="Heading3"/>
+      </w:pPr>
+      <w:r>
+        <w:t>연결</w:t>
+      </w:r>
+    </w:p>
+    <w:p>
+      <w:r>
+        <w:t>연결 메뉴는 외부 Gateway 또는 다른 Media Bridge 인스턴스의 HTTPS Endpoint와 인증 Secret 참조를 관리합니다. Provider 등록과는 별개의 기능입니다.</w:t>
+      </w:r>
+    </w:p>
+    <w:p>
+      <w:pPr>
+        <w:pStyle w:val="Heading3"/>
+      </w:pPr>
+      <w:r>
+        <w:t>등록 항목</w:t>
+      </w:r>
+    </w:p>
+    <w:p>
+      <w:pPr>
+        <w:pStyle w:val="ListBullet"/>
+      </w:pPr>
+      <w:r>
+        <w:t>이름: 연결 대상의 구분 이름</w:t>
+      </w:r>
+    </w:p>
+    <w:p>
+      <w:pPr>
+        <w:pStyle w:val="ListBullet"/>
+      </w:pPr>
+      <w:r>
+        <w:t>Gateway HTTPS URL: https://로 시작하는 외부 Endpoint</w:t>
+      </w:r>
+    </w:p>
+    <w:p>
+      <w:pPr>
+        <w:pStyle w:val="ListBullet"/>
+      </w:pPr>
+      <w:r>
+        <w:t>Secret 참조 종류:</w:t>
+      </w:r>
+    </w:p>
+    <w:p>
+      <w:pPr>
+        <w:pStyle w:val="ListBullet"/>
+      </w:pPr>
+      <w:r>
+        <w:t>환경변수</w:t>
+      </w:r>
+    </w:p>
+    <w:p>
+      <w:pPr>
+        <w:pStyle w:val="ListBullet"/>
+      </w:pPr>
+      <w:r>
+        <w:t>Docker Secret</w:t>
+      </w:r>
+    </w:p>
+    <w:p>
+      <w:pPr>
+        <w:pStyle w:val="ListBullet"/>
+      </w:pPr>
+      <w:r>
+        <w:t>외부 Secret Store</w:t>
+      </w:r>
+    </w:p>
+    <w:p>
+      <w:pPr>
+        <w:pStyle w:val="ListBullet"/>
+      </w:pPr>
+      <w:r>
+        <w:t>Secret 식별자: 선택한 참조 종류에 맞는 식별자</w:t>
+      </w:r>
+    </w:p>
+    <w:p>
+      <w:r>
+        <w:t>예를 들어 OmniRoute 배포형을 연결할 때는 다음처럼 입력합니다.</w:t>
+      </w:r>
+    </w:p>
+    <w:p>
+      <w:pPr>
+        <w:pStyle w:val="NoSpacing"/>
+        <w:ind w:left="360"/>
+      </w:pPr>
+      <w:r>
+        <w:rPr>
+          <w:rFonts w:ascii="Consolas" w:hAnsi="Consolas"/>
+          <w:sz w:val="18"/>
+        </w:rPr>
+        <w:t>이름: OmniRoute 배포형</w:t>
+        <w:br/>
+        <w:t>Gateway HTTPS URL: https://omniroute.sinsan.kr/v1</w:t>
+        <w:br/>
+        <w:t>Secret 참조 종류: 환경변수</w:t>
+        <w:br/>
+        <w:t>Secret 식별자: OMNIROUTE_API_KEY</w:t>
+      </w:r>
+    </w:p>
+    <w:p>
+      <w:r>
+        <w:t>등록 후 연결 시험을 실행해 Endpoint와 Secret 참조가 정상인지 확인합니다. 연결 시험은 operator도 수행할 수 있지만 등록·폐기는 관리자만 수행합니다.</w:t>
+      </w:r>
+    </w:p>
+    <w:p>
+      <w:pPr>
+        <w:pStyle w:val="Heading3"/>
+      </w:pPr>
+      <w:r>
+        <w:t>운영 시 확인 사항</w:t>
+      </w:r>
+    </w:p>
+    <w:p>
+      <w:pPr>
+        <w:pStyle w:val="ListBullet"/>
+      </w:pPr>
+      <w:r>
+        <w:t>Provider를 등록했지만 라우팅 프로필에서 선택하지 않으면 요청 전달 대상이 되지 않습니다.</w:t>
+      </w:r>
+    </w:p>
+    <w:p>
+      <w:pPr>
+        <w:pStyle w:val="ListBullet"/>
+      </w:pPr>
+      <w:r>
+        <w:t>모델은 선택 사항이며, 미등록 시 Provider 기준 모델이 자동 사용됩니다.</w:t>
+      </w:r>
+    </w:p>
+    <w:p>
+      <w:pPr>
+        <w:pStyle w:val="ListBullet"/>
+      </w:pPr>
+      <w:r>
+        <w:t>설정을 바꾼 뒤 Snapshot을 발행하지 않으면 Gateway에 변경 사항이 반영되지 않습니다.</w:t>
+      </w:r>
+    </w:p>
+    <w:p>
+      <w:pPr>
+        <w:pStyle w:val="ListBullet"/>
+      </w:pPr>
+      <w:r>
+        <w:t>접근 키 원문은 발급 순간에만 표시됩니다.</w:t>
+      </w:r>
+    </w:p>
+    <w:p>
+      <w:pPr>
+        <w:pStyle w:val="ListBullet"/>
+      </w:pPr>
+      <w:r>
+        <w:t>Provider API 키와 외부 호출용 접근 키는 서로 다른 키입니다.</w:t>
+      </w:r>
+    </w:p>
+    <w:p>
+      <w:pPr>
+        <w:pStyle w:val="ListBullet"/>
+      </w:pPr>
+      <w:r>
+        <w:t>Provider API 키는 downstream Provider 호출용이고, 접근 키는 Media Bridge Endpoint 호출용입니다.</w:t>
+      </w:r>
+    </w:p>
+    <w:p>
+      <w:pPr>
+        <w:pStyle w:val="ListBullet"/>
+      </w:pPr>
+      <w:r>
+        <w:t>정책 화면은 현재 정책 이름과 기본 안전값을 관리합니다. 특정 라우팅 프로필에 정책을 직접 연결하는 별도 편집 항목은 현재 콘솔에 노출되어 있지 않습니다.</w:t>
+      </w:r>
+    </w:p>
+    <w:p>
+      <w:pPr>
+        <w:pStyle w:val="Heading1"/>
+      </w:pPr>
+      <w:r>
+        <w:t>8. 통합 매뉴얼 적용 원칙</w:t>
+      </w:r>
+    </w:p>
+    <w:p>
+      <w:r>
+        <w:t>실제 runtime·DB·image·health가 문서와 다르면 실제 상태를 우선하고 WORK_STATUS에 차이를 기록합니다. Secret 원문을 문서·Git·로그에 저장하지 않습니다.</w:t>
       </w:r>
     </w:p>
     <w:sectPr>
       <w:pgSz w:w="12240" w:h="15840"/>
-      <w:pgMar w:top="1008" w:right="1152" w:bottom="1008" w:left="1152" w:header="720" w:footer="720" w:gutter="0"/>
+      <w:pgMar w:top="936" w:right="1080" w:bottom="936" w:left="1080" w:header="720" w:footer="720" w:gutter="0"/>
       <w:cols w:space="720"/>
       <w:docGrid w:linePitch="360"/>
     </w:sectPr>
@@ -2848,7 +8607,7 @@
     <w:rPr>
       <w:rFonts w:ascii="Malgun Gothic" w:hAnsi="Malgun Gothic"/>
       <w:color w:val="000000"/>
-      <w:sz w:val="20"/>
+      <w:sz w:val="19"/>
     </w:rPr>
   </w:style>
   <w:style w:type="paragraph" w:styleId="Header">
@@ -3204,7 +8963,7 @@
       <w:color w:val="000000"/>
       <w:spacing w:val="5"/>
       <w:kern w:val="28"/>
-      <w:sz w:val="48"/>
+      <w:sz w:val="50"/>
       <w:szCs w:val="52"/>
     </w:rPr>
   </w:style>

--- a/docs/manuals/Media-Bridge-Integrated-Manual.docx
+++ b/docs/manuals/Media-Bridge-Integrated-Manual.docx
@@ -7245,7 +7245,7 @@
     </w:p>
     <w:p>
       <w:r>
-        <w:t>이 매뉴얼은 배포형 Media Bridge의 관리 콘솔에서 Provider, 라우팅, 모델, 정책, 접근 키, Snapshot, 연결을 등록하고 운영하는 방법을 설명합니다. Media Bridge는 미디어 입력을 검사·분석한 뒤 허용된 요청을 Non‑Vision LLM Provider로 전달하므로, 아래 순서대로 설정해야 실제 요청을 안전하게 처리할 수 있습니다.</w:t>
+        <w:t>이 매뉴얼은 배포형 Media Bridge의 관리 콘솔에서 Provider, 라우팅, 모델, 정책, 접근 키와 Snapshot을 등록하고 운영하는 방법을 설명합니다. Provider와 credential은 DB 설정을 정본으로 사용합니다. Media Bridge는 미디어 입력을 검사·분석한 뒤 허용된 요청을 Non-Vision LLM Provider로 전달합니다.</w:t>
       </w:r>
     </w:p>
     <w:p>
@@ -7493,7 +7493,7 @@
         <w:pStyle w:val="ListNumber"/>
       </w:pPr>
       <w:r>
-        <w:t>DB에 직접 저장할 API 키를 입력하거나, 환경변수 참조를 사용할 경우 환경변수 이름을 입력합니다.</w:t>
+        <w:t>Provider API 키를 기존 DB credential 관리 경로로 저장하거나 이미 등록된 DB credential을 선택합니다. 새 Secret 파일은 요구하지 않습니다.</w:t>
       </w:r>
     </w:p>
     <w:p>
@@ -7527,7 +7527,45 @@
     </w:p>
     <w:p>
       <w:r>
-        <w:t>API 키를 입력하면 키 원문은 DB에 암호화되어 저장되고 목록에는 원문이나 내부 식별자를 표시하지 않습니다. 환경변수 참조를 직접 사용하는 경우에만 PROVIDER_API_KEY처럼 대문자와 숫자, 밑줄을 사용합니다.</w:t>
+        <w:t>Provider API 키는 DB에서 암호화해 보관하며, 관리 화면은 원문을 다시 표시하지 않습니다. Gateway는 Provider ID를 기준으로 DB credential을 조회하므로 별도의 Gateway Secret 파일을 추가할 필요가 없습니다.</w:t>
+      </w:r>
+    </w:p>
+    <w:p>
+      <w:pPr>
+        <w:pStyle w:val="Heading2"/>
+      </w:pPr>
+      <w:r>
+        <w:t>Non-Vision LLM 추론 등급</w:t>
+      </w:r>
+    </w:p>
+    <w:p>
+      <w:pPr/>
+      <w:r>
+        <w:t>추론 등급은 Provider 유형이 Non-Vision LLM일 때만 설정합니다. 선택한 Provider, API 프로토콜, 모델 조합이 지원하는 선택지만 표시됩니다. Upstage Solar solar-pro3 및 solar-pro4의 Chat Completions 조합은 low, medium, high를 지원합니다.</w:t>
+      </w:r>
+    </w:p>
+    <w:p>
+      <w:pPr/>
+      <w:r>
+        <w:t>Provider 기본값은 추론 파라미터를 요청에 추가하지 않고 Provider의 기본 동작을 사용합니다. 기존 설정도 이 값을 기본으로 유지합니다.</w:t>
+      </w:r>
+    </w:p>
+    <w:p>
+      <w:pPr/>
+      <w:r>
+        <w:t>배포형에서는 설정 저장 후 새 Snapshot을 발행해야 Gateway 요청에 적용됩니다. 설치형에서는 LLM 연결 시험과 전체 흐름 시험이 저장된 동일한 추론 등급을 사용합니다.</w:t>
+      </w:r>
+    </w:p>
+    <w:p>
+      <w:pPr/>
+      <w:r>
+        <w:t>모델 또는 프로토콜 변경으로 기존 등급이 지원되지 않으면 자동 대체하지 않습니다. 지원되는 값이나 Provider 기본값을 명시적으로 선택해야 저장할 수 있습니다.</w:t>
+      </w:r>
+    </w:p>
+    <w:p>
+      <w:pPr/>
+      <w:r>
+        <w:t>추론 등급은 분석 Provider, 미디어 변환 또는 분석 Provider와 Non-Vision LLM의 N:N 라우팅을 변경하지 않습니다.</w:t>
       </w:r>
     </w:p>
     <w:p>
@@ -8046,112 +8084,6 @@
     <w:p>
       <w:r>
         <w:t>잘못된 설정을 발행한 경우 Snapshot 목록에서 원하는 버전의 이 버전으로 rollback을 선택합니다. Snapshot 발행과 rollback은 관리자만 수행할 수 있습니다.</w:t>
-      </w:r>
-    </w:p>
-    <w:p>
-      <w:pPr>
-        <w:pStyle w:val="Heading3"/>
-      </w:pPr>
-      <w:r>
-        <w:t>연결</w:t>
-      </w:r>
-    </w:p>
-    <w:p>
-      <w:r>
-        <w:t>연결 메뉴는 외부 Gateway 또는 다른 Media Bridge 인스턴스의 HTTPS Endpoint와 인증 Secret 참조를 관리합니다. Provider 등록과는 별개의 기능입니다.</w:t>
-      </w:r>
-    </w:p>
-    <w:p>
-      <w:pPr>
-        <w:pStyle w:val="Heading3"/>
-      </w:pPr>
-      <w:r>
-        <w:t>등록 항목</w:t>
-      </w:r>
-    </w:p>
-    <w:p>
-      <w:pPr>
-        <w:pStyle w:val="ListBullet"/>
-      </w:pPr>
-      <w:r>
-        <w:t>이름: 연결 대상의 구분 이름</w:t>
-      </w:r>
-    </w:p>
-    <w:p>
-      <w:pPr>
-        <w:pStyle w:val="ListBullet"/>
-      </w:pPr>
-      <w:r>
-        <w:t>Gateway HTTPS URL: https://로 시작하는 외부 Endpoint</w:t>
-      </w:r>
-    </w:p>
-    <w:p>
-      <w:pPr>
-        <w:pStyle w:val="ListBullet"/>
-      </w:pPr>
-      <w:r>
-        <w:t>Secret 참조 종류:</w:t>
-      </w:r>
-    </w:p>
-    <w:p>
-      <w:pPr>
-        <w:pStyle w:val="ListBullet"/>
-      </w:pPr>
-      <w:r>
-        <w:t>환경변수</w:t>
-      </w:r>
-    </w:p>
-    <w:p>
-      <w:pPr>
-        <w:pStyle w:val="ListBullet"/>
-      </w:pPr>
-      <w:r>
-        <w:t>Docker Secret</w:t>
-      </w:r>
-    </w:p>
-    <w:p>
-      <w:pPr>
-        <w:pStyle w:val="ListBullet"/>
-      </w:pPr>
-      <w:r>
-        <w:t>외부 Secret Store</w:t>
-      </w:r>
-    </w:p>
-    <w:p>
-      <w:pPr>
-        <w:pStyle w:val="ListBullet"/>
-      </w:pPr>
-      <w:r>
-        <w:t>Secret 식별자: 선택한 참조 종류에 맞는 식별자</w:t>
-      </w:r>
-    </w:p>
-    <w:p>
-      <w:r>
-        <w:t>예를 들어 OmniRoute 배포형을 연결할 때는 다음처럼 입력합니다.</w:t>
-      </w:r>
-    </w:p>
-    <w:p>
-      <w:pPr>
-        <w:pStyle w:val="NoSpacing"/>
-        <w:ind w:left="360"/>
-      </w:pPr>
-      <w:r>
-        <w:rPr>
-          <w:rFonts w:ascii="Consolas" w:hAnsi="Consolas"/>
-          <w:sz w:val="18"/>
-        </w:rPr>
-        <w:t>이름: OmniRoute 배포형</w:t>
-        <w:br/>
-        <w:t>Gateway HTTPS URL: https://omniroute.sinsan.kr/v1</w:t>
-        <w:br/>
-        <w:t>Secret 참조 종류: 환경변수</w:t>
-        <w:br/>
-        <w:t>Secret 식별자: OMNIROUTE_API_KEY</w:t>
-      </w:r>
-    </w:p>
-    <w:p>
-      <w:r>
-        <w:t>등록 후 연결 시험을 실행해 Endpoint와 Secret 참조가 정상인지 확인합니다. 연결 시험은 operator도 수행할 수 있지만 등록·폐기는 관리자만 수행합니다.</w:t>
       </w:r>
     </w:p>
     <w:p>
